--- a/DSA -CSE25014.docx
+++ b/DSA -CSE25014.docx
@@ -1046,19 +1046,10 @@
               <w:t>1)</w:t>
             </w:r>
             <w:r>
-              <w:t xml:space="preserve"> </w:t>
-            </w:r>
-            <w:proofErr w:type="gramStart"/>
-            <w:r>
-              <w:t>write  a</w:t>
-            </w:r>
-            <w:proofErr w:type="gramEnd"/>
-            <w:r>
-              <w:t xml:space="preserve"> python program to perform linear search on the given input.</w:t>
-            </w:r>
-          </w:p>
-          <w:p>
-            <w:proofErr w:type="gramStart"/>
+              <w:t xml:space="preserve"> write  a python program to perform linear search on the given input.</w:t>
+            </w:r>
+          </w:p>
+          <w:p>
             <w:r>
               <w:rPr>
                 <w:b/>
@@ -1067,11 +1058,7 @@
               <w:t>2.a)</w:t>
             </w:r>
             <w:r>
-              <w:t>write</w:t>
-            </w:r>
-            <w:proofErr w:type="gramEnd"/>
-            <w:r>
-              <w:t xml:space="preserve"> a python program to perform binary search on the given input verify by taking sorted array.</w:t>
+              <w:t>write a python program to perform binary search on the given input verify by taking sorted array.</w:t>
             </w:r>
           </w:p>
           <w:p>
@@ -1173,7 +1160,9 @@
           </w:tcPr>
           <w:p>
             <w:pPr>
-              <w:spacing w:after="160" w:line="278" w:lineRule="auto"/>
+              <w:rPr>
+                <w:lang w:val="en-US"/>
+              </w:rPr>
             </w:pPr>
             <w:r>
               <w:rPr>
@@ -1182,6 +1171,165 @@
               </w:rPr>
               <w:t xml:space="preserve">WEEK 3:  </w:t>
             </w:r>
+            <w:r>
+              <w:rPr>
+                <w:lang w:val="en-US"/>
+              </w:rPr>
+              <w:t>1.a) Write a python program to sort the elements using bubble sort technique. Take an input from the user.</w:t>
+            </w:r>
+          </w:p>
+          <w:p>
+            <w:pPr>
+              <w:rPr>
+                <w:lang w:val="en-US"/>
+              </w:rPr>
+            </w:pPr>
+            <w:r>
+              <w:rPr>
+                <w:lang w:val="en-US"/>
+              </w:rPr>
+              <w:t>1.</w:t>
+            </w:r>
+            <w:r>
+              <w:rPr>
+                <w:lang w:val="en-US"/>
+              </w:rPr>
+              <w:t>b</w:t>
+            </w:r>
+            <w:r>
+              <w:rPr>
+                <w:lang w:val="en-US"/>
+              </w:rPr>
+              <w:t xml:space="preserve">) Write a python program to sort the elements using </w:t>
+            </w:r>
+            <w:r>
+              <w:rPr>
+                <w:lang w:val="en-US"/>
+              </w:rPr>
+              <w:t>insertion</w:t>
+            </w:r>
+            <w:r>
+              <w:rPr>
+                <w:lang w:val="en-US"/>
+              </w:rPr>
+              <w:t xml:space="preserve"> sort technique. Take an input from the user.</w:t>
+            </w:r>
+          </w:p>
+          <w:p>
+            <w:pPr>
+              <w:rPr>
+                <w:lang w:val="en-US"/>
+              </w:rPr>
+            </w:pPr>
+            <w:r>
+              <w:rPr>
+                <w:lang w:val="en-US"/>
+              </w:rPr>
+              <w:t>1.</w:t>
+            </w:r>
+            <w:r>
+              <w:rPr>
+                <w:lang w:val="en-US"/>
+              </w:rPr>
+              <w:t>c</w:t>
+            </w:r>
+            <w:r>
+              <w:rPr>
+                <w:lang w:val="en-US"/>
+              </w:rPr>
+              <w:t xml:space="preserve">) Write a python program to sort the elements using </w:t>
+            </w:r>
+            <w:r>
+              <w:rPr>
+                <w:lang w:val="en-US"/>
+              </w:rPr>
+              <w:t>selection</w:t>
+            </w:r>
+            <w:r>
+              <w:rPr>
+                <w:lang w:val="en-US"/>
+              </w:rPr>
+              <w:t xml:space="preserve"> sort technique. Take an input from the user.</w:t>
+            </w:r>
+          </w:p>
+          <w:p>
+            <w:pPr>
+              <w:rPr>
+                <w:lang w:val="en-US"/>
+              </w:rPr>
+            </w:pPr>
+            <w:r>
+              <w:rPr>
+                <w:lang w:val="en-US"/>
+              </w:rPr>
+              <w:t>1.</w:t>
+            </w:r>
+            <w:r>
+              <w:rPr>
+                <w:lang w:val="en-US"/>
+              </w:rPr>
+              <w:t>d</w:t>
+            </w:r>
+            <w:r>
+              <w:rPr>
+                <w:lang w:val="en-US"/>
+              </w:rPr>
+              <w:t xml:space="preserve">) Write a python program to sort the elements using </w:t>
+            </w:r>
+            <w:r>
+              <w:rPr>
+                <w:lang w:val="en-US"/>
+              </w:rPr>
+              <w:t>quick</w:t>
+            </w:r>
+            <w:r>
+              <w:rPr>
+                <w:lang w:val="en-US"/>
+              </w:rPr>
+              <w:t xml:space="preserve"> sort technique. Take an input from the user.</w:t>
+            </w:r>
+          </w:p>
+          <w:p>
+            <w:pPr>
+              <w:rPr>
+                <w:lang w:val="en-US"/>
+              </w:rPr>
+            </w:pPr>
+            <w:r>
+              <w:rPr>
+                <w:lang w:val="en-US"/>
+              </w:rPr>
+              <w:t>1.</w:t>
+            </w:r>
+            <w:r>
+              <w:rPr>
+                <w:lang w:val="en-US"/>
+              </w:rPr>
+              <w:t>e</w:t>
+            </w:r>
+            <w:r>
+              <w:rPr>
+                <w:lang w:val="en-US"/>
+              </w:rPr>
+              <w:t xml:space="preserve">) Write a python program to sort the elements using </w:t>
+            </w:r>
+            <w:r>
+              <w:rPr>
+                <w:lang w:val="en-US"/>
+              </w:rPr>
+              <w:t>merge</w:t>
+            </w:r>
+            <w:r>
+              <w:rPr>
+                <w:lang w:val="en-US"/>
+              </w:rPr>
+              <w:t xml:space="preserve"> sort technique. Take an input from the user.</w:t>
+            </w:r>
+          </w:p>
+          <w:p>
+            <w:pPr>
+              <w:spacing w:after="160" w:line="278" w:lineRule="auto"/>
+            </w:pPr>
           </w:p>
           <w:p>
             <w:pPr>
@@ -1203,6 +1351,9 @@
             <w:pPr>
               <w:spacing w:after="160" w:line="278" w:lineRule="auto"/>
             </w:pPr>
+            <w:r>
+              <w:t>19-25</w:t>
+            </w:r>
           </w:p>
         </w:tc>
         <w:tc>
@@ -1371,105 +1522,25 @@
           <w:szCs w:val="32"/>
           <w:lang w:val="en-US"/>
         </w:rPr>
-        <w:t xml:space="preserve">AIM:  A </w:t>
-      </w:r>
-      <w:proofErr w:type="gramStart"/>
-      <w:r>
-        <w:rPr>
-          <w:rFonts w:ascii="Times New Roman" w:hAnsi="Times New Roman" w:cs="Times New Roman"/>
-          <w:sz w:val="32"/>
-          <w:szCs w:val="32"/>
-          <w:lang w:val="en-US"/>
-        </w:rPr>
-        <w:t>rocket  launch</w:t>
-      </w:r>
-      <w:proofErr w:type="gramEnd"/>
-      <w:r>
-        <w:rPr>
-          <w:rFonts w:ascii="Times New Roman" w:hAnsi="Times New Roman" w:cs="Times New Roman"/>
-          <w:sz w:val="32"/>
-          <w:szCs w:val="32"/>
-          <w:lang w:val="en-US"/>
-        </w:rPr>
-        <w:t xml:space="preserve"> system displays </w:t>
-      </w:r>
-      <w:proofErr w:type="gramStart"/>
-      <w:r>
-        <w:rPr>
-          <w:rFonts w:ascii="Times New Roman" w:hAnsi="Times New Roman" w:cs="Times New Roman"/>
-          <w:sz w:val="32"/>
-          <w:szCs w:val="32"/>
-          <w:lang w:val="en-US"/>
-        </w:rPr>
-        <w:t>a  countdown</w:t>
-      </w:r>
-      <w:proofErr w:type="gramEnd"/>
-      <w:r>
-        <w:rPr>
-          <w:rFonts w:ascii="Times New Roman" w:hAnsi="Times New Roman" w:cs="Times New Roman"/>
-          <w:sz w:val="32"/>
-          <w:szCs w:val="32"/>
-          <w:lang w:val="en-US"/>
-        </w:rPr>
-        <w:t xml:space="preserve"> before launch</w:t>
-      </w:r>
-      <w:r>
-        <w:rPr>
-          <w:rFonts w:ascii="Times New Roman" w:hAnsi="Times New Roman" w:cs="Times New Roman"/>
-          <w:sz w:val="32"/>
-          <w:szCs w:val="32"/>
-          <w:lang w:val="en-US"/>
-        </w:rPr>
-        <w:t xml:space="preserve">. Instead of using a loop </w:t>
-      </w:r>
-      <w:proofErr w:type="gramStart"/>
-      <w:r>
-        <w:rPr>
-          <w:rFonts w:ascii="Times New Roman" w:hAnsi="Times New Roman" w:cs="Times New Roman"/>
-          <w:sz w:val="32"/>
-          <w:szCs w:val="32"/>
-          <w:lang w:val="en-US"/>
-        </w:rPr>
-        <w:t>implement  the</w:t>
-      </w:r>
-      <w:proofErr w:type="gramEnd"/>
-      <w:r>
-        <w:rPr>
-          <w:rFonts w:ascii="Times New Roman" w:hAnsi="Times New Roman" w:cs="Times New Roman"/>
-          <w:sz w:val="32"/>
-          <w:szCs w:val="32"/>
-          <w:lang w:val="en-US"/>
-        </w:rPr>
-        <w:t xml:space="preserve"> countdown using </w:t>
-      </w:r>
-      <w:proofErr w:type="gramStart"/>
-      <w:r>
-        <w:rPr>
-          <w:rFonts w:ascii="Times New Roman" w:hAnsi="Times New Roman" w:cs="Times New Roman"/>
-          <w:sz w:val="32"/>
-          <w:szCs w:val="32"/>
-          <w:lang w:val="en-US"/>
-        </w:rPr>
-        <w:t xml:space="preserve">recursion </w:t>
-      </w:r>
-      <w:r>
-        <w:rPr>
-          <w:rFonts w:ascii="Times New Roman" w:hAnsi="Times New Roman" w:cs="Times New Roman"/>
-          <w:sz w:val="32"/>
-          <w:szCs w:val="32"/>
-          <w:lang w:val="en-US"/>
-        </w:rPr>
-        <w:t>.write</w:t>
-      </w:r>
-      <w:proofErr w:type="gramEnd"/>
-      <w:r>
-        <w:rPr>
-          <w:rFonts w:ascii="Times New Roman" w:hAnsi="Times New Roman" w:cs="Times New Roman"/>
-          <w:sz w:val="32"/>
-          <w:szCs w:val="32"/>
-          <w:lang w:val="en-US"/>
-        </w:rPr>
-        <w:t xml:space="preserve">  a recursion python program to display a countdown from n to 1 followed by “launch”.</w:t>
+        <w:t>AIM:  A rocket  launch system displays a  countdown before launch</w:t>
+      </w:r>
+      <w:r>
+        <w:rPr>
+          <w:rFonts w:ascii="Times New Roman" w:hAnsi="Times New Roman" w:cs="Times New Roman"/>
+          <w:sz w:val="32"/>
+          <w:szCs w:val="32"/>
+          <w:lang w:val="en-US"/>
+        </w:rPr>
+        <w:t xml:space="preserve">. Instead of using a loop implement  the countdown using recursion </w:t>
+      </w:r>
+      <w:r>
+        <w:rPr>
+          <w:rFonts w:ascii="Times New Roman" w:hAnsi="Times New Roman" w:cs="Times New Roman"/>
+          <w:sz w:val="32"/>
+          <w:szCs w:val="32"/>
+          <w:lang w:val="en-US"/>
+        </w:rPr>
+        <w:t>.write  a recursion python program to display a countdown from n to 1 followed by “launch”.</w:t>
       </w:r>
     </w:p>
     <w:p>
@@ -1549,27 +1620,7 @@
           <w:szCs w:val="32"/>
           <w:lang w:val="en-US"/>
         </w:rPr>
-        <w:t xml:space="preserve">        </w:t>
-      </w:r>
-      <w:proofErr w:type="gramStart"/>
-      <w:r>
-        <w:rPr>
-          <w:rFonts w:ascii="Times New Roman" w:hAnsi="Times New Roman" w:cs="Times New Roman"/>
-          <w:sz w:val="32"/>
-          <w:szCs w:val="32"/>
-          <w:lang w:val="en-US"/>
-        </w:rPr>
-        <w:t>print(</w:t>
-      </w:r>
-      <w:proofErr w:type="gramEnd"/>
-      <w:r>
-        <w:rPr>
-          <w:rFonts w:ascii="Times New Roman" w:hAnsi="Times New Roman" w:cs="Times New Roman"/>
-          <w:sz w:val="32"/>
-          <w:szCs w:val="32"/>
-          <w:lang w:val="en-US"/>
-        </w:rPr>
-        <w:t>"invalid input")</w:t>
+        <w:t xml:space="preserve">        print("invalid input")</w:t>
       </w:r>
     </w:p>
     <w:p>
@@ -1609,47 +1660,7 @@
           <w:szCs w:val="32"/>
           <w:lang w:val="en-US"/>
         </w:rPr>
-        <w:t xml:space="preserve">        for </w:t>
-      </w:r>
-      <w:proofErr w:type="spellStart"/>
-      <w:r>
-        <w:rPr>
-          <w:rFonts w:ascii="Times New Roman" w:hAnsi="Times New Roman" w:cs="Times New Roman"/>
-          <w:sz w:val="32"/>
-          <w:szCs w:val="32"/>
-          <w:lang w:val="en-US"/>
-        </w:rPr>
-        <w:t>i</w:t>
-      </w:r>
-      <w:proofErr w:type="spellEnd"/>
-      <w:r>
-        <w:rPr>
-          <w:rFonts w:ascii="Times New Roman" w:hAnsi="Times New Roman" w:cs="Times New Roman"/>
-          <w:sz w:val="32"/>
-          <w:szCs w:val="32"/>
-          <w:lang w:val="en-US"/>
-        </w:rPr>
-        <w:t xml:space="preserve"> in </w:t>
-      </w:r>
-      <w:proofErr w:type="gramStart"/>
-      <w:r>
-        <w:rPr>
-          <w:rFonts w:ascii="Times New Roman" w:hAnsi="Times New Roman" w:cs="Times New Roman"/>
-          <w:sz w:val="32"/>
-          <w:szCs w:val="32"/>
-          <w:lang w:val="en-US"/>
-        </w:rPr>
-        <w:t>range(</w:t>
-      </w:r>
-      <w:proofErr w:type="gramEnd"/>
-      <w:r>
-        <w:rPr>
-          <w:rFonts w:ascii="Times New Roman" w:hAnsi="Times New Roman" w:cs="Times New Roman"/>
-          <w:sz w:val="32"/>
-          <w:szCs w:val="32"/>
-          <w:lang w:val="en-US"/>
-        </w:rPr>
-        <w:t>n, -1, -1):</w:t>
+        <w:t xml:space="preserve">        for i in range(n, -1, -1):</w:t>
       </w:r>
     </w:p>
     <w:p>
@@ -1669,27 +1680,7 @@
           <w:szCs w:val="32"/>
           <w:lang w:val="en-US"/>
         </w:rPr>
-        <w:t xml:space="preserve">            if </w:t>
-      </w:r>
-      <w:proofErr w:type="spellStart"/>
-      <w:r>
-        <w:rPr>
-          <w:rFonts w:ascii="Times New Roman" w:hAnsi="Times New Roman" w:cs="Times New Roman"/>
-          <w:sz w:val="32"/>
-          <w:szCs w:val="32"/>
-          <w:lang w:val="en-US"/>
-        </w:rPr>
-        <w:t>i</w:t>
-      </w:r>
-      <w:proofErr w:type="spellEnd"/>
-      <w:r>
-        <w:rPr>
-          <w:rFonts w:ascii="Times New Roman" w:hAnsi="Times New Roman" w:cs="Times New Roman"/>
-          <w:sz w:val="32"/>
-          <w:szCs w:val="32"/>
-          <w:lang w:val="en-US"/>
-        </w:rPr>
-        <w:t xml:space="preserve"> == 0:</w:t>
+        <w:t xml:space="preserve">            if i == 0:</w:t>
       </w:r>
     </w:p>
     <w:p>
@@ -1749,27 +1740,7 @@
           <w:szCs w:val="32"/>
           <w:lang w:val="en-US"/>
         </w:rPr>
-        <w:t xml:space="preserve">                print(</w:t>
-      </w:r>
-      <w:proofErr w:type="spellStart"/>
-      <w:r>
-        <w:rPr>
-          <w:rFonts w:ascii="Times New Roman" w:hAnsi="Times New Roman" w:cs="Times New Roman"/>
-          <w:sz w:val="32"/>
-          <w:szCs w:val="32"/>
-          <w:lang w:val="en-US"/>
-        </w:rPr>
-        <w:t>i</w:t>
-      </w:r>
-      <w:proofErr w:type="spellEnd"/>
-      <w:r>
-        <w:rPr>
-          <w:rFonts w:ascii="Times New Roman" w:hAnsi="Times New Roman" w:cs="Times New Roman"/>
-          <w:sz w:val="32"/>
-          <w:szCs w:val="32"/>
-          <w:lang w:val="en-US"/>
-        </w:rPr>
-        <w:t>)</w:t>
+        <w:t xml:space="preserve">                print(i)</w:t>
       </w:r>
     </w:p>
     <w:p>
@@ -1811,27 +1782,7 @@
           <w:szCs w:val="32"/>
           <w:lang w:val="en-US"/>
         </w:rPr>
-        <w:t xml:space="preserve">n = </w:t>
-      </w:r>
-      <w:proofErr w:type="gramStart"/>
-      <w:r>
-        <w:rPr>
-          <w:rFonts w:ascii="Times New Roman" w:hAnsi="Times New Roman" w:cs="Times New Roman"/>
-          <w:sz w:val="32"/>
-          <w:szCs w:val="32"/>
-          <w:lang w:val="en-US"/>
-        </w:rPr>
-        <w:t>int(input(</w:t>
-      </w:r>
-      <w:proofErr w:type="gramEnd"/>
-      <w:r>
-        <w:rPr>
-          <w:rFonts w:ascii="Times New Roman" w:hAnsi="Times New Roman" w:cs="Times New Roman"/>
-          <w:sz w:val="32"/>
-          <w:szCs w:val="32"/>
-          <w:lang w:val="en-US"/>
-        </w:rPr>
-        <w:t>"Enter no. of seconds to launch: "))</w:t>
+        <w:t>n = int(input("Enter no. of seconds to launch: "))</w:t>
       </w:r>
     </w:p>
     <w:p>
@@ -1851,6 +1802,7 @@
           <w:szCs w:val="32"/>
           <w:lang w:val="en-US"/>
         </w:rPr>
+        <w:lastRenderedPageBreak/>
         <w:t>launch(n)</w:t>
       </w:r>
     </w:p>
@@ -1912,7 +1864,6 @@
           <w:szCs w:val="32"/>
           <w:lang w:val="en-US"/>
         </w:rPr>
-        <w:lastRenderedPageBreak/>
         <w:drawing>
           <wp:inline distT="0" distB="0" distL="0" distR="0" wp14:anchorId="227B1AFE" wp14:editId="67C742A2">
             <wp:extent cx="4846740" cy="1127858"/>
@@ -2542,45 +2493,14 @@
         </w:rPr>
         <w:t xml:space="preserve">powers. Which can be implemented recursively. Write a recursive program to calculate </w:t>
       </w:r>
-      <w:proofErr w:type="spellStart"/>
-      <w:r>
-        <w:rPr>
-          <w:rFonts w:ascii="Times New Roman" w:hAnsi="Times New Roman" w:cs="Times New Roman"/>
-          <w:sz w:val="32"/>
-          <w:szCs w:val="32"/>
-          <w:lang w:val="en-US"/>
-        </w:rPr>
-        <w:t>p^n</w:t>
-      </w:r>
-      <w:proofErr w:type="spellEnd"/>
-      <w:r>
-        <w:rPr>
-          <w:rFonts w:ascii="Times New Roman" w:hAnsi="Times New Roman" w:cs="Times New Roman"/>
-          <w:sz w:val="32"/>
-          <w:szCs w:val="32"/>
-          <w:lang w:val="en-US"/>
-        </w:rPr>
-        <w:t>(power</w:t>
-      </w:r>
-      <w:proofErr w:type="gramStart"/>
-      <w:r>
-        <w:rPr>
-          <w:rFonts w:ascii="Times New Roman" w:hAnsi="Times New Roman" w:cs="Times New Roman"/>
-          <w:sz w:val="32"/>
-          <w:szCs w:val="32"/>
-          <w:lang w:val="en-US"/>
-        </w:rPr>
-        <w:t>),where</w:t>
-      </w:r>
-      <w:proofErr w:type="gramEnd"/>
-      <w:r>
-        <w:rPr>
-          <w:rFonts w:ascii="Times New Roman" w:hAnsi="Times New Roman" w:cs="Times New Roman"/>
-          <w:sz w:val="32"/>
-          <w:szCs w:val="32"/>
-          <w:lang w:val="en-US"/>
-        </w:rPr>
-        <w:t xml:space="preserve"> p=principal growth factor, n= number of years.</w:t>
+      <w:r>
+        <w:rPr>
+          <w:rFonts w:ascii="Times New Roman" w:hAnsi="Times New Roman" w:cs="Times New Roman"/>
+          <w:sz w:val="32"/>
+          <w:szCs w:val="32"/>
+          <w:lang w:val="en-US"/>
+        </w:rPr>
+        <w:t>p^n(power),where p=principal growth factor, n= number of years.</w:t>
       </w:r>
     </w:p>
     <w:p>
@@ -2620,38 +2540,7 @@
           <w:szCs w:val="32"/>
           <w:lang w:val="en-US"/>
         </w:rPr>
-        <w:t xml:space="preserve">def </w:t>
-      </w:r>
-      <w:proofErr w:type="spellStart"/>
-      <w:proofErr w:type="gramStart"/>
-      <w:r>
-        <w:rPr>
-          <w:rFonts w:ascii="Times New Roman" w:hAnsi="Times New Roman" w:cs="Times New Roman"/>
-          <w:sz w:val="32"/>
-          <w:szCs w:val="32"/>
-          <w:lang w:val="en-US"/>
-        </w:rPr>
-        <w:t>intrest</w:t>
-      </w:r>
-      <w:proofErr w:type="spellEnd"/>
-      <w:r>
-        <w:rPr>
-          <w:rFonts w:ascii="Times New Roman" w:hAnsi="Times New Roman" w:cs="Times New Roman"/>
-          <w:sz w:val="32"/>
-          <w:szCs w:val="32"/>
-          <w:lang w:val="en-US"/>
-        </w:rPr>
-        <w:t>(</w:t>
-      </w:r>
-      <w:proofErr w:type="gramEnd"/>
-      <w:r>
-        <w:rPr>
-          <w:rFonts w:ascii="Times New Roman" w:hAnsi="Times New Roman" w:cs="Times New Roman"/>
-          <w:sz w:val="32"/>
-          <w:szCs w:val="32"/>
-          <w:lang w:val="en-US"/>
-        </w:rPr>
-        <w:t>p, n):</w:t>
+        <w:t>def intrest(p, n):</w:t>
       </w:r>
     </w:p>
     <w:p>
@@ -2691,6 +2580,7 @@
           <w:szCs w:val="32"/>
           <w:lang w:val="en-US"/>
         </w:rPr>
+        <w:lastRenderedPageBreak/>
         <w:t xml:space="preserve">        return 1</w:t>
       </w:r>
     </w:p>
@@ -2711,27 +2601,7 @@
           <w:szCs w:val="32"/>
           <w:lang w:val="en-US"/>
         </w:rPr>
-        <w:t xml:space="preserve">    </w:t>
-      </w:r>
-      <w:proofErr w:type="spellStart"/>
-      <w:r>
-        <w:rPr>
-          <w:rFonts w:ascii="Times New Roman" w:hAnsi="Times New Roman" w:cs="Times New Roman"/>
-          <w:sz w:val="32"/>
-          <w:szCs w:val="32"/>
-          <w:lang w:val="en-US"/>
-        </w:rPr>
-        <w:t>elif</w:t>
-      </w:r>
-      <w:proofErr w:type="spellEnd"/>
-      <w:r>
-        <w:rPr>
-          <w:rFonts w:ascii="Times New Roman" w:hAnsi="Times New Roman" w:cs="Times New Roman"/>
-          <w:sz w:val="32"/>
-          <w:szCs w:val="32"/>
-          <w:lang w:val="en-US"/>
-        </w:rPr>
-        <w:t xml:space="preserve"> n &gt; 0:</w:t>
+        <w:t xml:space="preserve">    elif n &gt; 0:</w:t>
       </w:r>
     </w:p>
     <w:p>
@@ -2751,38 +2621,7 @@
           <w:szCs w:val="32"/>
           <w:lang w:val="en-US"/>
         </w:rPr>
-        <w:t xml:space="preserve">        return p * </w:t>
-      </w:r>
-      <w:proofErr w:type="spellStart"/>
-      <w:proofErr w:type="gramStart"/>
-      <w:r>
-        <w:rPr>
-          <w:rFonts w:ascii="Times New Roman" w:hAnsi="Times New Roman" w:cs="Times New Roman"/>
-          <w:sz w:val="32"/>
-          <w:szCs w:val="32"/>
-          <w:lang w:val="en-US"/>
-        </w:rPr>
-        <w:t>intrest</w:t>
-      </w:r>
-      <w:proofErr w:type="spellEnd"/>
-      <w:r>
-        <w:rPr>
-          <w:rFonts w:ascii="Times New Roman" w:hAnsi="Times New Roman" w:cs="Times New Roman"/>
-          <w:sz w:val="32"/>
-          <w:szCs w:val="32"/>
-          <w:lang w:val="en-US"/>
-        </w:rPr>
-        <w:t>(</w:t>
-      </w:r>
-      <w:proofErr w:type="gramEnd"/>
-      <w:r>
-        <w:rPr>
-          <w:rFonts w:ascii="Times New Roman" w:hAnsi="Times New Roman" w:cs="Times New Roman"/>
-          <w:sz w:val="32"/>
-          <w:szCs w:val="32"/>
-          <w:lang w:val="en-US"/>
-        </w:rPr>
-        <w:t>p, n - 1)</w:t>
+        <w:t xml:space="preserve">        return p * intrest(p, n - 1)</w:t>
       </w:r>
     </w:p>
     <w:p>
@@ -2802,7 +2641,6 @@
           <w:szCs w:val="32"/>
           <w:lang w:val="en-US"/>
         </w:rPr>
-        <w:lastRenderedPageBreak/>
         <w:t xml:space="preserve">    else:</w:t>
       </w:r>
     </w:p>
@@ -2823,38 +2661,7 @@
           <w:szCs w:val="32"/>
           <w:lang w:val="en-US"/>
         </w:rPr>
-        <w:t xml:space="preserve">        return (1 / p) * </w:t>
-      </w:r>
-      <w:proofErr w:type="spellStart"/>
-      <w:proofErr w:type="gramStart"/>
-      <w:r>
-        <w:rPr>
-          <w:rFonts w:ascii="Times New Roman" w:hAnsi="Times New Roman" w:cs="Times New Roman"/>
-          <w:sz w:val="32"/>
-          <w:szCs w:val="32"/>
-          <w:lang w:val="en-US"/>
-        </w:rPr>
-        <w:t>intrest</w:t>
-      </w:r>
-      <w:proofErr w:type="spellEnd"/>
-      <w:r>
-        <w:rPr>
-          <w:rFonts w:ascii="Times New Roman" w:hAnsi="Times New Roman" w:cs="Times New Roman"/>
-          <w:sz w:val="32"/>
-          <w:szCs w:val="32"/>
-          <w:lang w:val="en-US"/>
-        </w:rPr>
-        <w:t>(</w:t>
-      </w:r>
-      <w:proofErr w:type="gramEnd"/>
-      <w:r>
-        <w:rPr>
-          <w:rFonts w:ascii="Times New Roman" w:hAnsi="Times New Roman" w:cs="Times New Roman"/>
-          <w:sz w:val="32"/>
-          <w:szCs w:val="32"/>
-          <w:lang w:val="en-US"/>
-        </w:rPr>
-        <w:t>p, n + 1)</w:t>
+        <w:t xml:space="preserve">        return (1 / p) * intrest(p, n + 1)</w:t>
       </w:r>
     </w:p>
     <w:p>
@@ -2896,27 +2703,7 @@
           <w:szCs w:val="32"/>
           <w:lang w:val="en-US"/>
         </w:rPr>
-        <w:t xml:space="preserve">n = </w:t>
-      </w:r>
-      <w:proofErr w:type="gramStart"/>
-      <w:r>
-        <w:rPr>
-          <w:rFonts w:ascii="Times New Roman" w:hAnsi="Times New Roman" w:cs="Times New Roman"/>
-          <w:sz w:val="32"/>
-          <w:szCs w:val="32"/>
-          <w:lang w:val="en-US"/>
-        </w:rPr>
-        <w:t>int(input(</w:t>
-      </w:r>
-      <w:proofErr w:type="gramEnd"/>
-      <w:r>
-        <w:rPr>
-          <w:rFonts w:ascii="Times New Roman" w:hAnsi="Times New Roman" w:cs="Times New Roman"/>
-          <w:sz w:val="32"/>
-          <w:szCs w:val="32"/>
-          <w:lang w:val="en-US"/>
-        </w:rPr>
-        <w:t>"Enter no. of years: "))</w:t>
+        <w:t>n = int(input("Enter no. of years: "))</w:t>
       </w:r>
     </w:p>
     <w:p>
@@ -2936,27 +2723,7 @@
           <w:szCs w:val="32"/>
           <w:lang w:val="en-US"/>
         </w:rPr>
-        <w:t xml:space="preserve">p = </w:t>
-      </w:r>
-      <w:proofErr w:type="gramStart"/>
-      <w:r>
-        <w:rPr>
-          <w:rFonts w:ascii="Times New Roman" w:hAnsi="Times New Roman" w:cs="Times New Roman"/>
-          <w:sz w:val="32"/>
-          <w:szCs w:val="32"/>
-          <w:lang w:val="en-US"/>
-        </w:rPr>
-        <w:t>int(input(</w:t>
-      </w:r>
-      <w:proofErr w:type="gramEnd"/>
-      <w:r>
-        <w:rPr>
-          <w:rFonts w:ascii="Times New Roman" w:hAnsi="Times New Roman" w:cs="Times New Roman"/>
-          <w:sz w:val="32"/>
-          <w:szCs w:val="32"/>
-          <w:lang w:val="en-US"/>
-        </w:rPr>
-        <w:t>"Enter a number: "))</w:t>
+        <w:t>p = int(input("Enter a number: "))</w:t>
       </w:r>
     </w:p>
     <w:p>
@@ -2987,38 +2754,7 @@
           <w:szCs w:val="32"/>
           <w:lang w:val="en-US"/>
         </w:rPr>
-        <w:t xml:space="preserve">res = </w:t>
-      </w:r>
-      <w:proofErr w:type="spellStart"/>
-      <w:proofErr w:type="gramStart"/>
-      <w:r>
-        <w:rPr>
-          <w:rFonts w:ascii="Times New Roman" w:hAnsi="Times New Roman" w:cs="Times New Roman"/>
-          <w:sz w:val="32"/>
-          <w:szCs w:val="32"/>
-          <w:lang w:val="en-US"/>
-        </w:rPr>
-        <w:t>intrest</w:t>
-      </w:r>
-      <w:proofErr w:type="spellEnd"/>
-      <w:r>
-        <w:rPr>
-          <w:rFonts w:ascii="Times New Roman" w:hAnsi="Times New Roman" w:cs="Times New Roman"/>
-          <w:sz w:val="32"/>
-          <w:szCs w:val="32"/>
-          <w:lang w:val="en-US"/>
-        </w:rPr>
-        <w:t>(</w:t>
-      </w:r>
-      <w:proofErr w:type="gramEnd"/>
-      <w:r>
-        <w:rPr>
-          <w:rFonts w:ascii="Times New Roman" w:hAnsi="Times New Roman" w:cs="Times New Roman"/>
-          <w:sz w:val="32"/>
-          <w:szCs w:val="32"/>
-          <w:lang w:val="en-US"/>
-        </w:rPr>
-        <w:t>p, n)</w:t>
+        <w:t>res = intrest(p, n)</w:t>
       </w:r>
     </w:p>
     <w:p>
@@ -3246,25 +2982,7 @@
           <w:sz w:val="32"/>
           <w:szCs w:val="32"/>
         </w:rPr>
-        <w:t xml:space="preserve">This program recursively calculates </w:t>
-      </w:r>
-      <w:proofErr w:type="spellStart"/>
-      <w:r>
-        <w:rPr>
-          <w:rFonts w:ascii="Times New Roman" w:hAnsi="Times New Roman" w:cs="Times New Roman"/>
-          <w:sz w:val="32"/>
-          <w:szCs w:val="32"/>
-        </w:rPr>
-        <w:t>p^n</w:t>
-      </w:r>
-      <w:proofErr w:type="spellEnd"/>
-      <w:r>
-        <w:rPr>
-          <w:rFonts w:ascii="Times New Roman" w:hAnsi="Times New Roman" w:cs="Times New Roman"/>
-          <w:sz w:val="32"/>
-          <w:szCs w:val="32"/>
-        </w:rPr>
-        <w:t xml:space="preserve"> by multiplying p until n becomes 0.</w:t>
+        <w:t>This program recursively calculates p^n by multiplying p until n becomes 0.</w:t>
       </w:r>
     </w:p>
     <w:p>
@@ -3474,6 +3192,7 @@
                 <w:sz w:val="32"/>
                 <w:szCs w:val="32"/>
               </w:rPr>
+              <w:lastRenderedPageBreak/>
               <w:t>Name</w:t>
             </w:r>
             <w:r>
@@ -3727,46 +3446,16 @@
           <w:szCs w:val="32"/>
           <w:lang w:val="en-US"/>
         </w:rPr>
-        <w:t xml:space="preserve"> </w:t>
-      </w:r>
-      <w:proofErr w:type="gramStart"/>
-      <w:r>
-        <w:rPr>
-          <w:rFonts w:ascii="Times New Roman" w:hAnsi="Times New Roman" w:cs="Times New Roman"/>
-          <w:sz w:val="32"/>
-          <w:szCs w:val="32"/>
-          <w:lang w:val="en-US"/>
-        </w:rPr>
-        <w:t>ID’s  in</w:t>
-      </w:r>
-      <w:proofErr w:type="gramEnd"/>
-      <w:r>
-        <w:rPr>
-          <w:rFonts w:ascii="Times New Roman" w:hAnsi="Times New Roman" w:cs="Times New Roman"/>
-          <w:sz w:val="32"/>
-          <w:szCs w:val="32"/>
-          <w:lang w:val="en-US"/>
-        </w:rPr>
-        <w:t xml:space="preserve">  a list. Develop a recursive program to </w:t>
-      </w:r>
-      <w:r>
-        <w:rPr>
-          <w:rFonts w:ascii="Times New Roman" w:hAnsi="Times New Roman" w:cs="Times New Roman"/>
-          <w:sz w:val="32"/>
-          <w:szCs w:val="32"/>
-          <w:lang w:val="en-US"/>
-        </w:rPr>
-        <w:t xml:space="preserve">search for a given employee </w:t>
-      </w:r>
-      <w:proofErr w:type="gramStart"/>
-      <w:r>
-        <w:rPr>
-          <w:rFonts w:ascii="Times New Roman" w:hAnsi="Times New Roman" w:cs="Times New Roman"/>
-          <w:sz w:val="32"/>
-          <w:szCs w:val="32"/>
-          <w:lang w:val="en-US"/>
-        </w:rPr>
-        <w:t xml:space="preserve">ID </w:t>
+        <w:t xml:space="preserve"> ID’s  in  a list. Develop a recursive program to </w:t>
+      </w:r>
+      <w:r>
+        <w:rPr>
+          <w:rFonts w:ascii="Times New Roman" w:hAnsi="Times New Roman" w:cs="Times New Roman"/>
+          <w:sz w:val="32"/>
+          <w:szCs w:val="32"/>
+          <w:lang w:val="en-US"/>
+        </w:rPr>
+        <w:t xml:space="preserve">search for a given employee ID </w:t>
       </w:r>
       <w:r>
         <w:rPr>
@@ -3784,17 +3473,7 @@
           <w:szCs w:val="32"/>
           <w:lang w:val="en-US"/>
         </w:rPr>
-        <w:t>rite</w:t>
-      </w:r>
-      <w:proofErr w:type="gramEnd"/>
-      <w:r>
-        <w:rPr>
-          <w:rFonts w:ascii="Times New Roman" w:hAnsi="Times New Roman" w:cs="Times New Roman"/>
-          <w:sz w:val="32"/>
-          <w:szCs w:val="32"/>
-          <w:lang w:val="en-US"/>
-        </w:rPr>
-        <w:t xml:space="preserve"> a recursive </w:t>
+        <w:t xml:space="preserve">rite a recursive </w:t>
       </w:r>
       <w:r>
         <w:rPr>
@@ -3903,27 +3582,7 @@
           <w:szCs w:val="32"/>
           <w:lang w:val="en-US"/>
         </w:rPr>
-        <w:t xml:space="preserve">    for </w:t>
-      </w:r>
-      <w:proofErr w:type="spellStart"/>
-      <w:r>
-        <w:rPr>
-          <w:rFonts w:ascii="Times New Roman" w:hAnsi="Times New Roman" w:cs="Times New Roman"/>
-          <w:sz w:val="32"/>
-          <w:szCs w:val="32"/>
-          <w:lang w:val="en-US"/>
-        </w:rPr>
-        <w:t>i</w:t>
-      </w:r>
-      <w:proofErr w:type="spellEnd"/>
-      <w:r>
-        <w:rPr>
-          <w:rFonts w:ascii="Times New Roman" w:hAnsi="Times New Roman" w:cs="Times New Roman"/>
-          <w:sz w:val="32"/>
-          <w:szCs w:val="32"/>
-          <w:lang w:val="en-US"/>
-        </w:rPr>
-        <w:t xml:space="preserve"> in range(n-1):</w:t>
+        <w:t xml:space="preserve">    for i in range(n-1):</w:t>
       </w:r>
     </w:p>
     <w:p>
@@ -3943,47 +3602,7 @@
           <w:szCs w:val="32"/>
           <w:lang w:val="en-US"/>
         </w:rPr>
-        <w:t xml:space="preserve">        if </w:t>
-      </w:r>
-      <w:proofErr w:type="spellStart"/>
-      <w:r>
-        <w:rPr>
-          <w:rFonts w:ascii="Times New Roman" w:hAnsi="Times New Roman" w:cs="Times New Roman"/>
-          <w:sz w:val="32"/>
-          <w:szCs w:val="32"/>
-          <w:lang w:val="en-US"/>
-        </w:rPr>
-        <w:t>arr</w:t>
-      </w:r>
-      <w:proofErr w:type="spellEnd"/>
-      <w:r>
-        <w:rPr>
-          <w:rFonts w:ascii="Times New Roman" w:hAnsi="Times New Roman" w:cs="Times New Roman"/>
-          <w:sz w:val="32"/>
-          <w:szCs w:val="32"/>
-          <w:lang w:val="en-US"/>
-        </w:rPr>
-        <w:t>[</w:t>
-      </w:r>
-      <w:proofErr w:type="spellStart"/>
-      <w:r>
-        <w:rPr>
-          <w:rFonts w:ascii="Times New Roman" w:hAnsi="Times New Roman" w:cs="Times New Roman"/>
-          <w:sz w:val="32"/>
-          <w:szCs w:val="32"/>
-          <w:lang w:val="en-US"/>
-        </w:rPr>
-        <w:t>i</w:t>
-      </w:r>
-      <w:proofErr w:type="spellEnd"/>
-      <w:r>
-        <w:rPr>
-          <w:rFonts w:ascii="Times New Roman" w:hAnsi="Times New Roman" w:cs="Times New Roman"/>
-          <w:sz w:val="32"/>
-          <w:szCs w:val="32"/>
-          <w:lang w:val="en-US"/>
-        </w:rPr>
-        <w:t>]==key:</w:t>
+        <w:t xml:space="preserve">        if arr[i]==key:</w:t>
       </w:r>
     </w:p>
     <w:p>
@@ -4003,19 +3622,8 @@
           <w:szCs w:val="32"/>
           <w:lang w:val="en-US"/>
         </w:rPr>
-        <w:t xml:space="preserve">            return </w:t>
-      </w:r>
-      <w:proofErr w:type="spellStart"/>
-      <w:r>
-        <w:rPr>
-          <w:rFonts w:ascii="Times New Roman" w:hAnsi="Times New Roman" w:cs="Times New Roman"/>
-          <w:sz w:val="32"/>
-          <w:szCs w:val="32"/>
-          <w:lang w:val="en-US"/>
-        </w:rPr>
-        <w:t>i</w:t>
-      </w:r>
-      <w:proofErr w:type="spellEnd"/>
+        <w:t xml:space="preserve">            return i</w:t>
+      </w:r>
     </w:p>
     <w:p>
       <w:pPr>
@@ -4045,49 +3653,7 @@
           <w:szCs w:val="32"/>
           <w:lang w:val="en-US"/>
         </w:rPr>
-        <w:t>n=</w:t>
-      </w:r>
-      <w:proofErr w:type="gramStart"/>
-      <w:r>
-        <w:rPr>
-          <w:rFonts w:ascii="Times New Roman" w:hAnsi="Times New Roman" w:cs="Times New Roman"/>
-          <w:sz w:val="32"/>
-          <w:szCs w:val="32"/>
-          <w:lang w:val="en-US"/>
-        </w:rPr>
-        <w:t>int(input(</w:t>
-      </w:r>
-      <w:proofErr w:type="gramEnd"/>
-      <w:r>
-        <w:rPr>
-          <w:rFonts w:ascii="Times New Roman" w:hAnsi="Times New Roman" w:cs="Times New Roman"/>
-          <w:sz w:val="32"/>
-          <w:szCs w:val="32"/>
-          <w:lang w:val="en-US"/>
-        </w:rPr>
-        <w:t xml:space="preserve">"enter </w:t>
-      </w:r>
-      <w:proofErr w:type="spellStart"/>
-      <w:proofErr w:type="gramStart"/>
-      <w:r>
-        <w:rPr>
-          <w:rFonts w:ascii="Times New Roman" w:hAnsi="Times New Roman" w:cs="Times New Roman"/>
-          <w:sz w:val="32"/>
-          <w:szCs w:val="32"/>
-          <w:lang w:val="en-US"/>
-        </w:rPr>
-        <w:t>no.of</w:t>
-      </w:r>
-      <w:proofErr w:type="spellEnd"/>
-      <w:proofErr w:type="gramEnd"/>
-      <w:r>
-        <w:rPr>
-          <w:rFonts w:ascii="Times New Roman" w:hAnsi="Times New Roman" w:cs="Times New Roman"/>
-          <w:sz w:val="32"/>
-          <w:szCs w:val="32"/>
-          <w:lang w:val="en-US"/>
-        </w:rPr>
-        <w:t xml:space="preserve"> employees to add:"))</w:t>
+        <w:t>n=int(input("enter no.of employees to add:"))</w:t>
       </w:r>
     </w:p>
     <w:p>
@@ -4100,36 +3666,14 @@
           <w:lang w:val="en-US"/>
         </w:rPr>
       </w:pPr>
-      <w:proofErr w:type="spellStart"/>
-      <w:r>
-        <w:rPr>
-          <w:rFonts w:ascii="Times New Roman" w:hAnsi="Times New Roman" w:cs="Times New Roman"/>
-          <w:sz w:val="32"/>
-          <w:szCs w:val="32"/>
-          <w:lang w:val="en-US"/>
-        </w:rPr>
-        <w:t>arr</w:t>
-      </w:r>
-      <w:proofErr w:type="spellEnd"/>
-      <w:proofErr w:type="gramStart"/>
-      <w:r>
-        <w:rPr>
-          <w:rFonts w:ascii="Times New Roman" w:hAnsi="Times New Roman" w:cs="Times New Roman"/>
-          <w:sz w:val="32"/>
-          <w:szCs w:val="32"/>
-          <w:lang w:val="en-US"/>
-        </w:rPr>
-        <w:t>=[</w:t>
-      </w:r>
-      <w:proofErr w:type="gramEnd"/>
-      <w:r>
-        <w:rPr>
-          <w:rFonts w:ascii="Times New Roman" w:hAnsi="Times New Roman" w:cs="Times New Roman"/>
-          <w:sz w:val="32"/>
-          <w:szCs w:val="32"/>
-          <w:lang w:val="en-US"/>
-        </w:rPr>
-        <w:t>]</w:t>
+      <w:r>
+        <w:rPr>
+          <w:rFonts w:ascii="Times New Roman" w:hAnsi="Times New Roman" w:cs="Times New Roman"/>
+          <w:sz w:val="32"/>
+          <w:szCs w:val="32"/>
+          <w:lang w:val="en-US"/>
+        </w:rPr>
+        <w:t>arr=[]</w:t>
       </w:r>
     </w:p>
     <w:p>
@@ -4149,27 +3693,7 @@
           <w:szCs w:val="32"/>
           <w:lang w:val="en-US"/>
         </w:rPr>
-        <w:t xml:space="preserve">for </w:t>
-      </w:r>
-      <w:proofErr w:type="spellStart"/>
-      <w:r>
-        <w:rPr>
-          <w:rFonts w:ascii="Times New Roman" w:hAnsi="Times New Roman" w:cs="Times New Roman"/>
-          <w:sz w:val="32"/>
-          <w:szCs w:val="32"/>
-          <w:lang w:val="en-US"/>
-        </w:rPr>
-        <w:t>i</w:t>
-      </w:r>
-      <w:proofErr w:type="spellEnd"/>
-      <w:r>
-        <w:rPr>
-          <w:rFonts w:ascii="Times New Roman" w:hAnsi="Times New Roman" w:cs="Times New Roman"/>
-          <w:sz w:val="32"/>
-          <w:szCs w:val="32"/>
-          <w:lang w:val="en-US"/>
-        </w:rPr>
-        <w:t xml:space="preserve"> in range(n):</w:t>
+        <w:t>for i in range(n):</w:t>
       </w:r>
     </w:p>
     <w:p>
@@ -4189,27 +3713,7 @@
           <w:szCs w:val="32"/>
           <w:lang w:val="en-US"/>
         </w:rPr>
-        <w:t xml:space="preserve">    a=</w:t>
-      </w:r>
-      <w:proofErr w:type="gramStart"/>
-      <w:r>
-        <w:rPr>
-          <w:rFonts w:ascii="Times New Roman" w:hAnsi="Times New Roman" w:cs="Times New Roman"/>
-          <w:sz w:val="32"/>
-          <w:szCs w:val="32"/>
-          <w:lang w:val="en-US"/>
-        </w:rPr>
-        <w:t>int(input(</w:t>
-      </w:r>
-      <w:proofErr w:type="gramEnd"/>
-      <w:r>
-        <w:rPr>
-          <w:rFonts w:ascii="Times New Roman" w:hAnsi="Times New Roman" w:cs="Times New Roman"/>
-          <w:sz w:val="32"/>
-          <w:szCs w:val="32"/>
-          <w:lang w:val="en-US"/>
-        </w:rPr>
-        <w:t>"enter a value:"))</w:t>
+        <w:t xml:space="preserve">    a=int(input("enter a value:"))</w:t>
       </w:r>
     </w:p>
     <w:p>
@@ -4229,29 +3733,7 @@
           <w:szCs w:val="32"/>
           <w:lang w:val="en-US"/>
         </w:rPr>
-        <w:t xml:space="preserve">    </w:t>
-      </w:r>
-      <w:proofErr w:type="spellStart"/>
-      <w:proofErr w:type="gramStart"/>
-      <w:r>
-        <w:rPr>
-          <w:rFonts w:ascii="Times New Roman" w:hAnsi="Times New Roman" w:cs="Times New Roman"/>
-          <w:sz w:val="32"/>
-          <w:szCs w:val="32"/>
-          <w:lang w:val="en-US"/>
-        </w:rPr>
-        <w:t>arr.append</w:t>
-      </w:r>
-      <w:proofErr w:type="spellEnd"/>
-      <w:proofErr w:type="gramEnd"/>
-      <w:r>
-        <w:rPr>
-          <w:rFonts w:ascii="Times New Roman" w:hAnsi="Times New Roman" w:cs="Times New Roman"/>
-          <w:sz w:val="32"/>
-          <w:szCs w:val="32"/>
-          <w:lang w:val="en-US"/>
-        </w:rPr>
-        <w:t>(a)</w:t>
+        <w:t xml:space="preserve">    arr.append(a)</w:t>
       </w:r>
     </w:p>
     <w:p>
@@ -4271,27 +3753,7 @@
           <w:szCs w:val="32"/>
           <w:lang w:val="en-US"/>
         </w:rPr>
-        <w:t>print(</w:t>
-      </w:r>
-      <w:proofErr w:type="spellStart"/>
-      <w:r>
-        <w:rPr>
-          <w:rFonts w:ascii="Times New Roman" w:hAnsi="Times New Roman" w:cs="Times New Roman"/>
-          <w:sz w:val="32"/>
-          <w:szCs w:val="32"/>
-          <w:lang w:val="en-US"/>
-        </w:rPr>
-        <w:t>arr</w:t>
-      </w:r>
-      <w:proofErr w:type="spellEnd"/>
-      <w:r>
-        <w:rPr>
-          <w:rFonts w:ascii="Times New Roman" w:hAnsi="Times New Roman" w:cs="Times New Roman"/>
-          <w:sz w:val="32"/>
-          <w:szCs w:val="32"/>
-          <w:lang w:val="en-US"/>
-        </w:rPr>
-        <w:t>)</w:t>
+        <w:t>print(arr)</w:t>
       </w:r>
     </w:p>
     <w:p>
@@ -4311,49 +3773,7 @@
           <w:szCs w:val="32"/>
           <w:lang w:val="en-US"/>
         </w:rPr>
-        <w:t>m=</w:t>
-      </w:r>
-      <w:proofErr w:type="gramStart"/>
-      <w:r>
-        <w:rPr>
-          <w:rFonts w:ascii="Times New Roman" w:hAnsi="Times New Roman" w:cs="Times New Roman"/>
-          <w:sz w:val="32"/>
-          <w:szCs w:val="32"/>
-          <w:lang w:val="en-US"/>
-        </w:rPr>
-        <w:t>int(input(</w:t>
-      </w:r>
-      <w:proofErr w:type="gramEnd"/>
-      <w:r>
-        <w:rPr>
-          <w:rFonts w:ascii="Times New Roman" w:hAnsi="Times New Roman" w:cs="Times New Roman"/>
-          <w:sz w:val="32"/>
-          <w:szCs w:val="32"/>
-          <w:lang w:val="en-US"/>
-        </w:rPr>
-        <w:t xml:space="preserve">"enter </w:t>
-      </w:r>
-      <w:proofErr w:type="spellStart"/>
-      <w:proofErr w:type="gramStart"/>
-      <w:r>
-        <w:rPr>
-          <w:rFonts w:ascii="Times New Roman" w:hAnsi="Times New Roman" w:cs="Times New Roman"/>
-          <w:sz w:val="32"/>
-          <w:szCs w:val="32"/>
-          <w:lang w:val="en-US"/>
-        </w:rPr>
-        <w:t>a</w:t>
-      </w:r>
-      <w:proofErr w:type="spellEnd"/>
-      <w:proofErr w:type="gramEnd"/>
-      <w:r>
-        <w:rPr>
-          <w:rFonts w:ascii="Times New Roman" w:hAnsi="Times New Roman" w:cs="Times New Roman"/>
-          <w:sz w:val="32"/>
-          <w:szCs w:val="32"/>
-          <w:lang w:val="en-US"/>
-        </w:rPr>
-        <w:t xml:space="preserve"> element to search:"))</w:t>
+        <w:t>m=int(input("enter a element to search:"))</w:t>
       </w:r>
     </w:p>
     <w:p>
@@ -4393,6 +3813,7 @@
           <w:szCs w:val="32"/>
           <w:lang w:val="en-US"/>
         </w:rPr>
+        <w:lastRenderedPageBreak/>
         <w:t>if result==-1:</w:t>
       </w:r>
     </w:p>
@@ -4413,119 +3834,56 @@
           <w:szCs w:val="32"/>
           <w:lang w:val="en-US"/>
         </w:rPr>
+        <w:t xml:space="preserve">     print(“element is not found”)</w:t>
+      </w:r>
+    </w:p>
+    <w:p>
+      <w:pPr>
+        <w:jc w:val="both"/>
+        <w:rPr>
+          <w:rFonts w:ascii="Times New Roman" w:hAnsi="Times New Roman" w:cs="Times New Roman"/>
+          <w:sz w:val="32"/>
+          <w:szCs w:val="32"/>
+          <w:lang w:val="en-US"/>
+        </w:rPr>
+      </w:pPr>
+      <w:r>
+        <w:rPr>
+          <w:rFonts w:ascii="Times New Roman" w:hAnsi="Times New Roman" w:cs="Times New Roman"/>
+          <w:sz w:val="32"/>
+          <w:szCs w:val="32"/>
+          <w:lang w:val="en-US"/>
+        </w:rPr>
+        <w:t>else:</w:t>
+      </w:r>
+    </w:p>
+    <w:p>
+      <w:pPr>
+        <w:jc w:val="both"/>
+        <w:rPr>
+          <w:rFonts w:ascii="Times New Roman" w:hAnsi="Times New Roman" w:cs="Times New Roman"/>
+          <w:sz w:val="32"/>
+          <w:szCs w:val="32"/>
+          <w:lang w:val="en-US"/>
+        </w:rPr>
+      </w:pPr>
+      <w:r>
+        <w:rPr>
+          <w:rFonts w:ascii="Times New Roman" w:hAnsi="Times New Roman" w:cs="Times New Roman"/>
+          <w:sz w:val="32"/>
+          <w:szCs w:val="32"/>
+          <w:lang w:val="en-US"/>
+        </w:rPr>
         <w:t xml:space="preserve">     </w:t>
       </w:r>
-      <w:proofErr w:type="gramStart"/>
-      <w:r>
-        <w:rPr>
-          <w:rFonts w:ascii="Times New Roman" w:hAnsi="Times New Roman" w:cs="Times New Roman"/>
-          <w:sz w:val="32"/>
-          <w:szCs w:val="32"/>
-          <w:lang w:val="en-US"/>
-        </w:rPr>
-        <w:t>print(</w:t>
-      </w:r>
-      <w:proofErr w:type="gramEnd"/>
-      <w:r>
-        <w:rPr>
-          <w:rFonts w:ascii="Times New Roman" w:hAnsi="Times New Roman" w:cs="Times New Roman"/>
-          <w:sz w:val="32"/>
-          <w:szCs w:val="32"/>
-          <w:lang w:val="en-US"/>
-        </w:rPr>
-        <w:t>“element is not found”)</w:t>
-      </w:r>
-    </w:p>
-    <w:p>
-      <w:pPr>
-        <w:jc w:val="both"/>
-        <w:rPr>
-          <w:rFonts w:ascii="Times New Roman" w:hAnsi="Times New Roman" w:cs="Times New Roman"/>
-          <w:sz w:val="32"/>
-          <w:szCs w:val="32"/>
-          <w:lang w:val="en-US"/>
-        </w:rPr>
-      </w:pPr>
-      <w:r>
-        <w:rPr>
-          <w:rFonts w:ascii="Times New Roman" w:hAnsi="Times New Roman" w:cs="Times New Roman"/>
-          <w:sz w:val="32"/>
-          <w:szCs w:val="32"/>
-          <w:lang w:val="en-US"/>
-        </w:rPr>
-        <w:t>else:</w:t>
-      </w:r>
-    </w:p>
-    <w:p>
-      <w:pPr>
-        <w:jc w:val="both"/>
-        <w:rPr>
-          <w:rFonts w:ascii="Times New Roman" w:hAnsi="Times New Roman" w:cs="Times New Roman"/>
-          <w:sz w:val="32"/>
-          <w:szCs w:val="32"/>
-          <w:lang w:val="en-US"/>
-        </w:rPr>
-      </w:pPr>
-      <w:r>
-        <w:rPr>
-          <w:rFonts w:ascii="Times New Roman" w:hAnsi="Times New Roman" w:cs="Times New Roman"/>
-          <w:sz w:val="32"/>
-          <w:szCs w:val="32"/>
-          <w:lang w:val="en-US"/>
-        </w:rPr>
-        <w:lastRenderedPageBreak/>
-        <w:t xml:space="preserve">     </w:t>
-      </w:r>
-      <w:proofErr w:type="gramStart"/>
-      <w:r>
-        <w:rPr>
-          <w:rFonts w:ascii="Times New Roman" w:hAnsi="Times New Roman" w:cs="Times New Roman"/>
-          <w:sz w:val="32"/>
-          <w:szCs w:val="32"/>
-          <w:lang w:val="en-US"/>
-        </w:rPr>
-        <w:t>print(</w:t>
-      </w:r>
-      <w:proofErr w:type="gramEnd"/>
-      <w:r>
-        <w:rPr>
-          <w:rFonts w:ascii="Times New Roman" w:hAnsi="Times New Roman" w:cs="Times New Roman"/>
-          <w:sz w:val="32"/>
-          <w:szCs w:val="32"/>
-          <w:lang w:val="en-US"/>
-        </w:rPr>
-        <w:t xml:space="preserve">"employee id is stored at the </w:t>
-      </w:r>
-      <w:proofErr w:type="spellStart"/>
-      <w:r>
-        <w:rPr>
-          <w:rFonts w:ascii="Times New Roman" w:hAnsi="Times New Roman" w:cs="Times New Roman"/>
-          <w:sz w:val="32"/>
-          <w:szCs w:val="32"/>
-          <w:lang w:val="en-US"/>
-        </w:rPr>
-        <w:t>index:</w:t>
-      </w:r>
-      <w:proofErr w:type="gramStart"/>
-      <w:r>
-        <w:rPr>
-          <w:rFonts w:ascii="Times New Roman" w:hAnsi="Times New Roman" w:cs="Times New Roman"/>
-          <w:sz w:val="32"/>
-          <w:szCs w:val="32"/>
-          <w:lang w:val="en-US"/>
-        </w:rPr>
-        <w:t>",result</w:t>
-      </w:r>
-      <w:proofErr w:type="spellEnd"/>
-      <w:proofErr w:type="gramEnd"/>
-      <w:r>
-        <w:rPr>
-          <w:rFonts w:ascii="Times New Roman" w:hAnsi="Times New Roman" w:cs="Times New Roman"/>
-          <w:sz w:val="32"/>
-          <w:szCs w:val="32"/>
-          <w:lang w:val="en-US"/>
-        </w:rPr>
-        <w:t>)</w:t>
+      <w:r>
+        <w:rPr>
+          <w:rFonts w:ascii="Times New Roman" w:hAnsi="Times New Roman" w:cs="Times New Roman"/>
+          <w:sz w:val="32"/>
+          <w:szCs w:val="32"/>
+          <w:lang w:val="en-US"/>
+        </w:rPr>
+        <w:t>print("employee id is stored at the index:",result)</w:t>
       </w:r>
     </w:p>
     <w:p>
@@ -4989,85 +4347,25 @@
           <w:szCs w:val="32"/>
           <w:lang w:val="en-US"/>
         </w:rPr>
-        <w:t xml:space="preserve"> In a logistics company the number of possible ways </w:t>
-      </w:r>
-      <w:proofErr w:type="gramStart"/>
-      <w:r>
-        <w:rPr>
-          <w:rFonts w:ascii="Times New Roman" w:hAnsi="Times New Roman" w:cs="Times New Roman"/>
-          <w:sz w:val="32"/>
-          <w:szCs w:val="32"/>
-          <w:lang w:val="en-US"/>
-        </w:rPr>
-        <w:t>to  arrange</w:t>
-      </w:r>
-      <w:proofErr w:type="gramEnd"/>
-      <w:r>
-        <w:rPr>
-          <w:rFonts w:ascii="Times New Roman" w:hAnsi="Times New Roman" w:cs="Times New Roman"/>
-          <w:sz w:val="32"/>
-          <w:szCs w:val="32"/>
-          <w:lang w:val="en-US"/>
-        </w:rPr>
-        <w:t xml:space="preserve"> </w:t>
-      </w:r>
-      <w:r>
-        <w:rPr>
-          <w:rFonts w:ascii="Times New Roman" w:hAnsi="Times New Roman" w:cs="Times New Roman"/>
-          <w:sz w:val="32"/>
-          <w:szCs w:val="32"/>
-          <w:lang w:val="en-US"/>
-        </w:rPr>
-        <w:t xml:space="preserve">n different parcels </w:t>
-      </w:r>
-      <w:proofErr w:type="gramStart"/>
-      <w:r>
-        <w:rPr>
-          <w:rFonts w:ascii="Times New Roman" w:hAnsi="Times New Roman" w:cs="Times New Roman"/>
-          <w:sz w:val="32"/>
-          <w:szCs w:val="32"/>
-          <w:lang w:val="en-US"/>
-        </w:rPr>
-        <w:t>is</w:t>
-      </w:r>
-      <w:proofErr w:type="gramEnd"/>
-      <w:r>
-        <w:rPr>
-          <w:rFonts w:ascii="Times New Roman" w:hAnsi="Times New Roman" w:cs="Times New Roman"/>
-          <w:sz w:val="32"/>
-          <w:szCs w:val="32"/>
-          <w:lang w:val="en-US"/>
-        </w:rPr>
-        <w:t xml:space="preserve"> calculated </w:t>
-      </w:r>
-      <w:r>
-        <w:rPr>
-          <w:rFonts w:ascii="Times New Roman" w:hAnsi="Times New Roman" w:cs="Times New Roman"/>
-          <w:sz w:val="32"/>
-          <w:szCs w:val="32"/>
-          <w:lang w:val="en-US"/>
-        </w:rPr>
-        <w:t xml:space="preserve">using the </w:t>
-      </w:r>
-      <w:proofErr w:type="gramStart"/>
-      <w:r>
-        <w:rPr>
-          <w:rFonts w:ascii="Times New Roman" w:hAnsi="Times New Roman" w:cs="Times New Roman"/>
-          <w:sz w:val="32"/>
-          <w:szCs w:val="32"/>
-          <w:lang w:val="en-US"/>
-        </w:rPr>
-        <w:t>factorial  formula</w:t>
-      </w:r>
-      <w:proofErr w:type="gramEnd"/>
-      <w:r>
-        <w:rPr>
-          <w:rFonts w:ascii="Times New Roman" w:hAnsi="Times New Roman" w:cs="Times New Roman"/>
-          <w:sz w:val="32"/>
-          <w:szCs w:val="32"/>
-          <w:lang w:val="en-US"/>
-        </w:rPr>
-        <w:t>(n!). develop a recursive program to calculate the factorial of a given number.</w:t>
+        <w:t xml:space="preserve"> In a logistics company the number of possible ways to  arrange </w:t>
+      </w:r>
+      <w:r>
+        <w:rPr>
+          <w:rFonts w:ascii="Times New Roman" w:hAnsi="Times New Roman" w:cs="Times New Roman"/>
+          <w:sz w:val="32"/>
+          <w:szCs w:val="32"/>
+          <w:lang w:val="en-US"/>
+        </w:rPr>
+        <w:t xml:space="preserve">n different parcels is calculated </w:t>
+      </w:r>
+      <w:r>
+        <w:rPr>
+          <w:rFonts w:ascii="Times New Roman" w:hAnsi="Times New Roman" w:cs="Times New Roman"/>
+          <w:sz w:val="32"/>
+          <w:szCs w:val="32"/>
+          <w:lang w:val="en-US"/>
+        </w:rPr>
+        <w:t>using the factorial  formula(n!). develop a recursive program to calculate the factorial of a given number.</w:t>
       </w:r>
     </w:p>
     <w:p>
@@ -5167,6 +4465,7 @@
           <w:szCs w:val="32"/>
           <w:lang w:val="en-US"/>
         </w:rPr>
+        <w:lastRenderedPageBreak/>
         <w:t xml:space="preserve">        return "invalid input"</w:t>
       </w:r>
     </w:p>
@@ -5187,47 +4486,7 @@
           <w:szCs w:val="32"/>
           <w:lang w:val="en-US"/>
         </w:rPr>
-        <w:t xml:space="preserve">    for </w:t>
-      </w:r>
-      <w:proofErr w:type="spellStart"/>
-      <w:r>
-        <w:rPr>
-          <w:rFonts w:ascii="Times New Roman" w:hAnsi="Times New Roman" w:cs="Times New Roman"/>
-          <w:sz w:val="32"/>
-          <w:szCs w:val="32"/>
-          <w:lang w:val="en-US"/>
-        </w:rPr>
-        <w:t>i</w:t>
-      </w:r>
-      <w:proofErr w:type="spellEnd"/>
-      <w:r>
-        <w:rPr>
-          <w:rFonts w:ascii="Times New Roman" w:hAnsi="Times New Roman" w:cs="Times New Roman"/>
-          <w:sz w:val="32"/>
-          <w:szCs w:val="32"/>
-          <w:lang w:val="en-US"/>
-        </w:rPr>
-        <w:t xml:space="preserve"> in range(</w:t>
-      </w:r>
-      <w:proofErr w:type="gramStart"/>
-      <w:r>
-        <w:rPr>
-          <w:rFonts w:ascii="Times New Roman" w:hAnsi="Times New Roman" w:cs="Times New Roman"/>
-          <w:sz w:val="32"/>
-          <w:szCs w:val="32"/>
-          <w:lang w:val="en-US"/>
-        </w:rPr>
-        <w:t>1,n</w:t>
-      </w:r>
-      <w:proofErr w:type="gramEnd"/>
-      <w:r>
-        <w:rPr>
-          <w:rFonts w:ascii="Times New Roman" w:hAnsi="Times New Roman" w:cs="Times New Roman"/>
-          <w:sz w:val="32"/>
-          <w:szCs w:val="32"/>
-          <w:lang w:val="en-US"/>
-        </w:rPr>
-        <w:t>+1):</w:t>
+        <w:t xml:space="preserve">    for i in range(1,n+1):</w:t>
       </w:r>
     </w:p>
     <w:p>
@@ -5247,19 +4506,8 @@
           <w:szCs w:val="32"/>
           <w:lang w:val="en-US"/>
         </w:rPr>
-        <w:t xml:space="preserve">        fact=fact*</w:t>
-      </w:r>
-      <w:proofErr w:type="spellStart"/>
-      <w:r>
-        <w:rPr>
-          <w:rFonts w:ascii="Times New Roman" w:hAnsi="Times New Roman" w:cs="Times New Roman"/>
-          <w:sz w:val="32"/>
-          <w:szCs w:val="32"/>
-          <w:lang w:val="en-US"/>
-        </w:rPr>
-        <w:t>i</w:t>
-      </w:r>
-      <w:proofErr w:type="spellEnd"/>
+        <w:t xml:space="preserve">        fact=fact*i</w:t>
+      </w:r>
     </w:p>
     <w:p>
       <w:pPr>
@@ -5278,7 +4526,6 @@
           <w:szCs w:val="32"/>
           <w:lang w:val="en-US"/>
         </w:rPr>
-        <w:lastRenderedPageBreak/>
         <w:t xml:space="preserve">        </w:t>
       </w:r>
     </w:p>
@@ -5319,27 +4566,7 @@
           <w:szCs w:val="32"/>
           <w:lang w:val="en-US"/>
         </w:rPr>
-        <w:t>n=</w:t>
-      </w:r>
-      <w:proofErr w:type="gramStart"/>
-      <w:r>
-        <w:rPr>
-          <w:rFonts w:ascii="Times New Roman" w:hAnsi="Times New Roman" w:cs="Times New Roman"/>
-          <w:sz w:val="32"/>
-          <w:szCs w:val="32"/>
-          <w:lang w:val="en-US"/>
-        </w:rPr>
-        <w:t>int(input(</w:t>
-      </w:r>
-      <w:proofErr w:type="gramEnd"/>
-      <w:r>
-        <w:rPr>
-          <w:rFonts w:ascii="Times New Roman" w:hAnsi="Times New Roman" w:cs="Times New Roman"/>
-          <w:sz w:val="32"/>
-          <w:szCs w:val="32"/>
-          <w:lang w:val="en-US"/>
-        </w:rPr>
-        <w:t>"enter a number to find its factorial:"))</w:t>
+        <w:t>n=int(input("enter a number to find its factorial:"))</w:t>
       </w:r>
     </w:p>
     <w:p>
@@ -5888,27 +5115,7 @@
           <w:szCs w:val="32"/>
           <w:lang w:val="en-US"/>
         </w:rPr>
-        <w:t xml:space="preserve">AIM: write a recursive python program to print the first </w:t>
-      </w:r>
-      <w:proofErr w:type="spellStart"/>
-      <w:r>
-        <w:rPr>
-          <w:rFonts w:ascii="Times New Roman" w:hAnsi="Times New Roman" w:cs="Times New Roman"/>
-          <w:sz w:val="32"/>
-          <w:szCs w:val="32"/>
-          <w:lang w:val="en-US"/>
-        </w:rPr>
-        <w:t>n</w:t>
-      </w:r>
-      <w:proofErr w:type="spellEnd"/>
-      <w:r>
-        <w:rPr>
-          <w:rFonts w:ascii="Times New Roman" w:hAnsi="Times New Roman" w:cs="Times New Roman"/>
-          <w:sz w:val="32"/>
-          <w:szCs w:val="32"/>
-          <w:lang w:val="en-US"/>
-        </w:rPr>
-        <w:t xml:space="preserve"> terms of the </w:t>
+        <w:t xml:space="preserve">AIM: write a recursive python program to print the first n terms of the </w:t>
       </w:r>
       <w:r>
         <w:rPr>
@@ -5957,6 +5164,7 @@
           <w:szCs w:val="32"/>
           <w:lang w:val="en-US"/>
         </w:rPr>
+        <w:lastRenderedPageBreak/>
         <w:t>def fib(n):</w:t>
       </w:r>
     </w:p>
@@ -6017,28 +5225,7 @@
           <w:szCs w:val="32"/>
           <w:lang w:val="en-US"/>
         </w:rPr>
-        <w:lastRenderedPageBreak/>
-        <w:t xml:space="preserve">        </w:t>
-      </w:r>
-      <w:proofErr w:type="spellStart"/>
-      <w:r>
-        <w:rPr>
-          <w:rFonts w:ascii="Times New Roman" w:hAnsi="Times New Roman" w:cs="Times New Roman"/>
-          <w:sz w:val="32"/>
-          <w:szCs w:val="32"/>
-          <w:lang w:val="en-US"/>
-        </w:rPr>
-        <w:t>elif</w:t>
-      </w:r>
-      <w:proofErr w:type="spellEnd"/>
-      <w:r>
-        <w:rPr>
-          <w:rFonts w:ascii="Times New Roman" w:hAnsi="Times New Roman" w:cs="Times New Roman"/>
-          <w:sz w:val="32"/>
-          <w:szCs w:val="32"/>
-          <w:lang w:val="en-US"/>
-        </w:rPr>
-        <w:t xml:space="preserve"> n==1:</w:t>
+        <w:t xml:space="preserve">        elif n==1:</w:t>
       </w:r>
     </w:p>
     <w:p>
@@ -6098,27 +5285,7 @@
           <w:szCs w:val="32"/>
           <w:lang w:val="en-US"/>
         </w:rPr>
-        <w:t xml:space="preserve">             return fib(n-</w:t>
-      </w:r>
-      <w:proofErr w:type="gramStart"/>
-      <w:r>
-        <w:rPr>
-          <w:rFonts w:ascii="Times New Roman" w:hAnsi="Times New Roman" w:cs="Times New Roman"/>
-          <w:sz w:val="32"/>
-          <w:szCs w:val="32"/>
-          <w:lang w:val="en-US"/>
-        </w:rPr>
-        <w:t>1)+</w:t>
-      </w:r>
-      <w:proofErr w:type="gramEnd"/>
-      <w:r>
-        <w:rPr>
-          <w:rFonts w:ascii="Times New Roman" w:hAnsi="Times New Roman" w:cs="Times New Roman"/>
-          <w:sz w:val="32"/>
-          <w:szCs w:val="32"/>
-          <w:lang w:val="en-US"/>
-        </w:rPr>
-        <w:t>fib(n-2)</w:t>
+        <w:t xml:space="preserve">             return fib(n-1)+fib(n-2)</w:t>
       </w:r>
     </w:p>
     <w:p>
@@ -6149,27 +5316,7 @@
           <w:szCs w:val="32"/>
           <w:lang w:val="en-US"/>
         </w:rPr>
-        <w:t>n=</w:t>
-      </w:r>
-      <w:proofErr w:type="gramStart"/>
-      <w:r>
-        <w:rPr>
-          <w:rFonts w:ascii="Times New Roman" w:hAnsi="Times New Roman" w:cs="Times New Roman"/>
-          <w:sz w:val="32"/>
-          <w:szCs w:val="32"/>
-          <w:lang w:val="en-US"/>
-        </w:rPr>
-        <w:t>int(input(</w:t>
-      </w:r>
-      <w:proofErr w:type="gramEnd"/>
-      <w:r>
-        <w:rPr>
-          <w:rFonts w:ascii="Times New Roman" w:hAnsi="Times New Roman" w:cs="Times New Roman"/>
-          <w:sz w:val="32"/>
-          <w:szCs w:val="32"/>
-          <w:lang w:val="en-US"/>
-        </w:rPr>
-        <w:t>"enter no of terms:"))</w:t>
+        <w:t>n=int(input("enter no of terms:"))</w:t>
       </w:r>
     </w:p>
     <w:p>
@@ -6209,27 +5356,7 @@
           <w:szCs w:val="32"/>
           <w:lang w:val="en-US"/>
         </w:rPr>
-        <w:t xml:space="preserve">    </w:t>
-      </w:r>
-      <w:proofErr w:type="gramStart"/>
-      <w:r>
-        <w:rPr>
-          <w:rFonts w:ascii="Times New Roman" w:hAnsi="Times New Roman" w:cs="Times New Roman"/>
-          <w:sz w:val="32"/>
-          <w:szCs w:val="32"/>
-          <w:lang w:val="en-US"/>
-        </w:rPr>
-        <w:t>print(</w:t>
-      </w:r>
-      <w:proofErr w:type="gramEnd"/>
-      <w:r>
-        <w:rPr>
-          <w:rFonts w:ascii="Times New Roman" w:hAnsi="Times New Roman" w:cs="Times New Roman"/>
-          <w:sz w:val="32"/>
-          <w:szCs w:val="32"/>
-          <w:lang w:val="en-US"/>
-        </w:rPr>
-        <w:t>"invalid input")</w:t>
+        <w:t xml:space="preserve">    print("invalid input")</w:t>
       </w:r>
     </w:p>
     <w:p>
@@ -6269,27 +5396,7 @@
           <w:szCs w:val="32"/>
           <w:lang w:val="en-US"/>
         </w:rPr>
-        <w:t xml:space="preserve">    for </w:t>
-      </w:r>
-      <w:proofErr w:type="spellStart"/>
-      <w:r>
-        <w:rPr>
-          <w:rFonts w:ascii="Times New Roman" w:hAnsi="Times New Roman" w:cs="Times New Roman"/>
-          <w:sz w:val="32"/>
-          <w:szCs w:val="32"/>
-          <w:lang w:val="en-US"/>
-        </w:rPr>
-        <w:t>i</w:t>
-      </w:r>
-      <w:proofErr w:type="spellEnd"/>
-      <w:r>
-        <w:rPr>
-          <w:rFonts w:ascii="Times New Roman" w:hAnsi="Times New Roman" w:cs="Times New Roman"/>
-          <w:sz w:val="32"/>
-          <w:szCs w:val="32"/>
-          <w:lang w:val="en-US"/>
-        </w:rPr>
-        <w:t xml:space="preserve"> in range(n):</w:t>
+        <w:t xml:space="preserve">    for i in range(n):</w:t>
       </w:r>
     </w:p>
     <w:p>
@@ -6309,38 +5416,7 @@
           <w:szCs w:val="32"/>
           <w:lang w:val="en-US"/>
         </w:rPr>
-        <w:t xml:space="preserve">        print(fib(</w:t>
-      </w:r>
-      <w:proofErr w:type="spellStart"/>
-      <w:r>
-        <w:rPr>
-          <w:rFonts w:ascii="Times New Roman" w:hAnsi="Times New Roman" w:cs="Times New Roman"/>
-          <w:sz w:val="32"/>
-          <w:szCs w:val="32"/>
-          <w:lang w:val="en-US"/>
-        </w:rPr>
-        <w:t>i</w:t>
-      </w:r>
-      <w:proofErr w:type="spellEnd"/>
-      <w:proofErr w:type="gramStart"/>
-      <w:r>
-        <w:rPr>
-          <w:rFonts w:ascii="Times New Roman" w:hAnsi="Times New Roman" w:cs="Times New Roman"/>
-          <w:sz w:val="32"/>
-          <w:szCs w:val="32"/>
-          <w:lang w:val="en-US"/>
-        </w:rPr>
-        <w:t>),end</w:t>
-      </w:r>
-      <w:proofErr w:type="gramEnd"/>
-      <w:r>
-        <w:rPr>
-          <w:rFonts w:ascii="Times New Roman" w:hAnsi="Times New Roman" w:cs="Times New Roman"/>
-          <w:sz w:val="32"/>
-          <w:szCs w:val="32"/>
-          <w:lang w:val="en-US"/>
-        </w:rPr>
-        <w:t>=" ")</w:t>
+        <w:t xml:space="preserve">        print(fib(i),end=" ")</w:t>
       </w:r>
     </w:p>
     <w:p>
@@ -6548,6 +5624,7 @@
           <w:sz w:val="32"/>
           <w:szCs w:val="32"/>
         </w:rPr>
+        <w:lastRenderedPageBreak/>
         <w:t xml:space="preserve">The program uses recursion to generate Fibonacci numbers. </w:t>
       </w:r>
       <w:r>
@@ -6580,25 +5657,7 @@
           <w:sz w:val="32"/>
           <w:szCs w:val="32"/>
         </w:rPr>
-        <w:t>(</w:t>
-      </w:r>
-      <w:proofErr w:type="gramStart"/>
-      <w:r>
-        <w:rPr>
-          <w:rFonts w:ascii="Times New Roman" w:hAnsi="Times New Roman" w:cs="Times New Roman"/>
-          <w:sz w:val="32"/>
-          <w:szCs w:val="32"/>
-        </w:rPr>
-        <w:t>0)=</w:t>
-      </w:r>
-      <w:proofErr w:type="gramEnd"/>
-      <w:r>
-        <w:rPr>
-          <w:rFonts w:ascii="Times New Roman" w:hAnsi="Times New Roman" w:cs="Times New Roman"/>
-          <w:sz w:val="32"/>
-          <w:szCs w:val="32"/>
-        </w:rPr>
-        <w:t>0 and fib</w:t>
+        <w:t>(0)=0 and fib</w:t>
       </w:r>
       <w:r>
         <w:rPr>
@@ -7477,7 +6536,6 @@
                       <w:szCs w:val="32"/>
                     </w:rPr>
                   </w:pPr>
-                  <w:proofErr w:type="gramStart"/>
                   <w:r>
                     <w:rPr>
                       <w:rFonts w:ascii="Times New Roman" w:hAnsi="Times New Roman" w:cs="Times New Roman"/>
@@ -7486,18 +6544,7 @@
                       <w:sz w:val="32"/>
                       <w:szCs w:val="32"/>
                     </w:rPr>
-                    <w:t>O(</w:t>
-                  </w:r>
-                  <w:proofErr w:type="gramEnd"/>
-                  <w:r>
-                    <w:rPr>
-                      <w:rFonts w:ascii="Times New Roman" w:hAnsi="Times New Roman" w:cs="Times New Roman"/>
-                      <w:b/>
-                      <w:bCs/>
-                      <w:sz w:val="32"/>
-                      <w:szCs w:val="32"/>
-                    </w:rPr>
-                    <w:t>1)</w:t>
+                    <w:t>O(1)</w:t>
                   </w:r>
                 </w:p>
               </w:tc>
@@ -7967,7 +7014,6 @@
                       <w:szCs w:val="32"/>
                     </w:rPr>
                   </w:pPr>
-                  <w:proofErr w:type="gramStart"/>
                   <w:r>
                     <w:rPr>
                       <w:rFonts w:ascii="Times New Roman" w:hAnsi="Times New Roman" w:cs="Times New Roman"/>
@@ -7976,18 +7022,7 @@
                       <w:sz w:val="32"/>
                       <w:szCs w:val="32"/>
                     </w:rPr>
-                    <w:t>O(</w:t>
-                  </w:r>
-                  <w:proofErr w:type="gramEnd"/>
-                  <w:r>
-                    <w:rPr>
-                      <w:rFonts w:ascii="Times New Roman" w:hAnsi="Times New Roman" w:cs="Times New Roman"/>
-                      <w:b/>
-                      <w:bCs/>
-                      <w:sz w:val="32"/>
-                      <w:szCs w:val="32"/>
-                    </w:rPr>
-                    <w:t>1)</w:t>
+                    <w:t>O(1)</w:t>
                   </w:r>
                 </w:p>
               </w:tc>
@@ -8216,7 +7251,6 @@
                       <w:szCs w:val="32"/>
                     </w:rPr>
                   </w:pPr>
-                  <w:proofErr w:type="gramStart"/>
                   <w:r>
                     <w:rPr>
                       <w:rFonts w:ascii="Times New Roman" w:hAnsi="Times New Roman" w:cs="Times New Roman"/>
@@ -8225,18 +7259,7 @@
                       <w:sz w:val="32"/>
                       <w:szCs w:val="32"/>
                     </w:rPr>
-                    <w:t>O(</w:t>
-                  </w:r>
-                  <w:proofErr w:type="gramEnd"/>
-                  <w:r>
-                    <w:rPr>
-                      <w:rFonts w:ascii="Times New Roman" w:hAnsi="Times New Roman" w:cs="Times New Roman"/>
-                      <w:b/>
-                      <w:bCs/>
-                      <w:sz w:val="32"/>
-                      <w:szCs w:val="32"/>
-                    </w:rPr>
-                    <w:t>1)</w:t>
+                    <w:t>O(1)</w:t>
                   </w:r>
                 </w:p>
               </w:tc>
@@ -8614,7 +7637,16 @@
                       <w:sz w:val="32"/>
                       <w:szCs w:val="32"/>
                     </w:rPr>
-                    <w:t xml:space="preserve">Each function call creates two more recursive calls, leading to exponential time. The recursion stack reaches depth </w:t>
+                    <w:t xml:space="preserve">Each function call creates two more recursive calls, leading to exponential </w:t>
+                  </w:r>
+                  <w:r>
+                    <w:rPr>
+                      <w:rFonts w:ascii="Times New Roman" w:hAnsi="Times New Roman" w:cs="Times New Roman"/>
+                      <w:sz w:val="32"/>
+                      <w:szCs w:val="32"/>
+                    </w:rPr>
+                    <w:lastRenderedPageBreak/>
+                    <w:t xml:space="preserve">time. The recursion stack reaches depth </w:t>
                   </w:r>
                   <w:r>
                     <w:rPr>
@@ -8677,7 +7709,6 @@
         <w:jc w:val="center"/>
       </w:pPr>
       <w:r>
-        <w:lastRenderedPageBreak/>
         <w:t>Lab 2</w:t>
       </w:r>
     </w:p>
@@ -8689,15 +7720,7 @@
         <w:t>AIM:</w:t>
       </w:r>
       <w:r>
-        <w:t xml:space="preserve"> </w:t>
-      </w:r>
-      <w:proofErr w:type="gramStart"/>
-      <w:r>
-        <w:t>write  a</w:t>
-      </w:r>
-      <w:proofErr w:type="gramEnd"/>
-      <w:r>
-        <w:t xml:space="preserve"> python program to perform linear search on the given input.</w:t>
+        <w:t xml:space="preserve"> write  a python program to perform linear search on the given input.</w:t>
       </w:r>
     </w:p>
     <w:p>
@@ -8707,60 +7730,23 @@
     </w:p>
     <w:p>
       <w:r>
-        <w:t xml:space="preserve">def </w:t>
-      </w:r>
-      <w:proofErr w:type="spellStart"/>
-      <w:r>
-        <w:t>linear_</w:t>
-      </w:r>
-      <w:proofErr w:type="gramStart"/>
-      <w:r>
-        <w:t>search</w:t>
-      </w:r>
-      <w:proofErr w:type="spellEnd"/>
-      <w:r>
-        <w:t>(</w:t>
-      </w:r>
-      <w:proofErr w:type="gramEnd"/>
-      <w:r>
-        <w:t>):</w:t>
-      </w:r>
-    </w:p>
-    <w:p>
-      <w:r>
-        <w:t xml:space="preserve">    for </w:t>
-      </w:r>
-      <w:proofErr w:type="spellStart"/>
-      <w:r>
-        <w:t>i</w:t>
-      </w:r>
-      <w:proofErr w:type="spellEnd"/>
-      <w:r>
-        <w:t xml:space="preserve"> in range(n):</w:t>
-      </w:r>
-    </w:p>
-    <w:p>
-      <w:r>
-        <w:t xml:space="preserve">        if list[</w:t>
-      </w:r>
-      <w:proofErr w:type="spellStart"/>
-      <w:r>
-        <w:t>i</w:t>
-      </w:r>
-      <w:proofErr w:type="spellEnd"/>
-      <w:r>
-        <w:t>]==key:</w:t>
-      </w:r>
-    </w:p>
-    <w:p>
-      <w:r>
-        <w:t xml:space="preserve">            return </w:t>
-      </w:r>
-      <w:proofErr w:type="spellStart"/>
-      <w:r>
-        <w:t>i</w:t>
-      </w:r>
-      <w:proofErr w:type="spellEnd"/>
+        <w:t>def linear_search():</w:t>
+      </w:r>
+    </w:p>
+    <w:p>
+      <w:r>
+        <w:t xml:space="preserve">    for i in range(n):</w:t>
+      </w:r>
+    </w:p>
+    <w:p>
+      <w:r>
+        <w:t xml:space="preserve">        if list[i]==key:</w:t>
+      </w:r>
+    </w:p>
+    <w:p>
+      <w:r>
+        <w:t xml:space="preserve">            return i</w:t>
+      </w:r>
     </w:p>
     <w:p>
       <w:r>
@@ -8774,69 +7760,27 @@
     </w:p>
     <w:p>
       <w:r>
-        <w:t>list</w:t>
-      </w:r>
-      <w:proofErr w:type="gramStart"/>
-      <w:r>
-        <w:t>=[</w:t>
-      </w:r>
-      <w:proofErr w:type="gramEnd"/>
-      <w:r>
-        <w:t>]</w:t>
-      </w:r>
-    </w:p>
-    <w:p>
-      <w:r>
-        <w:t>n=</w:t>
-      </w:r>
-      <w:proofErr w:type="gramStart"/>
-      <w:r>
-        <w:t>int(input(</w:t>
-      </w:r>
-      <w:proofErr w:type="gramEnd"/>
-      <w:r>
-        <w:t>"enter no of elements to add:"))</w:t>
-      </w:r>
-    </w:p>
-    <w:p>
-      <w:r>
-        <w:t xml:space="preserve">for </w:t>
-      </w:r>
-      <w:proofErr w:type="spellStart"/>
-      <w:r>
-        <w:t>i</w:t>
-      </w:r>
-      <w:proofErr w:type="spellEnd"/>
-      <w:r>
-        <w:t xml:space="preserve"> in range(n):</w:t>
-      </w:r>
-    </w:p>
-    <w:p>
-      <w:r>
-        <w:t xml:space="preserve">    a=</w:t>
-      </w:r>
-      <w:proofErr w:type="gramStart"/>
-      <w:r>
-        <w:t>int(input(</w:t>
-      </w:r>
-      <w:proofErr w:type="gramEnd"/>
-      <w:r>
-        <w:t>"enter a number:"))</w:t>
-      </w:r>
-    </w:p>
-    <w:p>
-      <w:r>
-        <w:t xml:space="preserve">    </w:t>
-      </w:r>
-      <w:proofErr w:type="spellStart"/>
-      <w:proofErr w:type="gramStart"/>
-      <w:r>
-        <w:t>list.append</w:t>
-      </w:r>
-      <w:proofErr w:type="spellEnd"/>
-      <w:proofErr w:type="gramEnd"/>
-      <w:r>
-        <w:t>(a)</w:t>
+        <w:t>list=[]</w:t>
+      </w:r>
+    </w:p>
+    <w:p>
+      <w:r>
+        <w:t>n=int(input("enter no of elements to add:"))</w:t>
+      </w:r>
+    </w:p>
+    <w:p>
+      <w:r>
+        <w:t>for i in range(n):</w:t>
+      </w:r>
+    </w:p>
+    <w:p>
+      <w:r>
+        <w:t xml:space="preserve">    a=int(input("enter a number:"))</w:t>
+      </w:r>
+    </w:p>
+    <w:p>
+      <w:r>
+        <w:t xml:space="preserve">    list.append(a)</w:t>
       </w:r>
     </w:p>
     <w:p/>
@@ -8849,36 +7793,12 @@
     <w:p/>
     <w:p>
       <w:r>
-        <w:t>key=</w:t>
-      </w:r>
-      <w:proofErr w:type="gramStart"/>
-      <w:r>
-        <w:t>int(input(</w:t>
-      </w:r>
-      <w:proofErr w:type="gramEnd"/>
-      <w:r>
-        <w:t>"search element to find:"))</w:t>
-      </w:r>
-    </w:p>
-    <w:p>
-      <w:r>
-        <w:t>result=</w:t>
-      </w:r>
-      <w:proofErr w:type="spellStart"/>
-      <w:r>
-        <w:t>linear_</w:t>
-      </w:r>
-      <w:proofErr w:type="gramStart"/>
-      <w:r>
-        <w:t>search</w:t>
-      </w:r>
-      <w:proofErr w:type="spellEnd"/>
-      <w:r>
-        <w:t>(</w:t>
-      </w:r>
-      <w:proofErr w:type="gramEnd"/>
-      <w:r>
-        <w:t>)</w:t>
+        <w:t>key=int(input("search element to find:"))</w:t>
+      </w:r>
+    </w:p>
+    <w:p>
+      <w:r>
+        <w:t>result=linear_search()</w:t>
       </w:r>
     </w:p>
     <w:p>
@@ -8888,46 +7808,18 @@
     </w:p>
     <w:p>
       <w:r>
-        <w:t xml:space="preserve">    </w:t>
-      </w:r>
-      <w:proofErr w:type="gramStart"/>
-      <w:r>
-        <w:t>print(</w:t>
-      </w:r>
-      <w:proofErr w:type="gramEnd"/>
-      <w:r>
-        <w:t>"element not found")</w:t>
-      </w:r>
-    </w:p>
-    <w:p>
-      <w:r>
+        <w:t xml:space="preserve">    print("element not found")</w:t>
+      </w:r>
+    </w:p>
+    <w:p>
+      <w:r>
+        <w:lastRenderedPageBreak/>
         <w:t>else:</w:t>
       </w:r>
     </w:p>
     <w:p>
       <w:r>
-        <w:t xml:space="preserve">    </w:t>
-      </w:r>
-      <w:proofErr w:type="gramStart"/>
-      <w:r>
-        <w:t>print(</w:t>
-      </w:r>
-      <w:proofErr w:type="gramEnd"/>
-      <w:r>
-        <w:t xml:space="preserve">"element is found </w:t>
-      </w:r>
-      <w:proofErr w:type="spellStart"/>
-      <w:r>
-        <w:t>at</w:t>
-      </w:r>
-      <w:proofErr w:type="gramStart"/>
-      <w:r>
-        <w:t>",result</w:t>
-      </w:r>
-      <w:proofErr w:type="spellEnd"/>
-      <w:proofErr w:type="gramEnd"/>
-      <w:r>
-        <w:t>)</w:t>
+        <w:t xml:space="preserve">    print("element is found at",result)</w:t>
       </w:r>
     </w:p>
     <w:p/>
@@ -8946,7 +7838,6 @@
         <w:rPr>
           <w:noProof/>
         </w:rPr>
-        <w:lastRenderedPageBreak/>
         <w:drawing>
           <wp:inline distT="0" distB="0" distL="0" distR="0" wp14:anchorId="6A8E44AB" wp14:editId="6EED4B8E">
             <wp:extent cx="5456393" cy="967824"/>
@@ -9422,15 +8313,7 @@
         <w:t>2)</w:t>
       </w:r>
       <w:r>
-        <w:t xml:space="preserve">AIM: </w:t>
-      </w:r>
-      <w:proofErr w:type="gramStart"/>
-      <w:r>
-        <w:t>a)write</w:t>
-      </w:r>
-      <w:proofErr w:type="gramEnd"/>
-      <w:r>
-        <w:t xml:space="preserve"> a python program to perform binary search on the given input</w:t>
+        <w:t>AIM: a)write a python program to perform binary search on the given input</w:t>
       </w:r>
       <w:r>
         <w:t xml:space="preserve"> </w:t>
@@ -9441,38 +8324,13 @@
     </w:p>
     <w:p>
       <w:r>
+        <w:lastRenderedPageBreak/>
         <w:t>Program:</w:t>
       </w:r>
     </w:p>
     <w:p>
       <w:r>
-        <w:t xml:space="preserve">def </w:t>
-      </w:r>
-      <w:proofErr w:type="spellStart"/>
-      <w:r>
-        <w:t>binary_search</w:t>
-      </w:r>
-      <w:proofErr w:type="spellEnd"/>
-      <w:r>
-        <w:t>(</w:t>
-      </w:r>
-      <w:proofErr w:type="spellStart"/>
-      <w:proofErr w:type="gramStart"/>
-      <w:r>
-        <w:t>list,key</w:t>
-      </w:r>
-      <w:proofErr w:type="gramEnd"/>
-      <w:r>
-        <w:t>,</w:t>
-      </w:r>
-      <w:proofErr w:type="gramStart"/>
-      <w:r>
-        <w:t>low,high</w:t>
-      </w:r>
-      <w:proofErr w:type="spellEnd"/>
-      <w:proofErr w:type="gramEnd"/>
-      <w:r>
-        <w:t>):</w:t>
+        <w:t>def binary_search(list,key,low,high):</w:t>
       </w:r>
     </w:p>
     <w:p>
@@ -9492,16 +8350,7 @@
     </w:p>
     <w:p>
       <w:r>
-        <w:lastRenderedPageBreak/>
-        <w:t xml:space="preserve">        mid=(</w:t>
-      </w:r>
-      <w:proofErr w:type="spellStart"/>
-      <w:r>
-        <w:t>low+high</w:t>
-      </w:r>
-      <w:proofErr w:type="spellEnd"/>
-      <w:r>
-        <w:t>)//2</w:t>
+        <w:t xml:space="preserve">        mid=(low+high)//2</w:t>
       </w:r>
     </w:p>
     <w:p>
@@ -9511,155 +8360,57 @@
     </w:p>
     <w:p>
       <w:r>
-        <w:t xml:space="preserve">            return </w:t>
-      </w:r>
-      <w:proofErr w:type="spellStart"/>
-      <w:r>
-        <w:t>binary_search</w:t>
-      </w:r>
-      <w:proofErr w:type="spellEnd"/>
-      <w:r>
-        <w:t>(</w:t>
-      </w:r>
-      <w:proofErr w:type="gramStart"/>
-      <w:r>
-        <w:t>list,key</w:t>
-      </w:r>
-      <w:proofErr w:type="gramEnd"/>
-      <w:r>
-        <w:t>,mid+</w:t>
-      </w:r>
-      <w:proofErr w:type="gramStart"/>
-      <w:r>
-        <w:t>1,high</w:t>
-      </w:r>
-      <w:proofErr w:type="gramEnd"/>
-      <w:r>
-        <w:t>)</w:t>
+        <w:t xml:space="preserve">            return binary_search(list,key,mid+1,high)</w:t>
+      </w:r>
+    </w:p>
+    <w:p>
+      <w:r>
+        <w:t xml:space="preserve">        elif key&lt;list[mid]:</w:t>
+      </w:r>
+    </w:p>
+    <w:p>
+      <w:r>
+        <w:t xml:space="preserve">            return binary_search(list,key,low,mid-1)</w:t>
+      </w:r>
+    </w:p>
+    <w:p>
+      <w:r>
+        <w:t xml:space="preserve">        else:</w:t>
+      </w:r>
+    </w:p>
+    <w:p>
+      <w:r>
+        <w:t xml:space="preserve">            return mid</w:t>
       </w:r>
     </w:p>
     <w:p>
       <w:r>
         <w:t xml:space="preserve">        </w:t>
       </w:r>
-      <w:proofErr w:type="spellStart"/>
-      <w:r>
-        <w:t>elif</w:t>
-      </w:r>
-      <w:proofErr w:type="spellEnd"/>
-      <w:r>
-        <w:t xml:space="preserve"> key&lt;list[mid]:</w:t>
-      </w:r>
-    </w:p>
-    <w:p>
-      <w:r>
-        <w:t xml:space="preserve">            return </w:t>
-      </w:r>
-      <w:proofErr w:type="spellStart"/>
-      <w:r>
-        <w:t>binary_search</w:t>
-      </w:r>
-      <w:proofErr w:type="spellEnd"/>
-      <w:r>
-        <w:t>(</w:t>
-      </w:r>
-      <w:proofErr w:type="gramStart"/>
-      <w:r>
-        <w:t>list,key</w:t>
-      </w:r>
-      <w:proofErr w:type="gramEnd"/>
-      <w:r>
-        <w:t>,</w:t>
-      </w:r>
-      <w:proofErr w:type="gramStart"/>
-      <w:r>
-        <w:t>low,mid</w:t>
-      </w:r>
-      <w:proofErr w:type="gramEnd"/>
-      <w:r>
-        <w:t>-1)</w:t>
-      </w:r>
-    </w:p>
-    <w:p>
-      <w:r>
-        <w:t xml:space="preserve">        else:</w:t>
-      </w:r>
-    </w:p>
-    <w:p>
-      <w:r>
-        <w:t xml:space="preserve">            return mid</w:t>
-      </w:r>
-    </w:p>
-    <w:p>
-      <w:r>
-        <w:t xml:space="preserve">        </w:t>
-      </w:r>
-    </w:p>
-    <w:p>
-      <w:r>
-        <w:t>list</w:t>
-      </w:r>
-      <w:proofErr w:type="gramStart"/>
-      <w:r>
-        <w:t>=[</w:t>
-      </w:r>
-      <w:proofErr w:type="gramEnd"/>
-      <w:r>
-        <w:t>]</w:t>
-      </w:r>
-    </w:p>
-    <w:p>
-      <w:r>
-        <w:t>n=</w:t>
-      </w:r>
-      <w:proofErr w:type="gramStart"/>
-      <w:r>
-        <w:t>int(input(</w:t>
-      </w:r>
-      <w:proofErr w:type="gramEnd"/>
-      <w:r>
-        <w:t>"enter no of elements to add:"))</w:t>
-      </w:r>
-    </w:p>
-    <w:p>
-      <w:r>
-        <w:t xml:space="preserve">for </w:t>
-      </w:r>
-      <w:proofErr w:type="spellStart"/>
-      <w:r>
-        <w:t>i</w:t>
-      </w:r>
-      <w:proofErr w:type="spellEnd"/>
-      <w:r>
-        <w:t xml:space="preserve"> in range(n):</w:t>
-      </w:r>
-    </w:p>
-    <w:p>
-      <w:r>
-        <w:t xml:space="preserve">    a=</w:t>
-      </w:r>
-      <w:proofErr w:type="gramStart"/>
-      <w:r>
-        <w:t>int(input(</w:t>
-      </w:r>
-      <w:proofErr w:type="gramEnd"/>
-      <w:r>
-        <w:t>"enter a number in sorted order:"))</w:t>
-      </w:r>
-    </w:p>
-    <w:p>
-      <w:r>
-        <w:t xml:space="preserve">    </w:t>
-      </w:r>
-      <w:proofErr w:type="spellStart"/>
-      <w:proofErr w:type="gramStart"/>
-      <w:r>
-        <w:t>list.append</w:t>
-      </w:r>
-      <w:proofErr w:type="spellEnd"/>
-      <w:proofErr w:type="gramEnd"/>
-      <w:r>
-        <w:t>(a)</w:t>
+    </w:p>
+    <w:p>
+      <w:r>
+        <w:t>list=[]</w:t>
+      </w:r>
+    </w:p>
+    <w:p>
+      <w:r>
+        <w:t>n=int(input("enter no of elements to add:"))</w:t>
+      </w:r>
+    </w:p>
+    <w:p>
+      <w:r>
+        <w:t>for i in range(n):</w:t>
+      </w:r>
+    </w:p>
+    <w:p>
+      <w:r>
+        <w:t xml:space="preserve">    a=int(input("enter a number in sorted order:"))</w:t>
+      </w:r>
+    </w:p>
+    <w:p>
+      <w:r>
+        <w:t xml:space="preserve">    list.append(a)</w:t>
       </w:r>
     </w:p>
     <w:p/>
@@ -9672,44 +8423,12 @@
     <w:p/>
     <w:p>
       <w:r>
-        <w:t>key=</w:t>
-      </w:r>
-      <w:proofErr w:type="gramStart"/>
-      <w:r>
-        <w:t>int(input(</w:t>
-      </w:r>
-      <w:proofErr w:type="gramEnd"/>
-      <w:r>
-        <w:t>"search element to find:"))</w:t>
-      </w:r>
-    </w:p>
-    <w:p>
-      <w:r>
-        <w:t>result=</w:t>
-      </w:r>
-      <w:proofErr w:type="spellStart"/>
-      <w:r>
-        <w:t>binary_search</w:t>
-      </w:r>
-      <w:proofErr w:type="spellEnd"/>
-      <w:r>
-        <w:t>(</w:t>
-      </w:r>
-      <w:proofErr w:type="gramStart"/>
-      <w:r>
-        <w:t>list,key</w:t>
-      </w:r>
-      <w:proofErr w:type="gramEnd"/>
-      <w:r>
-        <w:t>,</w:t>
-      </w:r>
-      <w:proofErr w:type="gramStart"/>
-      <w:r>
-        <w:t>0,n</w:t>
-      </w:r>
-      <w:proofErr w:type="gramEnd"/>
-      <w:r>
-        <w:t>-1)</w:t>
+        <w:t>key=int(input("search element to find:"))</w:t>
+      </w:r>
+    </w:p>
+    <w:p>
+      <w:r>
+        <w:t>result=binary_search(list,key,0,n-1)</w:t>
       </w:r>
     </w:p>
     <w:p>
@@ -9719,15 +8438,7 @@
     </w:p>
     <w:p>
       <w:r>
-        <w:t xml:space="preserve">    </w:t>
-      </w:r>
-      <w:proofErr w:type="gramStart"/>
-      <w:r>
-        <w:t>print(</w:t>
-      </w:r>
-      <w:proofErr w:type="gramEnd"/>
-      <w:r>
-        <w:t>"element not found")</w:t>
+        <w:t xml:space="preserve">    print("element not found")</w:t>
       </w:r>
     </w:p>
     <w:p>
@@ -9737,32 +8448,12 @@
     </w:p>
     <w:p>
       <w:r>
-        <w:t xml:space="preserve">    </w:t>
-      </w:r>
-      <w:proofErr w:type="gramStart"/>
-      <w:r>
-        <w:t>print(</w:t>
-      </w:r>
-      <w:proofErr w:type="gramEnd"/>
-      <w:r>
-        <w:t xml:space="preserve">"element is found </w:t>
-      </w:r>
-      <w:proofErr w:type="spellStart"/>
-      <w:r>
-        <w:t>at</w:t>
-      </w:r>
-      <w:proofErr w:type="gramStart"/>
-      <w:r>
-        <w:t>",result</w:t>
-      </w:r>
-      <w:proofErr w:type="spellEnd"/>
-      <w:proofErr w:type="gramEnd"/>
-      <w:r>
-        <w:t>)</w:t>
-      </w:r>
-    </w:p>
-    <w:p>
-      <w:r>
+        <w:t xml:space="preserve">    print("element is found at",result)</w:t>
+      </w:r>
+    </w:p>
+    <w:p>
+      <w:r>
+        <w:lastRenderedPageBreak/>
         <w:t>Output:</w:t>
       </w:r>
     </w:p>
@@ -9815,7 +8506,6 @@
     </w:p>
     <w:p>
       <w:r>
-        <w:lastRenderedPageBreak/>
         <w:t>Negative case:</w:t>
       </w:r>
     </w:p>
@@ -10275,33 +8965,7 @@
     <w:p/>
     <w:p>
       <w:r>
-        <w:t xml:space="preserve">def </w:t>
-      </w:r>
-      <w:proofErr w:type="spellStart"/>
-      <w:r>
-        <w:t>binary_search</w:t>
-      </w:r>
-      <w:proofErr w:type="spellEnd"/>
-      <w:r>
-        <w:t>(</w:t>
-      </w:r>
-      <w:proofErr w:type="spellStart"/>
-      <w:proofErr w:type="gramStart"/>
-      <w:r>
-        <w:t>list,key</w:t>
-      </w:r>
-      <w:proofErr w:type="gramEnd"/>
-      <w:r>
-        <w:t>,</w:t>
-      </w:r>
-      <w:proofErr w:type="gramStart"/>
-      <w:r>
-        <w:t>low,high</w:t>
-      </w:r>
-      <w:proofErr w:type="spellEnd"/>
-      <w:proofErr w:type="gramEnd"/>
-      <w:r>
-        <w:t>):</w:t>
+        <w:t>def binary_search(list,key,low,high):</w:t>
       </w:r>
     </w:p>
     <w:p>
@@ -10321,15 +8985,7 @@
     </w:p>
     <w:p>
       <w:r>
-        <w:t xml:space="preserve">        mid=(</w:t>
-      </w:r>
-      <w:proofErr w:type="spellStart"/>
-      <w:r>
-        <w:t>low+high</w:t>
-      </w:r>
-      <w:proofErr w:type="spellEnd"/>
-      <w:r>
-        <w:t>)//2</w:t>
+        <w:t xml:space="preserve">        mid=(low+high)//2</w:t>
       </w:r>
     </w:p>
     <w:p>
@@ -10339,169 +8995,64 @@
     </w:p>
     <w:p>
       <w:r>
-        <w:t xml:space="preserve">            return </w:t>
-      </w:r>
-      <w:proofErr w:type="spellStart"/>
-      <w:r>
-        <w:t>binary_search</w:t>
-      </w:r>
-      <w:proofErr w:type="spellEnd"/>
-      <w:r>
-        <w:t>(</w:t>
-      </w:r>
-      <w:proofErr w:type="gramStart"/>
-      <w:r>
-        <w:t>list,key</w:t>
-      </w:r>
-      <w:proofErr w:type="gramEnd"/>
-      <w:r>
-        <w:t>,mid+</w:t>
-      </w:r>
-      <w:proofErr w:type="gramStart"/>
-      <w:r>
-        <w:t>1,high</w:t>
-      </w:r>
-      <w:proofErr w:type="gramEnd"/>
-      <w:r>
-        <w:t>)</w:t>
+        <w:lastRenderedPageBreak/>
+        <w:t xml:space="preserve">            return binary_search(list,key,mid+1,high)</w:t>
+      </w:r>
+    </w:p>
+    <w:p>
+      <w:r>
+        <w:t xml:space="preserve">        elif key&lt;list[mid]:</w:t>
+      </w:r>
+    </w:p>
+    <w:p>
+      <w:r>
+        <w:t xml:space="preserve">            return binary_search(list,key,low,mid-1)</w:t>
+      </w:r>
+    </w:p>
+    <w:p>
+      <w:r>
+        <w:t xml:space="preserve">        else:</w:t>
+      </w:r>
+    </w:p>
+    <w:p>
+      <w:r>
+        <w:t xml:space="preserve">            return mid</w:t>
       </w:r>
     </w:p>
     <w:p>
       <w:r>
         <w:t xml:space="preserve">        </w:t>
       </w:r>
-      <w:proofErr w:type="spellStart"/>
-      <w:r>
-        <w:t>elif</w:t>
-      </w:r>
-      <w:proofErr w:type="spellEnd"/>
-      <w:r>
-        <w:t xml:space="preserve"> key&lt;list[mid]:</w:t>
-      </w:r>
-    </w:p>
-    <w:p>
-      <w:r>
-        <w:t xml:space="preserve">            return </w:t>
-      </w:r>
-      <w:proofErr w:type="spellStart"/>
-      <w:r>
-        <w:t>binary_search</w:t>
-      </w:r>
-      <w:proofErr w:type="spellEnd"/>
-      <w:r>
-        <w:t>(</w:t>
-      </w:r>
-      <w:proofErr w:type="gramStart"/>
-      <w:r>
-        <w:t>list,key</w:t>
-      </w:r>
-      <w:proofErr w:type="gramEnd"/>
-      <w:r>
-        <w:t>,</w:t>
-      </w:r>
-      <w:proofErr w:type="gramStart"/>
-      <w:r>
-        <w:t>low,mid</w:t>
-      </w:r>
-      <w:proofErr w:type="gramEnd"/>
-      <w:r>
-        <w:t>-1)</w:t>
-      </w:r>
-    </w:p>
-    <w:p>
-      <w:r>
-        <w:t xml:space="preserve">        else:</w:t>
-      </w:r>
-    </w:p>
-    <w:p>
-      <w:r>
-        <w:t xml:space="preserve">            return mid</w:t>
-      </w:r>
-    </w:p>
-    <w:p>
-      <w:r>
-        <w:lastRenderedPageBreak/>
-        <w:t xml:space="preserve">        </w:t>
-      </w:r>
-    </w:p>
-    <w:p>
-      <w:r>
-        <w:t>list</w:t>
-      </w:r>
-      <w:proofErr w:type="gramStart"/>
-      <w:r>
-        <w:t>=[</w:t>
-      </w:r>
-      <w:proofErr w:type="gramEnd"/>
-      <w:r>
-        <w:t>]</w:t>
-      </w:r>
-    </w:p>
-    <w:p>
-      <w:r>
-        <w:t>n=</w:t>
-      </w:r>
-      <w:proofErr w:type="gramStart"/>
-      <w:r>
-        <w:t>int(input(</w:t>
-      </w:r>
-      <w:proofErr w:type="gramEnd"/>
-      <w:r>
-        <w:t>"enter no of elements to add:"))</w:t>
-      </w:r>
-    </w:p>
-    <w:p>
-      <w:r>
-        <w:t xml:space="preserve">for </w:t>
-      </w:r>
-      <w:proofErr w:type="spellStart"/>
-      <w:r>
-        <w:t>i</w:t>
-      </w:r>
-      <w:proofErr w:type="spellEnd"/>
-      <w:r>
-        <w:t xml:space="preserve"> in range(n):</w:t>
-      </w:r>
-    </w:p>
-    <w:p>
-      <w:r>
-        <w:t xml:space="preserve">    a=</w:t>
-      </w:r>
-      <w:proofErr w:type="gramStart"/>
-      <w:r>
-        <w:t>int(input(</w:t>
-      </w:r>
-      <w:proofErr w:type="gramEnd"/>
-      <w:r>
-        <w:t>"enter a number:"))</w:t>
-      </w:r>
-    </w:p>
-    <w:p>
-      <w:r>
-        <w:t xml:space="preserve">    </w:t>
-      </w:r>
-      <w:proofErr w:type="spellStart"/>
-      <w:proofErr w:type="gramStart"/>
-      <w:r>
-        <w:t>list.append</w:t>
-      </w:r>
-      <w:proofErr w:type="spellEnd"/>
-      <w:proofErr w:type="gramEnd"/>
-      <w:r>
-        <w:t>(a)</w:t>
+    </w:p>
+    <w:p>
+      <w:r>
+        <w:t>list=[]</w:t>
+      </w:r>
+    </w:p>
+    <w:p>
+      <w:r>
+        <w:t>n=int(input("enter no of elements to add:"))</w:t>
+      </w:r>
+    </w:p>
+    <w:p>
+      <w:r>
+        <w:t>for i in range(n):</w:t>
+      </w:r>
+    </w:p>
+    <w:p>
+      <w:r>
+        <w:t xml:space="preserve">    a=int(input("enter a number:"))</w:t>
+      </w:r>
+    </w:p>
+    <w:p>
+      <w:r>
+        <w:t xml:space="preserve">    list.append(a)</w:t>
       </w:r>
     </w:p>
     <w:p/>
     <w:p>
-      <w:proofErr w:type="spellStart"/>
-      <w:proofErr w:type="gramStart"/>
-      <w:r>
-        <w:t>list.sort</w:t>
-      </w:r>
-      <w:proofErr w:type="spellEnd"/>
-      <w:proofErr w:type="gramEnd"/>
-      <w:r>
-        <w:t>()</w:t>
+      <w:r>
+        <w:t>list.sort()</w:t>
       </w:r>
     </w:p>
     <w:p>
@@ -10512,44 +9063,12 @@
     <w:p/>
     <w:p>
       <w:r>
-        <w:t>key=</w:t>
-      </w:r>
-      <w:proofErr w:type="gramStart"/>
-      <w:r>
-        <w:t>int(input(</w:t>
-      </w:r>
-      <w:proofErr w:type="gramEnd"/>
-      <w:r>
-        <w:t>"search element to find:"))</w:t>
-      </w:r>
-    </w:p>
-    <w:p>
-      <w:r>
-        <w:t>result=</w:t>
-      </w:r>
-      <w:proofErr w:type="spellStart"/>
-      <w:r>
-        <w:t>binary_search</w:t>
-      </w:r>
-      <w:proofErr w:type="spellEnd"/>
-      <w:r>
-        <w:t>(</w:t>
-      </w:r>
-      <w:proofErr w:type="gramStart"/>
-      <w:r>
-        <w:t>list,key</w:t>
-      </w:r>
-      <w:proofErr w:type="gramEnd"/>
-      <w:r>
-        <w:t>,</w:t>
-      </w:r>
-      <w:proofErr w:type="gramStart"/>
-      <w:r>
-        <w:t>0,n</w:t>
-      </w:r>
-      <w:proofErr w:type="gramEnd"/>
-      <w:r>
-        <w:t>-1)</w:t>
+        <w:t>key=int(input("search element to find:"))</w:t>
+      </w:r>
+    </w:p>
+    <w:p>
+      <w:r>
+        <w:t>result=binary_search(list,key,0,n-1)</w:t>
       </w:r>
     </w:p>
     <w:p>
@@ -10559,15 +9078,7 @@
     </w:p>
     <w:p>
       <w:r>
-        <w:t xml:space="preserve">    </w:t>
-      </w:r>
-      <w:proofErr w:type="gramStart"/>
-      <w:r>
-        <w:t>print(</w:t>
-      </w:r>
-      <w:proofErr w:type="gramEnd"/>
-      <w:r>
-        <w:t>"element not found")</w:t>
+        <w:t xml:space="preserve">    print("element not found")</w:t>
       </w:r>
     </w:p>
     <w:p>
@@ -10577,28 +9088,7 @@
     </w:p>
     <w:p>
       <w:r>
-        <w:t xml:space="preserve">    </w:t>
-      </w:r>
-      <w:proofErr w:type="gramStart"/>
-      <w:r>
-        <w:t>print(</w:t>
-      </w:r>
-      <w:proofErr w:type="gramEnd"/>
-      <w:r>
-        <w:t xml:space="preserve">"element is found </w:t>
-      </w:r>
-      <w:proofErr w:type="spellStart"/>
-      <w:r>
-        <w:t>at</w:t>
-      </w:r>
-      <w:proofErr w:type="gramStart"/>
-      <w:r>
-        <w:t>",result</w:t>
-      </w:r>
-      <w:proofErr w:type="spellEnd"/>
-      <w:proofErr w:type="gramEnd"/>
-      <w:r>
-        <w:t>)</w:t>
+        <w:t xml:space="preserve">    print("element is found at",result)</w:t>
       </w:r>
     </w:p>
     <w:p>
@@ -10663,6 +9153,7 @@
         <w:rPr>
           <w:noProof/>
         </w:rPr>
+        <w:lastRenderedPageBreak/>
         <w:drawing>
           <wp:inline distT="0" distB="0" distL="0" distR="0" wp14:anchorId="5A9B70C9" wp14:editId="43006284">
             <wp:extent cx="5731510" cy="1283335"/>
@@ -10707,7 +9198,6 @@
           <w:b/>
           <w:sz w:val="22"/>
         </w:rPr>
-        <w:lastRenderedPageBreak/>
         <w:t>EXPLANATION:</w:t>
       </w:r>
     </w:p>
@@ -10717,23 +9207,7 @@
           <w:rFonts w:ascii="Times New Roman" w:hAnsi="Times New Roman"/>
           <w:sz w:val="22"/>
         </w:rPr>
-        <w:t xml:space="preserve">This program accepts an unsorted array and first sorts it using the </w:t>
-      </w:r>
-      <w:proofErr w:type="gramStart"/>
-      <w:r>
-        <w:rPr>
-          <w:rFonts w:ascii="Times New Roman" w:hAnsi="Times New Roman"/>
-          <w:sz w:val="22"/>
-        </w:rPr>
-        <w:t>sort(</w:t>
-      </w:r>
-      <w:proofErr w:type="gramEnd"/>
-      <w:r>
-        <w:rPr>
-          <w:rFonts w:ascii="Times New Roman" w:hAnsi="Times New Roman"/>
-          <w:sz w:val="22"/>
-        </w:rPr>
-        <w:t>) method. After sorting, binary search is performed recursively on the sorted array. Sorting is necessary because binary search works only on ordered data.</w:t>
+        <w:t>This program accepts an unsorted array and first sorts it using the sort() method. After sorting, binary search is performed recursively on the sorted array. Sorting is necessary because binary search works only on ordered data.</w:t>
       </w:r>
     </w:p>
     <w:p>
@@ -10957,39 +9431,7 @@
                 <w:rFonts w:ascii="Times New Roman" w:hAnsi="Times New Roman"/>
                 <w:sz w:val="22"/>
               </w:rPr>
-              <w:t xml:space="preserve">Sort the array before calling </w:t>
-            </w:r>
-            <w:proofErr w:type="spellStart"/>
-            <w:r>
-              <w:rPr>
-                <w:rFonts w:ascii="Times New Roman" w:hAnsi="Times New Roman"/>
-                <w:sz w:val="22"/>
-              </w:rPr>
-              <w:t>binary_</w:t>
-            </w:r>
-            <w:proofErr w:type="gramStart"/>
-            <w:r>
-              <w:rPr>
-                <w:rFonts w:ascii="Times New Roman" w:hAnsi="Times New Roman"/>
-                <w:sz w:val="22"/>
-              </w:rPr>
-              <w:t>search</w:t>
-            </w:r>
-            <w:proofErr w:type="spellEnd"/>
-            <w:r>
-              <w:rPr>
-                <w:rFonts w:ascii="Times New Roman" w:hAnsi="Times New Roman"/>
-                <w:sz w:val="22"/>
-              </w:rPr>
-              <w:t>(</w:t>
-            </w:r>
-            <w:proofErr w:type="gramEnd"/>
-            <w:r>
-              <w:rPr>
-                <w:rFonts w:ascii="Times New Roman" w:hAnsi="Times New Roman"/>
-                <w:sz w:val="22"/>
-              </w:rPr>
-              <w:t>).</w:t>
+              <w:t>Sort the array before calling binary_search().</w:t>
             </w:r>
           </w:p>
         </w:tc>
@@ -11238,6 +9680,7 @@
           <w:sz w:val="28"/>
           <w:szCs w:val="28"/>
         </w:rPr>
+        <w:lastRenderedPageBreak/>
         <w:t>TIME COMPLEXITY AND SPACE COMPLEXITY</w:t>
       </w:r>
     </w:p>
@@ -11423,7 +9866,6 @@
                 <w:sz w:val="28"/>
                 <w:szCs w:val="28"/>
               </w:rPr>
-              <w:lastRenderedPageBreak/>
               <w:t>1. Linear Search</w:t>
             </w:r>
           </w:p>
@@ -11483,7 +9925,6 @@
                 <w:szCs w:val="28"/>
               </w:rPr>
             </w:pPr>
-            <w:proofErr w:type="gramStart"/>
             <w:r>
               <w:rPr>
                 <w:rFonts w:ascii="Times New Roman" w:eastAsiaTheme="majorEastAsia" w:hAnsi="Times New Roman" w:cs="Times New Roman"/>
@@ -11491,121 +9932,133 @@
                 <w:sz w:val="28"/>
                 <w:szCs w:val="28"/>
               </w:rPr>
-              <w:t>O(</w:t>
-            </w:r>
-            <w:proofErr w:type="gramEnd"/>
-            <w:r>
+              <w:t>O(1)</w:t>
+            </w:r>
+          </w:p>
+        </w:tc>
+        <w:tc>
+          <w:tcPr>
+            <w:tcW w:w="2256" w:type="dxa"/>
+            <w:tcBorders>
+              <w:top w:val="single" w:sz="8" w:space="0" w:color="000000"/>
+              <w:left w:val="single" w:sz="8" w:space="0" w:color="000000"/>
+              <w:bottom w:val="single" w:sz="8" w:space="0" w:color="000000"/>
+              <w:right w:val="single" w:sz="8" w:space="0" w:color="000000"/>
+            </w:tcBorders>
+            <w:shd w:val="clear" w:color="auto" w:fill="FFFFFF"/>
+            <w:vAlign w:val="center"/>
+            <w:hideMark/>
+          </w:tcPr>
+          <w:p>
+            <w:pPr>
               <w:rPr>
                 <w:rFonts w:ascii="Times New Roman" w:eastAsiaTheme="majorEastAsia" w:hAnsi="Times New Roman" w:cs="Times New Roman"/>
                 <w:color w:val="0F4761" w:themeColor="accent1" w:themeShade="BF"/>
                 <w:sz w:val="28"/>
                 <w:szCs w:val="28"/>
               </w:rPr>
-              <w:t>1)</w:t>
-            </w:r>
-          </w:p>
-        </w:tc>
-        <w:tc>
-          <w:tcPr>
-            <w:tcW w:w="2256" w:type="dxa"/>
-            <w:tcBorders>
-              <w:top w:val="single" w:sz="8" w:space="0" w:color="000000"/>
-              <w:left w:val="single" w:sz="8" w:space="0" w:color="000000"/>
-              <w:bottom w:val="single" w:sz="8" w:space="0" w:color="000000"/>
-              <w:right w:val="single" w:sz="8" w:space="0" w:color="000000"/>
-            </w:tcBorders>
-            <w:shd w:val="clear" w:color="auto" w:fill="FFFFFF"/>
-            <w:vAlign w:val="center"/>
-            <w:hideMark/>
-          </w:tcPr>
-          <w:p>
-            <w:pPr>
+            </w:pPr>
+            <w:r>
               <w:rPr>
                 <w:rFonts w:ascii="Times New Roman" w:eastAsiaTheme="majorEastAsia" w:hAnsi="Times New Roman" w:cs="Times New Roman"/>
                 <w:color w:val="0F4761" w:themeColor="accent1" w:themeShade="BF"/>
                 <w:sz w:val="28"/>
                 <w:szCs w:val="28"/>
               </w:rPr>
-            </w:pPr>
-            <w:r>
+              <w:t>The program checks the elements one by one. In the worst case, all n elements are checked, and no extra data structure is used.</w:t>
+            </w:r>
+          </w:p>
+        </w:tc>
+      </w:tr>
+      <w:tr>
+        <w:tc>
+          <w:tcPr>
+            <w:tcW w:w="2256" w:type="dxa"/>
+            <w:tcBorders>
+              <w:top w:val="single" w:sz="8" w:space="0" w:color="000000"/>
+              <w:left w:val="single" w:sz="8" w:space="0" w:color="000000"/>
+              <w:bottom w:val="single" w:sz="8" w:space="0" w:color="000000"/>
+              <w:right w:val="single" w:sz="8" w:space="0" w:color="000000"/>
+            </w:tcBorders>
+            <w:shd w:val="clear" w:color="auto" w:fill="FFFFFF"/>
+            <w:vAlign w:val="center"/>
+            <w:hideMark/>
+          </w:tcPr>
+          <w:p>
+            <w:pPr>
               <w:rPr>
                 <w:rFonts w:ascii="Times New Roman" w:eastAsiaTheme="majorEastAsia" w:hAnsi="Times New Roman" w:cs="Times New Roman"/>
                 <w:color w:val="0F4761" w:themeColor="accent1" w:themeShade="BF"/>
                 <w:sz w:val="28"/>
                 <w:szCs w:val="28"/>
               </w:rPr>
-              <w:t>The program checks the elements one by one. In the worst case, all n elements are checked, and no extra data structure is used.</w:t>
-            </w:r>
-          </w:p>
-        </w:tc>
-      </w:tr>
-      <w:tr>
-        <w:tc>
-          <w:tcPr>
-            <w:tcW w:w="2256" w:type="dxa"/>
-            <w:tcBorders>
-              <w:top w:val="single" w:sz="8" w:space="0" w:color="000000"/>
-              <w:left w:val="single" w:sz="8" w:space="0" w:color="000000"/>
-              <w:bottom w:val="single" w:sz="8" w:space="0" w:color="000000"/>
-              <w:right w:val="single" w:sz="8" w:space="0" w:color="000000"/>
-            </w:tcBorders>
-            <w:shd w:val="clear" w:color="auto" w:fill="FFFFFF"/>
-            <w:vAlign w:val="center"/>
-            <w:hideMark/>
-          </w:tcPr>
-          <w:p>
-            <w:pPr>
+            </w:pPr>
+            <w:r>
               <w:rPr>
                 <w:rFonts w:ascii="Times New Roman" w:eastAsiaTheme="majorEastAsia" w:hAnsi="Times New Roman" w:cs="Times New Roman"/>
                 <w:color w:val="0F4761" w:themeColor="accent1" w:themeShade="BF"/>
                 <w:sz w:val="28"/>
                 <w:szCs w:val="28"/>
               </w:rPr>
-            </w:pPr>
-            <w:r>
+              <w:t>2. Binary Search – Sorted Array</w:t>
+            </w:r>
+          </w:p>
+        </w:tc>
+        <w:tc>
+          <w:tcPr>
+            <w:tcW w:w="2256" w:type="dxa"/>
+            <w:tcBorders>
+              <w:top w:val="single" w:sz="8" w:space="0" w:color="000000"/>
+              <w:left w:val="single" w:sz="8" w:space="0" w:color="000000"/>
+              <w:bottom w:val="single" w:sz="8" w:space="0" w:color="000000"/>
+              <w:right w:val="single" w:sz="8" w:space="0" w:color="000000"/>
+            </w:tcBorders>
+            <w:shd w:val="clear" w:color="auto" w:fill="FFFFFF"/>
+            <w:vAlign w:val="center"/>
+            <w:hideMark/>
+          </w:tcPr>
+          <w:p>
+            <w:pPr>
               <w:rPr>
                 <w:rFonts w:ascii="Times New Roman" w:eastAsiaTheme="majorEastAsia" w:hAnsi="Times New Roman" w:cs="Times New Roman"/>
                 <w:color w:val="0F4761" w:themeColor="accent1" w:themeShade="BF"/>
                 <w:sz w:val="28"/>
                 <w:szCs w:val="28"/>
               </w:rPr>
-              <w:t>2. Binary Search – Sorted Array</w:t>
-            </w:r>
-          </w:p>
-        </w:tc>
-        <w:tc>
-          <w:tcPr>
-            <w:tcW w:w="2256" w:type="dxa"/>
-            <w:tcBorders>
-              <w:top w:val="single" w:sz="8" w:space="0" w:color="000000"/>
-              <w:left w:val="single" w:sz="8" w:space="0" w:color="000000"/>
-              <w:bottom w:val="single" w:sz="8" w:space="0" w:color="000000"/>
-              <w:right w:val="single" w:sz="8" w:space="0" w:color="000000"/>
-            </w:tcBorders>
-            <w:shd w:val="clear" w:color="auto" w:fill="FFFFFF"/>
-            <w:vAlign w:val="center"/>
-            <w:hideMark/>
-          </w:tcPr>
-          <w:p>
-            <w:pPr>
+            </w:pPr>
+            <w:r>
               <w:rPr>
                 <w:rFonts w:ascii="Times New Roman" w:eastAsiaTheme="majorEastAsia" w:hAnsi="Times New Roman" w:cs="Times New Roman"/>
                 <w:color w:val="0F4761" w:themeColor="accent1" w:themeShade="BF"/>
                 <w:sz w:val="28"/>
                 <w:szCs w:val="28"/>
               </w:rPr>
-            </w:pPr>
-            <w:proofErr w:type="gramStart"/>
-            <w:r>
+              <w:t>O(log n)</w:t>
+            </w:r>
+          </w:p>
+        </w:tc>
+        <w:tc>
+          <w:tcPr>
+            <w:tcW w:w="2256" w:type="dxa"/>
+            <w:tcBorders>
+              <w:top w:val="single" w:sz="8" w:space="0" w:color="000000"/>
+              <w:left w:val="single" w:sz="8" w:space="0" w:color="000000"/>
+              <w:bottom w:val="single" w:sz="8" w:space="0" w:color="000000"/>
+              <w:right w:val="single" w:sz="8" w:space="0" w:color="000000"/>
+            </w:tcBorders>
+            <w:shd w:val="clear" w:color="auto" w:fill="FFFFFF"/>
+            <w:vAlign w:val="center"/>
+            <w:hideMark/>
+          </w:tcPr>
+          <w:p>
+            <w:pPr>
               <w:rPr>
                 <w:rFonts w:ascii="Times New Roman" w:eastAsiaTheme="majorEastAsia" w:hAnsi="Times New Roman" w:cs="Times New Roman"/>
                 <w:color w:val="0F4761" w:themeColor="accent1" w:themeShade="BF"/>
                 <w:sz w:val="28"/>
                 <w:szCs w:val="28"/>
               </w:rPr>
-              <w:t>O(</w:t>
-            </w:r>
-            <w:proofErr w:type="gramEnd"/>
+            </w:pPr>
             <w:r>
               <w:rPr>
                 <w:rFonts w:ascii="Times New Roman" w:eastAsiaTheme="majorEastAsia" w:hAnsi="Times New Roman" w:cs="Times New Roman"/>
@@ -11613,7 +10066,7 @@
                 <w:sz w:val="28"/>
                 <w:szCs w:val="28"/>
               </w:rPr>
-              <w:t>log n)</w:t>
+              <w:t>O(log n)</w:t>
             </w:r>
           </w:p>
         </w:tc>
@@ -11639,7 +10092,6 @@
                 <w:szCs w:val="28"/>
               </w:rPr>
             </w:pPr>
-            <w:proofErr w:type="gramStart"/>
             <w:r>
               <w:rPr>
                 <w:rFonts w:ascii="Times New Roman" w:eastAsiaTheme="majorEastAsia" w:hAnsi="Times New Roman" w:cs="Times New Roman"/>
@@ -11647,121 +10099,133 @@
                 <w:sz w:val="28"/>
                 <w:szCs w:val="28"/>
               </w:rPr>
-              <w:t>O(</w:t>
-            </w:r>
-            <w:proofErr w:type="gramEnd"/>
-            <w:r>
+              <w:t>The search range is divided into half at every recursive call. The recursion stack stores the recursive calls.</w:t>
+            </w:r>
+          </w:p>
+        </w:tc>
+      </w:tr>
+      <w:tr>
+        <w:tc>
+          <w:tcPr>
+            <w:tcW w:w="2256" w:type="dxa"/>
+            <w:tcBorders>
+              <w:top w:val="single" w:sz="8" w:space="0" w:color="000000"/>
+              <w:left w:val="single" w:sz="8" w:space="0" w:color="000000"/>
+              <w:bottom w:val="single" w:sz="8" w:space="0" w:color="000000"/>
+              <w:right w:val="single" w:sz="8" w:space="0" w:color="000000"/>
+            </w:tcBorders>
+            <w:shd w:val="clear" w:color="auto" w:fill="FFFFFF"/>
+            <w:vAlign w:val="center"/>
+            <w:hideMark/>
+          </w:tcPr>
+          <w:p>
+            <w:pPr>
               <w:rPr>
                 <w:rFonts w:ascii="Times New Roman" w:eastAsiaTheme="majorEastAsia" w:hAnsi="Times New Roman" w:cs="Times New Roman"/>
                 <w:color w:val="0F4761" w:themeColor="accent1" w:themeShade="BF"/>
                 <w:sz w:val="28"/>
                 <w:szCs w:val="28"/>
               </w:rPr>
-              <w:t>log n)</w:t>
-            </w:r>
-          </w:p>
-        </w:tc>
-        <w:tc>
-          <w:tcPr>
-            <w:tcW w:w="2256" w:type="dxa"/>
-            <w:tcBorders>
-              <w:top w:val="single" w:sz="8" w:space="0" w:color="000000"/>
-              <w:left w:val="single" w:sz="8" w:space="0" w:color="000000"/>
-              <w:bottom w:val="single" w:sz="8" w:space="0" w:color="000000"/>
-              <w:right w:val="single" w:sz="8" w:space="0" w:color="000000"/>
-            </w:tcBorders>
-            <w:shd w:val="clear" w:color="auto" w:fill="FFFFFF"/>
-            <w:vAlign w:val="center"/>
-            <w:hideMark/>
-          </w:tcPr>
-          <w:p>
-            <w:pPr>
+            </w:pPr>
+            <w:r>
               <w:rPr>
                 <w:rFonts w:ascii="Times New Roman" w:eastAsiaTheme="majorEastAsia" w:hAnsi="Times New Roman" w:cs="Times New Roman"/>
                 <w:color w:val="0F4761" w:themeColor="accent1" w:themeShade="BF"/>
                 <w:sz w:val="28"/>
                 <w:szCs w:val="28"/>
               </w:rPr>
-            </w:pPr>
-            <w:r>
+              <w:t>3. Binary Search – Unsorted Array</w:t>
+            </w:r>
+          </w:p>
+        </w:tc>
+        <w:tc>
+          <w:tcPr>
+            <w:tcW w:w="2256" w:type="dxa"/>
+            <w:tcBorders>
+              <w:top w:val="single" w:sz="8" w:space="0" w:color="000000"/>
+              <w:left w:val="single" w:sz="8" w:space="0" w:color="000000"/>
+              <w:bottom w:val="single" w:sz="8" w:space="0" w:color="000000"/>
+              <w:right w:val="single" w:sz="8" w:space="0" w:color="000000"/>
+            </w:tcBorders>
+            <w:shd w:val="clear" w:color="auto" w:fill="FFFFFF"/>
+            <w:vAlign w:val="center"/>
+            <w:hideMark/>
+          </w:tcPr>
+          <w:p>
+            <w:pPr>
               <w:rPr>
                 <w:rFonts w:ascii="Times New Roman" w:eastAsiaTheme="majorEastAsia" w:hAnsi="Times New Roman" w:cs="Times New Roman"/>
                 <w:color w:val="0F4761" w:themeColor="accent1" w:themeShade="BF"/>
                 <w:sz w:val="28"/>
                 <w:szCs w:val="28"/>
               </w:rPr>
-              <w:t>The search range is divided into half at every recursive call. The recursion stack stores the recursive calls.</w:t>
-            </w:r>
-          </w:p>
-        </w:tc>
-      </w:tr>
-      <w:tr>
-        <w:tc>
-          <w:tcPr>
-            <w:tcW w:w="2256" w:type="dxa"/>
-            <w:tcBorders>
-              <w:top w:val="single" w:sz="8" w:space="0" w:color="000000"/>
-              <w:left w:val="single" w:sz="8" w:space="0" w:color="000000"/>
-              <w:bottom w:val="single" w:sz="8" w:space="0" w:color="000000"/>
-              <w:right w:val="single" w:sz="8" w:space="0" w:color="000000"/>
-            </w:tcBorders>
-            <w:shd w:val="clear" w:color="auto" w:fill="FFFFFF"/>
-            <w:vAlign w:val="center"/>
-            <w:hideMark/>
-          </w:tcPr>
-          <w:p>
-            <w:pPr>
+            </w:pPr>
+            <w:r>
               <w:rPr>
                 <w:rFonts w:ascii="Times New Roman" w:eastAsiaTheme="majorEastAsia" w:hAnsi="Times New Roman" w:cs="Times New Roman"/>
                 <w:color w:val="0F4761" w:themeColor="accent1" w:themeShade="BF"/>
                 <w:sz w:val="28"/>
                 <w:szCs w:val="28"/>
               </w:rPr>
-            </w:pPr>
-            <w:r>
+              <w:t>O(n log n)</w:t>
+            </w:r>
+          </w:p>
+        </w:tc>
+        <w:tc>
+          <w:tcPr>
+            <w:tcW w:w="2256" w:type="dxa"/>
+            <w:tcBorders>
+              <w:top w:val="single" w:sz="8" w:space="0" w:color="000000"/>
+              <w:left w:val="single" w:sz="8" w:space="0" w:color="000000"/>
+              <w:bottom w:val="single" w:sz="8" w:space="0" w:color="000000"/>
+              <w:right w:val="single" w:sz="8" w:space="0" w:color="000000"/>
+            </w:tcBorders>
+            <w:shd w:val="clear" w:color="auto" w:fill="FFFFFF"/>
+            <w:vAlign w:val="center"/>
+            <w:hideMark/>
+          </w:tcPr>
+          <w:p>
+            <w:pPr>
               <w:rPr>
                 <w:rFonts w:ascii="Times New Roman" w:eastAsiaTheme="majorEastAsia" w:hAnsi="Times New Roman" w:cs="Times New Roman"/>
                 <w:color w:val="0F4761" w:themeColor="accent1" w:themeShade="BF"/>
                 <w:sz w:val="28"/>
                 <w:szCs w:val="28"/>
               </w:rPr>
-              <w:t>3. Binary Search – Unsorted Array</w:t>
-            </w:r>
-          </w:p>
-        </w:tc>
-        <w:tc>
-          <w:tcPr>
-            <w:tcW w:w="2256" w:type="dxa"/>
-            <w:tcBorders>
-              <w:top w:val="single" w:sz="8" w:space="0" w:color="000000"/>
-              <w:left w:val="single" w:sz="8" w:space="0" w:color="000000"/>
-              <w:bottom w:val="single" w:sz="8" w:space="0" w:color="000000"/>
-              <w:right w:val="single" w:sz="8" w:space="0" w:color="000000"/>
-            </w:tcBorders>
-            <w:shd w:val="clear" w:color="auto" w:fill="FFFFFF"/>
-            <w:vAlign w:val="center"/>
-            <w:hideMark/>
-          </w:tcPr>
-          <w:p>
-            <w:pPr>
+            </w:pPr>
+            <w:r>
               <w:rPr>
                 <w:rFonts w:ascii="Times New Roman" w:eastAsiaTheme="majorEastAsia" w:hAnsi="Times New Roman" w:cs="Times New Roman"/>
                 <w:color w:val="0F4761" w:themeColor="accent1" w:themeShade="BF"/>
                 <w:sz w:val="28"/>
                 <w:szCs w:val="28"/>
               </w:rPr>
-            </w:pPr>
-            <w:proofErr w:type="gramStart"/>
-            <w:r>
+              <w:t>O(log n)</w:t>
+            </w:r>
+          </w:p>
+        </w:tc>
+        <w:tc>
+          <w:tcPr>
+            <w:tcW w:w="2256" w:type="dxa"/>
+            <w:tcBorders>
+              <w:top w:val="single" w:sz="8" w:space="0" w:color="000000"/>
+              <w:left w:val="single" w:sz="8" w:space="0" w:color="000000"/>
+              <w:bottom w:val="single" w:sz="8" w:space="0" w:color="000000"/>
+              <w:right w:val="single" w:sz="8" w:space="0" w:color="000000"/>
+            </w:tcBorders>
+            <w:shd w:val="clear" w:color="auto" w:fill="FFFFFF"/>
+            <w:vAlign w:val="center"/>
+            <w:hideMark/>
+          </w:tcPr>
+          <w:p>
+            <w:pPr>
               <w:rPr>
                 <w:rFonts w:ascii="Times New Roman" w:eastAsiaTheme="majorEastAsia" w:hAnsi="Times New Roman" w:cs="Times New Roman"/>
                 <w:color w:val="0F4761" w:themeColor="accent1" w:themeShade="BF"/>
                 <w:sz w:val="28"/>
                 <w:szCs w:val="28"/>
               </w:rPr>
-              <w:t>O(</w:t>
-            </w:r>
-            <w:proofErr w:type="gramEnd"/>
+            </w:pPr>
             <w:r>
               <w:rPr>
                 <w:rFonts w:ascii="Times New Roman" w:eastAsiaTheme="majorEastAsia" w:hAnsi="Times New Roman" w:cs="Times New Roman"/>
@@ -11769,164 +10233,7 @@
                 <w:sz w:val="28"/>
                 <w:szCs w:val="28"/>
               </w:rPr>
-              <w:t>n log n)</w:t>
-            </w:r>
-          </w:p>
-        </w:tc>
-        <w:tc>
-          <w:tcPr>
-            <w:tcW w:w="2256" w:type="dxa"/>
-            <w:tcBorders>
-              <w:top w:val="single" w:sz="8" w:space="0" w:color="000000"/>
-              <w:left w:val="single" w:sz="8" w:space="0" w:color="000000"/>
-              <w:bottom w:val="single" w:sz="8" w:space="0" w:color="000000"/>
-              <w:right w:val="single" w:sz="8" w:space="0" w:color="000000"/>
-            </w:tcBorders>
-            <w:shd w:val="clear" w:color="auto" w:fill="FFFFFF"/>
-            <w:vAlign w:val="center"/>
-            <w:hideMark/>
-          </w:tcPr>
-          <w:p>
-            <w:pPr>
-              <w:rPr>
-                <w:rFonts w:ascii="Times New Roman" w:eastAsiaTheme="majorEastAsia" w:hAnsi="Times New Roman" w:cs="Times New Roman"/>
-                <w:color w:val="0F4761" w:themeColor="accent1" w:themeShade="BF"/>
-                <w:sz w:val="28"/>
-                <w:szCs w:val="28"/>
-              </w:rPr>
-            </w:pPr>
-            <w:proofErr w:type="gramStart"/>
-            <w:r>
-              <w:rPr>
-                <w:rFonts w:ascii="Times New Roman" w:eastAsiaTheme="majorEastAsia" w:hAnsi="Times New Roman" w:cs="Times New Roman"/>
-                <w:color w:val="0F4761" w:themeColor="accent1" w:themeShade="BF"/>
-                <w:sz w:val="28"/>
-                <w:szCs w:val="28"/>
-              </w:rPr>
-              <w:t>O(</w:t>
-            </w:r>
-            <w:proofErr w:type="gramEnd"/>
-            <w:r>
-              <w:rPr>
-                <w:rFonts w:ascii="Times New Roman" w:eastAsiaTheme="majorEastAsia" w:hAnsi="Times New Roman" w:cs="Times New Roman"/>
-                <w:color w:val="0F4761" w:themeColor="accent1" w:themeShade="BF"/>
-                <w:sz w:val="28"/>
-                <w:szCs w:val="28"/>
-              </w:rPr>
-              <w:t>log n)</w:t>
-            </w:r>
-          </w:p>
-        </w:tc>
-        <w:tc>
-          <w:tcPr>
-            <w:tcW w:w="2256" w:type="dxa"/>
-            <w:tcBorders>
-              <w:top w:val="single" w:sz="8" w:space="0" w:color="000000"/>
-              <w:left w:val="single" w:sz="8" w:space="0" w:color="000000"/>
-              <w:bottom w:val="single" w:sz="8" w:space="0" w:color="000000"/>
-              <w:right w:val="single" w:sz="8" w:space="0" w:color="000000"/>
-            </w:tcBorders>
-            <w:shd w:val="clear" w:color="auto" w:fill="FFFFFF"/>
-            <w:vAlign w:val="center"/>
-            <w:hideMark/>
-          </w:tcPr>
-          <w:p>
-            <w:pPr>
-              <w:rPr>
-                <w:rFonts w:ascii="Times New Roman" w:eastAsiaTheme="majorEastAsia" w:hAnsi="Times New Roman" w:cs="Times New Roman"/>
-                <w:color w:val="0F4761" w:themeColor="accent1" w:themeShade="BF"/>
-                <w:sz w:val="28"/>
-                <w:szCs w:val="28"/>
-              </w:rPr>
-            </w:pPr>
-            <w:r>
-              <w:rPr>
-                <w:rFonts w:ascii="Times New Roman" w:eastAsiaTheme="majorEastAsia" w:hAnsi="Times New Roman" w:cs="Times New Roman"/>
-                <w:color w:val="0F4761" w:themeColor="accent1" w:themeShade="BF"/>
-                <w:sz w:val="28"/>
-                <w:szCs w:val="28"/>
-              </w:rPr>
-              <w:t xml:space="preserve">The array is first sorted using </w:t>
-            </w:r>
-            <w:proofErr w:type="gramStart"/>
-            <w:r>
-              <w:rPr>
-                <w:rFonts w:ascii="Times New Roman" w:eastAsiaTheme="majorEastAsia" w:hAnsi="Times New Roman" w:cs="Times New Roman"/>
-                <w:color w:val="0F4761" w:themeColor="accent1" w:themeShade="BF"/>
-                <w:sz w:val="28"/>
-                <w:szCs w:val="28"/>
-              </w:rPr>
-              <w:t>sort(</w:t>
-            </w:r>
-            <w:proofErr w:type="gramEnd"/>
-            <w:r>
-              <w:rPr>
-                <w:rFonts w:ascii="Times New Roman" w:eastAsiaTheme="majorEastAsia" w:hAnsi="Times New Roman" w:cs="Times New Roman"/>
-                <w:color w:val="0F4761" w:themeColor="accent1" w:themeShade="BF"/>
-                <w:sz w:val="28"/>
-                <w:szCs w:val="28"/>
-              </w:rPr>
-              <w:t xml:space="preserve">), which takes </w:t>
-            </w:r>
-            <w:proofErr w:type="gramStart"/>
-            <w:r>
-              <w:rPr>
-                <w:rFonts w:ascii="Times New Roman" w:eastAsiaTheme="majorEastAsia" w:hAnsi="Times New Roman" w:cs="Times New Roman"/>
-                <w:color w:val="0F4761" w:themeColor="accent1" w:themeShade="BF"/>
-                <w:sz w:val="28"/>
-                <w:szCs w:val="28"/>
-              </w:rPr>
-              <w:t>O(</w:t>
-            </w:r>
-            <w:proofErr w:type="gramEnd"/>
-            <w:r>
-              <w:rPr>
-                <w:rFonts w:ascii="Times New Roman" w:eastAsiaTheme="majorEastAsia" w:hAnsi="Times New Roman" w:cs="Times New Roman"/>
-                <w:color w:val="0F4761" w:themeColor="accent1" w:themeShade="BF"/>
-                <w:sz w:val="28"/>
-                <w:szCs w:val="28"/>
-              </w:rPr>
-              <w:t xml:space="preserve">n log n) time, followed by binary search in </w:t>
-            </w:r>
-            <w:proofErr w:type="gramStart"/>
-            <w:r>
-              <w:rPr>
-                <w:rFonts w:ascii="Times New Roman" w:eastAsiaTheme="majorEastAsia" w:hAnsi="Times New Roman" w:cs="Times New Roman"/>
-                <w:color w:val="0F4761" w:themeColor="accent1" w:themeShade="BF"/>
-                <w:sz w:val="28"/>
-                <w:szCs w:val="28"/>
-              </w:rPr>
-              <w:t>O(</w:t>
-            </w:r>
-            <w:proofErr w:type="gramEnd"/>
-            <w:r>
-              <w:rPr>
-                <w:rFonts w:ascii="Times New Roman" w:eastAsiaTheme="majorEastAsia" w:hAnsi="Times New Roman" w:cs="Times New Roman"/>
-                <w:color w:val="0F4761" w:themeColor="accent1" w:themeShade="BF"/>
-                <w:sz w:val="28"/>
-                <w:szCs w:val="28"/>
-              </w:rPr>
-              <w:t xml:space="preserve">log n). The recursive search uses </w:t>
-            </w:r>
-            <w:proofErr w:type="gramStart"/>
-            <w:r>
-              <w:rPr>
-                <w:rFonts w:ascii="Times New Roman" w:eastAsiaTheme="majorEastAsia" w:hAnsi="Times New Roman" w:cs="Times New Roman"/>
-                <w:color w:val="0F4761" w:themeColor="accent1" w:themeShade="BF"/>
-                <w:sz w:val="28"/>
-                <w:szCs w:val="28"/>
-              </w:rPr>
-              <w:t>O(</w:t>
-            </w:r>
-            <w:proofErr w:type="gramEnd"/>
-            <w:r>
-              <w:rPr>
-                <w:rFonts w:ascii="Times New Roman" w:eastAsiaTheme="majorEastAsia" w:hAnsi="Times New Roman" w:cs="Times New Roman"/>
-                <w:color w:val="0F4761" w:themeColor="accent1" w:themeShade="BF"/>
-                <w:sz w:val="28"/>
-                <w:szCs w:val="28"/>
-              </w:rPr>
-              <w:t>log n) stack space.</w:t>
+              <w:t>The array is first sorted using sort(), which takes O(n log n) time, followed by binary search in O(log n). The recursive search uses O(log n) stack space.</w:t>
             </w:r>
           </w:p>
         </w:tc>
@@ -11943,13 +10250,3097 @@
         </w:rPr>
       </w:pPr>
     </w:p>
+    <w:p>
+      <w:pPr>
+        <w:rPr>
+          <w:rFonts w:ascii="Times New Roman" w:eastAsiaTheme="majorEastAsia" w:hAnsi="Times New Roman" w:cs="Times New Roman"/>
+          <w:color w:val="0F4761" w:themeColor="accent1" w:themeShade="BF"/>
+          <w:sz w:val="28"/>
+          <w:szCs w:val="28"/>
+          <w:lang w:val="en-US"/>
+        </w:rPr>
+      </w:pPr>
+    </w:p>
+    <w:p>
+      <w:pPr>
+        <w:rPr>
+          <w:rFonts w:ascii="Times New Roman" w:eastAsiaTheme="majorEastAsia" w:hAnsi="Times New Roman" w:cs="Times New Roman"/>
+          <w:color w:val="0F4761" w:themeColor="accent1" w:themeShade="BF"/>
+          <w:sz w:val="28"/>
+          <w:szCs w:val="28"/>
+          <w:lang w:val="en-US"/>
+        </w:rPr>
+      </w:pPr>
+    </w:p>
+    <w:p>
+      <w:pPr>
+        <w:rPr>
+          <w:rFonts w:ascii="Times New Roman" w:eastAsiaTheme="majorEastAsia" w:hAnsi="Times New Roman" w:cs="Times New Roman"/>
+          <w:color w:val="0F4761" w:themeColor="accent1" w:themeShade="BF"/>
+          <w:sz w:val="28"/>
+          <w:szCs w:val="28"/>
+          <w:lang w:val="en-US"/>
+        </w:rPr>
+      </w:pPr>
+    </w:p>
+    <w:p>
+      <w:pPr>
+        <w:rPr>
+          <w:rFonts w:ascii="Times New Roman" w:eastAsiaTheme="majorEastAsia" w:hAnsi="Times New Roman" w:cs="Times New Roman"/>
+          <w:color w:val="0F4761" w:themeColor="accent1" w:themeShade="BF"/>
+          <w:sz w:val="28"/>
+          <w:szCs w:val="28"/>
+          <w:lang w:val="en-US"/>
+        </w:rPr>
+      </w:pPr>
+    </w:p>
+    <w:p>
+      <w:pPr>
+        <w:rPr>
+          <w:rFonts w:ascii="Times New Roman" w:eastAsiaTheme="majorEastAsia" w:hAnsi="Times New Roman" w:cs="Times New Roman"/>
+          <w:color w:val="0F4761" w:themeColor="accent1" w:themeShade="BF"/>
+          <w:sz w:val="28"/>
+          <w:szCs w:val="28"/>
+          <w:lang w:val="en-US"/>
+        </w:rPr>
+      </w:pPr>
+    </w:p>
+    <w:p>
+      <w:pPr>
+        <w:rPr>
+          <w:rFonts w:ascii="Times New Roman" w:eastAsiaTheme="majorEastAsia" w:hAnsi="Times New Roman" w:cs="Times New Roman"/>
+          <w:color w:val="0F4761" w:themeColor="accent1" w:themeShade="BF"/>
+          <w:sz w:val="28"/>
+          <w:szCs w:val="28"/>
+          <w:lang w:val="en-US"/>
+        </w:rPr>
+      </w:pPr>
+    </w:p>
+    <w:p>
+      <w:pPr>
+        <w:rPr>
+          <w:rFonts w:ascii="Times New Roman" w:eastAsiaTheme="majorEastAsia" w:hAnsi="Times New Roman" w:cs="Times New Roman"/>
+          <w:color w:val="0F4761" w:themeColor="accent1" w:themeShade="BF"/>
+          <w:sz w:val="28"/>
+          <w:szCs w:val="28"/>
+          <w:lang w:val="en-US"/>
+        </w:rPr>
+      </w:pPr>
+    </w:p>
+    <w:p>
+      <w:pPr>
+        <w:pStyle w:val="Heading1"/>
+        <w:jc w:val="center"/>
+        <w:rPr>
+          <w:lang w:val="en-US"/>
+        </w:rPr>
+      </w:pPr>
+      <w:r>
+        <w:rPr>
+          <w:lang w:val="en-US"/>
+        </w:rPr>
+        <w:t>LAB 3</w:t>
+      </w:r>
+    </w:p>
+    <w:p>
+      <w:pPr>
+        <w:rPr>
+          <w:lang w:val="en-US"/>
+        </w:rPr>
+      </w:pPr>
+      <w:r>
+        <w:rPr>
+          <w:lang w:val="en-US"/>
+        </w:rPr>
+        <w:t>AIM 1.a) Write a python program to sort the elements using bubble sort technique. Take an input from the user.</w:t>
+      </w:r>
+    </w:p>
+    <w:p>
+      <w:pPr>
+        <w:rPr>
+          <w:lang w:val="en-US"/>
+        </w:rPr>
+      </w:pPr>
+      <w:r>
+        <w:rPr>
+          <w:lang w:val="en-US"/>
+        </w:rPr>
+        <w:t>Program:</w:t>
+      </w:r>
+    </w:p>
+    <w:p>
+      <w:pPr>
+        <w:rPr>
+          <w:lang w:val="en-US"/>
+        </w:rPr>
+      </w:pPr>
+      <w:r>
+        <w:rPr>
+          <w:noProof/>
+          <w:lang w:val="en-US"/>
+        </w:rPr>
+        <w:drawing>
+          <wp:inline distT="0" distB="0" distL="0" distR="0" wp14:anchorId="12969773" wp14:editId="363CDB43">
+            <wp:extent cx="5197290" cy="1912786"/>
+            <wp:effectExtent l="0" t="0" r="3810" b="0"/>
+            <wp:docPr id="2139025120" name="Picture 1"/>
+            <wp:cNvGraphicFramePr>
+              <a:graphicFrameLocks xmlns:a="http://schemas.openxmlformats.org/drawingml/2006/main" noChangeAspect="1"/>
+            </wp:cNvGraphicFramePr>
+            <a:graphic xmlns:a="http://schemas.openxmlformats.org/drawingml/2006/main">
+              <a:graphicData uri="http://schemas.openxmlformats.org/drawingml/2006/picture">
+                <pic:pic xmlns:pic="http://schemas.openxmlformats.org/drawingml/2006/picture">
+                  <pic:nvPicPr>
+                    <pic:cNvPr id="2139025120" name=""/>
+                    <pic:cNvPicPr/>
+                  </pic:nvPicPr>
+                  <pic:blipFill>
+                    <a:blip r:embed="rId23"/>
+                    <a:stretch>
+                      <a:fillRect/>
+                    </a:stretch>
+                  </pic:blipFill>
+                  <pic:spPr>
+                    <a:xfrm>
+                      <a:off x="0" y="0"/>
+                      <a:ext cx="5197290" cy="1912786"/>
+                    </a:xfrm>
+                    <a:prstGeom prst="rect">
+                      <a:avLst/>
+                    </a:prstGeom>
+                  </pic:spPr>
+                </pic:pic>
+              </a:graphicData>
+            </a:graphic>
+          </wp:inline>
+        </w:drawing>
+      </w:r>
+    </w:p>
+    <w:p>
+      <w:pPr>
+        <w:rPr>
+          <w:lang w:val="en-US"/>
+        </w:rPr>
+      </w:pPr>
+      <w:r>
+        <w:rPr>
+          <w:lang w:val="en-US"/>
+        </w:rPr>
+        <w:t>Output:</w:t>
+      </w:r>
+    </w:p>
+    <w:p>
+      <w:pPr>
+        <w:rPr>
+          <w:lang w:val="en-US"/>
+        </w:rPr>
+      </w:pPr>
+      <w:r>
+        <w:rPr>
+          <w:noProof/>
+          <w:lang w:val="en-US"/>
+        </w:rPr>
+        <w:drawing>
+          <wp:inline distT="0" distB="0" distL="0" distR="0" wp14:anchorId="57B473ED" wp14:editId="40D03C17">
+            <wp:extent cx="4930567" cy="990686"/>
+            <wp:effectExtent l="0" t="0" r="3810" b="0"/>
+            <wp:docPr id="77899346" name="Picture 1"/>
+            <wp:cNvGraphicFramePr>
+              <a:graphicFrameLocks xmlns:a="http://schemas.openxmlformats.org/drawingml/2006/main" noChangeAspect="1"/>
+            </wp:cNvGraphicFramePr>
+            <a:graphic xmlns:a="http://schemas.openxmlformats.org/drawingml/2006/main">
+              <a:graphicData uri="http://schemas.openxmlformats.org/drawingml/2006/picture">
+                <pic:pic xmlns:pic="http://schemas.openxmlformats.org/drawingml/2006/picture">
+                  <pic:nvPicPr>
+                    <pic:cNvPr id="77899346" name=""/>
+                    <pic:cNvPicPr/>
+                  </pic:nvPicPr>
+                  <pic:blipFill>
+                    <a:blip r:embed="rId24"/>
+                    <a:stretch>
+                      <a:fillRect/>
+                    </a:stretch>
+                  </pic:blipFill>
+                  <pic:spPr>
+                    <a:xfrm>
+                      <a:off x="0" y="0"/>
+                      <a:ext cx="4930567" cy="990686"/>
+                    </a:xfrm>
+                    <a:prstGeom prst="rect">
+                      <a:avLst/>
+                    </a:prstGeom>
+                  </pic:spPr>
+                </pic:pic>
+              </a:graphicData>
+            </a:graphic>
+          </wp:inline>
+        </w:drawing>
+      </w:r>
+    </w:p>
+    <w:p>
+      <w:r>
+        <w:rPr>
+          <w:lang w:val="en-US"/>
+        </w:rPr>
+        <w:t>Explanation:</w:t>
+      </w:r>
+      <w:r>
+        <w:t xml:space="preserve"> </w:t>
+      </w:r>
+    </w:p>
+    <w:p>
+      <w:pPr>
+        <w:rPr>
+          <w:lang w:val="en-US"/>
+        </w:rPr>
+      </w:pPr>
+      <w:r>
+        <w:t>This program sorts the elements using Bubble Sort. It repeatedly compares adjacent elements and swaps them if they are in the wrong order. After each pass, the largest unsorted element moves to its correct position at the end of the list.</w:t>
+      </w:r>
+    </w:p>
+    <w:p>
+      <w:pPr>
+        <w:rPr>
+          <w:lang w:val="en-US"/>
+        </w:rPr>
+      </w:pPr>
+      <w:r>
+        <w:rPr>
+          <w:lang w:val="en-US"/>
+        </w:rPr>
+        <w:t>Error Table:</w:t>
+      </w:r>
+    </w:p>
+    <w:tbl>
+      <w:tblPr>
+        <w:tblW w:w="0" w:type="auto"/>
+        <w:tblLook w:val="04A0" w:firstRow="1" w:lastRow="0" w:firstColumn="1" w:lastColumn="0" w:noHBand="0" w:noVBand="1"/>
+      </w:tblPr>
+      <w:tblGrid>
+        <w:gridCol w:w="3001"/>
+        <w:gridCol w:w="3002"/>
+        <w:gridCol w:w="3003"/>
+      </w:tblGrid>
+      <w:tr>
+        <w:tc>
+          <w:tcPr>
+            <w:tcW w:w="3009" w:type="dxa"/>
+            <w:tcBorders>
+              <w:top w:val="single" w:sz="8" w:space="0" w:color="000000"/>
+              <w:left w:val="single" w:sz="8" w:space="0" w:color="000000"/>
+              <w:bottom w:val="single" w:sz="8" w:space="0" w:color="000000"/>
+              <w:right w:val="single" w:sz="8" w:space="0" w:color="000000"/>
+            </w:tcBorders>
+          </w:tcPr>
+          <w:p>
+            <w:r>
+              <w:rPr>
+                <w:rFonts w:ascii="Times New Roman" w:hAnsi="Times New Roman"/>
+                <w:b/>
+                <w:sz w:val="20"/>
+              </w:rPr>
+              <w:t>ERROR</w:t>
+            </w:r>
+          </w:p>
+        </w:tc>
+        <w:tc>
+          <w:tcPr>
+            <w:tcW w:w="3009" w:type="dxa"/>
+            <w:tcBorders>
+              <w:top w:val="single" w:sz="8" w:space="0" w:color="000000"/>
+              <w:left w:val="single" w:sz="8" w:space="0" w:color="000000"/>
+              <w:bottom w:val="single" w:sz="8" w:space="0" w:color="000000"/>
+              <w:right w:val="single" w:sz="8" w:space="0" w:color="000000"/>
+            </w:tcBorders>
+          </w:tcPr>
+          <w:p>
+            <w:r>
+              <w:rPr>
+                <w:rFonts w:ascii="Times New Roman" w:hAnsi="Times New Roman"/>
+                <w:b/>
+                <w:sz w:val="20"/>
+              </w:rPr>
+              <w:t>CAUSE</w:t>
+            </w:r>
+          </w:p>
+        </w:tc>
+        <w:tc>
+          <w:tcPr>
+            <w:tcW w:w="3009" w:type="dxa"/>
+            <w:tcBorders>
+              <w:top w:val="single" w:sz="8" w:space="0" w:color="000000"/>
+              <w:left w:val="single" w:sz="8" w:space="0" w:color="000000"/>
+              <w:bottom w:val="single" w:sz="8" w:space="0" w:color="000000"/>
+              <w:right w:val="single" w:sz="8" w:space="0" w:color="000000"/>
+            </w:tcBorders>
+          </w:tcPr>
+          <w:p>
+            <w:r>
+              <w:rPr>
+                <w:rFonts w:ascii="Times New Roman" w:hAnsi="Times New Roman"/>
+                <w:b/>
+                <w:sz w:val="20"/>
+              </w:rPr>
+              <w:t>SOLUTION</w:t>
+            </w:r>
+          </w:p>
+        </w:tc>
+      </w:tr>
+      <w:tr>
+        <w:tc>
+          <w:tcPr>
+            <w:tcW w:w="3009" w:type="dxa"/>
+            <w:tcBorders>
+              <w:top w:val="single" w:sz="8" w:space="0" w:color="000000"/>
+              <w:left w:val="single" w:sz="8" w:space="0" w:color="000000"/>
+              <w:bottom w:val="single" w:sz="8" w:space="0" w:color="000000"/>
+              <w:right w:val="single" w:sz="8" w:space="0" w:color="000000"/>
+            </w:tcBorders>
+          </w:tcPr>
+          <w:p>
+            <w:r>
+              <w:rPr>
+                <w:rFonts w:ascii="Times New Roman" w:hAnsi="Times New Roman"/>
+                <w:sz w:val="20"/>
+              </w:rPr>
+              <w:t>Index Error</w:t>
+            </w:r>
+          </w:p>
+        </w:tc>
+        <w:tc>
+          <w:tcPr>
+            <w:tcW w:w="3009" w:type="dxa"/>
+            <w:tcBorders>
+              <w:top w:val="single" w:sz="8" w:space="0" w:color="000000"/>
+              <w:left w:val="single" w:sz="8" w:space="0" w:color="000000"/>
+              <w:bottom w:val="single" w:sz="8" w:space="0" w:color="000000"/>
+              <w:right w:val="single" w:sz="8" w:space="0" w:color="000000"/>
+            </w:tcBorders>
+          </w:tcPr>
+          <w:p>
+            <w:r>
+              <w:rPr>
+                <w:rFonts w:ascii="Times New Roman" w:hAnsi="Times New Roman"/>
+                <w:sz w:val="20"/>
+              </w:rPr>
+              <w:t>Incorrect loop range or index access.</w:t>
+            </w:r>
+          </w:p>
+        </w:tc>
+        <w:tc>
+          <w:tcPr>
+            <w:tcW w:w="3009" w:type="dxa"/>
+            <w:tcBorders>
+              <w:top w:val="single" w:sz="8" w:space="0" w:color="000000"/>
+              <w:left w:val="single" w:sz="8" w:space="0" w:color="000000"/>
+              <w:bottom w:val="single" w:sz="8" w:space="0" w:color="000000"/>
+              <w:right w:val="single" w:sz="8" w:space="0" w:color="000000"/>
+            </w:tcBorders>
+          </w:tcPr>
+          <w:p>
+            <w:r>
+              <w:rPr>
+                <w:rFonts w:ascii="Times New Roman" w:hAnsi="Times New Roman"/>
+                <w:sz w:val="20"/>
+              </w:rPr>
+              <w:t>Check the loop limits and valid list indices.</w:t>
+            </w:r>
+          </w:p>
+        </w:tc>
+      </w:tr>
+      <w:tr>
+        <w:tc>
+          <w:tcPr>
+            <w:tcW w:w="3009" w:type="dxa"/>
+            <w:tcBorders>
+              <w:top w:val="single" w:sz="8" w:space="0" w:color="000000"/>
+              <w:left w:val="single" w:sz="8" w:space="0" w:color="000000"/>
+              <w:bottom w:val="single" w:sz="8" w:space="0" w:color="000000"/>
+              <w:right w:val="single" w:sz="8" w:space="0" w:color="000000"/>
+            </w:tcBorders>
+          </w:tcPr>
+          <w:p>
+            <w:r>
+              <w:rPr>
+                <w:rFonts w:ascii="Times New Roman" w:hAnsi="Times New Roman"/>
+                <w:sz w:val="20"/>
+              </w:rPr>
+              <w:t>Value Error</w:t>
+            </w:r>
+          </w:p>
+        </w:tc>
+        <w:tc>
+          <w:tcPr>
+            <w:tcW w:w="3009" w:type="dxa"/>
+            <w:tcBorders>
+              <w:top w:val="single" w:sz="8" w:space="0" w:color="000000"/>
+              <w:left w:val="single" w:sz="8" w:space="0" w:color="000000"/>
+              <w:bottom w:val="single" w:sz="8" w:space="0" w:color="000000"/>
+              <w:right w:val="single" w:sz="8" w:space="0" w:color="000000"/>
+            </w:tcBorders>
+          </w:tcPr>
+          <w:p>
+            <w:r>
+              <w:rPr>
+                <w:rFonts w:ascii="Times New Roman" w:hAnsi="Times New Roman"/>
+                <w:sz w:val="20"/>
+              </w:rPr>
+              <w:t>A non-integer value is entered when an integer is required.</w:t>
+            </w:r>
+          </w:p>
+        </w:tc>
+        <w:tc>
+          <w:tcPr>
+            <w:tcW w:w="3009" w:type="dxa"/>
+            <w:tcBorders>
+              <w:top w:val="single" w:sz="8" w:space="0" w:color="000000"/>
+              <w:left w:val="single" w:sz="8" w:space="0" w:color="000000"/>
+              <w:bottom w:val="single" w:sz="8" w:space="0" w:color="000000"/>
+              <w:right w:val="single" w:sz="8" w:space="0" w:color="000000"/>
+            </w:tcBorders>
+          </w:tcPr>
+          <w:p>
+            <w:r>
+              <w:rPr>
+                <w:rFonts w:ascii="Times New Roman" w:hAnsi="Times New Roman"/>
+                <w:sz w:val="20"/>
+              </w:rPr>
+              <w:t>Enter valid integer values.</w:t>
+            </w:r>
+          </w:p>
+        </w:tc>
+      </w:tr>
+      <w:tr>
+        <w:tc>
+          <w:tcPr>
+            <w:tcW w:w="3009" w:type="dxa"/>
+            <w:tcBorders>
+              <w:top w:val="single" w:sz="8" w:space="0" w:color="000000"/>
+              <w:left w:val="single" w:sz="8" w:space="0" w:color="000000"/>
+              <w:bottom w:val="single" w:sz="8" w:space="0" w:color="000000"/>
+              <w:right w:val="single" w:sz="8" w:space="0" w:color="000000"/>
+            </w:tcBorders>
+          </w:tcPr>
+          <w:p>
+            <w:r>
+              <w:rPr>
+                <w:rFonts w:ascii="Times New Roman" w:hAnsi="Times New Roman"/>
+                <w:sz w:val="20"/>
+              </w:rPr>
+              <w:lastRenderedPageBreak/>
+              <w:t>Logic Error</w:t>
+            </w:r>
+          </w:p>
+        </w:tc>
+        <w:tc>
+          <w:tcPr>
+            <w:tcW w:w="3009" w:type="dxa"/>
+            <w:tcBorders>
+              <w:top w:val="single" w:sz="8" w:space="0" w:color="000000"/>
+              <w:left w:val="single" w:sz="8" w:space="0" w:color="000000"/>
+              <w:bottom w:val="single" w:sz="8" w:space="0" w:color="000000"/>
+              <w:right w:val="single" w:sz="8" w:space="0" w:color="000000"/>
+            </w:tcBorders>
+          </w:tcPr>
+          <w:p>
+            <w:r>
+              <w:rPr>
+                <w:rFonts w:ascii="Times New Roman" w:hAnsi="Times New Roman"/>
+                <w:sz w:val="20"/>
+              </w:rPr>
+              <w:t>The swap condition or loop condition is incorrect.</w:t>
+            </w:r>
+          </w:p>
+        </w:tc>
+        <w:tc>
+          <w:tcPr>
+            <w:tcW w:w="3009" w:type="dxa"/>
+            <w:tcBorders>
+              <w:top w:val="single" w:sz="8" w:space="0" w:color="000000"/>
+              <w:left w:val="single" w:sz="8" w:space="0" w:color="000000"/>
+              <w:bottom w:val="single" w:sz="8" w:space="0" w:color="000000"/>
+              <w:right w:val="single" w:sz="8" w:space="0" w:color="000000"/>
+            </w:tcBorders>
+          </w:tcPr>
+          <w:p>
+            <w:r>
+              <w:rPr>
+                <w:rFonts w:ascii="Times New Roman" w:hAnsi="Times New Roman"/>
+                <w:sz w:val="20"/>
+              </w:rPr>
+              <w:t>Check the comparison and swapping statements.</w:t>
+            </w:r>
+          </w:p>
+        </w:tc>
+      </w:tr>
+    </w:tbl>
+    <w:p>
+      <w:pPr>
+        <w:rPr>
+          <w:lang w:val="en-US"/>
+        </w:rPr>
+      </w:pPr>
+      <w:r>
+        <w:rPr>
+          <w:lang w:val="en-US"/>
+        </w:rPr>
+        <w:t>AIM 1.b) Write a python program to sort the elements using Insertion sort technique. Take an input from the user.</w:t>
+      </w:r>
+    </w:p>
+    <w:p>
+      <w:pPr>
+        <w:rPr>
+          <w:lang w:val="en-US"/>
+        </w:rPr>
+      </w:pPr>
+      <w:r>
+        <w:rPr>
+          <w:lang w:val="en-US"/>
+        </w:rPr>
+        <w:t>Program:</w:t>
+      </w:r>
+    </w:p>
+    <w:p>
+      <w:pPr>
+        <w:rPr>
+          <w:lang w:val="en-US"/>
+        </w:rPr>
+      </w:pPr>
+      <w:r>
+        <w:rPr>
+          <w:noProof/>
+          <w:lang w:val="en-US"/>
+        </w:rPr>
+        <w:drawing>
+          <wp:inline distT="0" distB="0" distL="0" distR="0" wp14:anchorId="0F9E14E7" wp14:editId="3E948D87">
+            <wp:extent cx="5731510" cy="2343785"/>
+            <wp:effectExtent l="0" t="0" r="2540" b="0"/>
+            <wp:docPr id="1193704423" name="Picture 1"/>
+            <wp:cNvGraphicFramePr>
+              <a:graphicFrameLocks xmlns:a="http://schemas.openxmlformats.org/drawingml/2006/main" noChangeAspect="1"/>
+            </wp:cNvGraphicFramePr>
+            <a:graphic xmlns:a="http://schemas.openxmlformats.org/drawingml/2006/main">
+              <a:graphicData uri="http://schemas.openxmlformats.org/drawingml/2006/picture">
+                <pic:pic xmlns:pic="http://schemas.openxmlformats.org/drawingml/2006/picture">
+                  <pic:nvPicPr>
+                    <pic:cNvPr id="1193704423" name=""/>
+                    <pic:cNvPicPr/>
+                  </pic:nvPicPr>
+                  <pic:blipFill>
+                    <a:blip r:embed="rId25"/>
+                    <a:stretch>
+                      <a:fillRect/>
+                    </a:stretch>
+                  </pic:blipFill>
+                  <pic:spPr>
+                    <a:xfrm>
+                      <a:off x="0" y="0"/>
+                      <a:ext cx="5731510" cy="2343785"/>
+                    </a:xfrm>
+                    <a:prstGeom prst="rect">
+                      <a:avLst/>
+                    </a:prstGeom>
+                  </pic:spPr>
+                </pic:pic>
+              </a:graphicData>
+            </a:graphic>
+          </wp:inline>
+        </w:drawing>
+      </w:r>
+    </w:p>
+    <w:p>
+      <w:pPr>
+        <w:rPr>
+          <w:lang w:val="en-US"/>
+        </w:rPr>
+      </w:pPr>
+      <w:r>
+        <w:rPr>
+          <w:lang w:val="en-US"/>
+        </w:rPr>
+        <w:t>Output:</w:t>
+      </w:r>
+    </w:p>
+    <w:p>
+      <w:pPr>
+        <w:rPr>
+          <w:lang w:val="en-US"/>
+        </w:rPr>
+      </w:pPr>
+      <w:r>
+        <w:rPr>
+          <w:noProof/>
+          <w:lang w:val="en-US"/>
+        </w:rPr>
+        <w:drawing>
+          <wp:inline distT="0" distB="0" distL="0" distR="0" wp14:anchorId="640642F1" wp14:editId="5F42FBA7">
+            <wp:extent cx="4930567" cy="1089754"/>
+            <wp:effectExtent l="0" t="0" r="3810" b="0"/>
+            <wp:docPr id="1024446037" name="Picture 1"/>
+            <wp:cNvGraphicFramePr>
+              <a:graphicFrameLocks xmlns:a="http://schemas.openxmlformats.org/drawingml/2006/main" noChangeAspect="1"/>
+            </wp:cNvGraphicFramePr>
+            <a:graphic xmlns:a="http://schemas.openxmlformats.org/drawingml/2006/main">
+              <a:graphicData uri="http://schemas.openxmlformats.org/drawingml/2006/picture">
+                <pic:pic xmlns:pic="http://schemas.openxmlformats.org/drawingml/2006/picture">
+                  <pic:nvPicPr>
+                    <pic:cNvPr id="1024446037" name=""/>
+                    <pic:cNvPicPr/>
+                  </pic:nvPicPr>
+                  <pic:blipFill>
+                    <a:blip r:embed="rId26"/>
+                    <a:stretch>
+                      <a:fillRect/>
+                    </a:stretch>
+                  </pic:blipFill>
+                  <pic:spPr>
+                    <a:xfrm>
+                      <a:off x="0" y="0"/>
+                      <a:ext cx="4930567" cy="1089754"/>
+                    </a:xfrm>
+                    <a:prstGeom prst="rect">
+                      <a:avLst/>
+                    </a:prstGeom>
+                  </pic:spPr>
+                </pic:pic>
+              </a:graphicData>
+            </a:graphic>
+          </wp:inline>
+        </w:drawing>
+      </w:r>
+    </w:p>
+    <w:p>
+      <w:r>
+        <w:rPr>
+          <w:lang w:val="en-US"/>
+        </w:rPr>
+        <w:t>Explanation:</w:t>
+      </w:r>
+      <w:r>
+        <w:t xml:space="preserve"> </w:t>
+      </w:r>
+    </w:p>
+    <w:p>
+      <w:pPr>
+        <w:rPr>
+          <w:lang w:val="en-US"/>
+        </w:rPr>
+      </w:pPr>
+      <w:r>
+        <w:t>This program sorts the elements using Insertion Sort. It takes one element at a time and inserts it into its correct position among the already sorted elements on its left. The process continues until all elements are sorted.</w:t>
+      </w:r>
+    </w:p>
+    <w:p>
+      <w:pPr>
+        <w:rPr>
+          <w:lang w:val="en-US"/>
+        </w:rPr>
+      </w:pPr>
+      <w:r>
+        <w:rPr>
+          <w:lang w:val="en-US"/>
+        </w:rPr>
+        <w:t>Error Table:</w:t>
+      </w:r>
+    </w:p>
+    <w:tbl>
+      <w:tblPr>
+        <w:tblW w:w="0" w:type="auto"/>
+        <w:tblLook w:val="04A0" w:firstRow="1" w:lastRow="0" w:firstColumn="1" w:lastColumn="0" w:noHBand="0" w:noVBand="1"/>
+      </w:tblPr>
+      <w:tblGrid>
+        <w:gridCol w:w="3001"/>
+        <w:gridCol w:w="3002"/>
+        <w:gridCol w:w="3003"/>
+      </w:tblGrid>
+      <w:tr>
+        <w:tc>
+          <w:tcPr>
+            <w:tcW w:w="3009" w:type="dxa"/>
+            <w:tcBorders>
+              <w:top w:val="single" w:sz="8" w:space="0" w:color="000000"/>
+              <w:left w:val="single" w:sz="8" w:space="0" w:color="000000"/>
+              <w:bottom w:val="single" w:sz="8" w:space="0" w:color="000000"/>
+              <w:right w:val="single" w:sz="8" w:space="0" w:color="000000"/>
+            </w:tcBorders>
+          </w:tcPr>
+          <w:p>
+            <w:r>
+              <w:rPr>
+                <w:rFonts w:ascii="Times New Roman" w:hAnsi="Times New Roman"/>
+                <w:b/>
+                <w:sz w:val="20"/>
+              </w:rPr>
+              <w:t>ERROR</w:t>
+            </w:r>
+          </w:p>
+        </w:tc>
+        <w:tc>
+          <w:tcPr>
+            <w:tcW w:w="3009" w:type="dxa"/>
+            <w:tcBorders>
+              <w:top w:val="single" w:sz="8" w:space="0" w:color="000000"/>
+              <w:left w:val="single" w:sz="8" w:space="0" w:color="000000"/>
+              <w:bottom w:val="single" w:sz="8" w:space="0" w:color="000000"/>
+              <w:right w:val="single" w:sz="8" w:space="0" w:color="000000"/>
+            </w:tcBorders>
+          </w:tcPr>
+          <w:p>
+            <w:r>
+              <w:rPr>
+                <w:rFonts w:ascii="Times New Roman" w:hAnsi="Times New Roman"/>
+                <w:b/>
+                <w:sz w:val="20"/>
+              </w:rPr>
+              <w:t>CAUSE</w:t>
+            </w:r>
+          </w:p>
+        </w:tc>
+        <w:tc>
+          <w:tcPr>
+            <w:tcW w:w="3009" w:type="dxa"/>
+            <w:tcBorders>
+              <w:top w:val="single" w:sz="8" w:space="0" w:color="000000"/>
+              <w:left w:val="single" w:sz="8" w:space="0" w:color="000000"/>
+              <w:bottom w:val="single" w:sz="8" w:space="0" w:color="000000"/>
+              <w:right w:val="single" w:sz="8" w:space="0" w:color="000000"/>
+            </w:tcBorders>
+          </w:tcPr>
+          <w:p>
+            <w:r>
+              <w:rPr>
+                <w:rFonts w:ascii="Times New Roman" w:hAnsi="Times New Roman"/>
+                <w:b/>
+                <w:sz w:val="20"/>
+              </w:rPr>
+              <w:t>SOLUTION</w:t>
+            </w:r>
+          </w:p>
+        </w:tc>
+      </w:tr>
+      <w:tr>
+        <w:tc>
+          <w:tcPr>
+            <w:tcW w:w="3009" w:type="dxa"/>
+            <w:tcBorders>
+              <w:top w:val="single" w:sz="8" w:space="0" w:color="000000"/>
+              <w:left w:val="single" w:sz="8" w:space="0" w:color="000000"/>
+              <w:bottom w:val="single" w:sz="8" w:space="0" w:color="000000"/>
+              <w:right w:val="single" w:sz="8" w:space="0" w:color="000000"/>
+            </w:tcBorders>
+          </w:tcPr>
+          <w:p>
+            <w:r>
+              <w:rPr>
+                <w:rFonts w:ascii="Times New Roman" w:hAnsi="Times New Roman"/>
+                <w:sz w:val="20"/>
+              </w:rPr>
+              <w:t>Index Error</w:t>
+            </w:r>
+          </w:p>
+        </w:tc>
+        <w:tc>
+          <w:tcPr>
+            <w:tcW w:w="3009" w:type="dxa"/>
+            <w:tcBorders>
+              <w:top w:val="single" w:sz="8" w:space="0" w:color="000000"/>
+              <w:left w:val="single" w:sz="8" w:space="0" w:color="000000"/>
+              <w:bottom w:val="single" w:sz="8" w:space="0" w:color="000000"/>
+              <w:right w:val="single" w:sz="8" w:space="0" w:color="000000"/>
+            </w:tcBorders>
+          </w:tcPr>
+          <w:p>
+            <w:r>
+              <w:rPr>
+                <w:rFonts w:ascii="Times New Roman" w:hAnsi="Times New Roman"/>
+                <w:sz w:val="20"/>
+              </w:rPr>
+              <w:t>Incorrect access to the list while shifting elements.</w:t>
+            </w:r>
+          </w:p>
+        </w:tc>
+        <w:tc>
+          <w:tcPr>
+            <w:tcW w:w="3009" w:type="dxa"/>
+            <w:tcBorders>
+              <w:top w:val="single" w:sz="8" w:space="0" w:color="000000"/>
+              <w:left w:val="single" w:sz="8" w:space="0" w:color="000000"/>
+              <w:bottom w:val="single" w:sz="8" w:space="0" w:color="000000"/>
+              <w:right w:val="single" w:sz="8" w:space="0" w:color="000000"/>
+            </w:tcBorders>
+          </w:tcPr>
+          <w:p>
+            <w:r>
+              <w:rPr>
+                <w:rFonts w:ascii="Times New Roman" w:hAnsi="Times New Roman"/>
+                <w:sz w:val="20"/>
+              </w:rPr>
+              <w:t>Use valid indices and check the loop range.</w:t>
+            </w:r>
+          </w:p>
+        </w:tc>
+      </w:tr>
+      <w:tr>
+        <w:tc>
+          <w:tcPr>
+            <w:tcW w:w="3009" w:type="dxa"/>
+            <w:tcBorders>
+              <w:top w:val="single" w:sz="8" w:space="0" w:color="000000"/>
+              <w:left w:val="single" w:sz="8" w:space="0" w:color="000000"/>
+              <w:bottom w:val="single" w:sz="8" w:space="0" w:color="000000"/>
+              <w:right w:val="single" w:sz="8" w:space="0" w:color="000000"/>
+            </w:tcBorders>
+          </w:tcPr>
+          <w:p>
+            <w:r>
+              <w:rPr>
+                <w:rFonts w:ascii="Times New Roman" w:hAnsi="Times New Roman"/>
+                <w:sz w:val="20"/>
+              </w:rPr>
+              <w:t>Value Error</w:t>
+            </w:r>
+          </w:p>
+        </w:tc>
+        <w:tc>
+          <w:tcPr>
+            <w:tcW w:w="3009" w:type="dxa"/>
+            <w:tcBorders>
+              <w:top w:val="single" w:sz="8" w:space="0" w:color="000000"/>
+              <w:left w:val="single" w:sz="8" w:space="0" w:color="000000"/>
+              <w:bottom w:val="single" w:sz="8" w:space="0" w:color="000000"/>
+              <w:right w:val="single" w:sz="8" w:space="0" w:color="000000"/>
+            </w:tcBorders>
+          </w:tcPr>
+          <w:p>
+            <w:r>
+              <w:rPr>
+                <w:rFonts w:ascii="Times New Roman" w:hAnsi="Times New Roman"/>
+                <w:sz w:val="20"/>
+              </w:rPr>
+              <w:t>Invalid non-integer input is entered.</w:t>
+            </w:r>
+          </w:p>
+        </w:tc>
+        <w:tc>
+          <w:tcPr>
+            <w:tcW w:w="3009" w:type="dxa"/>
+            <w:tcBorders>
+              <w:top w:val="single" w:sz="8" w:space="0" w:color="000000"/>
+              <w:left w:val="single" w:sz="8" w:space="0" w:color="000000"/>
+              <w:bottom w:val="single" w:sz="8" w:space="0" w:color="000000"/>
+              <w:right w:val="single" w:sz="8" w:space="0" w:color="000000"/>
+            </w:tcBorders>
+          </w:tcPr>
+          <w:p>
+            <w:r>
+              <w:rPr>
+                <w:rFonts w:ascii="Times New Roman" w:hAnsi="Times New Roman"/>
+                <w:sz w:val="20"/>
+              </w:rPr>
+              <w:t>Enter valid integer values.</w:t>
+            </w:r>
+          </w:p>
+        </w:tc>
+      </w:tr>
+      <w:tr>
+        <w:tc>
+          <w:tcPr>
+            <w:tcW w:w="3009" w:type="dxa"/>
+            <w:tcBorders>
+              <w:top w:val="single" w:sz="8" w:space="0" w:color="000000"/>
+              <w:left w:val="single" w:sz="8" w:space="0" w:color="000000"/>
+              <w:bottom w:val="single" w:sz="8" w:space="0" w:color="000000"/>
+              <w:right w:val="single" w:sz="8" w:space="0" w:color="000000"/>
+            </w:tcBorders>
+          </w:tcPr>
+          <w:p>
+            <w:r>
+              <w:rPr>
+                <w:rFonts w:ascii="Times New Roman" w:hAnsi="Times New Roman"/>
+                <w:sz w:val="20"/>
+              </w:rPr>
+              <w:t>Logic Error</w:t>
+            </w:r>
+          </w:p>
+        </w:tc>
+        <w:tc>
+          <w:tcPr>
+            <w:tcW w:w="3009" w:type="dxa"/>
+            <w:tcBorders>
+              <w:top w:val="single" w:sz="8" w:space="0" w:color="000000"/>
+              <w:left w:val="single" w:sz="8" w:space="0" w:color="000000"/>
+              <w:bottom w:val="single" w:sz="8" w:space="0" w:color="000000"/>
+              <w:right w:val="single" w:sz="8" w:space="0" w:color="000000"/>
+            </w:tcBorders>
+          </w:tcPr>
+          <w:p>
+            <w:r>
+              <w:rPr>
+                <w:rFonts w:ascii="Times New Roman" w:hAnsi="Times New Roman"/>
+                <w:sz w:val="20"/>
+              </w:rPr>
+              <w:t>Elements are not shifted or inserted in the correct position.</w:t>
+            </w:r>
+          </w:p>
+        </w:tc>
+        <w:tc>
+          <w:tcPr>
+            <w:tcW w:w="3009" w:type="dxa"/>
+            <w:tcBorders>
+              <w:top w:val="single" w:sz="8" w:space="0" w:color="000000"/>
+              <w:left w:val="single" w:sz="8" w:space="0" w:color="000000"/>
+              <w:bottom w:val="single" w:sz="8" w:space="0" w:color="000000"/>
+              <w:right w:val="single" w:sz="8" w:space="0" w:color="000000"/>
+            </w:tcBorders>
+          </w:tcPr>
+          <w:p>
+            <w:r>
+              <w:rPr>
+                <w:rFonts w:ascii="Times New Roman" w:hAnsi="Times New Roman"/>
+                <w:sz w:val="20"/>
+              </w:rPr>
+              <w:t>Check the comparison and insertion logic.</w:t>
+            </w:r>
+          </w:p>
+        </w:tc>
+      </w:tr>
+    </w:tbl>
+    <w:p>
+      <w:pPr>
+        <w:rPr>
+          <w:lang w:val="en-US"/>
+        </w:rPr>
+      </w:pPr>
+      <w:r>
+        <w:rPr>
+          <w:lang w:val="en-US"/>
+        </w:rPr>
+        <w:t>AIM 1.c)</w:t>
+      </w:r>
+      <w:r>
+        <w:rPr>
+          <w:lang w:val="en-US"/>
+        </w:rPr>
+        <w:t xml:space="preserve"> </w:t>
+      </w:r>
+      <w:r>
+        <w:rPr>
+          <w:lang w:val="en-US"/>
+        </w:rPr>
+        <w:t>Write a python program to sort the elements using selection sort technique. Take an input from the user.</w:t>
+      </w:r>
+    </w:p>
+    <w:p>
+      <w:pPr>
+        <w:rPr>
+          <w:lang w:val="en-US"/>
+        </w:rPr>
+      </w:pPr>
+      <w:r>
+        <w:rPr>
+          <w:lang w:val="en-US"/>
+        </w:rPr>
+        <w:lastRenderedPageBreak/>
+        <w:t>Program:</w:t>
+      </w:r>
+    </w:p>
+    <w:p>
+      <w:pPr>
+        <w:rPr>
+          <w:lang w:val="en-US"/>
+        </w:rPr>
+      </w:pPr>
+      <w:r>
+        <w:rPr>
+          <w:noProof/>
+          <w:lang w:val="en-US"/>
+        </w:rPr>
+        <w:drawing>
+          <wp:inline distT="0" distB="0" distL="0" distR="0" wp14:anchorId="27BD2949" wp14:editId="1EE5936A">
+            <wp:extent cx="5006774" cy="2110923"/>
+            <wp:effectExtent l="0" t="0" r="3810" b="3810"/>
+            <wp:docPr id="549476435" name="Picture 1"/>
+            <wp:cNvGraphicFramePr>
+              <a:graphicFrameLocks xmlns:a="http://schemas.openxmlformats.org/drawingml/2006/main" noChangeAspect="1"/>
+            </wp:cNvGraphicFramePr>
+            <a:graphic xmlns:a="http://schemas.openxmlformats.org/drawingml/2006/main">
+              <a:graphicData uri="http://schemas.openxmlformats.org/drawingml/2006/picture">
+                <pic:pic xmlns:pic="http://schemas.openxmlformats.org/drawingml/2006/picture">
+                  <pic:nvPicPr>
+                    <pic:cNvPr id="549476435" name=""/>
+                    <pic:cNvPicPr/>
+                  </pic:nvPicPr>
+                  <pic:blipFill>
+                    <a:blip r:embed="rId27"/>
+                    <a:stretch>
+                      <a:fillRect/>
+                    </a:stretch>
+                  </pic:blipFill>
+                  <pic:spPr>
+                    <a:xfrm>
+                      <a:off x="0" y="0"/>
+                      <a:ext cx="5006774" cy="2110923"/>
+                    </a:xfrm>
+                    <a:prstGeom prst="rect">
+                      <a:avLst/>
+                    </a:prstGeom>
+                  </pic:spPr>
+                </pic:pic>
+              </a:graphicData>
+            </a:graphic>
+          </wp:inline>
+        </w:drawing>
+      </w:r>
+    </w:p>
+    <w:p>
+      <w:pPr>
+        <w:rPr>
+          <w:lang w:val="en-US"/>
+        </w:rPr>
+      </w:pPr>
+      <w:r>
+        <w:rPr>
+          <w:lang w:val="en-US"/>
+        </w:rPr>
+        <w:t>Output:</w:t>
+      </w:r>
+    </w:p>
+    <w:p>
+      <w:pPr>
+        <w:rPr>
+          <w:lang w:val="en-US"/>
+        </w:rPr>
+      </w:pPr>
+      <w:r>
+        <w:rPr>
+          <w:noProof/>
+          <w:lang w:val="en-US"/>
+        </w:rPr>
+        <w:drawing>
+          <wp:inline distT="0" distB="0" distL="0" distR="0" wp14:anchorId="6854FE55" wp14:editId="1FADDEE5">
+            <wp:extent cx="4892464" cy="998307"/>
+            <wp:effectExtent l="0" t="0" r="3810" b="0"/>
+            <wp:docPr id="23490775" name="Picture 1"/>
+            <wp:cNvGraphicFramePr>
+              <a:graphicFrameLocks xmlns:a="http://schemas.openxmlformats.org/drawingml/2006/main" noChangeAspect="1"/>
+            </wp:cNvGraphicFramePr>
+            <a:graphic xmlns:a="http://schemas.openxmlformats.org/drawingml/2006/main">
+              <a:graphicData uri="http://schemas.openxmlformats.org/drawingml/2006/picture">
+                <pic:pic xmlns:pic="http://schemas.openxmlformats.org/drawingml/2006/picture">
+                  <pic:nvPicPr>
+                    <pic:cNvPr id="23490775" name=""/>
+                    <pic:cNvPicPr/>
+                  </pic:nvPicPr>
+                  <pic:blipFill>
+                    <a:blip r:embed="rId28"/>
+                    <a:stretch>
+                      <a:fillRect/>
+                    </a:stretch>
+                  </pic:blipFill>
+                  <pic:spPr>
+                    <a:xfrm>
+                      <a:off x="0" y="0"/>
+                      <a:ext cx="4892464" cy="998307"/>
+                    </a:xfrm>
+                    <a:prstGeom prst="rect">
+                      <a:avLst/>
+                    </a:prstGeom>
+                  </pic:spPr>
+                </pic:pic>
+              </a:graphicData>
+            </a:graphic>
+          </wp:inline>
+        </w:drawing>
+      </w:r>
+    </w:p>
+    <w:p>
+      <w:pPr>
+        <w:rPr>
+          <w:lang w:val="en-US"/>
+        </w:rPr>
+      </w:pPr>
+      <w:r>
+        <w:rPr>
+          <w:lang w:val="en-US"/>
+        </w:rPr>
+        <w:t>Explanation:</w:t>
+      </w:r>
+    </w:p>
+    <w:p>
+      <w:pPr>
+        <w:rPr>
+          <w:lang w:val="en-US"/>
+        </w:rPr>
+      </w:pPr>
+      <w:r>
+        <w:t xml:space="preserve"> This program sorts the elements using Selection Sort. In each pass, it finds the smallest element from the unsorted part of the list and places it at the beginning of that part. This continues until the complete list is sorted.</w:t>
+      </w:r>
+    </w:p>
+    <w:p>
+      <w:pPr>
+        <w:rPr>
+          <w:lang w:val="en-US"/>
+        </w:rPr>
+      </w:pPr>
+      <w:r>
+        <w:rPr>
+          <w:lang w:val="en-US"/>
+        </w:rPr>
+        <w:t>Error Table:</w:t>
+      </w:r>
+    </w:p>
+    <w:tbl>
+      <w:tblPr>
+        <w:tblW w:w="0" w:type="auto"/>
+        <w:tblLook w:val="04A0" w:firstRow="1" w:lastRow="0" w:firstColumn="1" w:lastColumn="0" w:noHBand="0" w:noVBand="1"/>
+      </w:tblPr>
+      <w:tblGrid>
+        <w:gridCol w:w="3001"/>
+        <w:gridCol w:w="3002"/>
+        <w:gridCol w:w="3003"/>
+      </w:tblGrid>
+      <w:tr>
+        <w:tc>
+          <w:tcPr>
+            <w:tcW w:w="3009" w:type="dxa"/>
+            <w:tcBorders>
+              <w:top w:val="single" w:sz="8" w:space="0" w:color="000000"/>
+              <w:left w:val="single" w:sz="8" w:space="0" w:color="000000"/>
+              <w:bottom w:val="single" w:sz="8" w:space="0" w:color="000000"/>
+              <w:right w:val="single" w:sz="8" w:space="0" w:color="000000"/>
+            </w:tcBorders>
+          </w:tcPr>
+          <w:p>
+            <w:r>
+              <w:rPr>
+                <w:rFonts w:ascii="Times New Roman" w:hAnsi="Times New Roman"/>
+                <w:b/>
+                <w:sz w:val="20"/>
+              </w:rPr>
+              <w:t>ERROR</w:t>
+            </w:r>
+          </w:p>
+        </w:tc>
+        <w:tc>
+          <w:tcPr>
+            <w:tcW w:w="3009" w:type="dxa"/>
+            <w:tcBorders>
+              <w:top w:val="single" w:sz="8" w:space="0" w:color="000000"/>
+              <w:left w:val="single" w:sz="8" w:space="0" w:color="000000"/>
+              <w:bottom w:val="single" w:sz="8" w:space="0" w:color="000000"/>
+              <w:right w:val="single" w:sz="8" w:space="0" w:color="000000"/>
+            </w:tcBorders>
+          </w:tcPr>
+          <w:p>
+            <w:r>
+              <w:rPr>
+                <w:rFonts w:ascii="Times New Roman" w:hAnsi="Times New Roman"/>
+                <w:b/>
+                <w:sz w:val="20"/>
+              </w:rPr>
+              <w:t>CAUSE</w:t>
+            </w:r>
+          </w:p>
+        </w:tc>
+        <w:tc>
+          <w:tcPr>
+            <w:tcW w:w="3009" w:type="dxa"/>
+            <w:tcBorders>
+              <w:top w:val="single" w:sz="8" w:space="0" w:color="000000"/>
+              <w:left w:val="single" w:sz="8" w:space="0" w:color="000000"/>
+              <w:bottom w:val="single" w:sz="8" w:space="0" w:color="000000"/>
+              <w:right w:val="single" w:sz="8" w:space="0" w:color="000000"/>
+            </w:tcBorders>
+          </w:tcPr>
+          <w:p>
+            <w:r>
+              <w:rPr>
+                <w:rFonts w:ascii="Times New Roman" w:hAnsi="Times New Roman"/>
+                <w:b/>
+                <w:sz w:val="20"/>
+              </w:rPr>
+              <w:t>SOLUTION</w:t>
+            </w:r>
+          </w:p>
+        </w:tc>
+      </w:tr>
+      <w:tr>
+        <w:tc>
+          <w:tcPr>
+            <w:tcW w:w="3009" w:type="dxa"/>
+            <w:tcBorders>
+              <w:top w:val="single" w:sz="8" w:space="0" w:color="000000"/>
+              <w:left w:val="single" w:sz="8" w:space="0" w:color="000000"/>
+              <w:bottom w:val="single" w:sz="8" w:space="0" w:color="000000"/>
+              <w:right w:val="single" w:sz="8" w:space="0" w:color="000000"/>
+            </w:tcBorders>
+          </w:tcPr>
+          <w:p>
+            <w:r>
+              <w:rPr>
+                <w:rFonts w:ascii="Times New Roman" w:hAnsi="Times New Roman"/>
+                <w:sz w:val="20"/>
+              </w:rPr>
+              <w:t>Index Error</w:t>
+            </w:r>
+          </w:p>
+        </w:tc>
+        <w:tc>
+          <w:tcPr>
+            <w:tcW w:w="3009" w:type="dxa"/>
+            <w:tcBorders>
+              <w:top w:val="single" w:sz="8" w:space="0" w:color="000000"/>
+              <w:left w:val="single" w:sz="8" w:space="0" w:color="000000"/>
+              <w:bottom w:val="single" w:sz="8" w:space="0" w:color="000000"/>
+              <w:right w:val="single" w:sz="8" w:space="0" w:color="000000"/>
+            </w:tcBorders>
+          </w:tcPr>
+          <w:p>
+            <w:r>
+              <w:rPr>
+                <w:rFonts w:ascii="Times New Roman" w:hAnsi="Times New Roman"/>
+                <w:sz w:val="20"/>
+              </w:rPr>
+              <w:t>Incorrect loop range while finding the minimum element.</w:t>
+            </w:r>
+          </w:p>
+        </w:tc>
+        <w:tc>
+          <w:tcPr>
+            <w:tcW w:w="3009" w:type="dxa"/>
+            <w:tcBorders>
+              <w:top w:val="single" w:sz="8" w:space="0" w:color="000000"/>
+              <w:left w:val="single" w:sz="8" w:space="0" w:color="000000"/>
+              <w:bottom w:val="single" w:sz="8" w:space="0" w:color="000000"/>
+              <w:right w:val="single" w:sz="8" w:space="0" w:color="000000"/>
+            </w:tcBorders>
+          </w:tcPr>
+          <w:p>
+            <w:r>
+              <w:rPr>
+                <w:rFonts w:ascii="Times New Roman" w:hAnsi="Times New Roman"/>
+                <w:sz w:val="20"/>
+              </w:rPr>
+              <w:t>Check the loop boundaries and list indices.</w:t>
+            </w:r>
+          </w:p>
+        </w:tc>
+      </w:tr>
+      <w:tr>
+        <w:tc>
+          <w:tcPr>
+            <w:tcW w:w="3009" w:type="dxa"/>
+            <w:tcBorders>
+              <w:top w:val="single" w:sz="8" w:space="0" w:color="000000"/>
+              <w:left w:val="single" w:sz="8" w:space="0" w:color="000000"/>
+              <w:bottom w:val="single" w:sz="8" w:space="0" w:color="000000"/>
+              <w:right w:val="single" w:sz="8" w:space="0" w:color="000000"/>
+            </w:tcBorders>
+          </w:tcPr>
+          <w:p>
+            <w:r>
+              <w:rPr>
+                <w:rFonts w:ascii="Times New Roman" w:hAnsi="Times New Roman"/>
+                <w:sz w:val="20"/>
+              </w:rPr>
+              <w:t>Value Error</w:t>
+            </w:r>
+          </w:p>
+        </w:tc>
+        <w:tc>
+          <w:tcPr>
+            <w:tcW w:w="3009" w:type="dxa"/>
+            <w:tcBorders>
+              <w:top w:val="single" w:sz="8" w:space="0" w:color="000000"/>
+              <w:left w:val="single" w:sz="8" w:space="0" w:color="000000"/>
+              <w:bottom w:val="single" w:sz="8" w:space="0" w:color="000000"/>
+              <w:right w:val="single" w:sz="8" w:space="0" w:color="000000"/>
+            </w:tcBorders>
+          </w:tcPr>
+          <w:p>
+            <w:r>
+              <w:rPr>
+                <w:rFonts w:ascii="Times New Roman" w:hAnsi="Times New Roman"/>
+                <w:sz w:val="20"/>
+              </w:rPr>
+              <w:t>Invalid non-integer input is entered.</w:t>
+            </w:r>
+          </w:p>
+        </w:tc>
+        <w:tc>
+          <w:tcPr>
+            <w:tcW w:w="3009" w:type="dxa"/>
+            <w:tcBorders>
+              <w:top w:val="single" w:sz="8" w:space="0" w:color="000000"/>
+              <w:left w:val="single" w:sz="8" w:space="0" w:color="000000"/>
+              <w:bottom w:val="single" w:sz="8" w:space="0" w:color="000000"/>
+              <w:right w:val="single" w:sz="8" w:space="0" w:color="000000"/>
+            </w:tcBorders>
+          </w:tcPr>
+          <w:p>
+            <w:r>
+              <w:rPr>
+                <w:rFonts w:ascii="Times New Roman" w:hAnsi="Times New Roman"/>
+                <w:sz w:val="20"/>
+              </w:rPr>
+              <w:t>Enter valid integer values.</w:t>
+            </w:r>
+          </w:p>
+        </w:tc>
+      </w:tr>
+      <w:tr>
+        <w:tc>
+          <w:tcPr>
+            <w:tcW w:w="3009" w:type="dxa"/>
+            <w:tcBorders>
+              <w:top w:val="single" w:sz="8" w:space="0" w:color="000000"/>
+              <w:left w:val="single" w:sz="8" w:space="0" w:color="000000"/>
+              <w:bottom w:val="single" w:sz="8" w:space="0" w:color="000000"/>
+              <w:right w:val="single" w:sz="8" w:space="0" w:color="000000"/>
+            </w:tcBorders>
+          </w:tcPr>
+          <w:p>
+            <w:r>
+              <w:rPr>
+                <w:rFonts w:ascii="Times New Roman" w:hAnsi="Times New Roman"/>
+                <w:sz w:val="20"/>
+              </w:rPr>
+              <w:t>Logic Error</w:t>
+            </w:r>
+          </w:p>
+        </w:tc>
+        <w:tc>
+          <w:tcPr>
+            <w:tcW w:w="3009" w:type="dxa"/>
+            <w:tcBorders>
+              <w:top w:val="single" w:sz="8" w:space="0" w:color="000000"/>
+              <w:left w:val="single" w:sz="8" w:space="0" w:color="000000"/>
+              <w:bottom w:val="single" w:sz="8" w:space="0" w:color="000000"/>
+              <w:right w:val="single" w:sz="8" w:space="0" w:color="000000"/>
+            </w:tcBorders>
+          </w:tcPr>
+          <w:p>
+            <w:r>
+              <w:rPr>
+                <w:rFonts w:ascii="Times New Roman" w:hAnsi="Times New Roman"/>
+                <w:sz w:val="20"/>
+              </w:rPr>
+              <w:t>The minimum element or swap position is selected incorrectly.</w:t>
+            </w:r>
+          </w:p>
+        </w:tc>
+        <w:tc>
+          <w:tcPr>
+            <w:tcW w:w="3009" w:type="dxa"/>
+            <w:tcBorders>
+              <w:top w:val="single" w:sz="8" w:space="0" w:color="000000"/>
+              <w:left w:val="single" w:sz="8" w:space="0" w:color="000000"/>
+              <w:bottom w:val="single" w:sz="8" w:space="0" w:color="000000"/>
+              <w:right w:val="single" w:sz="8" w:space="0" w:color="000000"/>
+            </w:tcBorders>
+          </w:tcPr>
+          <w:p>
+            <w:r>
+              <w:rPr>
+                <w:rFonts w:ascii="Times New Roman" w:hAnsi="Times New Roman"/>
+                <w:sz w:val="20"/>
+              </w:rPr>
+              <w:t>Check the minimum-element comparison and swap.</w:t>
+            </w:r>
+          </w:p>
+        </w:tc>
+      </w:tr>
+    </w:tbl>
+    <w:p>
+      <w:pPr>
+        <w:rPr>
+          <w:lang w:val="en-US"/>
+        </w:rPr>
+      </w:pPr>
+      <w:r>
+        <w:rPr>
+          <w:lang w:val="en-US"/>
+        </w:rPr>
+        <w:t>AIM 1.d)</w:t>
+      </w:r>
+      <w:r>
+        <w:rPr>
+          <w:lang w:val="en-US"/>
+        </w:rPr>
+        <w:t xml:space="preserve"> </w:t>
+      </w:r>
+      <w:r>
+        <w:rPr>
+          <w:lang w:val="en-US"/>
+        </w:rPr>
+        <w:t>Write a python program to sort the elements using  Quick sort technique. Take an input from the user.</w:t>
+      </w:r>
+    </w:p>
+    <w:p>
+      <w:pPr>
+        <w:rPr>
+          <w:lang w:val="en-US"/>
+        </w:rPr>
+      </w:pPr>
+      <w:r>
+        <w:rPr>
+          <w:lang w:val="en-US"/>
+        </w:rPr>
+        <w:t>Program:</w:t>
+      </w:r>
+    </w:p>
+    <w:p>
+      <w:pPr>
+        <w:rPr>
+          <w:lang w:val="en-US"/>
+        </w:rPr>
+      </w:pPr>
+      <w:r>
+        <w:rPr>
+          <w:noProof/>
+          <w:lang w:val="en-US"/>
+        </w:rPr>
+        <w:lastRenderedPageBreak/>
+        <w:drawing>
+          <wp:inline distT="0" distB="0" distL="0" distR="0" wp14:anchorId="6C4CACC3" wp14:editId="548CB02C">
+            <wp:extent cx="4397121" cy="3086367"/>
+            <wp:effectExtent l="0" t="0" r="3810" b="0"/>
+            <wp:docPr id="751705417" name="Picture 1"/>
+            <wp:cNvGraphicFramePr>
+              <a:graphicFrameLocks xmlns:a="http://schemas.openxmlformats.org/drawingml/2006/main" noChangeAspect="1"/>
+            </wp:cNvGraphicFramePr>
+            <a:graphic xmlns:a="http://schemas.openxmlformats.org/drawingml/2006/main">
+              <a:graphicData uri="http://schemas.openxmlformats.org/drawingml/2006/picture">
+                <pic:pic xmlns:pic="http://schemas.openxmlformats.org/drawingml/2006/picture">
+                  <pic:nvPicPr>
+                    <pic:cNvPr id="751705417" name=""/>
+                    <pic:cNvPicPr/>
+                  </pic:nvPicPr>
+                  <pic:blipFill>
+                    <a:blip r:embed="rId29"/>
+                    <a:stretch>
+                      <a:fillRect/>
+                    </a:stretch>
+                  </pic:blipFill>
+                  <pic:spPr>
+                    <a:xfrm>
+                      <a:off x="0" y="0"/>
+                      <a:ext cx="4397121" cy="3086367"/>
+                    </a:xfrm>
+                    <a:prstGeom prst="rect">
+                      <a:avLst/>
+                    </a:prstGeom>
+                  </pic:spPr>
+                </pic:pic>
+              </a:graphicData>
+            </a:graphic>
+          </wp:inline>
+        </w:drawing>
+      </w:r>
+    </w:p>
+    <w:p>
+      <w:pPr>
+        <w:rPr>
+          <w:lang w:val="en-US"/>
+        </w:rPr>
+      </w:pPr>
+      <w:r>
+        <w:rPr>
+          <w:lang w:val="en-US"/>
+        </w:rPr>
+        <w:t>Output:</w:t>
+      </w:r>
+    </w:p>
+    <w:p>
+      <w:pPr>
+        <w:rPr>
+          <w:lang w:val="en-US"/>
+        </w:rPr>
+      </w:pPr>
+      <w:r>
+        <w:rPr>
+          <w:noProof/>
+          <w:lang w:val="en-US"/>
+        </w:rPr>
+        <w:drawing>
+          <wp:inline distT="0" distB="0" distL="0" distR="0" wp14:anchorId="344F613A" wp14:editId="6451AE5B">
+            <wp:extent cx="4915326" cy="1089754"/>
+            <wp:effectExtent l="0" t="0" r="0" b="0"/>
+            <wp:docPr id="342296211" name="Picture 1"/>
+            <wp:cNvGraphicFramePr>
+              <a:graphicFrameLocks xmlns:a="http://schemas.openxmlformats.org/drawingml/2006/main" noChangeAspect="1"/>
+            </wp:cNvGraphicFramePr>
+            <a:graphic xmlns:a="http://schemas.openxmlformats.org/drawingml/2006/main">
+              <a:graphicData uri="http://schemas.openxmlformats.org/drawingml/2006/picture">
+                <pic:pic xmlns:pic="http://schemas.openxmlformats.org/drawingml/2006/picture">
+                  <pic:nvPicPr>
+                    <pic:cNvPr id="342296211" name=""/>
+                    <pic:cNvPicPr/>
+                  </pic:nvPicPr>
+                  <pic:blipFill>
+                    <a:blip r:embed="rId30"/>
+                    <a:stretch>
+                      <a:fillRect/>
+                    </a:stretch>
+                  </pic:blipFill>
+                  <pic:spPr>
+                    <a:xfrm>
+                      <a:off x="0" y="0"/>
+                      <a:ext cx="4915326" cy="1089754"/>
+                    </a:xfrm>
+                    <a:prstGeom prst="rect">
+                      <a:avLst/>
+                    </a:prstGeom>
+                  </pic:spPr>
+                </pic:pic>
+              </a:graphicData>
+            </a:graphic>
+          </wp:inline>
+        </w:drawing>
+      </w:r>
+    </w:p>
+    <w:p>
+      <w:r>
+        <w:rPr>
+          <w:lang w:val="en-US"/>
+        </w:rPr>
+        <w:t>Explanation:</w:t>
+      </w:r>
+      <w:r>
+        <w:t xml:space="preserve"> </w:t>
+      </w:r>
+    </w:p>
+    <w:p>
+      <w:pPr>
+        <w:rPr>
+          <w:lang w:val="en-US"/>
+        </w:rPr>
+      </w:pPr>
+      <w:r>
+        <w:t>This program sorts the elements using Quick Sort. It selects a pivot element and partitions the list so that smaller elements are placed on one side and larger elements on the other side. The same process is then applied recursively to the two parts.</w:t>
+      </w:r>
+    </w:p>
+    <w:p>
+      <w:pPr>
+        <w:rPr>
+          <w:lang w:val="en-US"/>
+        </w:rPr>
+      </w:pPr>
+      <w:r>
+        <w:rPr>
+          <w:lang w:val="en-US"/>
+        </w:rPr>
+        <w:t>Error Table:</w:t>
+      </w:r>
+    </w:p>
+    <w:tbl>
+      <w:tblPr>
+        <w:tblW w:w="0" w:type="auto"/>
+        <w:tblLook w:val="04A0" w:firstRow="1" w:lastRow="0" w:firstColumn="1" w:lastColumn="0" w:noHBand="0" w:noVBand="1"/>
+      </w:tblPr>
+      <w:tblGrid>
+        <w:gridCol w:w="3002"/>
+        <w:gridCol w:w="3002"/>
+        <w:gridCol w:w="3002"/>
+      </w:tblGrid>
+      <w:tr>
+        <w:tc>
+          <w:tcPr>
+            <w:tcW w:w="3009" w:type="dxa"/>
+            <w:tcBorders>
+              <w:top w:val="single" w:sz="8" w:space="0" w:color="000000"/>
+              <w:left w:val="single" w:sz="8" w:space="0" w:color="000000"/>
+              <w:bottom w:val="single" w:sz="8" w:space="0" w:color="000000"/>
+              <w:right w:val="single" w:sz="8" w:space="0" w:color="000000"/>
+            </w:tcBorders>
+          </w:tcPr>
+          <w:p>
+            <w:r>
+              <w:rPr>
+                <w:rFonts w:ascii="Times New Roman" w:hAnsi="Times New Roman"/>
+                <w:b/>
+                <w:sz w:val="20"/>
+              </w:rPr>
+              <w:t>ERROR</w:t>
+            </w:r>
+          </w:p>
+        </w:tc>
+        <w:tc>
+          <w:tcPr>
+            <w:tcW w:w="3009" w:type="dxa"/>
+            <w:tcBorders>
+              <w:top w:val="single" w:sz="8" w:space="0" w:color="000000"/>
+              <w:left w:val="single" w:sz="8" w:space="0" w:color="000000"/>
+              <w:bottom w:val="single" w:sz="8" w:space="0" w:color="000000"/>
+              <w:right w:val="single" w:sz="8" w:space="0" w:color="000000"/>
+            </w:tcBorders>
+          </w:tcPr>
+          <w:p>
+            <w:r>
+              <w:rPr>
+                <w:rFonts w:ascii="Times New Roman" w:hAnsi="Times New Roman"/>
+                <w:b/>
+                <w:sz w:val="20"/>
+              </w:rPr>
+              <w:t>CAUSE</w:t>
+            </w:r>
+          </w:p>
+        </w:tc>
+        <w:tc>
+          <w:tcPr>
+            <w:tcW w:w="3009" w:type="dxa"/>
+            <w:tcBorders>
+              <w:top w:val="single" w:sz="8" w:space="0" w:color="000000"/>
+              <w:left w:val="single" w:sz="8" w:space="0" w:color="000000"/>
+              <w:bottom w:val="single" w:sz="8" w:space="0" w:color="000000"/>
+              <w:right w:val="single" w:sz="8" w:space="0" w:color="000000"/>
+            </w:tcBorders>
+          </w:tcPr>
+          <w:p>
+            <w:r>
+              <w:rPr>
+                <w:rFonts w:ascii="Times New Roman" w:hAnsi="Times New Roman"/>
+                <w:b/>
+                <w:sz w:val="20"/>
+              </w:rPr>
+              <w:t>SOLUTION</w:t>
+            </w:r>
+          </w:p>
+        </w:tc>
+      </w:tr>
+      <w:tr>
+        <w:tc>
+          <w:tcPr>
+            <w:tcW w:w="3009" w:type="dxa"/>
+            <w:tcBorders>
+              <w:top w:val="single" w:sz="8" w:space="0" w:color="000000"/>
+              <w:left w:val="single" w:sz="8" w:space="0" w:color="000000"/>
+              <w:bottom w:val="single" w:sz="8" w:space="0" w:color="000000"/>
+              <w:right w:val="single" w:sz="8" w:space="0" w:color="000000"/>
+            </w:tcBorders>
+          </w:tcPr>
+          <w:p>
+            <w:r>
+              <w:rPr>
+                <w:rFonts w:ascii="Times New Roman" w:hAnsi="Times New Roman"/>
+                <w:sz w:val="20"/>
+              </w:rPr>
+              <w:t>Recursion Error</w:t>
+            </w:r>
+          </w:p>
+        </w:tc>
+        <w:tc>
+          <w:tcPr>
+            <w:tcW w:w="3009" w:type="dxa"/>
+            <w:tcBorders>
+              <w:top w:val="single" w:sz="8" w:space="0" w:color="000000"/>
+              <w:left w:val="single" w:sz="8" w:space="0" w:color="000000"/>
+              <w:bottom w:val="single" w:sz="8" w:space="0" w:color="000000"/>
+              <w:right w:val="single" w:sz="8" w:space="0" w:color="000000"/>
+            </w:tcBorders>
+          </w:tcPr>
+          <w:p>
+            <w:r>
+              <w:rPr>
+                <w:rFonts w:ascii="Times New Roman" w:hAnsi="Times New Roman"/>
+                <w:sz w:val="20"/>
+              </w:rPr>
+              <w:t>Recursive calls do not reach the base condition.</w:t>
+            </w:r>
+          </w:p>
+        </w:tc>
+        <w:tc>
+          <w:tcPr>
+            <w:tcW w:w="3009" w:type="dxa"/>
+            <w:tcBorders>
+              <w:top w:val="single" w:sz="8" w:space="0" w:color="000000"/>
+              <w:left w:val="single" w:sz="8" w:space="0" w:color="000000"/>
+              <w:bottom w:val="single" w:sz="8" w:space="0" w:color="000000"/>
+              <w:right w:val="single" w:sz="8" w:space="0" w:color="000000"/>
+            </w:tcBorders>
+          </w:tcPr>
+          <w:p>
+            <w:r>
+              <w:rPr>
+                <w:rFonts w:ascii="Times New Roman" w:hAnsi="Times New Roman"/>
+                <w:sz w:val="20"/>
+              </w:rPr>
+              <w:t>Ensure the partition reduces the problem size.</w:t>
+            </w:r>
+          </w:p>
+        </w:tc>
+      </w:tr>
+      <w:tr>
+        <w:tc>
+          <w:tcPr>
+            <w:tcW w:w="3009" w:type="dxa"/>
+            <w:tcBorders>
+              <w:top w:val="single" w:sz="8" w:space="0" w:color="000000"/>
+              <w:left w:val="single" w:sz="8" w:space="0" w:color="000000"/>
+              <w:bottom w:val="single" w:sz="8" w:space="0" w:color="000000"/>
+              <w:right w:val="single" w:sz="8" w:space="0" w:color="000000"/>
+            </w:tcBorders>
+          </w:tcPr>
+          <w:p>
+            <w:r>
+              <w:rPr>
+                <w:rFonts w:ascii="Times New Roman" w:hAnsi="Times New Roman"/>
+                <w:sz w:val="20"/>
+              </w:rPr>
+              <w:t>Index Error</w:t>
+            </w:r>
+          </w:p>
+        </w:tc>
+        <w:tc>
+          <w:tcPr>
+            <w:tcW w:w="3009" w:type="dxa"/>
+            <w:tcBorders>
+              <w:top w:val="single" w:sz="8" w:space="0" w:color="000000"/>
+              <w:left w:val="single" w:sz="8" w:space="0" w:color="000000"/>
+              <w:bottom w:val="single" w:sz="8" w:space="0" w:color="000000"/>
+              <w:right w:val="single" w:sz="8" w:space="0" w:color="000000"/>
+            </w:tcBorders>
+          </w:tcPr>
+          <w:p>
+            <w:r>
+              <w:rPr>
+                <w:rFonts w:ascii="Times New Roman" w:hAnsi="Times New Roman"/>
+                <w:sz w:val="20"/>
+              </w:rPr>
+              <w:t>Incorrect low, high, or partition boundaries.</w:t>
+            </w:r>
+          </w:p>
+        </w:tc>
+        <w:tc>
+          <w:tcPr>
+            <w:tcW w:w="3009" w:type="dxa"/>
+            <w:tcBorders>
+              <w:top w:val="single" w:sz="8" w:space="0" w:color="000000"/>
+              <w:left w:val="single" w:sz="8" w:space="0" w:color="000000"/>
+              <w:bottom w:val="single" w:sz="8" w:space="0" w:color="000000"/>
+              <w:right w:val="single" w:sz="8" w:space="0" w:color="000000"/>
+            </w:tcBorders>
+          </w:tcPr>
+          <w:p>
+            <w:r>
+              <w:rPr>
+                <w:rFonts w:ascii="Times New Roman" w:hAnsi="Times New Roman"/>
+                <w:sz w:val="20"/>
+              </w:rPr>
+              <w:t>Check the partition indices and recursive ranges.</w:t>
+            </w:r>
+          </w:p>
+        </w:tc>
+      </w:tr>
+      <w:tr>
+        <w:tc>
+          <w:tcPr>
+            <w:tcW w:w="3009" w:type="dxa"/>
+            <w:tcBorders>
+              <w:top w:val="single" w:sz="8" w:space="0" w:color="000000"/>
+              <w:left w:val="single" w:sz="8" w:space="0" w:color="000000"/>
+              <w:bottom w:val="single" w:sz="8" w:space="0" w:color="000000"/>
+              <w:right w:val="single" w:sz="8" w:space="0" w:color="000000"/>
+            </w:tcBorders>
+          </w:tcPr>
+          <w:p>
+            <w:r>
+              <w:rPr>
+                <w:rFonts w:ascii="Times New Roman" w:hAnsi="Times New Roman"/>
+                <w:sz w:val="20"/>
+              </w:rPr>
+              <w:t>Logic Error</w:t>
+            </w:r>
+          </w:p>
+        </w:tc>
+        <w:tc>
+          <w:tcPr>
+            <w:tcW w:w="3009" w:type="dxa"/>
+            <w:tcBorders>
+              <w:top w:val="single" w:sz="8" w:space="0" w:color="000000"/>
+              <w:left w:val="single" w:sz="8" w:space="0" w:color="000000"/>
+              <w:bottom w:val="single" w:sz="8" w:space="0" w:color="000000"/>
+              <w:right w:val="single" w:sz="8" w:space="0" w:color="000000"/>
+            </w:tcBorders>
+          </w:tcPr>
+          <w:p>
+            <w:r>
+              <w:rPr>
+                <w:rFonts w:ascii="Times New Roman" w:hAnsi="Times New Roman"/>
+                <w:sz w:val="20"/>
+              </w:rPr>
+              <w:t>Pivot partitioning is performed incorrectly.</w:t>
+            </w:r>
+          </w:p>
+        </w:tc>
+        <w:tc>
+          <w:tcPr>
+            <w:tcW w:w="3009" w:type="dxa"/>
+            <w:tcBorders>
+              <w:top w:val="single" w:sz="8" w:space="0" w:color="000000"/>
+              <w:left w:val="single" w:sz="8" w:space="0" w:color="000000"/>
+              <w:bottom w:val="single" w:sz="8" w:space="0" w:color="000000"/>
+              <w:right w:val="single" w:sz="8" w:space="0" w:color="000000"/>
+            </w:tcBorders>
+          </w:tcPr>
+          <w:p>
+            <w:r>
+              <w:rPr>
+                <w:rFonts w:ascii="Times New Roman" w:hAnsi="Times New Roman"/>
+                <w:sz w:val="20"/>
+              </w:rPr>
+              <w:t>Check the pivot comparison and partition logic.</w:t>
+            </w:r>
+          </w:p>
+        </w:tc>
+      </w:tr>
+    </w:tbl>
+    <w:p>
+      <w:pPr>
+        <w:rPr>
+          <w:lang w:val="en-US"/>
+        </w:rPr>
+      </w:pPr>
+      <w:r>
+        <w:rPr>
+          <w:lang w:val="en-US"/>
+        </w:rPr>
+        <w:t>AIM 1.e)</w:t>
+      </w:r>
+      <w:r>
+        <w:rPr>
+          <w:lang w:val="en-US"/>
+        </w:rPr>
+        <w:t xml:space="preserve"> </w:t>
+      </w:r>
+      <w:r>
+        <w:rPr>
+          <w:lang w:val="en-US"/>
+        </w:rPr>
+        <w:t>Write a python program to sort the elements using  Merge sort technique. Take an input from the user.</w:t>
+      </w:r>
+    </w:p>
+    <w:p>
+      <w:pPr>
+        <w:rPr>
+          <w:lang w:val="en-US"/>
+        </w:rPr>
+      </w:pPr>
+      <w:r>
+        <w:rPr>
+          <w:lang w:val="en-US"/>
+        </w:rPr>
+        <w:t>Program:</w:t>
+      </w:r>
+    </w:p>
+    <w:p>
+      <w:pPr>
+        <w:rPr>
+          <w:lang w:val="en-US"/>
+        </w:rPr>
+      </w:pPr>
+      <w:r>
+        <w:rPr>
+          <w:noProof/>
+          <w:lang w:val="en-US"/>
+        </w:rPr>
+        <w:lastRenderedPageBreak/>
+        <w:drawing>
+          <wp:inline distT="0" distB="0" distL="0" distR="0" wp14:anchorId="2C9AD36B" wp14:editId="4AAD7B19">
+            <wp:extent cx="3673158" cy="4458086"/>
+            <wp:effectExtent l="0" t="0" r="3810" b="0"/>
+            <wp:docPr id="1652266183" name="Picture 1"/>
+            <wp:cNvGraphicFramePr>
+              <a:graphicFrameLocks xmlns:a="http://schemas.openxmlformats.org/drawingml/2006/main" noChangeAspect="1"/>
+            </wp:cNvGraphicFramePr>
+            <a:graphic xmlns:a="http://schemas.openxmlformats.org/drawingml/2006/main">
+              <a:graphicData uri="http://schemas.openxmlformats.org/drawingml/2006/picture">
+                <pic:pic xmlns:pic="http://schemas.openxmlformats.org/drawingml/2006/picture">
+                  <pic:nvPicPr>
+                    <pic:cNvPr id="1652266183" name=""/>
+                    <pic:cNvPicPr/>
+                  </pic:nvPicPr>
+                  <pic:blipFill>
+                    <a:blip r:embed="rId31"/>
+                    <a:stretch>
+                      <a:fillRect/>
+                    </a:stretch>
+                  </pic:blipFill>
+                  <pic:spPr>
+                    <a:xfrm>
+                      <a:off x="0" y="0"/>
+                      <a:ext cx="3673158" cy="4458086"/>
+                    </a:xfrm>
+                    <a:prstGeom prst="rect">
+                      <a:avLst/>
+                    </a:prstGeom>
+                  </pic:spPr>
+                </pic:pic>
+              </a:graphicData>
+            </a:graphic>
+          </wp:inline>
+        </w:drawing>
+      </w:r>
+    </w:p>
+    <w:p>
+      <w:pPr>
+        <w:rPr>
+          <w:lang w:val="en-US"/>
+        </w:rPr>
+      </w:pPr>
+      <w:r>
+        <w:rPr>
+          <w:lang w:val="en-US"/>
+        </w:rPr>
+        <w:t>Output:</w:t>
+      </w:r>
+    </w:p>
+    <w:p>
+      <w:pPr>
+        <w:rPr>
+          <w:lang w:val="en-US"/>
+        </w:rPr>
+      </w:pPr>
+      <w:r>
+        <w:rPr>
+          <w:noProof/>
+          <w:lang w:val="en-US"/>
+        </w:rPr>
+        <w:drawing>
+          <wp:inline distT="0" distB="0" distL="0" distR="0" wp14:anchorId="7C585601" wp14:editId="63E86217">
+            <wp:extent cx="4999153" cy="990686"/>
+            <wp:effectExtent l="0" t="0" r="0" b="0"/>
+            <wp:docPr id="1062257592" name="Picture 1"/>
+            <wp:cNvGraphicFramePr>
+              <a:graphicFrameLocks xmlns:a="http://schemas.openxmlformats.org/drawingml/2006/main" noChangeAspect="1"/>
+            </wp:cNvGraphicFramePr>
+            <a:graphic xmlns:a="http://schemas.openxmlformats.org/drawingml/2006/main">
+              <a:graphicData uri="http://schemas.openxmlformats.org/drawingml/2006/picture">
+                <pic:pic xmlns:pic="http://schemas.openxmlformats.org/drawingml/2006/picture">
+                  <pic:nvPicPr>
+                    <pic:cNvPr id="1062257592" name=""/>
+                    <pic:cNvPicPr/>
+                  </pic:nvPicPr>
+                  <pic:blipFill>
+                    <a:blip r:embed="rId32"/>
+                    <a:stretch>
+                      <a:fillRect/>
+                    </a:stretch>
+                  </pic:blipFill>
+                  <pic:spPr>
+                    <a:xfrm>
+                      <a:off x="0" y="0"/>
+                      <a:ext cx="4999153" cy="990686"/>
+                    </a:xfrm>
+                    <a:prstGeom prst="rect">
+                      <a:avLst/>
+                    </a:prstGeom>
+                  </pic:spPr>
+                </pic:pic>
+              </a:graphicData>
+            </a:graphic>
+          </wp:inline>
+        </w:drawing>
+      </w:r>
+    </w:p>
+    <w:p>
+      <w:r>
+        <w:rPr>
+          <w:lang w:val="en-US"/>
+        </w:rPr>
+        <w:t>Explanation:</w:t>
+      </w:r>
+      <w:r>
+        <w:t xml:space="preserve"> </w:t>
+      </w:r>
+    </w:p>
+    <w:p>
+      <w:pPr>
+        <w:rPr>
+          <w:lang w:val="en-US"/>
+        </w:rPr>
+      </w:pPr>
+      <w:r>
+        <w:t>This program sorts the elements using Merge Sort. It divides the list into smaller halves until single elements remain, then merges the smaller sorted parts back together in the correct order to obtain the final sorted list.</w:t>
+      </w:r>
+    </w:p>
+    <w:p>
+      <w:pPr>
+        <w:rPr>
+          <w:lang w:val="en-US"/>
+        </w:rPr>
+      </w:pPr>
+      <w:r>
+        <w:rPr>
+          <w:lang w:val="en-US"/>
+        </w:rPr>
+        <w:t>Error Table:</w:t>
+      </w:r>
+    </w:p>
+    <w:tbl>
+      <w:tblPr>
+        <w:tblW w:w="0" w:type="auto"/>
+        <w:tblLook w:val="04A0" w:firstRow="1" w:lastRow="0" w:firstColumn="1" w:lastColumn="0" w:noHBand="0" w:noVBand="1"/>
+      </w:tblPr>
+      <w:tblGrid>
+        <w:gridCol w:w="3001"/>
+        <w:gridCol w:w="3002"/>
+        <w:gridCol w:w="3003"/>
+      </w:tblGrid>
+      <w:tr>
+        <w:tc>
+          <w:tcPr>
+            <w:tcW w:w="3009" w:type="dxa"/>
+            <w:tcBorders>
+              <w:top w:val="single" w:sz="8" w:space="0" w:color="000000"/>
+              <w:left w:val="single" w:sz="8" w:space="0" w:color="000000"/>
+              <w:bottom w:val="single" w:sz="8" w:space="0" w:color="000000"/>
+              <w:right w:val="single" w:sz="8" w:space="0" w:color="000000"/>
+            </w:tcBorders>
+          </w:tcPr>
+          <w:p>
+            <w:r>
+              <w:rPr>
+                <w:rFonts w:ascii="Times New Roman" w:hAnsi="Times New Roman"/>
+                <w:b/>
+                <w:sz w:val="20"/>
+              </w:rPr>
+              <w:t>ERROR</w:t>
+            </w:r>
+          </w:p>
+        </w:tc>
+        <w:tc>
+          <w:tcPr>
+            <w:tcW w:w="3009" w:type="dxa"/>
+            <w:tcBorders>
+              <w:top w:val="single" w:sz="8" w:space="0" w:color="000000"/>
+              <w:left w:val="single" w:sz="8" w:space="0" w:color="000000"/>
+              <w:bottom w:val="single" w:sz="8" w:space="0" w:color="000000"/>
+              <w:right w:val="single" w:sz="8" w:space="0" w:color="000000"/>
+            </w:tcBorders>
+          </w:tcPr>
+          <w:p>
+            <w:r>
+              <w:rPr>
+                <w:rFonts w:ascii="Times New Roman" w:hAnsi="Times New Roman"/>
+                <w:b/>
+                <w:sz w:val="20"/>
+              </w:rPr>
+              <w:t>CAUSE</w:t>
+            </w:r>
+          </w:p>
+        </w:tc>
+        <w:tc>
+          <w:tcPr>
+            <w:tcW w:w="3009" w:type="dxa"/>
+            <w:tcBorders>
+              <w:top w:val="single" w:sz="8" w:space="0" w:color="000000"/>
+              <w:left w:val="single" w:sz="8" w:space="0" w:color="000000"/>
+              <w:bottom w:val="single" w:sz="8" w:space="0" w:color="000000"/>
+              <w:right w:val="single" w:sz="8" w:space="0" w:color="000000"/>
+            </w:tcBorders>
+          </w:tcPr>
+          <w:p>
+            <w:r>
+              <w:rPr>
+                <w:rFonts w:ascii="Times New Roman" w:hAnsi="Times New Roman"/>
+                <w:b/>
+                <w:sz w:val="20"/>
+              </w:rPr>
+              <w:t>SOLUTION</w:t>
+            </w:r>
+          </w:p>
+        </w:tc>
+      </w:tr>
+      <w:tr>
+        <w:tc>
+          <w:tcPr>
+            <w:tcW w:w="3009" w:type="dxa"/>
+            <w:tcBorders>
+              <w:top w:val="single" w:sz="8" w:space="0" w:color="000000"/>
+              <w:left w:val="single" w:sz="8" w:space="0" w:color="000000"/>
+              <w:bottom w:val="single" w:sz="8" w:space="0" w:color="000000"/>
+              <w:right w:val="single" w:sz="8" w:space="0" w:color="000000"/>
+            </w:tcBorders>
+          </w:tcPr>
+          <w:p>
+            <w:r>
+              <w:rPr>
+                <w:rFonts w:ascii="Times New Roman" w:hAnsi="Times New Roman"/>
+                <w:sz w:val="20"/>
+              </w:rPr>
+              <w:t>Index Error</w:t>
+            </w:r>
+          </w:p>
+        </w:tc>
+        <w:tc>
+          <w:tcPr>
+            <w:tcW w:w="3009" w:type="dxa"/>
+            <w:tcBorders>
+              <w:top w:val="single" w:sz="8" w:space="0" w:color="000000"/>
+              <w:left w:val="single" w:sz="8" w:space="0" w:color="000000"/>
+              <w:bottom w:val="single" w:sz="8" w:space="0" w:color="000000"/>
+              <w:right w:val="single" w:sz="8" w:space="0" w:color="000000"/>
+            </w:tcBorders>
+          </w:tcPr>
+          <w:p>
+            <w:r>
+              <w:rPr>
+                <w:rFonts w:ascii="Times New Roman" w:hAnsi="Times New Roman"/>
+                <w:sz w:val="20"/>
+              </w:rPr>
+              <w:t>Incorrect indices are used while splitting or merging.</w:t>
+            </w:r>
+          </w:p>
+        </w:tc>
+        <w:tc>
+          <w:tcPr>
+            <w:tcW w:w="3009" w:type="dxa"/>
+            <w:tcBorders>
+              <w:top w:val="single" w:sz="8" w:space="0" w:color="000000"/>
+              <w:left w:val="single" w:sz="8" w:space="0" w:color="000000"/>
+              <w:bottom w:val="single" w:sz="8" w:space="0" w:color="000000"/>
+              <w:right w:val="single" w:sz="8" w:space="0" w:color="000000"/>
+            </w:tcBorders>
+          </w:tcPr>
+          <w:p>
+            <w:r>
+              <w:rPr>
+                <w:rFonts w:ascii="Times New Roman" w:hAnsi="Times New Roman"/>
+                <w:sz w:val="20"/>
+              </w:rPr>
+              <w:t>Check the sub-list boundaries and indices.</w:t>
+            </w:r>
+          </w:p>
+        </w:tc>
+      </w:tr>
+      <w:tr>
+        <w:tc>
+          <w:tcPr>
+            <w:tcW w:w="3009" w:type="dxa"/>
+            <w:tcBorders>
+              <w:top w:val="single" w:sz="8" w:space="0" w:color="000000"/>
+              <w:left w:val="single" w:sz="8" w:space="0" w:color="000000"/>
+              <w:bottom w:val="single" w:sz="8" w:space="0" w:color="000000"/>
+              <w:right w:val="single" w:sz="8" w:space="0" w:color="000000"/>
+            </w:tcBorders>
+          </w:tcPr>
+          <w:p>
+            <w:r>
+              <w:rPr>
+                <w:rFonts w:ascii="Times New Roman" w:hAnsi="Times New Roman"/>
+                <w:sz w:val="20"/>
+              </w:rPr>
+              <w:t>Value Error</w:t>
+            </w:r>
+          </w:p>
+        </w:tc>
+        <w:tc>
+          <w:tcPr>
+            <w:tcW w:w="3009" w:type="dxa"/>
+            <w:tcBorders>
+              <w:top w:val="single" w:sz="8" w:space="0" w:color="000000"/>
+              <w:left w:val="single" w:sz="8" w:space="0" w:color="000000"/>
+              <w:bottom w:val="single" w:sz="8" w:space="0" w:color="000000"/>
+              <w:right w:val="single" w:sz="8" w:space="0" w:color="000000"/>
+            </w:tcBorders>
+          </w:tcPr>
+          <w:p>
+            <w:r>
+              <w:rPr>
+                <w:rFonts w:ascii="Times New Roman" w:hAnsi="Times New Roman"/>
+                <w:sz w:val="20"/>
+              </w:rPr>
+              <w:t>Invalid non-integer input is entered.</w:t>
+            </w:r>
+          </w:p>
+        </w:tc>
+        <w:tc>
+          <w:tcPr>
+            <w:tcW w:w="3009" w:type="dxa"/>
+            <w:tcBorders>
+              <w:top w:val="single" w:sz="8" w:space="0" w:color="000000"/>
+              <w:left w:val="single" w:sz="8" w:space="0" w:color="000000"/>
+              <w:bottom w:val="single" w:sz="8" w:space="0" w:color="000000"/>
+              <w:right w:val="single" w:sz="8" w:space="0" w:color="000000"/>
+            </w:tcBorders>
+          </w:tcPr>
+          <w:p>
+            <w:r>
+              <w:rPr>
+                <w:rFonts w:ascii="Times New Roman" w:hAnsi="Times New Roman"/>
+                <w:sz w:val="20"/>
+              </w:rPr>
+              <w:t>Enter valid integer values.</w:t>
+            </w:r>
+          </w:p>
+        </w:tc>
+      </w:tr>
+      <w:tr>
+        <w:tc>
+          <w:tcPr>
+            <w:tcW w:w="3009" w:type="dxa"/>
+            <w:tcBorders>
+              <w:top w:val="single" w:sz="8" w:space="0" w:color="000000"/>
+              <w:left w:val="single" w:sz="8" w:space="0" w:color="000000"/>
+              <w:bottom w:val="single" w:sz="8" w:space="0" w:color="000000"/>
+              <w:right w:val="single" w:sz="8" w:space="0" w:color="000000"/>
+            </w:tcBorders>
+          </w:tcPr>
+          <w:p>
+            <w:r>
+              <w:rPr>
+                <w:rFonts w:ascii="Times New Roman" w:hAnsi="Times New Roman"/>
+                <w:sz w:val="20"/>
+              </w:rPr>
+              <w:lastRenderedPageBreak/>
+              <w:t>Logic Error</w:t>
+            </w:r>
+          </w:p>
+        </w:tc>
+        <w:tc>
+          <w:tcPr>
+            <w:tcW w:w="3009" w:type="dxa"/>
+            <w:tcBorders>
+              <w:top w:val="single" w:sz="8" w:space="0" w:color="000000"/>
+              <w:left w:val="single" w:sz="8" w:space="0" w:color="000000"/>
+              <w:bottom w:val="single" w:sz="8" w:space="0" w:color="000000"/>
+              <w:right w:val="single" w:sz="8" w:space="0" w:color="000000"/>
+            </w:tcBorders>
+          </w:tcPr>
+          <w:p>
+            <w:r>
+              <w:rPr>
+                <w:rFonts w:ascii="Times New Roman" w:hAnsi="Times New Roman"/>
+                <w:sz w:val="20"/>
+              </w:rPr>
+              <w:t>The two sorted parts are not merged correctly.</w:t>
+            </w:r>
+          </w:p>
+        </w:tc>
+        <w:tc>
+          <w:tcPr>
+            <w:tcW w:w="3009" w:type="dxa"/>
+            <w:tcBorders>
+              <w:top w:val="single" w:sz="8" w:space="0" w:color="000000"/>
+              <w:left w:val="single" w:sz="8" w:space="0" w:color="000000"/>
+              <w:bottom w:val="single" w:sz="8" w:space="0" w:color="000000"/>
+              <w:right w:val="single" w:sz="8" w:space="0" w:color="000000"/>
+            </w:tcBorders>
+          </w:tcPr>
+          <w:p>
+            <w:r>
+              <w:rPr>
+                <w:rFonts w:ascii="Times New Roman" w:hAnsi="Times New Roman"/>
+                <w:sz w:val="20"/>
+              </w:rPr>
+              <w:t>Check the comparison and merging steps.</w:t>
+            </w:r>
+          </w:p>
+        </w:tc>
+      </w:tr>
+    </w:tbl>
+    <w:p>
+      <w:pPr>
+        <w:rPr>
+          <w:lang w:val="en-US"/>
+        </w:rPr>
+      </w:pPr>
+    </w:p>
+    <w:p>
+      <w:pPr>
+        <w:rPr>
+          <w:lang w:val="en-US"/>
+        </w:rPr>
+      </w:pPr>
+    </w:p>
+    <w:p>
+      <w:pPr>
+        <w:rPr>
+          <w:lang w:val="en-US"/>
+        </w:rPr>
+      </w:pPr>
+    </w:p>
+    <w:p>
+      <w:pPr>
+        <w:jc w:val="center"/>
+      </w:pPr>
+      <w:r>
+        <w:rPr>
+          <w:rFonts w:ascii="Times New Roman" w:hAnsi="Times New Roman"/>
+          <w:b/>
+        </w:rPr>
+        <w:t>TIME COMPLEXITY AND SPACE COMPLEXITY</w:t>
+      </w:r>
+    </w:p>
+    <w:tbl>
+      <w:tblPr>
+        <w:tblW w:w="0" w:type="auto"/>
+        <w:tblLook w:val="04A0" w:firstRow="1" w:lastRow="0" w:firstColumn="1" w:lastColumn="0" w:noHBand="0" w:noVBand="1"/>
+      </w:tblPr>
+      <w:tblGrid>
+        <w:gridCol w:w="1493"/>
+        <w:gridCol w:w="1467"/>
+        <w:gridCol w:w="1489"/>
+        <w:gridCol w:w="1477"/>
+        <w:gridCol w:w="1594"/>
+        <w:gridCol w:w="1486"/>
+      </w:tblGrid>
+      <w:tr>
+        <w:tc>
+          <w:tcPr>
+            <w:tcW w:w="1504" w:type="dxa"/>
+            <w:tcBorders>
+              <w:top w:val="single" w:sz="8" w:space="0" w:color="000000"/>
+              <w:left w:val="single" w:sz="8" w:space="0" w:color="000000"/>
+              <w:bottom w:val="single" w:sz="8" w:space="0" w:color="000000"/>
+              <w:right w:val="single" w:sz="8" w:space="0" w:color="000000"/>
+            </w:tcBorders>
+          </w:tcPr>
+          <w:p>
+            <w:r>
+              <w:rPr>
+                <w:rFonts w:ascii="Times New Roman" w:hAnsi="Times New Roman"/>
+                <w:b/>
+                <w:sz w:val="20"/>
+              </w:rPr>
+              <w:t>PROGRAM</w:t>
+            </w:r>
+          </w:p>
+        </w:tc>
+        <w:tc>
+          <w:tcPr>
+            <w:tcW w:w="1504" w:type="dxa"/>
+            <w:tcBorders>
+              <w:top w:val="single" w:sz="8" w:space="0" w:color="000000"/>
+              <w:left w:val="single" w:sz="8" w:space="0" w:color="000000"/>
+              <w:bottom w:val="single" w:sz="8" w:space="0" w:color="000000"/>
+              <w:right w:val="single" w:sz="8" w:space="0" w:color="000000"/>
+            </w:tcBorders>
+          </w:tcPr>
+          <w:p>
+            <w:r>
+              <w:rPr>
+                <w:rFonts w:ascii="Times New Roman" w:hAnsi="Times New Roman"/>
+                <w:b/>
+                <w:sz w:val="20"/>
+              </w:rPr>
+              <w:t>BEST TIME</w:t>
+            </w:r>
+          </w:p>
+        </w:tc>
+        <w:tc>
+          <w:tcPr>
+            <w:tcW w:w="1504" w:type="dxa"/>
+            <w:tcBorders>
+              <w:top w:val="single" w:sz="8" w:space="0" w:color="000000"/>
+              <w:left w:val="single" w:sz="8" w:space="0" w:color="000000"/>
+              <w:bottom w:val="single" w:sz="8" w:space="0" w:color="000000"/>
+              <w:right w:val="single" w:sz="8" w:space="0" w:color="000000"/>
+            </w:tcBorders>
+          </w:tcPr>
+          <w:p>
+            <w:r>
+              <w:rPr>
+                <w:rFonts w:ascii="Times New Roman" w:hAnsi="Times New Roman"/>
+                <w:b/>
+                <w:sz w:val="20"/>
+              </w:rPr>
+              <w:t>AVERAGE TIME</w:t>
+            </w:r>
+          </w:p>
+        </w:tc>
+        <w:tc>
+          <w:tcPr>
+            <w:tcW w:w="1504" w:type="dxa"/>
+            <w:tcBorders>
+              <w:top w:val="single" w:sz="8" w:space="0" w:color="000000"/>
+              <w:left w:val="single" w:sz="8" w:space="0" w:color="000000"/>
+              <w:bottom w:val="single" w:sz="8" w:space="0" w:color="000000"/>
+              <w:right w:val="single" w:sz="8" w:space="0" w:color="000000"/>
+            </w:tcBorders>
+          </w:tcPr>
+          <w:p>
+            <w:r>
+              <w:rPr>
+                <w:rFonts w:ascii="Times New Roman" w:hAnsi="Times New Roman"/>
+                <w:b/>
+                <w:sz w:val="20"/>
+              </w:rPr>
+              <w:t>WORST TIME</w:t>
+            </w:r>
+          </w:p>
+        </w:tc>
+        <w:tc>
+          <w:tcPr>
+            <w:tcW w:w="1504" w:type="dxa"/>
+            <w:tcBorders>
+              <w:top w:val="single" w:sz="8" w:space="0" w:color="000000"/>
+              <w:left w:val="single" w:sz="8" w:space="0" w:color="000000"/>
+              <w:bottom w:val="single" w:sz="8" w:space="0" w:color="000000"/>
+              <w:right w:val="single" w:sz="8" w:space="0" w:color="000000"/>
+            </w:tcBorders>
+          </w:tcPr>
+          <w:p>
+            <w:r>
+              <w:rPr>
+                <w:rFonts w:ascii="Times New Roman" w:hAnsi="Times New Roman"/>
+                <w:b/>
+                <w:sz w:val="20"/>
+              </w:rPr>
+              <w:t>SPACE COMPLEXITY</w:t>
+            </w:r>
+          </w:p>
+        </w:tc>
+        <w:tc>
+          <w:tcPr>
+            <w:tcW w:w="1504" w:type="dxa"/>
+            <w:tcBorders>
+              <w:top w:val="single" w:sz="8" w:space="0" w:color="000000"/>
+              <w:left w:val="single" w:sz="8" w:space="0" w:color="000000"/>
+              <w:bottom w:val="single" w:sz="8" w:space="0" w:color="000000"/>
+              <w:right w:val="single" w:sz="8" w:space="0" w:color="000000"/>
+            </w:tcBorders>
+          </w:tcPr>
+          <w:p>
+            <w:r>
+              <w:rPr>
+                <w:rFonts w:ascii="Times New Roman" w:hAnsi="Times New Roman"/>
+                <w:b/>
+                <w:sz w:val="20"/>
+              </w:rPr>
+              <w:t>REASON</w:t>
+            </w:r>
+          </w:p>
+        </w:tc>
+      </w:tr>
+      <w:tr>
+        <w:tc>
+          <w:tcPr>
+            <w:tcW w:w="1504" w:type="dxa"/>
+            <w:tcBorders>
+              <w:top w:val="single" w:sz="8" w:space="0" w:color="000000"/>
+              <w:left w:val="single" w:sz="8" w:space="0" w:color="000000"/>
+              <w:bottom w:val="single" w:sz="8" w:space="0" w:color="000000"/>
+              <w:right w:val="single" w:sz="8" w:space="0" w:color="000000"/>
+            </w:tcBorders>
+          </w:tcPr>
+          <w:p>
+            <w:r>
+              <w:rPr>
+                <w:rFonts w:ascii="Times New Roman" w:hAnsi="Times New Roman"/>
+                <w:sz w:val="20"/>
+              </w:rPr>
+              <w:t>1. Bubble Sort</w:t>
+            </w:r>
+          </w:p>
+        </w:tc>
+        <w:tc>
+          <w:tcPr>
+            <w:tcW w:w="1504" w:type="dxa"/>
+            <w:tcBorders>
+              <w:top w:val="single" w:sz="8" w:space="0" w:color="000000"/>
+              <w:left w:val="single" w:sz="8" w:space="0" w:color="000000"/>
+              <w:bottom w:val="single" w:sz="8" w:space="0" w:color="000000"/>
+              <w:right w:val="single" w:sz="8" w:space="0" w:color="000000"/>
+            </w:tcBorders>
+          </w:tcPr>
+          <w:p>
+            <w:r>
+              <w:rPr>
+                <w:rFonts w:ascii="Times New Roman" w:hAnsi="Times New Roman"/>
+                <w:sz w:val="20"/>
+              </w:rPr>
+              <w:t>O(n)</w:t>
+            </w:r>
+          </w:p>
+        </w:tc>
+        <w:tc>
+          <w:tcPr>
+            <w:tcW w:w="1504" w:type="dxa"/>
+            <w:tcBorders>
+              <w:top w:val="single" w:sz="8" w:space="0" w:color="000000"/>
+              <w:left w:val="single" w:sz="8" w:space="0" w:color="000000"/>
+              <w:bottom w:val="single" w:sz="8" w:space="0" w:color="000000"/>
+              <w:right w:val="single" w:sz="8" w:space="0" w:color="000000"/>
+            </w:tcBorders>
+          </w:tcPr>
+          <w:p>
+            <w:r>
+              <w:rPr>
+                <w:rFonts w:ascii="Times New Roman" w:hAnsi="Times New Roman"/>
+                <w:sz w:val="20"/>
+              </w:rPr>
+              <w:t>O(n²)</w:t>
+            </w:r>
+          </w:p>
+        </w:tc>
+        <w:tc>
+          <w:tcPr>
+            <w:tcW w:w="1504" w:type="dxa"/>
+            <w:tcBorders>
+              <w:top w:val="single" w:sz="8" w:space="0" w:color="000000"/>
+              <w:left w:val="single" w:sz="8" w:space="0" w:color="000000"/>
+              <w:bottom w:val="single" w:sz="8" w:space="0" w:color="000000"/>
+              <w:right w:val="single" w:sz="8" w:space="0" w:color="000000"/>
+            </w:tcBorders>
+          </w:tcPr>
+          <w:p>
+            <w:r>
+              <w:rPr>
+                <w:rFonts w:ascii="Times New Roman" w:hAnsi="Times New Roman"/>
+                <w:sz w:val="20"/>
+              </w:rPr>
+              <w:t>O(n²)</w:t>
+            </w:r>
+          </w:p>
+        </w:tc>
+        <w:tc>
+          <w:tcPr>
+            <w:tcW w:w="1504" w:type="dxa"/>
+            <w:tcBorders>
+              <w:top w:val="single" w:sz="8" w:space="0" w:color="000000"/>
+              <w:left w:val="single" w:sz="8" w:space="0" w:color="000000"/>
+              <w:bottom w:val="single" w:sz="8" w:space="0" w:color="000000"/>
+              <w:right w:val="single" w:sz="8" w:space="0" w:color="000000"/>
+            </w:tcBorders>
+          </w:tcPr>
+          <w:p>
+            <w:r>
+              <w:rPr>
+                <w:rFonts w:ascii="Times New Roman" w:hAnsi="Times New Roman"/>
+                <w:sz w:val="20"/>
+              </w:rPr>
+              <w:t>O(1)</w:t>
+            </w:r>
+          </w:p>
+        </w:tc>
+        <w:tc>
+          <w:tcPr>
+            <w:tcW w:w="1504" w:type="dxa"/>
+            <w:tcBorders>
+              <w:top w:val="single" w:sz="8" w:space="0" w:color="000000"/>
+              <w:left w:val="single" w:sz="8" w:space="0" w:color="000000"/>
+              <w:bottom w:val="single" w:sz="8" w:space="0" w:color="000000"/>
+              <w:right w:val="single" w:sz="8" w:space="0" w:color="000000"/>
+            </w:tcBorders>
+          </w:tcPr>
+          <w:p>
+            <w:r>
+              <w:rPr>
+                <w:rFonts w:ascii="Times New Roman" w:hAnsi="Times New Roman"/>
+                <w:sz w:val="20"/>
+              </w:rPr>
+              <w:t>Adjacent elements are compared repeatedly. With an optimized version, an already sorted list can finish in one pass.</w:t>
+            </w:r>
+          </w:p>
+        </w:tc>
+      </w:tr>
+      <w:tr>
+        <w:tc>
+          <w:tcPr>
+            <w:tcW w:w="1504" w:type="dxa"/>
+            <w:tcBorders>
+              <w:top w:val="single" w:sz="8" w:space="0" w:color="000000"/>
+              <w:left w:val="single" w:sz="8" w:space="0" w:color="000000"/>
+              <w:bottom w:val="single" w:sz="8" w:space="0" w:color="000000"/>
+              <w:right w:val="single" w:sz="8" w:space="0" w:color="000000"/>
+            </w:tcBorders>
+          </w:tcPr>
+          <w:p>
+            <w:r>
+              <w:rPr>
+                <w:rFonts w:ascii="Times New Roman" w:hAnsi="Times New Roman"/>
+                <w:sz w:val="20"/>
+              </w:rPr>
+              <w:t>2. Insertion Sort</w:t>
+            </w:r>
+          </w:p>
+        </w:tc>
+        <w:tc>
+          <w:tcPr>
+            <w:tcW w:w="1504" w:type="dxa"/>
+            <w:tcBorders>
+              <w:top w:val="single" w:sz="8" w:space="0" w:color="000000"/>
+              <w:left w:val="single" w:sz="8" w:space="0" w:color="000000"/>
+              <w:bottom w:val="single" w:sz="8" w:space="0" w:color="000000"/>
+              <w:right w:val="single" w:sz="8" w:space="0" w:color="000000"/>
+            </w:tcBorders>
+          </w:tcPr>
+          <w:p>
+            <w:r>
+              <w:rPr>
+                <w:rFonts w:ascii="Times New Roman" w:hAnsi="Times New Roman"/>
+                <w:sz w:val="20"/>
+              </w:rPr>
+              <w:t>O(n)</w:t>
+            </w:r>
+          </w:p>
+        </w:tc>
+        <w:tc>
+          <w:tcPr>
+            <w:tcW w:w="1504" w:type="dxa"/>
+            <w:tcBorders>
+              <w:top w:val="single" w:sz="8" w:space="0" w:color="000000"/>
+              <w:left w:val="single" w:sz="8" w:space="0" w:color="000000"/>
+              <w:bottom w:val="single" w:sz="8" w:space="0" w:color="000000"/>
+              <w:right w:val="single" w:sz="8" w:space="0" w:color="000000"/>
+            </w:tcBorders>
+          </w:tcPr>
+          <w:p>
+            <w:r>
+              <w:rPr>
+                <w:rFonts w:ascii="Times New Roman" w:hAnsi="Times New Roman"/>
+                <w:sz w:val="20"/>
+              </w:rPr>
+              <w:t>O(n²)</w:t>
+            </w:r>
+          </w:p>
+        </w:tc>
+        <w:tc>
+          <w:tcPr>
+            <w:tcW w:w="1504" w:type="dxa"/>
+            <w:tcBorders>
+              <w:top w:val="single" w:sz="8" w:space="0" w:color="000000"/>
+              <w:left w:val="single" w:sz="8" w:space="0" w:color="000000"/>
+              <w:bottom w:val="single" w:sz="8" w:space="0" w:color="000000"/>
+              <w:right w:val="single" w:sz="8" w:space="0" w:color="000000"/>
+            </w:tcBorders>
+          </w:tcPr>
+          <w:p>
+            <w:r>
+              <w:rPr>
+                <w:rFonts w:ascii="Times New Roman" w:hAnsi="Times New Roman"/>
+                <w:sz w:val="20"/>
+              </w:rPr>
+              <w:t>O(n²)</w:t>
+            </w:r>
+          </w:p>
+        </w:tc>
+        <w:tc>
+          <w:tcPr>
+            <w:tcW w:w="1504" w:type="dxa"/>
+            <w:tcBorders>
+              <w:top w:val="single" w:sz="8" w:space="0" w:color="000000"/>
+              <w:left w:val="single" w:sz="8" w:space="0" w:color="000000"/>
+              <w:bottom w:val="single" w:sz="8" w:space="0" w:color="000000"/>
+              <w:right w:val="single" w:sz="8" w:space="0" w:color="000000"/>
+            </w:tcBorders>
+          </w:tcPr>
+          <w:p>
+            <w:r>
+              <w:rPr>
+                <w:rFonts w:ascii="Times New Roman" w:hAnsi="Times New Roman"/>
+                <w:sz w:val="20"/>
+              </w:rPr>
+              <w:t>O(1)</w:t>
+            </w:r>
+          </w:p>
+        </w:tc>
+        <w:tc>
+          <w:tcPr>
+            <w:tcW w:w="1504" w:type="dxa"/>
+            <w:tcBorders>
+              <w:top w:val="single" w:sz="8" w:space="0" w:color="000000"/>
+              <w:left w:val="single" w:sz="8" w:space="0" w:color="000000"/>
+              <w:bottom w:val="single" w:sz="8" w:space="0" w:color="000000"/>
+              <w:right w:val="single" w:sz="8" w:space="0" w:color="000000"/>
+            </w:tcBorders>
+          </w:tcPr>
+          <w:p>
+            <w:r>
+              <w:rPr>
+                <w:rFonts w:ascii="Times New Roman" w:hAnsi="Times New Roman"/>
+                <w:sz w:val="20"/>
+              </w:rPr>
+              <w:t>Each element is inserted into its correct position. It is fast when the input is already or nearly sorted.</w:t>
+            </w:r>
+          </w:p>
+        </w:tc>
+      </w:tr>
+      <w:tr>
+        <w:tc>
+          <w:tcPr>
+            <w:tcW w:w="1504" w:type="dxa"/>
+            <w:tcBorders>
+              <w:top w:val="single" w:sz="8" w:space="0" w:color="000000"/>
+              <w:left w:val="single" w:sz="8" w:space="0" w:color="000000"/>
+              <w:bottom w:val="single" w:sz="8" w:space="0" w:color="000000"/>
+              <w:right w:val="single" w:sz="8" w:space="0" w:color="000000"/>
+            </w:tcBorders>
+          </w:tcPr>
+          <w:p>
+            <w:r>
+              <w:rPr>
+                <w:rFonts w:ascii="Times New Roman" w:hAnsi="Times New Roman"/>
+                <w:sz w:val="20"/>
+              </w:rPr>
+              <w:t>3. Selection Sort</w:t>
+            </w:r>
+          </w:p>
+        </w:tc>
+        <w:tc>
+          <w:tcPr>
+            <w:tcW w:w="1504" w:type="dxa"/>
+            <w:tcBorders>
+              <w:top w:val="single" w:sz="8" w:space="0" w:color="000000"/>
+              <w:left w:val="single" w:sz="8" w:space="0" w:color="000000"/>
+              <w:bottom w:val="single" w:sz="8" w:space="0" w:color="000000"/>
+              <w:right w:val="single" w:sz="8" w:space="0" w:color="000000"/>
+            </w:tcBorders>
+          </w:tcPr>
+          <w:p>
+            <w:r>
+              <w:rPr>
+                <w:rFonts w:ascii="Times New Roman" w:hAnsi="Times New Roman"/>
+                <w:sz w:val="20"/>
+              </w:rPr>
+              <w:t>O(n²)</w:t>
+            </w:r>
+          </w:p>
+        </w:tc>
+        <w:tc>
+          <w:tcPr>
+            <w:tcW w:w="1504" w:type="dxa"/>
+            <w:tcBorders>
+              <w:top w:val="single" w:sz="8" w:space="0" w:color="000000"/>
+              <w:left w:val="single" w:sz="8" w:space="0" w:color="000000"/>
+              <w:bottom w:val="single" w:sz="8" w:space="0" w:color="000000"/>
+              <w:right w:val="single" w:sz="8" w:space="0" w:color="000000"/>
+            </w:tcBorders>
+          </w:tcPr>
+          <w:p>
+            <w:r>
+              <w:rPr>
+                <w:rFonts w:ascii="Times New Roman" w:hAnsi="Times New Roman"/>
+                <w:sz w:val="20"/>
+              </w:rPr>
+              <w:t>O(n²)</w:t>
+            </w:r>
+          </w:p>
+        </w:tc>
+        <w:tc>
+          <w:tcPr>
+            <w:tcW w:w="1504" w:type="dxa"/>
+            <w:tcBorders>
+              <w:top w:val="single" w:sz="8" w:space="0" w:color="000000"/>
+              <w:left w:val="single" w:sz="8" w:space="0" w:color="000000"/>
+              <w:bottom w:val="single" w:sz="8" w:space="0" w:color="000000"/>
+              <w:right w:val="single" w:sz="8" w:space="0" w:color="000000"/>
+            </w:tcBorders>
+          </w:tcPr>
+          <w:p>
+            <w:r>
+              <w:rPr>
+                <w:rFonts w:ascii="Times New Roman" w:hAnsi="Times New Roman"/>
+                <w:sz w:val="20"/>
+              </w:rPr>
+              <w:t>O(n²)</w:t>
+            </w:r>
+          </w:p>
+        </w:tc>
+        <w:tc>
+          <w:tcPr>
+            <w:tcW w:w="1504" w:type="dxa"/>
+            <w:tcBorders>
+              <w:top w:val="single" w:sz="8" w:space="0" w:color="000000"/>
+              <w:left w:val="single" w:sz="8" w:space="0" w:color="000000"/>
+              <w:bottom w:val="single" w:sz="8" w:space="0" w:color="000000"/>
+              <w:right w:val="single" w:sz="8" w:space="0" w:color="000000"/>
+            </w:tcBorders>
+          </w:tcPr>
+          <w:p>
+            <w:r>
+              <w:rPr>
+                <w:rFonts w:ascii="Times New Roman" w:hAnsi="Times New Roman"/>
+                <w:sz w:val="20"/>
+              </w:rPr>
+              <w:t>O(1)</w:t>
+            </w:r>
+          </w:p>
+        </w:tc>
+        <w:tc>
+          <w:tcPr>
+            <w:tcW w:w="1504" w:type="dxa"/>
+            <w:tcBorders>
+              <w:top w:val="single" w:sz="8" w:space="0" w:color="000000"/>
+              <w:left w:val="single" w:sz="8" w:space="0" w:color="000000"/>
+              <w:bottom w:val="single" w:sz="8" w:space="0" w:color="000000"/>
+              <w:right w:val="single" w:sz="8" w:space="0" w:color="000000"/>
+            </w:tcBorders>
+          </w:tcPr>
+          <w:p>
+            <w:r>
+              <w:rPr>
+                <w:rFonts w:ascii="Times New Roman" w:hAnsi="Times New Roman"/>
+                <w:sz w:val="20"/>
+              </w:rPr>
+              <w:t>The minimum element is searched in the remaining unsorted part during every pass.</w:t>
+            </w:r>
+          </w:p>
+        </w:tc>
+      </w:tr>
+      <w:tr>
+        <w:tc>
+          <w:tcPr>
+            <w:tcW w:w="1504" w:type="dxa"/>
+            <w:tcBorders>
+              <w:top w:val="single" w:sz="8" w:space="0" w:color="000000"/>
+              <w:left w:val="single" w:sz="8" w:space="0" w:color="000000"/>
+              <w:bottom w:val="single" w:sz="8" w:space="0" w:color="000000"/>
+              <w:right w:val="single" w:sz="8" w:space="0" w:color="000000"/>
+            </w:tcBorders>
+          </w:tcPr>
+          <w:p>
+            <w:r>
+              <w:rPr>
+                <w:rFonts w:ascii="Times New Roman" w:hAnsi="Times New Roman"/>
+                <w:sz w:val="20"/>
+              </w:rPr>
+              <w:t>4. Quick Sort</w:t>
+            </w:r>
+          </w:p>
+        </w:tc>
+        <w:tc>
+          <w:tcPr>
+            <w:tcW w:w="1504" w:type="dxa"/>
+            <w:tcBorders>
+              <w:top w:val="single" w:sz="8" w:space="0" w:color="000000"/>
+              <w:left w:val="single" w:sz="8" w:space="0" w:color="000000"/>
+              <w:bottom w:val="single" w:sz="8" w:space="0" w:color="000000"/>
+              <w:right w:val="single" w:sz="8" w:space="0" w:color="000000"/>
+            </w:tcBorders>
+          </w:tcPr>
+          <w:p>
+            <w:r>
+              <w:rPr>
+                <w:rFonts w:ascii="Times New Roman" w:hAnsi="Times New Roman"/>
+                <w:sz w:val="20"/>
+              </w:rPr>
+              <w:t>O(n log n)</w:t>
+            </w:r>
+          </w:p>
+        </w:tc>
+        <w:tc>
+          <w:tcPr>
+            <w:tcW w:w="1504" w:type="dxa"/>
+            <w:tcBorders>
+              <w:top w:val="single" w:sz="8" w:space="0" w:color="000000"/>
+              <w:left w:val="single" w:sz="8" w:space="0" w:color="000000"/>
+              <w:bottom w:val="single" w:sz="8" w:space="0" w:color="000000"/>
+              <w:right w:val="single" w:sz="8" w:space="0" w:color="000000"/>
+            </w:tcBorders>
+          </w:tcPr>
+          <w:p>
+            <w:r>
+              <w:rPr>
+                <w:rFonts w:ascii="Times New Roman" w:hAnsi="Times New Roman"/>
+                <w:sz w:val="20"/>
+              </w:rPr>
+              <w:t>O(n log n)</w:t>
+            </w:r>
+          </w:p>
+        </w:tc>
+        <w:tc>
+          <w:tcPr>
+            <w:tcW w:w="1504" w:type="dxa"/>
+            <w:tcBorders>
+              <w:top w:val="single" w:sz="8" w:space="0" w:color="000000"/>
+              <w:left w:val="single" w:sz="8" w:space="0" w:color="000000"/>
+              <w:bottom w:val="single" w:sz="8" w:space="0" w:color="000000"/>
+              <w:right w:val="single" w:sz="8" w:space="0" w:color="000000"/>
+            </w:tcBorders>
+          </w:tcPr>
+          <w:p>
+            <w:r>
+              <w:rPr>
+                <w:rFonts w:ascii="Times New Roman" w:hAnsi="Times New Roman"/>
+                <w:sz w:val="20"/>
+              </w:rPr>
+              <w:t>O(n²)</w:t>
+            </w:r>
+          </w:p>
+        </w:tc>
+        <w:tc>
+          <w:tcPr>
+            <w:tcW w:w="1504" w:type="dxa"/>
+            <w:tcBorders>
+              <w:top w:val="single" w:sz="8" w:space="0" w:color="000000"/>
+              <w:left w:val="single" w:sz="8" w:space="0" w:color="000000"/>
+              <w:bottom w:val="single" w:sz="8" w:space="0" w:color="000000"/>
+              <w:right w:val="single" w:sz="8" w:space="0" w:color="000000"/>
+            </w:tcBorders>
+          </w:tcPr>
+          <w:p>
+            <w:r>
+              <w:rPr>
+                <w:rFonts w:ascii="Times New Roman" w:hAnsi="Times New Roman"/>
+                <w:sz w:val="20"/>
+              </w:rPr>
+              <w:t>O(log n)</w:t>
+            </w:r>
+          </w:p>
+        </w:tc>
+        <w:tc>
+          <w:tcPr>
+            <w:tcW w:w="1504" w:type="dxa"/>
+            <w:tcBorders>
+              <w:top w:val="single" w:sz="8" w:space="0" w:color="000000"/>
+              <w:left w:val="single" w:sz="8" w:space="0" w:color="000000"/>
+              <w:bottom w:val="single" w:sz="8" w:space="0" w:color="000000"/>
+              <w:right w:val="single" w:sz="8" w:space="0" w:color="000000"/>
+            </w:tcBorders>
+          </w:tcPr>
+          <w:p>
+            <w:r>
+              <w:rPr>
+                <w:rFonts w:ascii="Times New Roman" w:hAnsi="Times New Roman"/>
+                <w:sz w:val="20"/>
+              </w:rPr>
+              <w:t>The array is partitioned around a pivot. Balanced partitions give O(n log n), while highly unbalanced partitions give O(n²).</w:t>
+            </w:r>
+          </w:p>
+        </w:tc>
+      </w:tr>
+      <w:tr>
+        <w:tc>
+          <w:tcPr>
+            <w:tcW w:w="1504" w:type="dxa"/>
+            <w:tcBorders>
+              <w:top w:val="single" w:sz="8" w:space="0" w:color="000000"/>
+              <w:left w:val="single" w:sz="8" w:space="0" w:color="000000"/>
+              <w:bottom w:val="single" w:sz="8" w:space="0" w:color="000000"/>
+              <w:right w:val="single" w:sz="8" w:space="0" w:color="000000"/>
+            </w:tcBorders>
+          </w:tcPr>
+          <w:p>
+            <w:r>
+              <w:rPr>
+                <w:rFonts w:ascii="Times New Roman" w:hAnsi="Times New Roman"/>
+                <w:sz w:val="20"/>
+              </w:rPr>
+              <w:lastRenderedPageBreak/>
+              <w:t>5. Merge Sort</w:t>
+            </w:r>
+          </w:p>
+        </w:tc>
+        <w:tc>
+          <w:tcPr>
+            <w:tcW w:w="1504" w:type="dxa"/>
+            <w:tcBorders>
+              <w:top w:val="single" w:sz="8" w:space="0" w:color="000000"/>
+              <w:left w:val="single" w:sz="8" w:space="0" w:color="000000"/>
+              <w:bottom w:val="single" w:sz="8" w:space="0" w:color="000000"/>
+              <w:right w:val="single" w:sz="8" w:space="0" w:color="000000"/>
+            </w:tcBorders>
+          </w:tcPr>
+          <w:p>
+            <w:r>
+              <w:rPr>
+                <w:rFonts w:ascii="Times New Roman" w:hAnsi="Times New Roman"/>
+                <w:sz w:val="20"/>
+              </w:rPr>
+              <w:t>O(n log n)</w:t>
+            </w:r>
+          </w:p>
+        </w:tc>
+        <w:tc>
+          <w:tcPr>
+            <w:tcW w:w="1504" w:type="dxa"/>
+            <w:tcBorders>
+              <w:top w:val="single" w:sz="8" w:space="0" w:color="000000"/>
+              <w:left w:val="single" w:sz="8" w:space="0" w:color="000000"/>
+              <w:bottom w:val="single" w:sz="8" w:space="0" w:color="000000"/>
+              <w:right w:val="single" w:sz="8" w:space="0" w:color="000000"/>
+            </w:tcBorders>
+          </w:tcPr>
+          <w:p>
+            <w:r>
+              <w:rPr>
+                <w:rFonts w:ascii="Times New Roman" w:hAnsi="Times New Roman"/>
+                <w:sz w:val="20"/>
+              </w:rPr>
+              <w:t>O(n log n)</w:t>
+            </w:r>
+          </w:p>
+        </w:tc>
+        <w:tc>
+          <w:tcPr>
+            <w:tcW w:w="1504" w:type="dxa"/>
+            <w:tcBorders>
+              <w:top w:val="single" w:sz="8" w:space="0" w:color="000000"/>
+              <w:left w:val="single" w:sz="8" w:space="0" w:color="000000"/>
+              <w:bottom w:val="single" w:sz="8" w:space="0" w:color="000000"/>
+              <w:right w:val="single" w:sz="8" w:space="0" w:color="000000"/>
+            </w:tcBorders>
+          </w:tcPr>
+          <w:p>
+            <w:r>
+              <w:rPr>
+                <w:rFonts w:ascii="Times New Roman" w:hAnsi="Times New Roman"/>
+                <w:sz w:val="20"/>
+              </w:rPr>
+              <w:t>O(n log n)</w:t>
+            </w:r>
+          </w:p>
+        </w:tc>
+        <w:tc>
+          <w:tcPr>
+            <w:tcW w:w="1504" w:type="dxa"/>
+            <w:tcBorders>
+              <w:top w:val="single" w:sz="8" w:space="0" w:color="000000"/>
+              <w:left w:val="single" w:sz="8" w:space="0" w:color="000000"/>
+              <w:bottom w:val="single" w:sz="8" w:space="0" w:color="000000"/>
+              <w:right w:val="single" w:sz="8" w:space="0" w:color="000000"/>
+            </w:tcBorders>
+          </w:tcPr>
+          <w:p>
+            <w:r>
+              <w:rPr>
+                <w:rFonts w:ascii="Times New Roman" w:hAnsi="Times New Roman"/>
+                <w:sz w:val="20"/>
+              </w:rPr>
+              <w:t>O(n)</w:t>
+            </w:r>
+          </w:p>
+        </w:tc>
+        <w:tc>
+          <w:tcPr>
+            <w:tcW w:w="1504" w:type="dxa"/>
+            <w:tcBorders>
+              <w:top w:val="single" w:sz="8" w:space="0" w:color="000000"/>
+              <w:left w:val="single" w:sz="8" w:space="0" w:color="000000"/>
+              <w:bottom w:val="single" w:sz="8" w:space="0" w:color="000000"/>
+              <w:right w:val="single" w:sz="8" w:space="0" w:color="000000"/>
+            </w:tcBorders>
+          </w:tcPr>
+          <w:p>
+            <w:r>
+              <w:rPr>
+                <w:rFonts w:ascii="Times New Roman" w:hAnsi="Times New Roman"/>
+                <w:sz w:val="20"/>
+              </w:rPr>
+              <w:t>The list is divided into halves and the sorted halves are merged. Extra space is required for merging.</w:t>
+            </w:r>
+          </w:p>
+        </w:tc>
+      </w:tr>
+    </w:tbl>
+    <w:p/>
+    <w:p>
+      <w:pPr>
+        <w:rPr>
+          <w:lang w:val="en-US"/>
+        </w:rPr>
+      </w:pPr>
+    </w:p>
     <w:sectPr>
-      <w:headerReference w:type="even" r:id="rId23"/>
-      <w:headerReference w:type="default" r:id="rId24"/>
-      <w:footerReference w:type="even" r:id="rId25"/>
-      <w:footerReference w:type="default" r:id="rId26"/>
-      <w:headerReference w:type="first" r:id="rId27"/>
-      <w:footerReference w:type="first" r:id="rId28"/>
+      <w:headerReference w:type="even" r:id="rId33"/>
+      <w:headerReference w:type="default" r:id="rId34"/>
+      <w:footerReference w:type="even" r:id="rId35"/>
+      <w:footerReference w:type="default" r:id="rId36"/>
+      <w:headerReference w:type="first" r:id="rId37"/>
+      <w:footerReference w:type="first" r:id="rId38"/>
       <w:pgSz w:w="11906" w:h="16838"/>
       <w:pgMar w:top="1440" w:right="1440" w:bottom="1440" w:left="1440" w:header="708" w:footer="708" w:gutter="0"/>
       <w:pgBorders w:offsetFrom="page">
@@ -12637,7 +14028,7 @@
   <w:style w:type="paragraph" w:default="1" w:styleId="Normal">
     <w:name w:val="Normal"/>
     <w:qFormat/>
-    <w:rsid w:val="0057058E"/>
+    <w:rsid w:val="00BB4634"/>
   </w:style>
   <w:style w:type="paragraph" w:styleId="Heading1">
     <w:name w:val="heading 1"/>

--- a/DSA -CSE25014.docx
+++ b/DSA -CSE25014.docx
@@ -1,6 +1,6 @@
 
 <file path=word/document.xml><?xml version="1.0" encoding="utf-8"?>
-<w:document xmlns:wpc="http://schemas.microsoft.com/office/word/2010/wordprocessingCanvas" xmlns:cx="http://schemas.microsoft.com/office/drawing/2014/chartex" xmlns:cx1="http://schemas.microsoft.com/office/drawing/2015/9/8/chartex" xmlns:cx2="http://schemas.microsoft.com/office/drawing/2015/10/21/chartex" xmlns:cx3="http://schemas.microsoft.com/office/drawing/2016/5/9/chartex" xmlns:cx4="http://schemas.microsoft.com/office/drawing/2016/5/10/chartex" xmlns:cx5="http://schemas.microsoft.com/office/drawing/2016/5/11/chartex" xmlns:cx6="http://schemas.microsoft.com/office/drawing/2016/5/12/chartex" xmlns:cx7="http://schemas.microsoft.com/office/drawing/2016/5/13/chartex" xmlns:cx8="http://schemas.microsoft.com/office/drawing/2016/5/14/chartex" xmlns:mc="http://schemas.openxmlformats.org/markup-compatibility/2006" xmlns:aink="http://schemas.microsoft.com/office/drawing/2016/ink" xmlns:am3d="http://schemas.microsoft.com/office/drawing/2017/model3d" xmlns:o="urn:schemas-microsoft-com:office:office" xmlns:oel="http://schemas.microsoft.com/office/2019/extlst" xmlns:r="http://schemas.openxmlformats.org/officeDocument/2006/relationships" xmlns:m="http://schemas.openxmlformats.org/officeDocument/2006/math" xmlns:v="urn:schemas-microsoft-com:vml" xmlns:wp14="http://schemas.microsoft.com/office/word/2010/wordprocessingDrawing" xmlns:wp="http://schemas.openxmlformats.org/drawingml/2006/wordprocessingDrawing" xmlns:w10="urn:schemas-microsoft-com:office:word" xmlns:w="http://schemas.openxmlformats.org/wordprocessingml/2006/main" xmlns:w14="http://schemas.microsoft.com/office/word/2010/wordml" xmlns:w15="http://schemas.microsoft.com/office/word/2012/wordml" xmlns:w16cei="http://schemas.microsoft.com/office/word/2026/wordml/cei" xmlns:w16cex="http://schemas.microsoft.com/office/word/2018/wordml/cex" xmlns:w16cid="http://schemas.microsoft.com/office/word/2016/wordml/cid" xmlns:w16="http://schemas.microsoft.com/office/word/2018/wordml" xmlns:w16du="http://schemas.microsoft.com/office/word/2023/wordml/word16du" xmlns:w16sdtdh="http://schemas.microsoft.com/office/word/2020/wordml/sdtdatahash" xmlns:w16sdtfl="http://schemas.microsoft.com/office/word/2024/wordml/sdtformatlock" xmlns:w16se="http://schemas.microsoft.com/office/word/2015/wordml/symex" xmlns:wpg="http://schemas.microsoft.com/office/word/2010/wordprocessingGroup" xmlns:wpi="http://schemas.microsoft.com/office/word/2010/wordprocessingInk" xmlns:wne="http://schemas.microsoft.com/office/word/2006/wordml" xmlns:wps="http://schemas.microsoft.com/office/word/2010/wordprocessingShape" mc:Ignorable="w14 w15 w16se w16cid w16 w16cex w16sdtdh w16sdtfl w16du wp14">
+<w:document xmlns:wpc="http://schemas.microsoft.com/office/word/2010/wordprocessingCanvas" xmlns:cx="http://schemas.microsoft.com/office/drawing/2014/chartex" xmlns:cx1="http://schemas.microsoft.com/office/drawing/2015/9/8/chartex" xmlns:cx2="http://schemas.microsoft.com/office/drawing/2015/10/21/chartex" xmlns:cx3="http://schemas.microsoft.com/office/drawing/2016/5/9/chartex" xmlns:cx4="http://schemas.microsoft.com/office/drawing/2016/5/10/chartex" xmlns:cx5="http://schemas.microsoft.com/office/drawing/2016/5/11/chartex" xmlns:cx6="http://schemas.microsoft.com/office/drawing/2016/5/12/chartex" xmlns:cx7="http://schemas.microsoft.com/office/drawing/2016/5/13/chartex" xmlns:cx8="http://schemas.microsoft.com/office/drawing/2016/5/14/chartex" xmlns:mc="http://schemas.openxmlformats.org/markup-compatibility/2006" xmlns:aink="http://schemas.microsoft.com/office/drawing/2016/ink" xmlns:am3d="http://schemas.microsoft.com/office/drawing/2017/model3d" xmlns:o="urn:schemas-microsoft-com:office:office" xmlns:oel="http://schemas.microsoft.com/office/2019/extlst" xmlns:r="http://schemas.openxmlformats.org/officeDocument/2006/relationships" xmlns:m="http://schemas.openxmlformats.org/officeDocument/2006/math" xmlns:v="urn:schemas-microsoft-com:vml" xmlns:wp14="http://schemas.microsoft.com/office/word/2010/wordprocessingDrawing" xmlns:wp="http://schemas.openxmlformats.org/drawingml/2006/wordprocessingDrawing" xmlns:w10="urn:schemas-microsoft-com:office:word" xmlns:w="http://schemas.openxmlformats.org/wordprocessingml/2006/main" xmlns:w14="http://schemas.microsoft.com/office/word/2010/wordml" xmlns:w15="http://schemas.microsoft.com/office/word/2012/wordml" xmlns:w16cex="http://schemas.microsoft.com/office/word/2018/wordml/cex" xmlns:w16cid="http://schemas.microsoft.com/office/word/2016/wordml/cid" xmlns:w16="http://schemas.microsoft.com/office/word/2018/wordml" xmlns:w16du="http://schemas.microsoft.com/office/word/2023/wordml/word16du" xmlns:w16sdtdh="http://schemas.microsoft.com/office/word/2020/wordml/sdtdatahash" xmlns:w16sdtfl="http://schemas.microsoft.com/office/word/2024/wordml/sdtformatlock" xmlns:w16se="http://schemas.microsoft.com/office/word/2015/wordml/symex" xmlns:wpg="http://schemas.microsoft.com/office/word/2010/wordprocessingGroup" xmlns:wpi="http://schemas.microsoft.com/office/word/2010/wordprocessingInk" xmlns:wne="http://schemas.microsoft.com/office/word/2006/wordml" xmlns:wps="http://schemas.microsoft.com/office/word/2010/wordprocessingShape" mc:Ignorable="w14 w15 w16se w16cid w16 w16cex w16sdtdh w16sdtfl w16du wp14">
   <w:body>
     <w:p>
       <w:r>
@@ -1188,30 +1188,43 @@
               <w:rPr>
                 <w:lang w:val="en-US"/>
               </w:rPr>
-              <w:t>1.</w:t>
+              <w:t xml:space="preserve">1.b) Write a python program to sort the elements using </w:t>
             </w:r>
             <w:r>
               <w:rPr>
                 <w:lang w:val="en-US"/>
               </w:rPr>
-              <w:t>b</w:t>
+              <w:t>insertion</w:t>
             </w:r>
             <w:r>
               <w:rPr>
                 <w:lang w:val="en-US"/>
               </w:rPr>
-              <w:t xml:space="preserve">) Write a python program to sort the elements using </w:t>
-            </w:r>
-            <w:r>
+              <w:t xml:space="preserve"> sort technique. Take an input from the user.</w:t>
+            </w:r>
+          </w:p>
+          <w:p>
+            <w:pPr>
               <w:rPr>
                 <w:lang w:val="en-US"/>
               </w:rPr>
-              <w:t>insertion</w:t>
-            </w:r>
+            </w:pPr>
             <w:r>
               <w:rPr>
                 <w:lang w:val="en-US"/>
               </w:rPr>
+              <w:t xml:space="preserve">1.c) Write a python program to sort the elements using </w:t>
+            </w:r>
+            <w:r>
+              <w:rPr>
+                <w:lang w:val="en-US"/>
+              </w:rPr>
+              <w:t>selection</w:t>
+            </w:r>
+            <w:r>
+              <w:rPr>
+                <w:lang w:val="en-US"/>
+              </w:rPr>
               <w:t xml:space="preserve"> sort technique. Take an input from the user.</w:t>
             </w:r>
           </w:p>
@@ -1225,93 +1238,32 @@
               <w:rPr>
                 <w:lang w:val="en-US"/>
               </w:rPr>
-              <w:t>1.</w:t>
+              <w:t xml:space="preserve">1.d) Write a python program to sort the elements using </w:t>
             </w:r>
             <w:r>
               <w:rPr>
                 <w:lang w:val="en-US"/>
               </w:rPr>
-              <w:t>c</w:t>
+              <w:t>quick</w:t>
             </w:r>
             <w:r>
               <w:rPr>
                 <w:lang w:val="en-US"/>
               </w:rPr>
-              <w:t xml:space="preserve">) Write a python program to sort the elements using </w:t>
-            </w:r>
-            <w:r>
+              <w:t xml:space="preserve"> sort technique. Take an input from the user.</w:t>
+            </w:r>
+          </w:p>
+          <w:p>
+            <w:pPr>
               <w:rPr>
                 <w:lang w:val="en-US"/>
               </w:rPr>
-              <w:t>selection</w:t>
-            </w:r>
+            </w:pPr>
             <w:r>
               <w:rPr>
                 <w:lang w:val="en-US"/>
               </w:rPr>
-              <w:t xml:space="preserve"> sort technique. Take an input from the user.</w:t>
-            </w:r>
-          </w:p>
-          <w:p>
-            <w:pPr>
-              <w:rPr>
-                <w:lang w:val="en-US"/>
-              </w:rPr>
-            </w:pPr>
-            <w:r>
-              <w:rPr>
-                <w:lang w:val="en-US"/>
-              </w:rPr>
-              <w:t>1.</w:t>
-            </w:r>
-            <w:r>
-              <w:rPr>
-                <w:lang w:val="en-US"/>
-              </w:rPr>
-              <w:t>d</w:t>
-            </w:r>
-            <w:r>
-              <w:rPr>
-                <w:lang w:val="en-US"/>
-              </w:rPr>
-              <w:t xml:space="preserve">) Write a python program to sort the elements using </w:t>
-            </w:r>
-            <w:r>
-              <w:rPr>
-                <w:lang w:val="en-US"/>
-              </w:rPr>
-              <w:t>quick</w:t>
-            </w:r>
-            <w:r>
-              <w:rPr>
-                <w:lang w:val="en-US"/>
-              </w:rPr>
-              <w:t xml:space="preserve"> sort technique. Take an input from the user.</w:t>
-            </w:r>
-          </w:p>
-          <w:p>
-            <w:pPr>
-              <w:rPr>
-                <w:lang w:val="en-US"/>
-              </w:rPr>
-            </w:pPr>
-            <w:r>
-              <w:rPr>
-                <w:lang w:val="en-US"/>
-              </w:rPr>
-              <w:t>1.</w:t>
-            </w:r>
-            <w:r>
-              <w:rPr>
-                <w:lang w:val="en-US"/>
-              </w:rPr>
-              <w:t>e</w:t>
-            </w:r>
-            <w:r>
-              <w:rPr>
-                <w:lang w:val="en-US"/>
-              </w:rPr>
-              <w:t xml:space="preserve">) Write a python program to sort the elements using </w:t>
+              <w:t xml:space="preserve">1.e) Write a python program to sort the elements using </w:t>
             </w:r>
             <w:r>
               <w:rPr>
@@ -1410,7 +1362,11 @@
           </w:tcPr>
           <w:p>
             <w:pPr>
-              <w:spacing w:after="160" w:line="278" w:lineRule="auto"/>
+              <w:rPr>
+                <w:sz w:val="18"/>
+                <w:szCs w:val="18"/>
+                <w:lang w:val="en-US"/>
+              </w:rPr>
             </w:pPr>
             <w:r>
               <w:rPr>
@@ -1422,6 +1378,223 @@
             <w:r>
               <w:t xml:space="preserve"> </w:t>
             </w:r>
+            <w:r>
+              <w:rPr>
+                <w:sz w:val="18"/>
+                <w:szCs w:val="18"/>
+                <w:lang w:val="en-US"/>
+              </w:rPr>
+              <w:t>Aim 4.a:Write a program to implement a single linked list which would perform the below operations, by taking an input from the user.</w:t>
+            </w:r>
+          </w:p>
+          <w:p>
+            <w:pPr>
+              <w:rPr>
+                <w:sz w:val="18"/>
+                <w:szCs w:val="18"/>
+                <w:lang w:val="en-US"/>
+              </w:rPr>
+            </w:pPr>
+            <w:r>
+              <w:rPr>
+                <w:sz w:val="18"/>
+                <w:szCs w:val="18"/>
+                <w:lang w:val="en-US"/>
+              </w:rPr>
+              <w:t>a)create  a linked list</w:t>
+            </w:r>
+          </w:p>
+          <w:p>
+            <w:pPr>
+              <w:rPr>
+                <w:sz w:val="18"/>
+                <w:szCs w:val="18"/>
+                <w:lang w:val="en-US"/>
+              </w:rPr>
+            </w:pPr>
+            <w:r>
+              <w:rPr>
+                <w:sz w:val="18"/>
+                <w:szCs w:val="18"/>
+                <w:lang w:val="en-US"/>
+              </w:rPr>
+              <w:t>b)insert at beginning</w:t>
+            </w:r>
+          </w:p>
+          <w:p>
+            <w:pPr>
+              <w:rPr>
+                <w:sz w:val="18"/>
+                <w:szCs w:val="18"/>
+                <w:lang w:val="en-US"/>
+              </w:rPr>
+            </w:pPr>
+            <w:r>
+              <w:rPr>
+                <w:sz w:val="18"/>
+                <w:szCs w:val="18"/>
+                <w:lang w:val="en-US"/>
+              </w:rPr>
+              <w:t>c)insert at end</w:t>
+            </w:r>
+          </w:p>
+          <w:p>
+            <w:pPr>
+              <w:rPr>
+                <w:sz w:val="18"/>
+                <w:szCs w:val="18"/>
+                <w:lang w:val="en-US"/>
+              </w:rPr>
+            </w:pPr>
+            <w:r>
+              <w:rPr>
+                <w:sz w:val="18"/>
+                <w:szCs w:val="18"/>
+                <w:lang w:val="en-US"/>
+              </w:rPr>
+              <w:t>d)insert at a specified index</w:t>
+            </w:r>
+          </w:p>
+          <w:p>
+            <w:pPr>
+              <w:rPr>
+                <w:sz w:val="18"/>
+                <w:szCs w:val="18"/>
+                <w:lang w:val="en-US"/>
+              </w:rPr>
+            </w:pPr>
+            <w:r>
+              <w:rPr>
+                <w:sz w:val="18"/>
+                <w:szCs w:val="18"/>
+                <w:lang w:val="en-US"/>
+              </w:rPr>
+              <w:t>e)delete by value</w:t>
+            </w:r>
+          </w:p>
+          <w:p>
+            <w:pPr>
+              <w:rPr>
+                <w:sz w:val="18"/>
+                <w:szCs w:val="18"/>
+                <w:lang w:val="en-US"/>
+              </w:rPr>
+            </w:pPr>
+            <w:r>
+              <w:rPr>
+                <w:sz w:val="18"/>
+                <w:szCs w:val="18"/>
+                <w:lang w:val="en-US"/>
+              </w:rPr>
+              <w:t>f)delete 1</w:t>
+            </w:r>
+            <w:r>
+              <w:rPr>
+                <w:sz w:val="18"/>
+                <w:szCs w:val="18"/>
+                <w:vertAlign w:val="superscript"/>
+                <w:lang w:val="en-US"/>
+              </w:rPr>
+              <w:t>st</w:t>
+            </w:r>
+            <w:r>
+              <w:rPr>
+                <w:sz w:val="18"/>
+                <w:szCs w:val="18"/>
+                <w:lang w:val="en-US"/>
+              </w:rPr>
+              <w:t xml:space="preserve"> node</w:t>
+            </w:r>
+          </w:p>
+          <w:p>
+            <w:pPr>
+              <w:rPr>
+                <w:sz w:val="18"/>
+                <w:szCs w:val="18"/>
+                <w:lang w:val="en-US"/>
+              </w:rPr>
+            </w:pPr>
+            <w:r>
+              <w:rPr>
+                <w:sz w:val="18"/>
+                <w:szCs w:val="18"/>
+                <w:lang w:val="en-US"/>
+              </w:rPr>
+              <w:t>g)delete last node</w:t>
+            </w:r>
+          </w:p>
+          <w:p>
+            <w:pPr>
+              <w:rPr>
+                <w:sz w:val="18"/>
+                <w:szCs w:val="18"/>
+                <w:lang w:val="en-US"/>
+              </w:rPr>
+            </w:pPr>
+            <w:r>
+              <w:rPr>
+                <w:sz w:val="18"/>
+                <w:szCs w:val="18"/>
+                <w:lang w:val="en-US"/>
+              </w:rPr>
+              <w:t>h)count no.of nodes</w:t>
+            </w:r>
+          </w:p>
+          <w:p>
+            <w:pPr>
+              <w:rPr>
+                <w:sz w:val="18"/>
+                <w:szCs w:val="18"/>
+                <w:lang w:val="en-US"/>
+              </w:rPr>
+            </w:pPr>
+            <w:r>
+              <w:rPr>
+                <w:sz w:val="18"/>
+                <w:szCs w:val="18"/>
+                <w:lang w:val="en-US"/>
+              </w:rPr>
+              <w:t>i)display or traverse</w:t>
+            </w:r>
+          </w:p>
+          <w:p>
+            <w:pPr>
+              <w:rPr>
+                <w:sz w:val="18"/>
+                <w:szCs w:val="18"/>
+                <w:lang w:val="en-US"/>
+              </w:rPr>
+            </w:pPr>
+            <w:r>
+              <w:rPr>
+                <w:sz w:val="18"/>
+                <w:szCs w:val="18"/>
+                <w:lang w:val="en-US"/>
+              </w:rPr>
+              <w:t>j)search for a number</w:t>
+            </w:r>
+          </w:p>
+          <w:p>
+            <w:pPr>
+              <w:rPr>
+                <w:sz w:val="18"/>
+                <w:szCs w:val="18"/>
+                <w:lang w:val="en-US"/>
+              </w:rPr>
+            </w:pPr>
+            <w:r>
+              <w:rPr>
+                <w:sz w:val="18"/>
+                <w:szCs w:val="18"/>
+                <w:lang w:val="en-US"/>
+              </w:rPr>
+              <w:t>k)exit</w:t>
+            </w:r>
+          </w:p>
+          <w:p>
+            <w:pPr>
+              <w:spacing w:after="160" w:line="278" w:lineRule="auto"/>
+            </w:pPr>
           </w:p>
         </w:tc>
         <w:tc>
@@ -1438,6 +1611,9 @@
             <w:pPr>
               <w:spacing w:after="160" w:line="278" w:lineRule="auto"/>
             </w:pPr>
+            <w:r>
+              <w:t>25-35</w:t>
+            </w:r>
           </w:p>
         </w:tc>
         <w:tc>
@@ -1740,6 +1916,7 @@
           <w:szCs w:val="32"/>
           <w:lang w:val="en-US"/>
         </w:rPr>
+        <w:lastRenderedPageBreak/>
         <w:t xml:space="preserve">                print(i)</w:t>
       </w:r>
     </w:p>
@@ -1802,7 +1979,6 @@
           <w:szCs w:val="32"/>
           <w:lang w:val="en-US"/>
         </w:rPr>
-        <w:lastRenderedPageBreak/>
         <w:t>launch(n)</w:t>
       </w:r>
     </w:p>
@@ -2491,7 +2667,17 @@
           <w:szCs w:val="32"/>
           <w:lang w:val="en-US"/>
         </w:rPr>
-        <w:t xml:space="preserve">powers. Which can be implemented recursively. Write a recursive program to calculate </w:t>
+        <w:t xml:space="preserve">powers. Which can be </w:t>
+      </w:r>
+      <w:r>
+        <w:rPr>
+          <w:rFonts w:ascii="Times New Roman" w:hAnsi="Times New Roman" w:cs="Times New Roman"/>
+          <w:sz w:val="32"/>
+          <w:szCs w:val="32"/>
+          <w:lang w:val="en-US"/>
+        </w:rPr>
+        <w:lastRenderedPageBreak/>
+        <w:t xml:space="preserve">implemented recursively. Write a recursive program to calculate </w:t>
       </w:r>
       <w:r>
         <w:rPr>
@@ -2580,7 +2766,6 @@
           <w:szCs w:val="32"/>
           <w:lang w:val="en-US"/>
         </w:rPr>
-        <w:lastRenderedPageBreak/>
         <w:t xml:space="preserve">        return 1</w:t>
       </w:r>
     </w:p>
@@ -2964,6 +3149,7 @@
           <w:szCs w:val="32"/>
           <w:lang w:val="en-US"/>
         </w:rPr>
+        <w:lastRenderedPageBreak/>
         <w:t>EXPLANATION:</w:t>
       </w:r>
     </w:p>
@@ -3192,7 +3378,6 @@
                 <w:sz w:val="32"/>
                 <w:szCs w:val="32"/>
               </w:rPr>
-              <w:lastRenderedPageBreak/>
               <w:t>Name</w:t>
             </w:r>
             <w:r>
@@ -3713,6 +3898,7 @@
           <w:szCs w:val="32"/>
           <w:lang w:val="en-US"/>
         </w:rPr>
+        <w:lastRenderedPageBreak/>
         <w:t xml:space="preserve">    a=int(input("enter a value:"))</w:t>
       </w:r>
     </w:p>
@@ -3813,7 +3999,6 @@
           <w:szCs w:val="32"/>
           <w:lang w:val="en-US"/>
         </w:rPr>
-        <w:lastRenderedPageBreak/>
         <w:t>if result==-1:</w:t>
       </w:r>
     </w:p>
@@ -4329,6 +4514,7 @@
           <w:szCs w:val="32"/>
           <w:lang w:val="en-US"/>
         </w:rPr>
+        <w:lastRenderedPageBreak/>
         <w:t>4)</w:t>
       </w:r>
       <w:r>
@@ -4465,7 +4651,6 @@
           <w:szCs w:val="32"/>
           <w:lang w:val="en-US"/>
         </w:rPr>
-        <w:lastRenderedPageBreak/>
         <w:t xml:space="preserve">        return "invalid input"</w:t>
       </w:r>
     </w:p>
@@ -4868,6 +5053,7 @@
                 <w:szCs w:val="32"/>
                 <w:lang w:val="en-US"/>
               </w:rPr>
+              <w:lastRenderedPageBreak/>
               <w:t>ERROR</w:t>
             </w:r>
           </w:p>
@@ -5164,319 +5350,319 @@
           <w:szCs w:val="32"/>
           <w:lang w:val="en-US"/>
         </w:rPr>
+        <w:t>def fib(n):</w:t>
+      </w:r>
+    </w:p>
+    <w:p>
+      <w:pPr>
+        <w:jc w:val="both"/>
+        <w:rPr>
+          <w:rFonts w:ascii="Times New Roman" w:hAnsi="Times New Roman" w:cs="Times New Roman"/>
+          <w:sz w:val="32"/>
+          <w:szCs w:val="32"/>
+          <w:lang w:val="en-US"/>
+        </w:rPr>
+      </w:pPr>
+      <w:r>
+        <w:rPr>
+          <w:rFonts w:ascii="Times New Roman" w:hAnsi="Times New Roman" w:cs="Times New Roman"/>
+          <w:sz w:val="32"/>
+          <w:szCs w:val="32"/>
+          <w:lang w:val="en-US"/>
+        </w:rPr>
+        <w:t xml:space="preserve">        if n==0:</w:t>
+      </w:r>
+    </w:p>
+    <w:p>
+      <w:pPr>
+        <w:jc w:val="both"/>
+        <w:rPr>
+          <w:rFonts w:ascii="Times New Roman" w:hAnsi="Times New Roman" w:cs="Times New Roman"/>
+          <w:sz w:val="32"/>
+          <w:szCs w:val="32"/>
+          <w:lang w:val="en-US"/>
+        </w:rPr>
+      </w:pPr>
+      <w:r>
+        <w:rPr>
+          <w:rFonts w:ascii="Times New Roman" w:hAnsi="Times New Roman" w:cs="Times New Roman"/>
+          <w:sz w:val="32"/>
+          <w:szCs w:val="32"/>
+          <w:lang w:val="en-US"/>
+        </w:rPr>
+        <w:t xml:space="preserve">            return 0</w:t>
+      </w:r>
+    </w:p>
+    <w:p>
+      <w:pPr>
+        <w:jc w:val="both"/>
+        <w:rPr>
+          <w:rFonts w:ascii="Times New Roman" w:hAnsi="Times New Roman" w:cs="Times New Roman"/>
+          <w:sz w:val="32"/>
+          <w:szCs w:val="32"/>
+          <w:lang w:val="en-US"/>
+        </w:rPr>
+      </w:pPr>
+      <w:r>
+        <w:rPr>
+          <w:rFonts w:ascii="Times New Roman" w:hAnsi="Times New Roman" w:cs="Times New Roman"/>
+          <w:sz w:val="32"/>
+          <w:szCs w:val="32"/>
+          <w:lang w:val="en-US"/>
+        </w:rPr>
+        <w:t xml:space="preserve">        elif n==1:</w:t>
+      </w:r>
+    </w:p>
+    <w:p>
+      <w:pPr>
+        <w:jc w:val="both"/>
+        <w:rPr>
+          <w:rFonts w:ascii="Times New Roman" w:hAnsi="Times New Roman" w:cs="Times New Roman"/>
+          <w:sz w:val="32"/>
+          <w:szCs w:val="32"/>
+          <w:lang w:val="en-US"/>
+        </w:rPr>
+      </w:pPr>
+      <w:r>
+        <w:rPr>
+          <w:rFonts w:ascii="Times New Roman" w:hAnsi="Times New Roman" w:cs="Times New Roman"/>
+          <w:sz w:val="32"/>
+          <w:szCs w:val="32"/>
+          <w:lang w:val="en-US"/>
+        </w:rPr>
+        <w:t xml:space="preserve">            return 1</w:t>
+      </w:r>
+    </w:p>
+    <w:p>
+      <w:pPr>
+        <w:jc w:val="both"/>
+        <w:rPr>
+          <w:rFonts w:ascii="Times New Roman" w:hAnsi="Times New Roman" w:cs="Times New Roman"/>
+          <w:sz w:val="32"/>
+          <w:szCs w:val="32"/>
+          <w:lang w:val="en-US"/>
+        </w:rPr>
+      </w:pPr>
+      <w:r>
+        <w:rPr>
+          <w:rFonts w:ascii="Times New Roman" w:hAnsi="Times New Roman" w:cs="Times New Roman"/>
+          <w:sz w:val="32"/>
+          <w:szCs w:val="32"/>
+          <w:lang w:val="en-US"/>
+        </w:rPr>
+        <w:t xml:space="preserve">        else:</w:t>
+      </w:r>
+    </w:p>
+    <w:p>
+      <w:pPr>
+        <w:jc w:val="both"/>
+        <w:rPr>
+          <w:rFonts w:ascii="Times New Roman" w:hAnsi="Times New Roman" w:cs="Times New Roman"/>
+          <w:sz w:val="32"/>
+          <w:szCs w:val="32"/>
+          <w:lang w:val="en-US"/>
+        </w:rPr>
+      </w:pPr>
+      <w:r>
+        <w:rPr>
+          <w:rFonts w:ascii="Times New Roman" w:hAnsi="Times New Roman" w:cs="Times New Roman"/>
+          <w:sz w:val="32"/>
+          <w:szCs w:val="32"/>
+          <w:lang w:val="en-US"/>
+        </w:rPr>
+        <w:t xml:space="preserve">             return fib(n-1)+fib(n-2)</w:t>
+      </w:r>
+    </w:p>
+    <w:p>
+      <w:pPr>
+        <w:jc w:val="both"/>
+        <w:rPr>
+          <w:rFonts w:ascii="Times New Roman" w:hAnsi="Times New Roman" w:cs="Times New Roman"/>
+          <w:sz w:val="32"/>
+          <w:szCs w:val="32"/>
+          <w:lang w:val="en-US"/>
+        </w:rPr>
+      </w:pPr>
+    </w:p>
+    <w:p>
+      <w:pPr>
+        <w:jc w:val="both"/>
+        <w:rPr>
+          <w:rFonts w:ascii="Times New Roman" w:hAnsi="Times New Roman" w:cs="Times New Roman"/>
+          <w:sz w:val="32"/>
+          <w:szCs w:val="32"/>
+          <w:lang w:val="en-US"/>
+        </w:rPr>
+      </w:pPr>
+      <w:r>
+        <w:rPr>
+          <w:rFonts w:ascii="Times New Roman" w:hAnsi="Times New Roman" w:cs="Times New Roman"/>
+          <w:sz w:val="32"/>
+          <w:szCs w:val="32"/>
+          <w:lang w:val="en-US"/>
+        </w:rPr>
+        <w:t>n=int(input("enter no of terms:"))</w:t>
+      </w:r>
+    </w:p>
+    <w:p>
+      <w:pPr>
+        <w:jc w:val="both"/>
+        <w:rPr>
+          <w:rFonts w:ascii="Times New Roman" w:hAnsi="Times New Roman" w:cs="Times New Roman"/>
+          <w:sz w:val="32"/>
+          <w:szCs w:val="32"/>
+          <w:lang w:val="en-US"/>
+        </w:rPr>
+      </w:pPr>
+      <w:r>
+        <w:rPr>
+          <w:rFonts w:ascii="Times New Roman" w:hAnsi="Times New Roman" w:cs="Times New Roman"/>
+          <w:sz w:val="32"/>
+          <w:szCs w:val="32"/>
+          <w:lang w:val="en-US"/>
+        </w:rPr>
+        <w:t>if n&lt;=-1:</w:t>
+      </w:r>
+    </w:p>
+    <w:p>
+      <w:pPr>
+        <w:jc w:val="both"/>
+        <w:rPr>
+          <w:rFonts w:ascii="Times New Roman" w:hAnsi="Times New Roman" w:cs="Times New Roman"/>
+          <w:sz w:val="32"/>
+          <w:szCs w:val="32"/>
+          <w:lang w:val="en-US"/>
+        </w:rPr>
+      </w:pPr>
+      <w:r>
+        <w:rPr>
+          <w:rFonts w:ascii="Times New Roman" w:hAnsi="Times New Roman" w:cs="Times New Roman"/>
+          <w:sz w:val="32"/>
+          <w:szCs w:val="32"/>
+          <w:lang w:val="en-US"/>
+        </w:rPr>
+        <w:t xml:space="preserve">    print("invalid input")</w:t>
+      </w:r>
+    </w:p>
+    <w:p>
+      <w:pPr>
+        <w:jc w:val="both"/>
+        <w:rPr>
+          <w:rFonts w:ascii="Times New Roman" w:hAnsi="Times New Roman" w:cs="Times New Roman"/>
+          <w:sz w:val="32"/>
+          <w:szCs w:val="32"/>
+          <w:lang w:val="en-US"/>
+        </w:rPr>
+      </w:pPr>
+      <w:r>
+        <w:rPr>
+          <w:rFonts w:ascii="Times New Roman" w:hAnsi="Times New Roman" w:cs="Times New Roman"/>
+          <w:sz w:val="32"/>
+          <w:szCs w:val="32"/>
+          <w:lang w:val="en-US"/>
+        </w:rPr>
+        <w:t>else:</w:t>
+      </w:r>
+    </w:p>
+    <w:p>
+      <w:pPr>
+        <w:jc w:val="both"/>
+        <w:rPr>
+          <w:rFonts w:ascii="Times New Roman" w:hAnsi="Times New Roman" w:cs="Times New Roman"/>
+          <w:sz w:val="32"/>
+          <w:szCs w:val="32"/>
+          <w:lang w:val="en-US"/>
+        </w:rPr>
+      </w:pPr>
+      <w:r>
+        <w:rPr>
+          <w:rFonts w:ascii="Times New Roman" w:hAnsi="Times New Roman" w:cs="Times New Roman"/>
+          <w:sz w:val="32"/>
+          <w:szCs w:val="32"/>
+          <w:lang w:val="en-US"/>
+        </w:rPr>
+        <w:t xml:space="preserve">    for i in range(n):</w:t>
+      </w:r>
+    </w:p>
+    <w:p>
+      <w:pPr>
+        <w:jc w:val="both"/>
+        <w:rPr>
+          <w:rFonts w:ascii="Times New Roman" w:hAnsi="Times New Roman" w:cs="Times New Roman"/>
+          <w:sz w:val="32"/>
+          <w:szCs w:val="32"/>
+          <w:lang w:val="en-US"/>
+        </w:rPr>
+      </w:pPr>
+      <w:r>
+        <w:rPr>
+          <w:rFonts w:ascii="Times New Roman" w:hAnsi="Times New Roman" w:cs="Times New Roman"/>
+          <w:sz w:val="32"/>
+          <w:szCs w:val="32"/>
+          <w:lang w:val="en-US"/>
+        </w:rPr>
+        <w:t xml:space="preserve">        print(fib(i),end=" ")</w:t>
+      </w:r>
+    </w:p>
+    <w:p>
+      <w:pPr>
+        <w:jc w:val="both"/>
+        <w:rPr>
+          <w:rFonts w:ascii="Times New Roman" w:hAnsi="Times New Roman" w:cs="Times New Roman"/>
+          <w:sz w:val="32"/>
+          <w:szCs w:val="32"/>
+          <w:lang w:val="en-US"/>
+        </w:rPr>
+      </w:pPr>
+      <w:r>
+        <w:rPr>
+          <w:rFonts w:ascii="Times New Roman" w:hAnsi="Times New Roman" w:cs="Times New Roman"/>
+          <w:sz w:val="32"/>
+          <w:szCs w:val="32"/>
+          <w:lang w:val="en-US"/>
+        </w:rPr>
+        <w:t>OUTPUT:</w:t>
+      </w:r>
+    </w:p>
+    <w:p>
+      <w:pPr>
+        <w:jc w:val="both"/>
+        <w:rPr>
+          <w:rFonts w:ascii="Times New Roman" w:hAnsi="Times New Roman" w:cs="Times New Roman"/>
+          <w:sz w:val="32"/>
+          <w:szCs w:val="32"/>
+          <w:lang w:val="en-US"/>
+        </w:rPr>
+      </w:pPr>
+      <w:r>
+        <w:rPr>
+          <w:rFonts w:ascii="Times New Roman" w:hAnsi="Times New Roman" w:cs="Times New Roman"/>
+          <w:sz w:val="32"/>
+          <w:szCs w:val="32"/>
+          <w:lang w:val="en-US"/>
+        </w:rPr>
+        <w:t>Positive case:</w:t>
+      </w:r>
+    </w:p>
+    <w:p>
+      <w:pPr>
+        <w:jc w:val="both"/>
+        <w:rPr>
+          <w:rFonts w:ascii="Times New Roman" w:hAnsi="Times New Roman" w:cs="Times New Roman"/>
+          <w:sz w:val="32"/>
+          <w:szCs w:val="32"/>
+          <w:lang w:val="en-US"/>
+        </w:rPr>
+      </w:pPr>
+      <w:r>
+        <w:rPr>
+          <w:rFonts w:ascii="Times New Roman" w:hAnsi="Times New Roman" w:cs="Times New Roman"/>
+          <w:noProof/>
+          <w:sz w:val="32"/>
+          <w:szCs w:val="32"/>
+          <w:lang w:val="en-US"/>
+        </w:rPr>
         <w:lastRenderedPageBreak/>
-        <w:t>def fib(n):</w:t>
-      </w:r>
-    </w:p>
-    <w:p>
-      <w:pPr>
-        <w:jc w:val="both"/>
-        <w:rPr>
-          <w:rFonts w:ascii="Times New Roman" w:hAnsi="Times New Roman" w:cs="Times New Roman"/>
-          <w:sz w:val="32"/>
-          <w:szCs w:val="32"/>
-          <w:lang w:val="en-US"/>
-        </w:rPr>
-      </w:pPr>
-      <w:r>
-        <w:rPr>
-          <w:rFonts w:ascii="Times New Roman" w:hAnsi="Times New Roman" w:cs="Times New Roman"/>
-          <w:sz w:val="32"/>
-          <w:szCs w:val="32"/>
-          <w:lang w:val="en-US"/>
-        </w:rPr>
-        <w:t xml:space="preserve">        if n==0:</w:t>
-      </w:r>
-    </w:p>
-    <w:p>
-      <w:pPr>
-        <w:jc w:val="both"/>
-        <w:rPr>
-          <w:rFonts w:ascii="Times New Roman" w:hAnsi="Times New Roman" w:cs="Times New Roman"/>
-          <w:sz w:val="32"/>
-          <w:szCs w:val="32"/>
-          <w:lang w:val="en-US"/>
-        </w:rPr>
-      </w:pPr>
-      <w:r>
-        <w:rPr>
-          <w:rFonts w:ascii="Times New Roman" w:hAnsi="Times New Roman" w:cs="Times New Roman"/>
-          <w:sz w:val="32"/>
-          <w:szCs w:val="32"/>
-          <w:lang w:val="en-US"/>
-        </w:rPr>
-        <w:t xml:space="preserve">            return 0</w:t>
-      </w:r>
-    </w:p>
-    <w:p>
-      <w:pPr>
-        <w:jc w:val="both"/>
-        <w:rPr>
-          <w:rFonts w:ascii="Times New Roman" w:hAnsi="Times New Roman" w:cs="Times New Roman"/>
-          <w:sz w:val="32"/>
-          <w:szCs w:val="32"/>
-          <w:lang w:val="en-US"/>
-        </w:rPr>
-      </w:pPr>
-      <w:r>
-        <w:rPr>
-          <w:rFonts w:ascii="Times New Roman" w:hAnsi="Times New Roman" w:cs="Times New Roman"/>
-          <w:sz w:val="32"/>
-          <w:szCs w:val="32"/>
-          <w:lang w:val="en-US"/>
-        </w:rPr>
-        <w:t xml:space="preserve">        elif n==1:</w:t>
-      </w:r>
-    </w:p>
-    <w:p>
-      <w:pPr>
-        <w:jc w:val="both"/>
-        <w:rPr>
-          <w:rFonts w:ascii="Times New Roman" w:hAnsi="Times New Roman" w:cs="Times New Roman"/>
-          <w:sz w:val="32"/>
-          <w:szCs w:val="32"/>
-          <w:lang w:val="en-US"/>
-        </w:rPr>
-      </w:pPr>
-      <w:r>
-        <w:rPr>
-          <w:rFonts w:ascii="Times New Roman" w:hAnsi="Times New Roman" w:cs="Times New Roman"/>
-          <w:sz w:val="32"/>
-          <w:szCs w:val="32"/>
-          <w:lang w:val="en-US"/>
-        </w:rPr>
-        <w:t xml:space="preserve">            return 1</w:t>
-      </w:r>
-    </w:p>
-    <w:p>
-      <w:pPr>
-        <w:jc w:val="both"/>
-        <w:rPr>
-          <w:rFonts w:ascii="Times New Roman" w:hAnsi="Times New Roman" w:cs="Times New Roman"/>
-          <w:sz w:val="32"/>
-          <w:szCs w:val="32"/>
-          <w:lang w:val="en-US"/>
-        </w:rPr>
-      </w:pPr>
-      <w:r>
-        <w:rPr>
-          <w:rFonts w:ascii="Times New Roman" w:hAnsi="Times New Roman" w:cs="Times New Roman"/>
-          <w:sz w:val="32"/>
-          <w:szCs w:val="32"/>
-          <w:lang w:val="en-US"/>
-        </w:rPr>
-        <w:t xml:space="preserve">        else:</w:t>
-      </w:r>
-    </w:p>
-    <w:p>
-      <w:pPr>
-        <w:jc w:val="both"/>
-        <w:rPr>
-          <w:rFonts w:ascii="Times New Roman" w:hAnsi="Times New Roman" w:cs="Times New Roman"/>
-          <w:sz w:val="32"/>
-          <w:szCs w:val="32"/>
-          <w:lang w:val="en-US"/>
-        </w:rPr>
-      </w:pPr>
-      <w:r>
-        <w:rPr>
-          <w:rFonts w:ascii="Times New Roman" w:hAnsi="Times New Roman" w:cs="Times New Roman"/>
-          <w:sz w:val="32"/>
-          <w:szCs w:val="32"/>
-          <w:lang w:val="en-US"/>
-        </w:rPr>
-        <w:t xml:space="preserve">             return fib(n-1)+fib(n-2)</w:t>
-      </w:r>
-    </w:p>
-    <w:p>
-      <w:pPr>
-        <w:jc w:val="both"/>
-        <w:rPr>
-          <w:rFonts w:ascii="Times New Roman" w:hAnsi="Times New Roman" w:cs="Times New Roman"/>
-          <w:sz w:val="32"/>
-          <w:szCs w:val="32"/>
-          <w:lang w:val="en-US"/>
-        </w:rPr>
-      </w:pPr>
-    </w:p>
-    <w:p>
-      <w:pPr>
-        <w:jc w:val="both"/>
-        <w:rPr>
-          <w:rFonts w:ascii="Times New Roman" w:hAnsi="Times New Roman" w:cs="Times New Roman"/>
-          <w:sz w:val="32"/>
-          <w:szCs w:val="32"/>
-          <w:lang w:val="en-US"/>
-        </w:rPr>
-      </w:pPr>
-      <w:r>
-        <w:rPr>
-          <w:rFonts w:ascii="Times New Roman" w:hAnsi="Times New Roman" w:cs="Times New Roman"/>
-          <w:sz w:val="32"/>
-          <w:szCs w:val="32"/>
-          <w:lang w:val="en-US"/>
-        </w:rPr>
-        <w:t>n=int(input("enter no of terms:"))</w:t>
-      </w:r>
-    </w:p>
-    <w:p>
-      <w:pPr>
-        <w:jc w:val="both"/>
-        <w:rPr>
-          <w:rFonts w:ascii="Times New Roman" w:hAnsi="Times New Roman" w:cs="Times New Roman"/>
-          <w:sz w:val="32"/>
-          <w:szCs w:val="32"/>
-          <w:lang w:val="en-US"/>
-        </w:rPr>
-      </w:pPr>
-      <w:r>
-        <w:rPr>
-          <w:rFonts w:ascii="Times New Roman" w:hAnsi="Times New Roman" w:cs="Times New Roman"/>
-          <w:sz w:val="32"/>
-          <w:szCs w:val="32"/>
-          <w:lang w:val="en-US"/>
-        </w:rPr>
-        <w:t>if n&lt;=-1:</w:t>
-      </w:r>
-    </w:p>
-    <w:p>
-      <w:pPr>
-        <w:jc w:val="both"/>
-        <w:rPr>
-          <w:rFonts w:ascii="Times New Roman" w:hAnsi="Times New Roman" w:cs="Times New Roman"/>
-          <w:sz w:val="32"/>
-          <w:szCs w:val="32"/>
-          <w:lang w:val="en-US"/>
-        </w:rPr>
-      </w:pPr>
-      <w:r>
-        <w:rPr>
-          <w:rFonts w:ascii="Times New Roman" w:hAnsi="Times New Roman" w:cs="Times New Roman"/>
-          <w:sz w:val="32"/>
-          <w:szCs w:val="32"/>
-          <w:lang w:val="en-US"/>
-        </w:rPr>
-        <w:t xml:space="preserve">    print("invalid input")</w:t>
-      </w:r>
-    </w:p>
-    <w:p>
-      <w:pPr>
-        <w:jc w:val="both"/>
-        <w:rPr>
-          <w:rFonts w:ascii="Times New Roman" w:hAnsi="Times New Roman" w:cs="Times New Roman"/>
-          <w:sz w:val="32"/>
-          <w:szCs w:val="32"/>
-          <w:lang w:val="en-US"/>
-        </w:rPr>
-      </w:pPr>
-      <w:r>
-        <w:rPr>
-          <w:rFonts w:ascii="Times New Roman" w:hAnsi="Times New Roman" w:cs="Times New Roman"/>
-          <w:sz w:val="32"/>
-          <w:szCs w:val="32"/>
-          <w:lang w:val="en-US"/>
-        </w:rPr>
-        <w:t>else:</w:t>
-      </w:r>
-    </w:p>
-    <w:p>
-      <w:pPr>
-        <w:jc w:val="both"/>
-        <w:rPr>
-          <w:rFonts w:ascii="Times New Roman" w:hAnsi="Times New Roman" w:cs="Times New Roman"/>
-          <w:sz w:val="32"/>
-          <w:szCs w:val="32"/>
-          <w:lang w:val="en-US"/>
-        </w:rPr>
-      </w:pPr>
-      <w:r>
-        <w:rPr>
-          <w:rFonts w:ascii="Times New Roman" w:hAnsi="Times New Roman" w:cs="Times New Roman"/>
-          <w:sz w:val="32"/>
-          <w:szCs w:val="32"/>
-          <w:lang w:val="en-US"/>
-        </w:rPr>
-        <w:t xml:space="preserve">    for i in range(n):</w:t>
-      </w:r>
-    </w:p>
-    <w:p>
-      <w:pPr>
-        <w:jc w:val="both"/>
-        <w:rPr>
-          <w:rFonts w:ascii="Times New Roman" w:hAnsi="Times New Roman" w:cs="Times New Roman"/>
-          <w:sz w:val="32"/>
-          <w:szCs w:val="32"/>
-          <w:lang w:val="en-US"/>
-        </w:rPr>
-      </w:pPr>
-      <w:r>
-        <w:rPr>
-          <w:rFonts w:ascii="Times New Roman" w:hAnsi="Times New Roman" w:cs="Times New Roman"/>
-          <w:sz w:val="32"/>
-          <w:szCs w:val="32"/>
-          <w:lang w:val="en-US"/>
-        </w:rPr>
-        <w:t xml:space="preserve">        print(fib(i),end=" ")</w:t>
-      </w:r>
-    </w:p>
-    <w:p>
-      <w:pPr>
-        <w:jc w:val="both"/>
-        <w:rPr>
-          <w:rFonts w:ascii="Times New Roman" w:hAnsi="Times New Roman" w:cs="Times New Roman"/>
-          <w:sz w:val="32"/>
-          <w:szCs w:val="32"/>
-          <w:lang w:val="en-US"/>
-        </w:rPr>
-      </w:pPr>
-      <w:r>
-        <w:rPr>
-          <w:rFonts w:ascii="Times New Roman" w:hAnsi="Times New Roman" w:cs="Times New Roman"/>
-          <w:sz w:val="32"/>
-          <w:szCs w:val="32"/>
-          <w:lang w:val="en-US"/>
-        </w:rPr>
-        <w:t>OUTPUT:</w:t>
-      </w:r>
-    </w:p>
-    <w:p>
-      <w:pPr>
-        <w:jc w:val="both"/>
-        <w:rPr>
-          <w:rFonts w:ascii="Times New Roman" w:hAnsi="Times New Roman" w:cs="Times New Roman"/>
-          <w:sz w:val="32"/>
-          <w:szCs w:val="32"/>
-          <w:lang w:val="en-US"/>
-        </w:rPr>
-      </w:pPr>
-      <w:r>
-        <w:rPr>
-          <w:rFonts w:ascii="Times New Roman" w:hAnsi="Times New Roman" w:cs="Times New Roman"/>
-          <w:sz w:val="32"/>
-          <w:szCs w:val="32"/>
-          <w:lang w:val="en-US"/>
-        </w:rPr>
-        <w:t>Positive case:</w:t>
-      </w:r>
-    </w:p>
-    <w:p>
-      <w:pPr>
-        <w:jc w:val="both"/>
-        <w:rPr>
-          <w:rFonts w:ascii="Times New Roman" w:hAnsi="Times New Roman" w:cs="Times New Roman"/>
-          <w:sz w:val="32"/>
-          <w:szCs w:val="32"/>
-          <w:lang w:val="en-US"/>
-        </w:rPr>
-      </w:pPr>
-      <w:r>
-        <w:rPr>
-          <w:rFonts w:ascii="Times New Roman" w:hAnsi="Times New Roman" w:cs="Times New Roman"/>
-          <w:noProof/>
-          <w:sz w:val="32"/>
-          <w:szCs w:val="32"/>
-          <w:lang w:val="en-US"/>
-        </w:rPr>
         <w:drawing>
           <wp:inline distT="0" distB="0" distL="0" distR="0" wp14:anchorId="40B06B21" wp14:editId="4B0AB1DF">
             <wp:extent cx="4922947" cy="838273"/>
@@ -5624,7 +5810,6 @@
           <w:sz w:val="32"/>
           <w:szCs w:val="32"/>
         </w:rPr>
-        <w:lastRenderedPageBreak/>
         <w:t xml:space="preserve">The program uses recursion to generate Fibonacci numbers. </w:t>
       </w:r>
       <w:r>
@@ -7345,7 +7530,16 @@
                 <w:sz w:val="32"/>
                 <w:szCs w:val="32"/>
               </w:rPr>
-              <w:t xml:space="preserve">The program calculates factorial using a loop from </w:t>
+              <w:t xml:space="preserve">The program calculates </w:t>
+            </w:r>
+            <w:r>
+              <w:rPr>
+                <w:rFonts w:ascii="Times New Roman" w:hAnsi="Times New Roman" w:cs="Times New Roman"/>
+                <w:sz w:val="32"/>
+                <w:szCs w:val="32"/>
+              </w:rPr>
+              <w:lastRenderedPageBreak/>
+              <w:t xml:space="preserve">factorial using a loop from </w:t>
             </w:r>
             <w:r>
               <w:rPr>
@@ -7388,6 +7582,7 @@
                 <w:sz w:val="32"/>
                 <w:szCs w:val="32"/>
               </w:rPr>
+              <w:lastRenderedPageBreak/>
               <w:t>5.Fibonacci series</w:t>
             </w:r>
           </w:p>
@@ -7637,16 +7832,7 @@
                       <w:sz w:val="32"/>
                       <w:szCs w:val="32"/>
                     </w:rPr>
-                    <w:t xml:space="preserve">Each function call creates two more recursive calls, leading to exponential </w:t>
-                  </w:r>
-                  <w:r>
-                    <w:rPr>
-                      <w:rFonts w:ascii="Times New Roman" w:hAnsi="Times New Roman" w:cs="Times New Roman"/>
-                      <w:sz w:val="32"/>
-                      <w:szCs w:val="32"/>
-                    </w:rPr>
-                    <w:lastRenderedPageBreak/>
-                    <w:t xml:space="preserve">time. The recursion stack reaches depth </w:t>
+                    <w:t xml:space="preserve">Each function call creates two more recursive calls, leading to exponential time. The recursion stack reaches depth </w:t>
                   </w:r>
                   <w:r>
                     <w:rPr>
@@ -7813,7 +7999,6 @@
     </w:p>
     <w:p>
       <w:r>
-        <w:lastRenderedPageBreak/>
         <w:t>else:</w:t>
       </w:r>
     </w:p>
@@ -8256,6 +8441,7 @@
                 <w:rFonts w:ascii="Times New Roman" w:hAnsi="Times New Roman"/>
                 <w:sz w:val="22"/>
               </w:rPr>
+              <w:lastRenderedPageBreak/>
               <w:t>Logic Error</w:t>
             </w:r>
           </w:p>
@@ -8324,7 +8510,6 @@
     </w:p>
     <w:p>
       <w:r>
-        <w:lastRenderedPageBreak/>
         <w:t>Program:</w:t>
       </w:r>
     </w:p>
@@ -8453,7 +8638,6 @@
     </w:p>
     <w:p>
       <w:r>
-        <w:lastRenderedPageBreak/>
         <w:t>Output:</w:t>
       </w:r>
     </w:p>
@@ -8995,104 +9179,104 @@
     </w:p>
     <w:p>
       <w:r>
+        <w:t xml:space="preserve">            return binary_search(list,key,mid+1,high)</w:t>
+      </w:r>
+    </w:p>
+    <w:p>
+      <w:r>
+        <w:t xml:space="preserve">        elif key&lt;list[mid]:</w:t>
+      </w:r>
+    </w:p>
+    <w:p>
+      <w:r>
+        <w:t xml:space="preserve">            return binary_search(list,key,low,mid-1)</w:t>
+      </w:r>
+    </w:p>
+    <w:p>
+      <w:r>
+        <w:t xml:space="preserve">        else:</w:t>
+      </w:r>
+    </w:p>
+    <w:p>
+      <w:r>
+        <w:t xml:space="preserve">            return mid</w:t>
+      </w:r>
+    </w:p>
+    <w:p>
+      <w:r>
+        <w:t xml:space="preserve">        </w:t>
+      </w:r>
+    </w:p>
+    <w:p>
+      <w:r>
+        <w:t>list=[]</w:t>
+      </w:r>
+    </w:p>
+    <w:p>
+      <w:r>
+        <w:t>n=int(input("enter no of elements to add:"))</w:t>
+      </w:r>
+    </w:p>
+    <w:p>
+      <w:r>
+        <w:t>for i in range(n):</w:t>
+      </w:r>
+    </w:p>
+    <w:p>
+      <w:r>
+        <w:t xml:space="preserve">    a=int(input("enter a number:"))</w:t>
+      </w:r>
+    </w:p>
+    <w:p>
+      <w:r>
+        <w:t xml:space="preserve">    list.append(a)</w:t>
+      </w:r>
+    </w:p>
+    <w:p/>
+    <w:p>
+      <w:r>
+        <w:t>list.sort()</w:t>
+      </w:r>
+    </w:p>
+    <w:p>
+      <w:r>
+        <w:t>print(list)</w:t>
+      </w:r>
+    </w:p>
+    <w:p/>
+    <w:p>
+      <w:r>
+        <w:t>key=int(input("search element to find:"))</w:t>
+      </w:r>
+    </w:p>
+    <w:p>
+      <w:r>
+        <w:t>result=binary_search(list,key,0,n-1)</w:t>
+      </w:r>
+    </w:p>
+    <w:p>
+      <w:r>
+        <w:t>if result==-1:</w:t>
+      </w:r>
+    </w:p>
+    <w:p>
+      <w:r>
+        <w:t xml:space="preserve">    print("element not found")</w:t>
+      </w:r>
+    </w:p>
+    <w:p>
+      <w:r>
+        <w:t>else:</w:t>
+      </w:r>
+    </w:p>
+    <w:p>
+      <w:r>
+        <w:t xml:space="preserve">    print("element is found at",result)</w:t>
+      </w:r>
+    </w:p>
+    <w:p>
+      <w:r>
         <w:lastRenderedPageBreak/>
-        <w:t xml:space="preserve">            return binary_search(list,key,mid+1,high)</w:t>
-      </w:r>
-    </w:p>
-    <w:p>
-      <w:r>
-        <w:t xml:space="preserve">        elif key&lt;list[mid]:</w:t>
-      </w:r>
-    </w:p>
-    <w:p>
-      <w:r>
-        <w:t xml:space="preserve">            return binary_search(list,key,low,mid-1)</w:t>
-      </w:r>
-    </w:p>
-    <w:p>
-      <w:r>
-        <w:t xml:space="preserve">        else:</w:t>
-      </w:r>
-    </w:p>
-    <w:p>
-      <w:r>
-        <w:t xml:space="preserve">            return mid</w:t>
-      </w:r>
-    </w:p>
-    <w:p>
-      <w:r>
-        <w:t xml:space="preserve">        </w:t>
-      </w:r>
-    </w:p>
-    <w:p>
-      <w:r>
-        <w:t>list=[]</w:t>
-      </w:r>
-    </w:p>
-    <w:p>
-      <w:r>
-        <w:t>n=int(input("enter no of elements to add:"))</w:t>
-      </w:r>
-    </w:p>
-    <w:p>
-      <w:r>
-        <w:t>for i in range(n):</w:t>
-      </w:r>
-    </w:p>
-    <w:p>
-      <w:r>
-        <w:t xml:space="preserve">    a=int(input("enter a number:"))</w:t>
-      </w:r>
-    </w:p>
-    <w:p>
-      <w:r>
-        <w:t xml:space="preserve">    list.append(a)</w:t>
-      </w:r>
-    </w:p>
-    <w:p/>
-    <w:p>
-      <w:r>
-        <w:t>list.sort()</w:t>
-      </w:r>
-    </w:p>
-    <w:p>
-      <w:r>
-        <w:t>print(list)</w:t>
-      </w:r>
-    </w:p>
-    <w:p/>
-    <w:p>
-      <w:r>
-        <w:t>key=int(input("search element to find:"))</w:t>
-      </w:r>
-    </w:p>
-    <w:p>
-      <w:r>
-        <w:t>result=binary_search(list,key,0,n-1)</w:t>
-      </w:r>
-    </w:p>
-    <w:p>
-      <w:r>
-        <w:t>if result==-1:</w:t>
-      </w:r>
-    </w:p>
-    <w:p>
-      <w:r>
-        <w:t xml:space="preserve">    print("element not found")</w:t>
-      </w:r>
-    </w:p>
-    <w:p>
-      <w:r>
-        <w:t>else:</w:t>
-      </w:r>
-    </w:p>
-    <w:p>
-      <w:r>
-        <w:t xml:space="preserve">    print("element is found at",result)</w:t>
-      </w:r>
-    </w:p>
-    <w:p>
-      <w:r>
         <w:t>output:</w:t>
       </w:r>
     </w:p>
@@ -9153,7 +9337,6 @@
         <w:rPr>
           <w:noProof/>
         </w:rPr>
-        <w:lastRenderedPageBreak/>
         <w:drawing>
           <wp:inline distT="0" distB="0" distL="0" distR="0" wp14:anchorId="5A9B70C9" wp14:editId="43006284">
             <wp:extent cx="5731510" cy="1283335"/>
@@ -9680,7 +9863,6 @@
           <w:sz w:val="28"/>
           <w:szCs w:val="28"/>
         </w:rPr>
-        <w:lastRenderedPageBreak/>
         <w:t>TIME COMPLEXITY AND SPACE COMPLEXITY</w:t>
       </w:r>
     </w:p>
@@ -10233,7 +10415,17 @@
                 <w:sz w:val="28"/>
                 <w:szCs w:val="28"/>
               </w:rPr>
-              <w:t>The array is first sorted using sort(), which takes O(n log n) time, followed by binary search in O(log n). The recursive search uses O(log n) stack space.</w:t>
+              <w:t xml:space="preserve">The array is first sorted using sort(), which takes O(n log n) time, followed by binary search in O(log n). The </w:t>
+            </w:r>
+            <w:r>
+              <w:rPr>
+                <w:rFonts w:ascii="Times New Roman" w:eastAsiaTheme="majorEastAsia" w:hAnsi="Times New Roman" w:cs="Times New Roman"/>
+                <w:color w:val="0F4761" w:themeColor="accent1" w:themeShade="BF"/>
+                <w:sz w:val="28"/>
+                <w:szCs w:val="28"/>
+              </w:rPr>
+              <w:lastRenderedPageBreak/>
+              <w:t>recursive search uses O(log n) stack space.</w:t>
             </w:r>
           </w:p>
         </w:tc>
@@ -10495,6 +10687,7 @@
         </w:rPr>
       </w:pPr>
       <w:r>
+        <w:lastRenderedPageBreak/>
         <w:t>This program sorts the elements using Bubble Sort. It repeatedly compares adjacent elements and swaps them if they are in the wrong order. After each pass, the largest unsorted element moves to its correct position at the end of the list.</w:t>
       </w:r>
     </w:p>
@@ -10727,7 +10920,6 @@
                 <w:rFonts w:ascii="Times New Roman" w:hAnsi="Times New Roman"/>
                 <w:sz w:val="20"/>
               </w:rPr>
-              <w:lastRenderedPageBreak/>
               <w:t>Logic Error</w:t>
             </w:r>
           </w:p>
@@ -10971,6 +11163,7 @@
                 <w:b/>
                 <w:sz w:val="20"/>
               </w:rPr>
+              <w:lastRenderedPageBreak/>
               <w:t>ERROR</w:t>
             </w:r>
           </w:p>
@@ -11240,7 +11433,6 @@
         <w:rPr>
           <w:lang w:val="en-US"/>
         </w:rPr>
-        <w:lastRenderedPageBreak/>
         <w:t>Program:</w:t>
       </w:r>
     </w:p>
@@ -11605,6 +11797,7 @@
                 <w:rFonts w:ascii="Times New Roman" w:hAnsi="Times New Roman"/>
                 <w:sz w:val="20"/>
               </w:rPr>
+              <w:lastRenderedPageBreak/>
               <w:t>Logic Error</w:t>
             </w:r>
           </w:p>
@@ -11700,7 +11893,6 @@
           <w:noProof/>
           <w:lang w:val="en-US"/>
         </w:rPr>
-        <w:lastRenderedPageBreak/>
         <w:drawing>
           <wp:inline distT="0" distB="0" distL="0" distR="0" wp14:anchorId="6C4CACC3" wp14:editId="548CB02C">
             <wp:extent cx="4397121" cy="3086367"/>
@@ -12049,6 +12241,7 @@
                 <w:rFonts w:ascii="Times New Roman" w:hAnsi="Times New Roman"/>
                 <w:sz w:val="20"/>
               </w:rPr>
+              <w:lastRenderedPageBreak/>
               <w:t>Logic Error</w:t>
             </w:r>
           </w:p>
@@ -12144,7 +12337,6 @@
           <w:noProof/>
           <w:lang w:val="en-US"/>
         </w:rPr>
-        <w:lastRenderedPageBreak/>
         <w:drawing>
           <wp:inline distT="0" distB="0" distL="0" distR="0" wp14:anchorId="2C9AD36B" wp14:editId="4AAD7B19">
             <wp:extent cx="3673158" cy="4458086"/>
@@ -12305,6 +12497,7 @@
                 <w:b/>
                 <w:sz w:val="20"/>
               </w:rPr>
+              <w:lastRenderedPageBreak/>
               <w:t>ERROR</w:t>
             </w:r>
           </w:p>
@@ -12493,7 +12686,6 @@
                 <w:rFonts w:ascii="Times New Roman" w:hAnsi="Times New Roman"/>
                 <w:sz w:val="20"/>
               </w:rPr>
-              <w:lastRenderedPageBreak/>
               <w:t>Logic Error</w:t>
             </w:r>
           </w:p>
@@ -13197,7 +13389,15 @@
                 <w:rFonts w:ascii="Times New Roman" w:hAnsi="Times New Roman"/>
                 <w:sz w:val="20"/>
               </w:rPr>
-              <w:t>The array is partitioned around a pivot. Balanced partitions give O(n log n), while highly unbalanced partitions give O(n²).</w:t>
+              <w:t xml:space="preserve">The array is partitioned around a pivot. Balanced partitions give </w:t>
+            </w:r>
+            <w:r>
+              <w:rPr>
+                <w:rFonts w:ascii="Times New Roman" w:hAnsi="Times New Roman"/>
+                <w:sz w:val="20"/>
+              </w:rPr>
+              <w:lastRenderedPageBreak/>
+              <w:t>O(n log n), while highly unbalanced partitions give O(n²).</w:t>
             </w:r>
           </w:p>
         </w:tc>
@@ -13329,18 +13529,4254 @@
     <w:p/>
     <w:p>
       <w:pPr>
-        <w:rPr>
+        <w:jc w:val="center"/>
+        <w:rPr>
+          <w:b/>
+          <w:bCs/>
+          <w:lang w:val="en-US"/>
+        </w:rPr>
+      </w:pPr>
+      <w:r>
+        <w:rPr>
+          <w:b/>
+          <w:bCs/>
+          <w:lang w:val="en-US"/>
+        </w:rPr>
+        <w:t>LAB -4</w:t>
+      </w:r>
+    </w:p>
+    <w:p>
+      <w:pPr>
+        <w:rPr>
+          <w:b/>
+          <w:bCs/>
+          <w:lang w:val="en-US"/>
+        </w:rPr>
+      </w:pPr>
+      <w:r>
+        <w:rPr>
+          <w:b/>
+          <w:bCs/>
+          <w:lang w:val="en-US"/>
+        </w:rPr>
+        <w:t>Aim</w:t>
+      </w:r>
+      <w:r>
+        <w:rPr>
+          <w:b/>
+          <w:bCs/>
+          <w:lang w:val="en-US"/>
+        </w:rPr>
+        <w:t xml:space="preserve"> 4.a:</w:t>
+      </w:r>
+      <w:r>
+        <w:rPr>
+          <w:b/>
+          <w:bCs/>
+          <w:lang w:val="en-US"/>
+        </w:rPr>
+        <w:t>Write a program to implement a single link</w:t>
+      </w:r>
+      <w:r>
+        <w:rPr>
+          <w:b/>
+          <w:bCs/>
+          <w:lang w:val="en-US"/>
+        </w:rPr>
+        <w:t>ed list which would perform the below operations, by taking an input from the user</w:t>
+      </w:r>
+      <w:r>
+        <w:rPr>
+          <w:b/>
+          <w:bCs/>
+          <w:lang w:val="en-US"/>
+        </w:rPr>
+        <w:t>.</w:t>
+      </w:r>
+    </w:p>
+    <w:p>
+      <w:pPr>
+        <w:rPr>
+          <w:b/>
+          <w:bCs/>
+          <w:lang w:val="en-US"/>
+        </w:rPr>
+      </w:pPr>
+      <w:r>
+        <w:rPr>
+          <w:b/>
+          <w:bCs/>
+          <w:lang w:val="en-US"/>
+        </w:rPr>
+        <w:t>a)create  a linked list</w:t>
+      </w:r>
+    </w:p>
+    <w:p>
+      <w:pPr>
+        <w:rPr>
+          <w:b/>
+          <w:bCs/>
+          <w:lang w:val="en-US"/>
+        </w:rPr>
+      </w:pPr>
+      <w:r>
+        <w:rPr>
+          <w:b/>
+          <w:bCs/>
+          <w:lang w:val="en-US"/>
+        </w:rPr>
+        <w:t>b)insert at beginning</w:t>
+      </w:r>
+    </w:p>
+    <w:p>
+      <w:pPr>
+        <w:rPr>
+          <w:b/>
+          <w:bCs/>
+          <w:lang w:val="en-US"/>
+        </w:rPr>
+      </w:pPr>
+      <w:r>
+        <w:rPr>
+          <w:b/>
+          <w:bCs/>
+          <w:lang w:val="en-US"/>
+        </w:rPr>
+        <w:t>c)insert at end</w:t>
+      </w:r>
+    </w:p>
+    <w:p>
+      <w:pPr>
+        <w:rPr>
+          <w:b/>
+          <w:bCs/>
+          <w:lang w:val="en-US"/>
+        </w:rPr>
+      </w:pPr>
+      <w:r>
+        <w:rPr>
+          <w:b/>
+          <w:bCs/>
+          <w:lang w:val="en-US"/>
+        </w:rPr>
+        <w:t>d)insert at a specified index</w:t>
+      </w:r>
+    </w:p>
+    <w:p>
+      <w:pPr>
+        <w:rPr>
+          <w:b/>
+          <w:bCs/>
+          <w:lang w:val="en-US"/>
+        </w:rPr>
+      </w:pPr>
+      <w:r>
+        <w:rPr>
+          <w:b/>
+          <w:bCs/>
+          <w:lang w:val="en-US"/>
+        </w:rPr>
+        <w:t>e)</w:t>
+      </w:r>
+      <w:r>
+        <w:rPr>
+          <w:b/>
+          <w:bCs/>
+          <w:lang w:val="en-US"/>
+        </w:rPr>
+        <w:t>delete by value</w:t>
+      </w:r>
+    </w:p>
+    <w:p>
+      <w:pPr>
+        <w:rPr>
+          <w:b/>
+          <w:bCs/>
+          <w:lang w:val="en-US"/>
+        </w:rPr>
+      </w:pPr>
+      <w:r>
+        <w:rPr>
+          <w:b/>
+          <w:bCs/>
+          <w:lang w:val="en-US"/>
+        </w:rPr>
+        <w:t>f)delete 1</w:t>
+      </w:r>
+      <w:r>
+        <w:rPr>
+          <w:b/>
+          <w:bCs/>
+          <w:vertAlign w:val="superscript"/>
+          <w:lang w:val="en-US"/>
+        </w:rPr>
+        <w:t>st</w:t>
+      </w:r>
+      <w:r>
+        <w:rPr>
+          <w:b/>
+          <w:bCs/>
+          <w:lang w:val="en-US"/>
+        </w:rPr>
+        <w:t xml:space="preserve"> node</w:t>
+      </w:r>
+    </w:p>
+    <w:p>
+      <w:pPr>
+        <w:rPr>
+          <w:b/>
+          <w:bCs/>
+          <w:lang w:val="en-US"/>
+        </w:rPr>
+      </w:pPr>
+      <w:r>
+        <w:rPr>
+          <w:b/>
+          <w:bCs/>
+          <w:lang w:val="en-US"/>
+        </w:rPr>
+        <w:t>g)delete last node</w:t>
+      </w:r>
+    </w:p>
+    <w:p>
+      <w:pPr>
+        <w:rPr>
+          <w:b/>
+          <w:bCs/>
+          <w:lang w:val="en-US"/>
+        </w:rPr>
+      </w:pPr>
+      <w:r>
+        <w:rPr>
+          <w:b/>
+          <w:bCs/>
+          <w:lang w:val="en-US"/>
+        </w:rPr>
+        <w:t>h)count no.of nodes</w:t>
+      </w:r>
+    </w:p>
+    <w:p>
+      <w:pPr>
+        <w:rPr>
+          <w:b/>
+          <w:bCs/>
+          <w:lang w:val="en-US"/>
+        </w:rPr>
+      </w:pPr>
+      <w:r>
+        <w:rPr>
+          <w:b/>
+          <w:bCs/>
+          <w:lang w:val="en-US"/>
+        </w:rPr>
+        <w:t>i)display or traverse</w:t>
+      </w:r>
+    </w:p>
+    <w:p>
+      <w:pPr>
+        <w:rPr>
+          <w:b/>
+          <w:bCs/>
+          <w:lang w:val="en-US"/>
+        </w:rPr>
+      </w:pPr>
+      <w:r>
+        <w:rPr>
+          <w:b/>
+          <w:bCs/>
+          <w:lang w:val="en-US"/>
+        </w:rPr>
+        <w:t>j)search for a number</w:t>
+      </w:r>
+    </w:p>
+    <w:p>
+      <w:pPr>
+        <w:rPr>
+          <w:b/>
+          <w:bCs/>
+          <w:lang w:val="en-US"/>
+        </w:rPr>
+      </w:pPr>
+      <w:r>
+        <w:rPr>
+          <w:b/>
+          <w:bCs/>
+          <w:lang w:val="en-US"/>
+        </w:rPr>
+        <w:t>k)exit</w:t>
+      </w:r>
+    </w:p>
+    <w:p>
+      <w:pPr>
+        <w:rPr>
+          <w:b/>
+          <w:bCs/>
+          <w:lang w:val="en-US"/>
+        </w:rPr>
+      </w:pPr>
+      <w:r>
+        <w:rPr>
+          <w:b/>
+          <w:bCs/>
+          <w:lang w:val="en-US"/>
+        </w:rPr>
+        <w:t>Program:</w:t>
+      </w:r>
+    </w:p>
+    <w:p>
+      <w:pPr>
+        <w:rPr>
+          <w:b/>
+          <w:bCs/>
+          <w:lang w:val="en-US"/>
+        </w:rPr>
+      </w:pPr>
+    </w:p>
+    <w:p>
+      <w:pPr>
+        <w:rPr>
+          <w:lang w:val="en-US"/>
+        </w:rPr>
+      </w:pPr>
+      <w:r>
+        <w:rPr>
+          <w:lang w:val="en-US"/>
+        </w:rPr>
+        <w:lastRenderedPageBreak/>
+        <w:drawing>
+          <wp:inline distT="0" distB="0" distL="0" distR="0" wp14:anchorId="19596B6D" wp14:editId="1A265F00">
+            <wp:extent cx="5731510" cy="4123690"/>
+            <wp:effectExtent l="0" t="0" r="2540" b="0"/>
+            <wp:docPr id="492977222" name="Picture 1"/>
+            <wp:cNvGraphicFramePr>
+              <a:graphicFrameLocks xmlns:a="http://schemas.openxmlformats.org/drawingml/2006/main" noChangeAspect="1"/>
+            </wp:cNvGraphicFramePr>
+            <a:graphic xmlns:a="http://schemas.openxmlformats.org/drawingml/2006/main">
+              <a:graphicData uri="http://schemas.openxmlformats.org/drawingml/2006/picture">
+                <pic:pic xmlns:pic="http://schemas.openxmlformats.org/drawingml/2006/picture">
+                  <pic:nvPicPr>
+                    <pic:cNvPr id="492977222" name=""/>
+                    <pic:cNvPicPr/>
+                  </pic:nvPicPr>
+                  <pic:blipFill>
+                    <a:blip r:embed="rId33"/>
+                    <a:stretch>
+                      <a:fillRect/>
+                    </a:stretch>
+                  </pic:blipFill>
+                  <pic:spPr>
+                    <a:xfrm>
+                      <a:off x="0" y="0"/>
+                      <a:ext cx="5731510" cy="4123690"/>
+                    </a:xfrm>
+                    <a:prstGeom prst="rect">
+                      <a:avLst/>
+                    </a:prstGeom>
+                  </pic:spPr>
+                </pic:pic>
+              </a:graphicData>
+            </a:graphic>
+          </wp:inline>
+        </w:drawing>
+      </w:r>
+      <w:r>
+        <w:rPr>
+          <w:lang w:val="en-US"/>
+        </w:rPr>
+        <w:drawing>
+          <wp:inline distT="0" distB="0" distL="0" distR="0" wp14:anchorId="5B0FB9F2" wp14:editId="74630F5B">
+            <wp:extent cx="5731510" cy="2993390"/>
+            <wp:effectExtent l="0" t="0" r="2540" b="0"/>
+            <wp:docPr id="594440791" name="Picture 1"/>
+            <wp:cNvGraphicFramePr>
+              <a:graphicFrameLocks xmlns:a="http://schemas.openxmlformats.org/drawingml/2006/main" noChangeAspect="1"/>
+            </wp:cNvGraphicFramePr>
+            <a:graphic xmlns:a="http://schemas.openxmlformats.org/drawingml/2006/main">
+              <a:graphicData uri="http://schemas.openxmlformats.org/drawingml/2006/picture">
+                <pic:pic xmlns:pic="http://schemas.openxmlformats.org/drawingml/2006/picture">
+                  <pic:nvPicPr>
+                    <pic:cNvPr id="594440791" name=""/>
+                    <pic:cNvPicPr/>
+                  </pic:nvPicPr>
+                  <pic:blipFill>
+                    <a:blip r:embed="rId34"/>
+                    <a:stretch>
+                      <a:fillRect/>
+                    </a:stretch>
+                  </pic:blipFill>
+                  <pic:spPr>
+                    <a:xfrm>
+                      <a:off x="0" y="0"/>
+                      <a:ext cx="5731510" cy="2993390"/>
+                    </a:xfrm>
+                    <a:prstGeom prst="rect">
+                      <a:avLst/>
+                    </a:prstGeom>
+                  </pic:spPr>
+                </pic:pic>
+              </a:graphicData>
+            </a:graphic>
+          </wp:inline>
+        </w:drawing>
+      </w:r>
+      <w:r>
+        <w:rPr>
+          <w:lang w:val="en-US"/>
+        </w:rPr>
+        <w:lastRenderedPageBreak/>
+        <w:drawing>
+          <wp:inline distT="0" distB="0" distL="0" distR="0" wp14:anchorId="2CC9704F" wp14:editId="7D0BECEA">
+            <wp:extent cx="5731510" cy="3034030"/>
+            <wp:effectExtent l="0" t="0" r="2540" b="0"/>
+            <wp:docPr id="1695095172" name="Picture 1"/>
+            <wp:cNvGraphicFramePr>
+              <a:graphicFrameLocks xmlns:a="http://schemas.openxmlformats.org/drawingml/2006/main" noChangeAspect="1"/>
+            </wp:cNvGraphicFramePr>
+            <a:graphic xmlns:a="http://schemas.openxmlformats.org/drawingml/2006/main">
+              <a:graphicData uri="http://schemas.openxmlformats.org/drawingml/2006/picture">
+                <pic:pic xmlns:pic="http://schemas.openxmlformats.org/drawingml/2006/picture">
+                  <pic:nvPicPr>
+                    <pic:cNvPr id="1695095172" name=""/>
+                    <pic:cNvPicPr/>
+                  </pic:nvPicPr>
+                  <pic:blipFill>
+                    <a:blip r:embed="rId35"/>
+                    <a:stretch>
+                      <a:fillRect/>
+                    </a:stretch>
+                  </pic:blipFill>
+                  <pic:spPr>
+                    <a:xfrm>
+                      <a:off x="0" y="0"/>
+                      <a:ext cx="5731510" cy="3034030"/>
+                    </a:xfrm>
+                    <a:prstGeom prst="rect">
+                      <a:avLst/>
+                    </a:prstGeom>
+                  </pic:spPr>
+                </pic:pic>
+              </a:graphicData>
+            </a:graphic>
+          </wp:inline>
+        </w:drawing>
+      </w:r>
+      <w:r>
+        <w:rPr>
+          <w:lang w:val="en-US"/>
+        </w:rPr>
+        <w:drawing>
+          <wp:inline distT="0" distB="0" distL="0" distR="0" wp14:anchorId="667157EF" wp14:editId="54D54D2D">
+            <wp:extent cx="5731510" cy="3279140"/>
+            <wp:effectExtent l="0" t="0" r="2540" b="0"/>
+            <wp:docPr id="1004465419" name="Picture 1"/>
+            <wp:cNvGraphicFramePr>
+              <a:graphicFrameLocks xmlns:a="http://schemas.openxmlformats.org/drawingml/2006/main" noChangeAspect="1"/>
+            </wp:cNvGraphicFramePr>
+            <a:graphic xmlns:a="http://schemas.openxmlformats.org/drawingml/2006/main">
+              <a:graphicData uri="http://schemas.openxmlformats.org/drawingml/2006/picture">
+                <pic:pic xmlns:pic="http://schemas.openxmlformats.org/drawingml/2006/picture">
+                  <pic:nvPicPr>
+                    <pic:cNvPr id="1004465419" name=""/>
+                    <pic:cNvPicPr/>
+                  </pic:nvPicPr>
+                  <pic:blipFill>
+                    <a:blip r:embed="rId36"/>
+                    <a:stretch>
+                      <a:fillRect/>
+                    </a:stretch>
+                  </pic:blipFill>
+                  <pic:spPr>
+                    <a:xfrm>
+                      <a:off x="0" y="0"/>
+                      <a:ext cx="5731510" cy="3279140"/>
+                    </a:xfrm>
+                    <a:prstGeom prst="rect">
+                      <a:avLst/>
+                    </a:prstGeom>
+                  </pic:spPr>
+                </pic:pic>
+              </a:graphicData>
+            </a:graphic>
+          </wp:inline>
+        </w:drawing>
+      </w:r>
+    </w:p>
+    <w:p>
+      <w:pPr>
+        <w:rPr>
+          <w:lang w:val="en-US"/>
+        </w:rPr>
+      </w:pPr>
+      <w:r>
+        <w:rPr>
+          <w:lang w:val="en-US"/>
+        </w:rPr>
+        <w:lastRenderedPageBreak/>
+        <w:drawing>
+          <wp:inline distT="0" distB="0" distL="0" distR="0" wp14:anchorId="0631DE8D" wp14:editId="08B28D30">
+            <wp:extent cx="5731510" cy="3326765"/>
+            <wp:effectExtent l="0" t="0" r="2540" b="6985"/>
+            <wp:docPr id="1750436557" name="Picture 1"/>
+            <wp:cNvGraphicFramePr>
+              <a:graphicFrameLocks xmlns:a="http://schemas.openxmlformats.org/drawingml/2006/main" noChangeAspect="1"/>
+            </wp:cNvGraphicFramePr>
+            <a:graphic xmlns:a="http://schemas.openxmlformats.org/drawingml/2006/main">
+              <a:graphicData uri="http://schemas.openxmlformats.org/drawingml/2006/picture">
+                <pic:pic xmlns:pic="http://schemas.openxmlformats.org/drawingml/2006/picture">
+                  <pic:nvPicPr>
+                    <pic:cNvPr id="1750436557" name=""/>
+                    <pic:cNvPicPr/>
+                  </pic:nvPicPr>
+                  <pic:blipFill>
+                    <a:blip r:embed="rId37"/>
+                    <a:stretch>
+                      <a:fillRect/>
+                    </a:stretch>
+                  </pic:blipFill>
+                  <pic:spPr>
+                    <a:xfrm>
+                      <a:off x="0" y="0"/>
+                      <a:ext cx="5731510" cy="3326765"/>
+                    </a:xfrm>
+                    <a:prstGeom prst="rect">
+                      <a:avLst/>
+                    </a:prstGeom>
+                  </pic:spPr>
+                </pic:pic>
+              </a:graphicData>
+            </a:graphic>
+          </wp:inline>
+        </w:drawing>
+      </w:r>
+    </w:p>
+    <w:p>
+      <w:pPr>
+        <w:rPr>
+          <w:lang w:val="en-US"/>
+        </w:rPr>
+      </w:pPr>
+      <w:r>
+        <w:rPr>
+          <w:lang w:val="en-US"/>
+        </w:rPr>
+        <w:drawing>
+          <wp:inline distT="0" distB="0" distL="0" distR="0" wp14:anchorId="507B9846" wp14:editId="7542975C">
+            <wp:extent cx="5731510" cy="5042535"/>
+            <wp:effectExtent l="0" t="0" r="2540" b="5715"/>
+            <wp:docPr id="992871715" name="Picture 1"/>
+            <wp:cNvGraphicFramePr>
+              <a:graphicFrameLocks xmlns:a="http://schemas.openxmlformats.org/drawingml/2006/main" noChangeAspect="1"/>
+            </wp:cNvGraphicFramePr>
+            <a:graphic xmlns:a="http://schemas.openxmlformats.org/drawingml/2006/main">
+              <a:graphicData uri="http://schemas.openxmlformats.org/drawingml/2006/picture">
+                <pic:pic xmlns:pic="http://schemas.openxmlformats.org/drawingml/2006/picture">
+                  <pic:nvPicPr>
+                    <pic:cNvPr id="992871715" name=""/>
+                    <pic:cNvPicPr/>
+                  </pic:nvPicPr>
+                  <pic:blipFill>
+                    <a:blip r:embed="rId38"/>
+                    <a:stretch>
+                      <a:fillRect/>
+                    </a:stretch>
+                  </pic:blipFill>
+                  <pic:spPr>
+                    <a:xfrm>
+                      <a:off x="0" y="0"/>
+                      <a:ext cx="5731510" cy="5042535"/>
+                    </a:xfrm>
+                    <a:prstGeom prst="rect">
+                      <a:avLst/>
+                    </a:prstGeom>
+                  </pic:spPr>
+                </pic:pic>
+              </a:graphicData>
+            </a:graphic>
+          </wp:inline>
+        </w:drawing>
+      </w:r>
+    </w:p>
+    <w:p>
+      <w:pPr>
+        <w:rPr>
+          <w:lang w:val="en-US"/>
+        </w:rPr>
+      </w:pPr>
+    </w:p>
+    <w:p>
+      <w:pPr>
+        <w:rPr>
+          <w:lang w:val="en-US"/>
+        </w:rPr>
+      </w:pPr>
+      <w:r>
+        <w:rPr>
+          <w:lang w:val="en-US"/>
+        </w:rPr>
+        <w:lastRenderedPageBreak/>
+        <w:drawing>
+          <wp:inline distT="0" distB="0" distL="0" distR="0" wp14:anchorId="779FE858" wp14:editId="27CA57B4">
+            <wp:extent cx="5731510" cy="1334135"/>
+            <wp:effectExtent l="0" t="0" r="2540" b="0"/>
+            <wp:docPr id="239503701" name="Picture 1"/>
+            <wp:cNvGraphicFramePr>
+              <a:graphicFrameLocks xmlns:a="http://schemas.openxmlformats.org/drawingml/2006/main" noChangeAspect="1"/>
+            </wp:cNvGraphicFramePr>
+            <a:graphic xmlns:a="http://schemas.openxmlformats.org/drawingml/2006/main">
+              <a:graphicData uri="http://schemas.openxmlformats.org/drawingml/2006/picture">
+                <pic:pic xmlns:pic="http://schemas.openxmlformats.org/drawingml/2006/picture">
+                  <pic:nvPicPr>
+                    <pic:cNvPr id="239503701" name=""/>
+                    <pic:cNvPicPr/>
+                  </pic:nvPicPr>
+                  <pic:blipFill>
+                    <a:blip r:embed="rId39"/>
+                    <a:stretch>
+                      <a:fillRect/>
+                    </a:stretch>
+                  </pic:blipFill>
+                  <pic:spPr>
+                    <a:xfrm>
+                      <a:off x="0" y="0"/>
+                      <a:ext cx="5731510" cy="1334135"/>
+                    </a:xfrm>
+                    <a:prstGeom prst="rect">
+                      <a:avLst/>
+                    </a:prstGeom>
+                  </pic:spPr>
+                </pic:pic>
+              </a:graphicData>
+            </a:graphic>
+          </wp:inline>
+        </w:drawing>
+      </w:r>
+    </w:p>
+    <w:p>
+      <w:pPr>
+        <w:rPr>
+          <w:b/>
+          <w:bCs/>
+          <w:lang w:val="en-US"/>
+        </w:rPr>
+      </w:pPr>
+      <w:r>
+        <w:rPr>
+          <w:b/>
+          <w:bCs/>
+          <w:lang w:val="en-US"/>
+        </w:rPr>
+        <w:t>O</w:t>
+      </w:r>
+      <w:r>
+        <w:rPr>
+          <w:b/>
+          <w:bCs/>
+          <w:lang w:val="en-US"/>
+        </w:rPr>
+        <w:t>utput:</w:t>
+      </w:r>
+    </w:p>
+    <w:p>
+      <w:pPr>
+        <w:rPr>
+          <w:lang w:val="en-US"/>
+        </w:rPr>
+      </w:pPr>
+      <w:r>
+        <w:rPr>
+          <w:rFonts w:ascii="Times New Roman" w:hAnsi="Times New Roman" w:cs="Times New Roman"/>
+          <w:sz w:val="32"/>
+          <w:szCs w:val="32"/>
+          <w:lang w:val="en-US"/>
+        </w:rPr>
+        <w:t xml:space="preserve"> </w:t>
+      </w:r>
+      <w:r>
+        <w:rPr>
+          <w:rFonts w:ascii="Times New Roman" w:hAnsi="Times New Roman" w:cs="Times New Roman"/>
+          <w:sz w:val="32"/>
+          <w:szCs w:val="32"/>
+          <w:lang w:val="en-US"/>
+        </w:rPr>
+        <w:drawing>
+          <wp:anchor distT="0" distB="0" distL="114300" distR="114300" simplePos="0" relativeHeight="251658240" behindDoc="0" locked="0" layoutInCell="1" allowOverlap="1" wp14:anchorId="0A208C2F" wp14:editId="0674F055">
+            <wp:simplePos x="0" y="0"/>
+            <wp:positionH relativeFrom="column">
+              <wp:posOffset>52705</wp:posOffset>
+            </wp:positionH>
+            <wp:positionV relativeFrom="paragraph">
+              <wp:posOffset>0</wp:posOffset>
+            </wp:positionV>
+            <wp:extent cx="4882515" cy="4905375"/>
+            <wp:effectExtent l="0" t="0" r="0" b="9525"/>
+            <wp:wrapTopAndBottom/>
+            <wp:docPr id="2103833230" name="Picture 1"/>
+            <wp:cNvGraphicFramePr>
+              <a:graphicFrameLocks xmlns:a="http://schemas.openxmlformats.org/drawingml/2006/main" noChangeAspect="1"/>
+            </wp:cNvGraphicFramePr>
+            <a:graphic xmlns:a="http://schemas.openxmlformats.org/drawingml/2006/main">
+              <a:graphicData uri="http://schemas.openxmlformats.org/drawingml/2006/picture">
+                <pic:pic xmlns:pic="http://schemas.openxmlformats.org/drawingml/2006/picture">
+                  <pic:nvPicPr>
+                    <pic:cNvPr id="2103833230" name=""/>
+                    <pic:cNvPicPr/>
+                  </pic:nvPicPr>
+                  <pic:blipFill>
+                    <a:blip r:embed="rId40">
+                      <a:extLst>
+                        <a:ext uri="{28A0092B-C50C-407E-A947-70E740481C1C}">
+                          <a14:useLocalDpi xmlns:a14="http://schemas.microsoft.com/office/drawing/2010/main" val="0"/>
+                        </a:ext>
+                      </a:extLst>
+                    </a:blip>
+                    <a:stretch>
+                      <a:fillRect/>
+                    </a:stretch>
+                  </pic:blipFill>
+                  <pic:spPr>
+                    <a:xfrm>
+                      <a:off x="0" y="0"/>
+                      <a:ext cx="4882515" cy="4905375"/>
+                    </a:xfrm>
+                    <a:prstGeom prst="rect">
+                      <a:avLst/>
+                    </a:prstGeom>
+                  </pic:spPr>
+                </pic:pic>
+              </a:graphicData>
+            </a:graphic>
+          </wp:anchor>
+        </w:drawing>
+      </w:r>
+    </w:p>
+    <w:p>
+      <w:pPr>
+        <w:jc w:val="center"/>
+        <w:rPr>
+          <w:b/>
+          <w:sz w:val="28"/>
+        </w:rPr>
+      </w:pPr>
+      <w:r>
+        <w:rPr>
+          <w:rFonts w:ascii="Times New Roman" w:hAnsi="Times New Roman" w:cs="Times New Roman"/>
+          <w:sz w:val="32"/>
+          <w:szCs w:val="32"/>
+          <w:lang w:val="en-US"/>
+        </w:rPr>
+        <w:lastRenderedPageBreak/>
+        <w:drawing>
+          <wp:inline distT="0" distB="0" distL="0" distR="0" wp14:anchorId="63E467BE" wp14:editId="4C6CE067">
+            <wp:extent cx="4778154" cy="4762913"/>
+            <wp:effectExtent l="0" t="0" r="3810" b="0"/>
+            <wp:docPr id="180910694" name="Picture 1"/>
+            <wp:cNvGraphicFramePr>
+              <a:graphicFrameLocks xmlns:a="http://schemas.openxmlformats.org/drawingml/2006/main" noChangeAspect="1"/>
+            </wp:cNvGraphicFramePr>
+            <a:graphic xmlns:a="http://schemas.openxmlformats.org/drawingml/2006/main">
+              <a:graphicData uri="http://schemas.openxmlformats.org/drawingml/2006/picture">
+                <pic:pic xmlns:pic="http://schemas.openxmlformats.org/drawingml/2006/picture">
+                  <pic:nvPicPr>
+                    <pic:cNvPr id="180910694" name=""/>
+                    <pic:cNvPicPr/>
+                  </pic:nvPicPr>
+                  <pic:blipFill>
+                    <a:blip r:embed="rId41"/>
+                    <a:stretch>
+                      <a:fillRect/>
+                    </a:stretch>
+                  </pic:blipFill>
+                  <pic:spPr>
+                    <a:xfrm>
+                      <a:off x="0" y="0"/>
+                      <a:ext cx="4778154" cy="4762913"/>
+                    </a:xfrm>
+                    <a:prstGeom prst="rect">
+                      <a:avLst/>
+                    </a:prstGeom>
+                  </pic:spPr>
+                </pic:pic>
+              </a:graphicData>
+            </a:graphic>
+          </wp:inline>
+        </w:drawing>
+      </w:r>
+      <w:r>
+        <w:rPr>
+          <w:rFonts w:ascii="Times New Roman" w:hAnsi="Times New Roman" w:cs="Times New Roman"/>
+          <w:sz w:val="32"/>
+          <w:szCs w:val="32"/>
+          <w:lang w:val="en-US"/>
+        </w:rPr>
+        <w:lastRenderedPageBreak/>
+        <w:drawing>
+          <wp:inline distT="0" distB="0" distL="0" distR="0" wp14:anchorId="2978BD00" wp14:editId="17F774C1">
+            <wp:extent cx="4762913" cy="4900085"/>
+            <wp:effectExtent l="0" t="0" r="0" b="0"/>
+            <wp:docPr id="2115193192" name="Picture 1"/>
+            <wp:cNvGraphicFramePr>
+              <a:graphicFrameLocks xmlns:a="http://schemas.openxmlformats.org/drawingml/2006/main" noChangeAspect="1"/>
+            </wp:cNvGraphicFramePr>
+            <a:graphic xmlns:a="http://schemas.openxmlformats.org/drawingml/2006/main">
+              <a:graphicData uri="http://schemas.openxmlformats.org/drawingml/2006/picture">
+                <pic:pic xmlns:pic="http://schemas.openxmlformats.org/drawingml/2006/picture">
+                  <pic:nvPicPr>
+                    <pic:cNvPr id="2115193192" name=""/>
+                    <pic:cNvPicPr/>
+                  </pic:nvPicPr>
+                  <pic:blipFill>
+                    <a:blip r:embed="rId42"/>
+                    <a:stretch>
+                      <a:fillRect/>
+                    </a:stretch>
+                  </pic:blipFill>
+                  <pic:spPr>
+                    <a:xfrm>
+                      <a:off x="0" y="0"/>
+                      <a:ext cx="4762913" cy="4900085"/>
+                    </a:xfrm>
+                    <a:prstGeom prst="rect">
+                      <a:avLst/>
+                    </a:prstGeom>
+                  </pic:spPr>
+                </pic:pic>
+              </a:graphicData>
+            </a:graphic>
+          </wp:inline>
+        </w:drawing>
+      </w:r>
+      <w:r>
+        <w:rPr>
+          <w:rFonts w:ascii="Times New Roman" w:hAnsi="Times New Roman" w:cs="Times New Roman"/>
+          <w:sz w:val="32"/>
+          <w:szCs w:val="32"/>
+          <w:lang w:val="en-US"/>
+        </w:rPr>
+        <w:lastRenderedPageBreak/>
+        <w:drawing>
+          <wp:inline distT="0" distB="0" distL="0" distR="0" wp14:anchorId="7EAAEAEF" wp14:editId="7E03D93E">
+            <wp:extent cx="4816257" cy="4877223"/>
+            <wp:effectExtent l="0" t="0" r="3810" b="0"/>
+            <wp:docPr id="1177478562" name="Picture 1"/>
+            <wp:cNvGraphicFramePr>
+              <a:graphicFrameLocks xmlns:a="http://schemas.openxmlformats.org/drawingml/2006/main" noChangeAspect="1"/>
+            </wp:cNvGraphicFramePr>
+            <a:graphic xmlns:a="http://schemas.openxmlformats.org/drawingml/2006/main">
+              <a:graphicData uri="http://schemas.openxmlformats.org/drawingml/2006/picture">
+                <pic:pic xmlns:pic="http://schemas.openxmlformats.org/drawingml/2006/picture">
+                  <pic:nvPicPr>
+                    <pic:cNvPr id="1177478562" name=""/>
+                    <pic:cNvPicPr/>
+                  </pic:nvPicPr>
+                  <pic:blipFill>
+                    <a:blip r:embed="rId43"/>
+                    <a:stretch>
+                      <a:fillRect/>
+                    </a:stretch>
+                  </pic:blipFill>
+                  <pic:spPr>
+                    <a:xfrm>
+                      <a:off x="0" y="0"/>
+                      <a:ext cx="4816257" cy="4877223"/>
+                    </a:xfrm>
+                    <a:prstGeom prst="rect">
+                      <a:avLst/>
+                    </a:prstGeom>
+                  </pic:spPr>
+                </pic:pic>
+              </a:graphicData>
+            </a:graphic>
+          </wp:inline>
+        </w:drawing>
+      </w:r>
+      <w:r>
+        <w:rPr>
+          <w:rFonts w:ascii="Times New Roman" w:hAnsi="Times New Roman" w:cs="Times New Roman"/>
+          <w:sz w:val="32"/>
+          <w:szCs w:val="32"/>
+          <w:lang w:val="en-US"/>
+        </w:rPr>
+        <w:lastRenderedPageBreak/>
+        <w:drawing>
+          <wp:inline distT="0" distB="0" distL="0" distR="0" wp14:anchorId="64F0774D" wp14:editId="781DB61C">
+            <wp:extent cx="5090601" cy="4854361"/>
+            <wp:effectExtent l="0" t="0" r="0" b="3810"/>
+            <wp:docPr id="1551500614" name="Picture 1"/>
+            <wp:cNvGraphicFramePr>
+              <a:graphicFrameLocks xmlns:a="http://schemas.openxmlformats.org/drawingml/2006/main" noChangeAspect="1"/>
+            </wp:cNvGraphicFramePr>
+            <a:graphic xmlns:a="http://schemas.openxmlformats.org/drawingml/2006/main">
+              <a:graphicData uri="http://schemas.openxmlformats.org/drawingml/2006/picture">
+                <pic:pic xmlns:pic="http://schemas.openxmlformats.org/drawingml/2006/picture">
+                  <pic:nvPicPr>
+                    <pic:cNvPr id="1551500614" name=""/>
+                    <pic:cNvPicPr/>
+                  </pic:nvPicPr>
+                  <pic:blipFill>
+                    <a:blip r:embed="rId44"/>
+                    <a:stretch>
+                      <a:fillRect/>
+                    </a:stretch>
+                  </pic:blipFill>
+                  <pic:spPr>
+                    <a:xfrm>
+                      <a:off x="0" y="0"/>
+                      <a:ext cx="5090601" cy="4854361"/>
+                    </a:xfrm>
+                    <a:prstGeom prst="rect">
+                      <a:avLst/>
+                    </a:prstGeom>
+                  </pic:spPr>
+                </pic:pic>
+              </a:graphicData>
+            </a:graphic>
+          </wp:inline>
+        </w:drawing>
+      </w:r>
+    </w:p>
+    <w:p>
+      <w:pPr>
+        <w:rPr>
+          <w:rFonts w:ascii="Times New Roman" w:hAnsi="Times New Roman" w:cs="Times New Roman"/>
+          <w:sz w:val="32"/>
+          <w:szCs w:val="32"/>
+          <w:lang w:val="en-US"/>
+        </w:rPr>
+      </w:pPr>
+      <w:r>
+        <w:rPr>
+          <w:rFonts w:ascii="Times New Roman" w:hAnsi="Times New Roman" w:cs="Times New Roman"/>
+          <w:sz w:val="32"/>
+          <w:szCs w:val="32"/>
+          <w:lang w:val="en-US"/>
+        </w:rPr>
+        <w:t>Explanation:</w:t>
+      </w:r>
+    </w:p>
+    <w:p>
+      <w:pPr>
+        <w:rPr>
+          <w:rFonts w:ascii="Times New Roman" w:hAnsi="Times New Roman" w:cs="Times New Roman"/>
+        </w:rPr>
+      </w:pPr>
+      <w:r>
+        <w:rPr>
+          <w:rFonts w:ascii="Times New Roman" w:hAnsi="Times New Roman" w:cs="Times New Roman"/>
+        </w:rPr>
+        <w:t xml:space="preserve">A </w:t>
+      </w:r>
+      <w:r>
+        <w:rPr>
+          <w:rFonts w:ascii="Times New Roman" w:hAnsi="Times New Roman" w:cs="Times New Roman"/>
+          <w:b/>
+          <w:bCs/>
+        </w:rPr>
+        <w:t>Singly Linked List (SLL)</w:t>
+      </w:r>
+      <w:r>
+        <w:rPr>
+          <w:rFonts w:ascii="Times New Roman" w:hAnsi="Times New Roman" w:cs="Times New Roman"/>
+        </w:rPr>
+        <w:t xml:space="preserve"> is a linear data structure in which each node contains two parts: </w:t>
+      </w:r>
+      <w:r>
+        <w:rPr>
+          <w:rFonts w:ascii="Times New Roman" w:hAnsi="Times New Roman" w:cs="Times New Roman"/>
+          <w:b/>
+          <w:bCs/>
+        </w:rPr>
+        <w:t>data</w:t>
+      </w:r>
+      <w:r>
+        <w:rPr>
+          <w:rFonts w:ascii="Times New Roman" w:hAnsi="Times New Roman" w:cs="Times New Roman"/>
+        </w:rPr>
+        <w:t xml:space="preserve"> and a </w:t>
+      </w:r>
+      <w:r>
+        <w:rPr>
+          <w:rFonts w:ascii="Times New Roman" w:hAnsi="Times New Roman" w:cs="Times New Roman"/>
+          <w:b/>
+          <w:bCs/>
+        </w:rPr>
+        <w:t>next pointer</w:t>
+      </w:r>
+      <w:r>
+        <w:rPr>
+          <w:rFonts w:ascii="Times New Roman" w:hAnsi="Times New Roman" w:cs="Times New Roman"/>
+        </w:rPr>
+        <w:t>. The data part stores the value, while the next part stores the address/reference of the next node. The head pointer points to the first node of the linked list. The last node points to None, indicating the end of the list.</w:t>
+      </w:r>
+    </w:p>
+    <w:p>
+      <w:pPr>
+        <w:rPr>
+          <w:rFonts w:ascii="Times New Roman" w:hAnsi="Times New Roman" w:cs="Times New Roman"/>
+        </w:rPr>
+      </w:pPr>
+      <w:r>
+        <w:rPr>
+          <w:rFonts w:ascii="Times New Roman" w:hAnsi="Times New Roman" w:cs="Times New Roman"/>
+        </w:rPr>
+        <w:t>The program implements the following operations:</w:t>
+      </w:r>
+    </w:p>
+    <w:p>
+      <w:pPr>
+        <w:numPr>
+          <w:ilvl w:val="0"/>
+          <w:numId w:val="2"/>
+        </w:numPr>
+        <w:rPr>
+          <w:rFonts w:ascii="Times New Roman" w:hAnsi="Times New Roman" w:cs="Times New Roman"/>
+        </w:rPr>
+      </w:pPr>
+      <w:r>
+        <w:rPr>
+          <w:rFonts w:ascii="Times New Roman" w:hAnsi="Times New Roman" w:cs="Times New Roman"/>
+          <w:b/>
+          <w:bCs/>
+        </w:rPr>
+        <w:t>Create Linked List:</w:t>
+      </w:r>
+      <w:r>
+        <w:rPr>
+          <w:rFonts w:ascii="Times New Roman" w:hAnsi="Times New Roman" w:cs="Times New Roman"/>
+        </w:rPr>
+        <w:t xml:space="preserve"> Creates a linked list by taking the number of nodes and their data from the user. Each new node is connected to the previous node. </w:t>
+      </w:r>
+    </w:p>
+    <w:p>
+      <w:pPr>
+        <w:numPr>
+          <w:ilvl w:val="0"/>
+          <w:numId w:val="2"/>
+        </w:numPr>
+        <w:rPr>
+          <w:rFonts w:ascii="Times New Roman" w:hAnsi="Times New Roman" w:cs="Times New Roman"/>
+        </w:rPr>
+      </w:pPr>
+      <w:r>
+        <w:rPr>
+          <w:rFonts w:ascii="Times New Roman" w:hAnsi="Times New Roman" w:cs="Times New Roman"/>
+          <w:b/>
+          <w:bCs/>
+        </w:rPr>
+        <w:t>Insert at Beginning:</w:t>
+      </w:r>
+      <w:r>
+        <w:rPr>
+          <w:rFonts w:ascii="Times New Roman" w:hAnsi="Times New Roman" w:cs="Times New Roman"/>
+        </w:rPr>
+        <w:t xml:space="preserve"> Creates a new node and makes it the first node by changing the head pointer. </w:t>
+      </w:r>
+    </w:p>
+    <w:p>
+      <w:pPr>
+        <w:numPr>
+          <w:ilvl w:val="0"/>
+          <w:numId w:val="2"/>
+        </w:numPr>
+        <w:rPr>
+          <w:rFonts w:ascii="Times New Roman" w:hAnsi="Times New Roman" w:cs="Times New Roman"/>
+        </w:rPr>
+      </w:pPr>
+      <w:r>
+        <w:rPr>
+          <w:rFonts w:ascii="Times New Roman" w:hAnsi="Times New Roman" w:cs="Times New Roman"/>
+          <w:b/>
+          <w:bCs/>
+        </w:rPr>
+        <w:t>Insert at End:</w:t>
+      </w:r>
+      <w:r>
+        <w:rPr>
+          <w:rFonts w:ascii="Times New Roman" w:hAnsi="Times New Roman" w:cs="Times New Roman"/>
+        </w:rPr>
+        <w:t xml:space="preserve"> Traverses the list until the last node and connects the new node to it. </w:t>
+      </w:r>
+    </w:p>
+    <w:p>
+      <w:pPr>
+        <w:numPr>
+          <w:ilvl w:val="0"/>
+          <w:numId w:val="2"/>
+        </w:numPr>
+        <w:rPr>
+          <w:rFonts w:ascii="Times New Roman" w:hAnsi="Times New Roman" w:cs="Times New Roman"/>
+        </w:rPr>
+      </w:pPr>
+      <w:r>
+        <w:rPr>
+          <w:rFonts w:ascii="Times New Roman" w:hAnsi="Times New Roman" w:cs="Times New Roman"/>
+          <w:b/>
+          <w:bCs/>
+        </w:rPr>
+        <w:t>Insert at Index:</w:t>
+      </w:r>
+      <w:r>
+        <w:rPr>
+          <w:rFonts w:ascii="Times New Roman" w:hAnsi="Times New Roman" w:cs="Times New Roman"/>
+        </w:rPr>
+        <w:t xml:space="preserve"> Inserts a new node at a specified position by adjusting the links between nodes. </w:t>
+      </w:r>
+    </w:p>
+    <w:p>
+      <w:pPr>
+        <w:numPr>
+          <w:ilvl w:val="0"/>
+          <w:numId w:val="2"/>
+        </w:numPr>
+        <w:rPr>
+          <w:rFonts w:ascii="Times New Roman" w:hAnsi="Times New Roman" w:cs="Times New Roman"/>
+        </w:rPr>
+      </w:pPr>
+      <w:r>
+        <w:rPr>
+          <w:rFonts w:ascii="Times New Roman" w:hAnsi="Times New Roman" w:cs="Times New Roman"/>
+          <w:b/>
+          <w:bCs/>
+        </w:rPr>
+        <w:t>Delete from Beginning:</w:t>
+      </w:r>
+      <w:r>
+        <w:rPr>
+          <w:rFonts w:ascii="Times New Roman" w:hAnsi="Times New Roman" w:cs="Times New Roman"/>
+        </w:rPr>
+        <w:t xml:space="preserve"> Removes the first node by moving the head pointer to the next node. </w:t>
+      </w:r>
+    </w:p>
+    <w:p>
+      <w:pPr>
+        <w:numPr>
+          <w:ilvl w:val="0"/>
+          <w:numId w:val="2"/>
+        </w:numPr>
+        <w:rPr>
+          <w:rFonts w:ascii="Times New Roman" w:hAnsi="Times New Roman" w:cs="Times New Roman"/>
+        </w:rPr>
+      </w:pPr>
+      <w:r>
+        <w:rPr>
+          <w:rFonts w:ascii="Times New Roman" w:hAnsi="Times New Roman" w:cs="Times New Roman"/>
+          <w:b/>
+          <w:bCs/>
+        </w:rPr>
+        <w:lastRenderedPageBreak/>
+        <w:t>Delete from End:</w:t>
+      </w:r>
+      <w:r>
+        <w:rPr>
+          <w:rFonts w:ascii="Times New Roman" w:hAnsi="Times New Roman" w:cs="Times New Roman"/>
+        </w:rPr>
+        <w:t xml:space="preserve"> Traverses to the second-last node and changes its next pointer to None. </w:t>
+      </w:r>
+    </w:p>
+    <w:p>
+      <w:pPr>
+        <w:numPr>
+          <w:ilvl w:val="0"/>
+          <w:numId w:val="2"/>
+        </w:numPr>
+        <w:rPr>
+          <w:rFonts w:ascii="Times New Roman" w:hAnsi="Times New Roman" w:cs="Times New Roman"/>
+        </w:rPr>
+      </w:pPr>
+      <w:r>
+        <w:rPr>
+          <w:rFonts w:ascii="Times New Roman" w:hAnsi="Times New Roman" w:cs="Times New Roman"/>
+          <w:b/>
+          <w:bCs/>
+        </w:rPr>
+        <w:t>Delete from Index:</w:t>
+      </w:r>
+      <w:r>
+        <w:rPr>
+          <w:rFonts w:ascii="Times New Roman" w:hAnsi="Times New Roman" w:cs="Times New Roman"/>
+        </w:rPr>
+        <w:t xml:space="preserve"> Removes a node from a specified position by changing the next pointer of the previous node. </w:t>
+      </w:r>
+    </w:p>
+    <w:p>
+      <w:pPr>
+        <w:numPr>
+          <w:ilvl w:val="0"/>
+          <w:numId w:val="2"/>
+        </w:numPr>
+        <w:rPr>
+          <w:rFonts w:ascii="Times New Roman" w:hAnsi="Times New Roman" w:cs="Times New Roman"/>
+        </w:rPr>
+      </w:pPr>
+      <w:r>
+        <w:rPr>
+          <w:rFonts w:ascii="Times New Roman" w:hAnsi="Times New Roman" w:cs="Times New Roman"/>
+          <w:b/>
+          <w:bCs/>
+        </w:rPr>
+        <w:t>Display:</w:t>
+      </w:r>
+      <w:r>
+        <w:rPr>
+          <w:rFonts w:ascii="Times New Roman" w:hAnsi="Times New Roman" w:cs="Times New Roman"/>
+        </w:rPr>
+        <w:t xml:space="preserve"> Traverses the complete linked list and displays each node's data. </w:t>
+      </w:r>
+    </w:p>
+    <w:p>
+      <w:pPr>
+        <w:numPr>
+          <w:ilvl w:val="0"/>
+          <w:numId w:val="2"/>
+        </w:numPr>
+        <w:rPr>
+          <w:rFonts w:ascii="Times New Roman" w:hAnsi="Times New Roman" w:cs="Times New Roman"/>
+        </w:rPr>
+      </w:pPr>
+      <w:r>
+        <w:rPr>
+          <w:rFonts w:ascii="Times New Roman" w:hAnsi="Times New Roman" w:cs="Times New Roman"/>
+          <w:b/>
+          <w:bCs/>
+        </w:rPr>
+        <w:t>Search:</w:t>
+      </w:r>
+      <w:r>
+        <w:rPr>
+          <w:rFonts w:ascii="Times New Roman" w:hAnsi="Times New Roman" w:cs="Times New Roman"/>
+        </w:rPr>
+        <w:t xml:space="preserve"> Traverses the list and checks each node to find the required element. It also displays its index if found. </w:t>
+      </w:r>
+    </w:p>
+    <w:p>
+      <w:pPr>
+        <w:numPr>
+          <w:ilvl w:val="0"/>
+          <w:numId w:val="2"/>
+        </w:numPr>
+        <w:rPr>
+          <w:rFonts w:ascii="Times New Roman" w:hAnsi="Times New Roman" w:cs="Times New Roman"/>
+        </w:rPr>
+      </w:pPr>
+      <w:r>
+        <w:rPr>
+          <w:rFonts w:ascii="Times New Roman" w:hAnsi="Times New Roman" w:cs="Times New Roman"/>
+          <w:b/>
+          <w:bCs/>
+        </w:rPr>
+        <w:t>Count Nodes:</w:t>
+      </w:r>
+      <w:r>
+        <w:rPr>
+          <w:rFonts w:ascii="Times New Roman" w:hAnsi="Times New Roman" w:cs="Times New Roman"/>
+        </w:rPr>
+        <w:t xml:space="preserve"> Traverses the list using a temporary pointer and increments count for every node until None is reached. </w:t>
+      </w:r>
+    </w:p>
+    <w:p>
+      <w:pPr>
+        <w:numPr>
+          <w:ilvl w:val="0"/>
+          <w:numId w:val="2"/>
+        </w:numPr>
+        <w:rPr>
+          <w:rFonts w:ascii="Times New Roman" w:hAnsi="Times New Roman" w:cs="Times New Roman"/>
+        </w:rPr>
+      </w:pPr>
+      <w:r>
+        <w:rPr>
+          <w:rFonts w:ascii="Times New Roman" w:hAnsi="Times New Roman" w:cs="Times New Roman"/>
+          <w:b/>
+          <w:bCs/>
+        </w:rPr>
+        <w:t>Exit:</w:t>
+      </w:r>
+      <w:r>
+        <w:rPr>
+          <w:rFonts w:ascii="Times New Roman" w:hAnsi="Times New Roman" w:cs="Times New Roman"/>
+        </w:rPr>
+        <w:t xml:space="preserve"> Terminates the program. </w:t>
+      </w:r>
+    </w:p>
+    <w:p>
+      <w:pPr>
+        <w:rPr>
+          <w:rFonts w:ascii="Times New Roman" w:hAnsi="Times New Roman" w:cs="Times New Roman"/>
+        </w:rPr>
+      </w:pPr>
+      <w:r>
+        <w:rPr>
+          <w:rFonts w:ascii="Times New Roman" w:hAnsi="Times New Roman" w:cs="Times New Roman"/>
+        </w:rPr>
+        <w:t xml:space="preserve">The program uses a </w:t>
+      </w:r>
+      <w:r>
+        <w:rPr>
+          <w:rFonts w:ascii="Times New Roman" w:hAnsi="Times New Roman" w:cs="Times New Roman"/>
+          <w:b/>
+          <w:bCs/>
+        </w:rPr>
+        <w:t>menu-driven approach</w:t>
+      </w:r>
+      <w:r>
+        <w:rPr>
+          <w:rFonts w:ascii="Times New Roman" w:hAnsi="Times New Roman" w:cs="Times New Roman"/>
+        </w:rPr>
+        <w:t>, allowing the user to select and perform different linked-list operations repeatedly.</w:t>
+      </w:r>
+    </w:p>
+    <w:p>
+      <w:pPr>
+        <w:rPr>
+          <w:rFonts w:ascii="Times New Roman" w:hAnsi="Times New Roman" w:cs="Times New Roman"/>
+        </w:rPr>
+      </w:pPr>
+      <w:r>
+        <w:rPr>
+          <w:rFonts w:ascii="Times New Roman" w:hAnsi="Times New Roman" w:cs="Times New Roman"/>
+          <w:b/>
+          <w:sz w:val="28"/>
+        </w:rPr>
+        <w:t xml:space="preserve">ERROR TABLE </w:t>
+      </w:r>
+      <w:r>
+        <w:rPr>
+          <w:rFonts w:ascii="Times New Roman" w:hAnsi="Times New Roman" w:cs="Times New Roman"/>
+          <w:b/>
+          <w:sz w:val="28"/>
+        </w:rPr>
+        <w:t>:</w:t>
+      </w:r>
+    </w:p>
+    <w:tbl>
+      <w:tblPr>
+        <w:tblStyle w:val="TableGrid"/>
+        <w:tblW w:w="0" w:type="auto"/>
+        <w:tblLook w:val="04A0" w:firstRow="1" w:lastRow="0" w:firstColumn="1" w:lastColumn="0" w:noHBand="0" w:noVBand="1"/>
+      </w:tblPr>
+      <w:tblGrid>
+        <w:gridCol w:w="2160"/>
+        <w:gridCol w:w="2160"/>
+        <w:gridCol w:w="2160"/>
+        <w:gridCol w:w="2160"/>
+      </w:tblGrid>
+      <w:tr>
+        <w:tc>
+          <w:tcPr>
+            <w:tcW w:w="2160" w:type="dxa"/>
+            <w:tcBorders>
+              <w:top w:val="single" w:sz="8" w:space="0" w:color="000000"/>
+              <w:left w:val="single" w:sz="8" w:space="0" w:color="000000"/>
+              <w:bottom w:val="single" w:sz="8" w:space="0" w:color="000000"/>
+              <w:right w:val="single" w:sz="8" w:space="0" w:color="000000"/>
+            </w:tcBorders>
+          </w:tcPr>
+          <w:p>
+            <w:pPr>
+              <w:rPr>
+                <w:rFonts w:ascii="Times New Roman" w:hAnsi="Times New Roman" w:cs="Times New Roman"/>
+              </w:rPr>
+            </w:pPr>
+            <w:r>
+              <w:rPr>
+                <w:rFonts w:ascii="Times New Roman" w:hAnsi="Times New Roman" w:cs="Times New Roman"/>
+                <w:b/>
+                <w:sz w:val="18"/>
+              </w:rPr>
+              <w:t>PROGRAM</w:t>
+            </w:r>
+          </w:p>
+        </w:tc>
+        <w:tc>
+          <w:tcPr>
+            <w:tcW w:w="2160" w:type="dxa"/>
+            <w:tcBorders>
+              <w:top w:val="single" w:sz="8" w:space="0" w:color="000000"/>
+              <w:left w:val="single" w:sz="8" w:space="0" w:color="000000"/>
+              <w:bottom w:val="single" w:sz="8" w:space="0" w:color="000000"/>
+              <w:right w:val="single" w:sz="8" w:space="0" w:color="000000"/>
+            </w:tcBorders>
+          </w:tcPr>
+          <w:p>
+            <w:pPr>
+              <w:rPr>
+                <w:rFonts w:ascii="Times New Roman" w:hAnsi="Times New Roman" w:cs="Times New Roman"/>
+              </w:rPr>
+            </w:pPr>
+            <w:r>
+              <w:rPr>
+                <w:rFonts w:ascii="Times New Roman" w:hAnsi="Times New Roman" w:cs="Times New Roman"/>
+                <w:b/>
+                <w:sz w:val="18"/>
+              </w:rPr>
+              <w:t>ERROR / PROBLEM</w:t>
+            </w:r>
+          </w:p>
+        </w:tc>
+        <w:tc>
+          <w:tcPr>
+            <w:tcW w:w="2160" w:type="dxa"/>
+            <w:tcBorders>
+              <w:top w:val="single" w:sz="8" w:space="0" w:color="000000"/>
+              <w:left w:val="single" w:sz="8" w:space="0" w:color="000000"/>
+              <w:bottom w:val="single" w:sz="8" w:space="0" w:color="000000"/>
+              <w:right w:val="single" w:sz="8" w:space="0" w:color="000000"/>
+            </w:tcBorders>
+          </w:tcPr>
+          <w:p>
+            <w:pPr>
+              <w:rPr>
+                <w:rFonts w:ascii="Times New Roman" w:hAnsi="Times New Roman" w:cs="Times New Roman"/>
+              </w:rPr>
+            </w:pPr>
+            <w:r>
+              <w:rPr>
+                <w:rFonts w:ascii="Times New Roman" w:hAnsi="Times New Roman" w:cs="Times New Roman"/>
+                <w:b/>
+                <w:sz w:val="18"/>
+              </w:rPr>
+              <w:t>CAUSE</w:t>
+            </w:r>
+          </w:p>
+        </w:tc>
+        <w:tc>
+          <w:tcPr>
+            <w:tcW w:w="2160" w:type="dxa"/>
+            <w:tcBorders>
+              <w:top w:val="single" w:sz="8" w:space="0" w:color="000000"/>
+              <w:left w:val="single" w:sz="8" w:space="0" w:color="000000"/>
+              <w:bottom w:val="single" w:sz="8" w:space="0" w:color="000000"/>
+              <w:right w:val="single" w:sz="8" w:space="0" w:color="000000"/>
+            </w:tcBorders>
+          </w:tcPr>
+          <w:p>
+            <w:pPr>
+              <w:rPr>
+                <w:rFonts w:ascii="Times New Roman" w:hAnsi="Times New Roman" w:cs="Times New Roman"/>
+              </w:rPr>
+            </w:pPr>
+            <w:r>
+              <w:rPr>
+                <w:rFonts w:ascii="Times New Roman" w:hAnsi="Times New Roman" w:cs="Times New Roman"/>
+                <w:b/>
+                <w:sz w:val="18"/>
+              </w:rPr>
+              <w:t>CORRECTION</w:t>
+            </w:r>
+          </w:p>
+        </w:tc>
+      </w:tr>
+      <w:tr>
+        <w:tc>
+          <w:tcPr>
+            <w:tcW w:w="2160" w:type="dxa"/>
+            <w:tcBorders>
+              <w:top w:val="single" w:sz="8" w:space="0" w:color="000000"/>
+              <w:left w:val="single" w:sz="8" w:space="0" w:color="000000"/>
+              <w:bottom w:val="single" w:sz="8" w:space="0" w:color="000000"/>
+              <w:right w:val="single" w:sz="8" w:space="0" w:color="000000"/>
+            </w:tcBorders>
+          </w:tcPr>
+          <w:p>
+            <w:pPr>
+              <w:rPr>
+                <w:rFonts w:ascii="Times New Roman" w:hAnsi="Times New Roman" w:cs="Times New Roman"/>
+              </w:rPr>
+            </w:pPr>
+            <w:r>
+              <w:rPr>
+                <w:rFonts w:ascii="Times New Roman" w:hAnsi="Times New Roman" w:cs="Times New Roman"/>
+                <w:sz w:val="18"/>
+              </w:rPr>
+              <w:t>1. Create Linked List</w:t>
+            </w:r>
+          </w:p>
+        </w:tc>
+        <w:tc>
+          <w:tcPr>
+            <w:tcW w:w="2160" w:type="dxa"/>
+            <w:tcBorders>
+              <w:top w:val="single" w:sz="8" w:space="0" w:color="000000"/>
+              <w:left w:val="single" w:sz="8" w:space="0" w:color="000000"/>
+              <w:bottom w:val="single" w:sz="8" w:space="0" w:color="000000"/>
+              <w:right w:val="single" w:sz="8" w:space="0" w:color="000000"/>
+            </w:tcBorders>
+          </w:tcPr>
+          <w:p>
+            <w:pPr>
+              <w:rPr>
+                <w:rFonts w:ascii="Times New Roman" w:hAnsi="Times New Roman" w:cs="Times New Roman"/>
+              </w:rPr>
+            </w:pPr>
+            <w:r>
+              <w:rPr>
+                <w:rFonts w:ascii="Times New Roman" w:hAnsi="Times New Roman" w:cs="Times New Roman"/>
+                <w:sz w:val="18"/>
+              </w:rPr>
+              <w:t>List is not created properly</w:t>
+            </w:r>
+          </w:p>
+        </w:tc>
+        <w:tc>
+          <w:tcPr>
+            <w:tcW w:w="2160" w:type="dxa"/>
+            <w:tcBorders>
+              <w:top w:val="single" w:sz="8" w:space="0" w:color="000000"/>
+              <w:left w:val="single" w:sz="8" w:space="0" w:color="000000"/>
+              <w:bottom w:val="single" w:sz="8" w:space="0" w:color="000000"/>
+              <w:right w:val="single" w:sz="8" w:space="0" w:color="000000"/>
+            </w:tcBorders>
+          </w:tcPr>
+          <w:p>
+            <w:pPr>
+              <w:rPr>
+                <w:rFonts w:ascii="Times New Roman" w:hAnsi="Times New Roman" w:cs="Times New Roman"/>
+              </w:rPr>
+            </w:pPr>
+            <w:r>
+              <w:rPr>
+                <w:rFonts w:ascii="Times New Roman" w:hAnsi="Times New Roman" w:cs="Times New Roman"/>
+                <w:sz w:val="18"/>
+              </w:rPr>
+              <w:t>head or next links are not initialized correctly</w:t>
+            </w:r>
+          </w:p>
+        </w:tc>
+        <w:tc>
+          <w:tcPr>
+            <w:tcW w:w="2160" w:type="dxa"/>
+            <w:tcBorders>
+              <w:top w:val="single" w:sz="8" w:space="0" w:color="000000"/>
+              <w:left w:val="single" w:sz="8" w:space="0" w:color="000000"/>
+              <w:bottom w:val="single" w:sz="8" w:space="0" w:color="000000"/>
+              <w:right w:val="single" w:sz="8" w:space="0" w:color="000000"/>
+            </w:tcBorders>
+          </w:tcPr>
+          <w:p>
+            <w:pPr>
+              <w:rPr>
+                <w:rFonts w:ascii="Times New Roman" w:hAnsi="Times New Roman" w:cs="Times New Roman"/>
+              </w:rPr>
+            </w:pPr>
+            <w:r>
+              <w:rPr>
+                <w:rFonts w:ascii="Times New Roman" w:hAnsi="Times New Roman" w:cs="Times New Roman"/>
+                <w:sz w:val="18"/>
+              </w:rPr>
+              <w:t>Initialize head = None and connect each new node using next.</w:t>
+            </w:r>
+          </w:p>
+        </w:tc>
+      </w:tr>
+      <w:tr>
+        <w:tc>
+          <w:tcPr>
+            <w:tcW w:w="2160" w:type="dxa"/>
+            <w:tcBorders>
+              <w:top w:val="single" w:sz="8" w:space="0" w:color="000000"/>
+              <w:left w:val="single" w:sz="8" w:space="0" w:color="000000"/>
+              <w:bottom w:val="single" w:sz="8" w:space="0" w:color="000000"/>
+              <w:right w:val="single" w:sz="8" w:space="0" w:color="000000"/>
+            </w:tcBorders>
+          </w:tcPr>
+          <w:p>
+            <w:pPr>
+              <w:rPr>
+                <w:rFonts w:ascii="Times New Roman" w:hAnsi="Times New Roman" w:cs="Times New Roman"/>
+              </w:rPr>
+            </w:pPr>
+            <w:r>
+              <w:rPr>
+                <w:rFonts w:ascii="Times New Roman" w:hAnsi="Times New Roman" w:cs="Times New Roman"/>
+                <w:sz w:val="18"/>
+              </w:rPr>
+              <w:t>2. Insert at Beginning</w:t>
+            </w:r>
+          </w:p>
+        </w:tc>
+        <w:tc>
+          <w:tcPr>
+            <w:tcW w:w="2160" w:type="dxa"/>
+            <w:tcBorders>
+              <w:top w:val="single" w:sz="8" w:space="0" w:color="000000"/>
+              <w:left w:val="single" w:sz="8" w:space="0" w:color="000000"/>
+              <w:bottom w:val="single" w:sz="8" w:space="0" w:color="000000"/>
+              <w:right w:val="single" w:sz="8" w:space="0" w:color="000000"/>
+            </w:tcBorders>
+          </w:tcPr>
+          <w:p>
+            <w:pPr>
+              <w:rPr>
+                <w:rFonts w:ascii="Times New Roman" w:hAnsi="Times New Roman" w:cs="Times New Roman"/>
+              </w:rPr>
+            </w:pPr>
+            <w:r>
+              <w:rPr>
+                <w:rFonts w:ascii="Times New Roman" w:hAnsi="Times New Roman" w:cs="Times New Roman"/>
+                <w:sz w:val="18"/>
+              </w:rPr>
+              <w:t>New node is not inserted at the beginning</w:t>
+            </w:r>
+          </w:p>
+        </w:tc>
+        <w:tc>
+          <w:tcPr>
+            <w:tcW w:w="2160" w:type="dxa"/>
+            <w:tcBorders>
+              <w:top w:val="single" w:sz="8" w:space="0" w:color="000000"/>
+              <w:left w:val="single" w:sz="8" w:space="0" w:color="000000"/>
+              <w:bottom w:val="single" w:sz="8" w:space="0" w:color="000000"/>
+              <w:right w:val="single" w:sz="8" w:space="0" w:color="000000"/>
+            </w:tcBorders>
+          </w:tcPr>
+          <w:p>
+            <w:pPr>
+              <w:rPr>
+                <w:rFonts w:ascii="Times New Roman" w:hAnsi="Times New Roman" w:cs="Times New Roman"/>
+              </w:rPr>
+            </w:pPr>
+            <w:r>
+              <w:rPr>
+                <w:rFonts w:ascii="Times New Roman" w:hAnsi="Times New Roman" w:cs="Times New Roman"/>
+                <w:sz w:val="18"/>
+              </w:rPr>
+              <w:t>head is not updated correctly</w:t>
+            </w:r>
+          </w:p>
+        </w:tc>
+        <w:tc>
+          <w:tcPr>
+            <w:tcW w:w="2160" w:type="dxa"/>
+            <w:tcBorders>
+              <w:top w:val="single" w:sz="8" w:space="0" w:color="000000"/>
+              <w:left w:val="single" w:sz="8" w:space="0" w:color="000000"/>
+              <w:bottom w:val="single" w:sz="8" w:space="0" w:color="000000"/>
+              <w:right w:val="single" w:sz="8" w:space="0" w:color="000000"/>
+            </w:tcBorders>
+          </w:tcPr>
+          <w:p>
+            <w:pPr>
+              <w:rPr>
+                <w:rFonts w:ascii="Times New Roman" w:hAnsi="Times New Roman" w:cs="Times New Roman"/>
+              </w:rPr>
+            </w:pPr>
+            <w:r>
+              <w:rPr>
+                <w:rFonts w:ascii="Times New Roman" w:hAnsi="Times New Roman" w:cs="Times New Roman"/>
+                <w:sz w:val="18"/>
+              </w:rPr>
+              <w:t>Set new_node.next = self.head and then self.head = new_node.</w:t>
+            </w:r>
+          </w:p>
+        </w:tc>
+      </w:tr>
+      <w:tr>
+        <w:tc>
+          <w:tcPr>
+            <w:tcW w:w="2160" w:type="dxa"/>
+            <w:tcBorders>
+              <w:top w:val="single" w:sz="8" w:space="0" w:color="000000"/>
+              <w:left w:val="single" w:sz="8" w:space="0" w:color="000000"/>
+              <w:bottom w:val="single" w:sz="8" w:space="0" w:color="000000"/>
+              <w:right w:val="single" w:sz="8" w:space="0" w:color="000000"/>
+            </w:tcBorders>
+          </w:tcPr>
+          <w:p>
+            <w:pPr>
+              <w:rPr>
+                <w:rFonts w:ascii="Times New Roman" w:hAnsi="Times New Roman" w:cs="Times New Roman"/>
+              </w:rPr>
+            </w:pPr>
+            <w:r>
+              <w:rPr>
+                <w:rFonts w:ascii="Times New Roman" w:hAnsi="Times New Roman" w:cs="Times New Roman"/>
+                <w:sz w:val="18"/>
+              </w:rPr>
+              <w:t>3. Insert at End</w:t>
+            </w:r>
+          </w:p>
+        </w:tc>
+        <w:tc>
+          <w:tcPr>
+            <w:tcW w:w="2160" w:type="dxa"/>
+            <w:tcBorders>
+              <w:top w:val="single" w:sz="8" w:space="0" w:color="000000"/>
+              <w:left w:val="single" w:sz="8" w:space="0" w:color="000000"/>
+              <w:bottom w:val="single" w:sz="8" w:space="0" w:color="000000"/>
+              <w:right w:val="single" w:sz="8" w:space="0" w:color="000000"/>
+            </w:tcBorders>
+          </w:tcPr>
+          <w:p>
+            <w:pPr>
+              <w:rPr>
+                <w:rFonts w:ascii="Times New Roman" w:hAnsi="Times New Roman" w:cs="Times New Roman"/>
+              </w:rPr>
+            </w:pPr>
+            <w:r>
+              <w:rPr>
+                <w:rFonts w:ascii="Times New Roman" w:hAnsi="Times New Roman" w:cs="Times New Roman"/>
+                <w:sz w:val="18"/>
+              </w:rPr>
+              <w:t>New node is not added at the end</w:t>
+            </w:r>
+          </w:p>
+        </w:tc>
+        <w:tc>
+          <w:tcPr>
+            <w:tcW w:w="2160" w:type="dxa"/>
+            <w:tcBorders>
+              <w:top w:val="single" w:sz="8" w:space="0" w:color="000000"/>
+              <w:left w:val="single" w:sz="8" w:space="0" w:color="000000"/>
+              <w:bottom w:val="single" w:sz="8" w:space="0" w:color="000000"/>
+              <w:right w:val="single" w:sz="8" w:space="0" w:color="000000"/>
+            </w:tcBorders>
+          </w:tcPr>
+          <w:p>
+            <w:pPr>
+              <w:rPr>
+                <w:rFonts w:ascii="Times New Roman" w:hAnsi="Times New Roman" w:cs="Times New Roman"/>
+              </w:rPr>
+            </w:pPr>
+            <w:r>
+              <w:rPr>
+                <w:rFonts w:ascii="Times New Roman" w:hAnsi="Times New Roman" w:cs="Times New Roman"/>
+                <w:sz w:val="18"/>
+              </w:rPr>
+              <w:t>Traversal or next assignment is incorrect</w:t>
+            </w:r>
+          </w:p>
+        </w:tc>
+        <w:tc>
+          <w:tcPr>
+            <w:tcW w:w="2160" w:type="dxa"/>
+            <w:tcBorders>
+              <w:top w:val="single" w:sz="8" w:space="0" w:color="000000"/>
+              <w:left w:val="single" w:sz="8" w:space="0" w:color="000000"/>
+              <w:bottom w:val="single" w:sz="8" w:space="0" w:color="000000"/>
+              <w:right w:val="single" w:sz="8" w:space="0" w:color="000000"/>
+            </w:tcBorders>
+          </w:tcPr>
+          <w:p>
+            <w:pPr>
+              <w:rPr>
+                <w:rFonts w:ascii="Times New Roman" w:hAnsi="Times New Roman" w:cs="Times New Roman"/>
+              </w:rPr>
+            </w:pPr>
+            <w:r>
+              <w:rPr>
+                <w:rFonts w:ascii="Times New Roman" w:hAnsi="Times New Roman" w:cs="Times New Roman"/>
+                <w:sz w:val="18"/>
+              </w:rPr>
+              <w:t>Traverse until temp.next is None and set temp.next = new_node.</w:t>
+            </w:r>
+          </w:p>
+        </w:tc>
+      </w:tr>
+      <w:tr>
+        <w:tc>
+          <w:tcPr>
+            <w:tcW w:w="2160" w:type="dxa"/>
+            <w:tcBorders>
+              <w:top w:val="single" w:sz="8" w:space="0" w:color="000000"/>
+              <w:left w:val="single" w:sz="8" w:space="0" w:color="000000"/>
+              <w:bottom w:val="single" w:sz="8" w:space="0" w:color="000000"/>
+              <w:right w:val="single" w:sz="8" w:space="0" w:color="000000"/>
+            </w:tcBorders>
+          </w:tcPr>
+          <w:p>
+            <w:pPr>
+              <w:rPr>
+                <w:rFonts w:ascii="Times New Roman" w:hAnsi="Times New Roman" w:cs="Times New Roman"/>
+              </w:rPr>
+            </w:pPr>
+            <w:r>
+              <w:rPr>
+                <w:rFonts w:ascii="Times New Roman" w:hAnsi="Times New Roman" w:cs="Times New Roman"/>
+                <w:sz w:val="18"/>
+              </w:rPr>
+              <w:t>4. Insert at Index</w:t>
+            </w:r>
+          </w:p>
+        </w:tc>
+        <w:tc>
+          <w:tcPr>
+            <w:tcW w:w="2160" w:type="dxa"/>
+            <w:tcBorders>
+              <w:top w:val="single" w:sz="8" w:space="0" w:color="000000"/>
+              <w:left w:val="single" w:sz="8" w:space="0" w:color="000000"/>
+              <w:bottom w:val="single" w:sz="8" w:space="0" w:color="000000"/>
+              <w:right w:val="single" w:sz="8" w:space="0" w:color="000000"/>
+            </w:tcBorders>
+          </w:tcPr>
+          <w:p>
+            <w:pPr>
+              <w:rPr>
+                <w:rFonts w:ascii="Times New Roman" w:hAnsi="Times New Roman" w:cs="Times New Roman"/>
+              </w:rPr>
+            </w:pPr>
+            <w:r>
+              <w:rPr>
+                <w:rFonts w:ascii="Times New Roman" w:hAnsi="Times New Roman" w:cs="Times New Roman"/>
+                <w:sz w:val="18"/>
+              </w:rPr>
+              <w:t>Node is inserted at the wrong position</w:t>
+            </w:r>
+          </w:p>
+        </w:tc>
+        <w:tc>
+          <w:tcPr>
+            <w:tcW w:w="2160" w:type="dxa"/>
+            <w:tcBorders>
+              <w:top w:val="single" w:sz="8" w:space="0" w:color="000000"/>
+              <w:left w:val="single" w:sz="8" w:space="0" w:color="000000"/>
+              <w:bottom w:val="single" w:sz="8" w:space="0" w:color="000000"/>
+              <w:right w:val="single" w:sz="8" w:space="0" w:color="000000"/>
+            </w:tcBorders>
+          </w:tcPr>
+          <w:p>
+            <w:pPr>
+              <w:rPr>
+                <w:rFonts w:ascii="Times New Roman" w:hAnsi="Times New Roman" w:cs="Times New Roman"/>
+              </w:rPr>
+            </w:pPr>
+            <w:r>
+              <w:rPr>
+                <w:rFonts w:ascii="Times New Roman" w:hAnsi="Times New Roman" w:cs="Times New Roman"/>
+                <w:sz w:val="18"/>
+              </w:rPr>
+              <w:t>Incorrect index traversal</w:t>
+            </w:r>
+          </w:p>
+        </w:tc>
+        <w:tc>
+          <w:tcPr>
+            <w:tcW w:w="2160" w:type="dxa"/>
+            <w:tcBorders>
+              <w:top w:val="single" w:sz="8" w:space="0" w:color="000000"/>
+              <w:left w:val="single" w:sz="8" w:space="0" w:color="000000"/>
+              <w:bottom w:val="single" w:sz="8" w:space="0" w:color="000000"/>
+              <w:right w:val="single" w:sz="8" w:space="0" w:color="000000"/>
+            </w:tcBorders>
+          </w:tcPr>
+          <w:p>
+            <w:pPr>
+              <w:rPr>
+                <w:rFonts w:ascii="Times New Roman" w:hAnsi="Times New Roman" w:cs="Times New Roman"/>
+              </w:rPr>
+            </w:pPr>
+            <w:r>
+              <w:rPr>
+                <w:rFonts w:ascii="Times New Roman" w:hAnsi="Times New Roman" w:cs="Times New Roman"/>
+                <w:sz w:val="18"/>
+              </w:rPr>
+              <w:t>Traverse up to index - 1 and adjust the next links.</w:t>
+            </w:r>
+          </w:p>
+        </w:tc>
+      </w:tr>
+      <w:tr>
+        <w:tc>
+          <w:tcPr>
+            <w:tcW w:w="2160" w:type="dxa"/>
+            <w:tcBorders>
+              <w:top w:val="single" w:sz="8" w:space="0" w:color="000000"/>
+              <w:left w:val="single" w:sz="8" w:space="0" w:color="000000"/>
+              <w:bottom w:val="single" w:sz="8" w:space="0" w:color="000000"/>
+              <w:right w:val="single" w:sz="8" w:space="0" w:color="000000"/>
+            </w:tcBorders>
+          </w:tcPr>
+          <w:p>
+            <w:pPr>
+              <w:rPr>
+                <w:rFonts w:ascii="Times New Roman" w:hAnsi="Times New Roman" w:cs="Times New Roman"/>
+              </w:rPr>
+            </w:pPr>
+            <w:r>
+              <w:rPr>
+                <w:rFonts w:ascii="Times New Roman" w:hAnsi="Times New Roman" w:cs="Times New Roman"/>
+                <w:sz w:val="18"/>
+              </w:rPr>
+              <w:t>5. Delete from Beginning</w:t>
+            </w:r>
+          </w:p>
+        </w:tc>
+        <w:tc>
+          <w:tcPr>
+            <w:tcW w:w="2160" w:type="dxa"/>
+            <w:tcBorders>
+              <w:top w:val="single" w:sz="8" w:space="0" w:color="000000"/>
+              <w:left w:val="single" w:sz="8" w:space="0" w:color="000000"/>
+              <w:bottom w:val="single" w:sz="8" w:space="0" w:color="000000"/>
+              <w:right w:val="single" w:sz="8" w:space="0" w:color="000000"/>
+            </w:tcBorders>
+          </w:tcPr>
+          <w:p>
+            <w:pPr>
+              <w:rPr>
+                <w:rFonts w:ascii="Times New Roman" w:hAnsi="Times New Roman" w:cs="Times New Roman"/>
+              </w:rPr>
+            </w:pPr>
+            <w:r>
+              <w:rPr>
+                <w:rFonts w:ascii="Times New Roman" w:hAnsi="Times New Roman" w:cs="Times New Roman"/>
+                <w:sz w:val="18"/>
+              </w:rPr>
+              <w:t>First node is not deleted</w:t>
+            </w:r>
+          </w:p>
+        </w:tc>
+        <w:tc>
+          <w:tcPr>
+            <w:tcW w:w="2160" w:type="dxa"/>
+            <w:tcBorders>
+              <w:top w:val="single" w:sz="8" w:space="0" w:color="000000"/>
+              <w:left w:val="single" w:sz="8" w:space="0" w:color="000000"/>
+              <w:bottom w:val="single" w:sz="8" w:space="0" w:color="000000"/>
+              <w:right w:val="single" w:sz="8" w:space="0" w:color="000000"/>
+            </w:tcBorders>
+          </w:tcPr>
+          <w:p>
+            <w:pPr>
+              <w:rPr>
+                <w:rFonts w:ascii="Times New Roman" w:hAnsi="Times New Roman" w:cs="Times New Roman"/>
+              </w:rPr>
+            </w:pPr>
+            <w:r>
+              <w:rPr>
+                <w:rFonts w:ascii="Times New Roman" w:hAnsi="Times New Roman" w:cs="Times New Roman"/>
+                <w:sz w:val="18"/>
+              </w:rPr>
+              <w:t>head is not moved to the next node</w:t>
+            </w:r>
+          </w:p>
+        </w:tc>
+        <w:tc>
+          <w:tcPr>
+            <w:tcW w:w="2160" w:type="dxa"/>
+            <w:tcBorders>
+              <w:top w:val="single" w:sz="8" w:space="0" w:color="000000"/>
+              <w:left w:val="single" w:sz="8" w:space="0" w:color="000000"/>
+              <w:bottom w:val="single" w:sz="8" w:space="0" w:color="000000"/>
+              <w:right w:val="single" w:sz="8" w:space="0" w:color="000000"/>
+            </w:tcBorders>
+          </w:tcPr>
+          <w:p>
+            <w:pPr>
+              <w:rPr>
+                <w:rFonts w:ascii="Times New Roman" w:hAnsi="Times New Roman" w:cs="Times New Roman"/>
+              </w:rPr>
+            </w:pPr>
+            <w:r>
+              <w:rPr>
+                <w:rFonts w:ascii="Times New Roman" w:hAnsi="Times New Roman" w:cs="Times New Roman"/>
+                <w:sz w:val="18"/>
+              </w:rPr>
+              <w:t>Set self.head = self.head.next.</w:t>
+            </w:r>
+          </w:p>
+        </w:tc>
+      </w:tr>
+      <w:tr>
+        <w:tc>
+          <w:tcPr>
+            <w:tcW w:w="2160" w:type="dxa"/>
+            <w:tcBorders>
+              <w:top w:val="single" w:sz="8" w:space="0" w:color="000000"/>
+              <w:left w:val="single" w:sz="8" w:space="0" w:color="000000"/>
+              <w:bottom w:val="single" w:sz="8" w:space="0" w:color="000000"/>
+              <w:right w:val="single" w:sz="8" w:space="0" w:color="000000"/>
+            </w:tcBorders>
+          </w:tcPr>
+          <w:p>
+            <w:pPr>
+              <w:rPr>
+                <w:rFonts w:ascii="Times New Roman" w:hAnsi="Times New Roman" w:cs="Times New Roman"/>
+              </w:rPr>
+            </w:pPr>
+            <w:r>
+              <w:rPr>
+                <w:rFonts w:ascii="Times New Roman" w:hAnsi="Times New Roman" w:cs="Times New Roman"/>
+                <w:sz w:val="18"/>
+              </w:rPr>
+              <w:t>6. Delete from End</w:t>
+            </w:r>
+          </w:p>
+        </w:tc>
+        <w:tc>
+          <w:tcPr>
+            <w:tcW w:w="2160" w:type="dxa"/>
+            <w:tcBorders>
+              <w:top w:val="single" w:sz="8" w:space="0" w:color="000000"/>
+              <w:left w:val="single" w:sz="8" w:space="0" w:color="000000"/>
+              <w:bottom w:val="single" w:sz="8" w:space="0" w:color="000000"/>
+              <w:right w:val="single" w:sz="8" w:space="0" w:color="000000"/>
+            </w:tcBorders>
+          </w:tcPr>
+          <w:p>
+            <w:pPr>
+              <w:rPr>
+                <w:rFonts w:ascii="Times New Roman" w:hAnsi="Times New Roman" w:cs="Times New Roman"/>
+              </w:rPr>
+            </w:pPr>
+            <w:r>
+              <w:rPr>
+                <w:rFonts w:ascii="Times New Roman" w:hAnsi="Times New Roman" w:cs="Times New Roman"/>
+                <w:sz w:val="18"/>
+              </w:rPr>
+              <w:t>Last node is not deleted</w:t>
+            </w:r>
+          </w:p>
+        </w:tc>
+        <w:tc>
+          <w:tcPr>
+            <w:tcW w:w="2160" w:type="dxa"/>
+            <w:tcBorders>
+              <w:top w:val="single" w:sz="8" w:space="0" w:color="000000"/>
+              <w:left w:val="single" w:sz="8" w:space="0" w:color="000000"/>
+              <w:bottom w:val="single" w:sz="8" w:space="0" w:color="000000"/>
+              <w:right w:val="single" w:sz="8" w:space="0" w:color="000000"/>
+            </w:tcBorders>
+          </w:tcPr>
+          <w:p>
+            <w:pPr>
+              <w:rPr>
+                <w:rFonts w:ascii="Times New Roman" w:hAnsi="Times New Roman" w:cs="Times New Roman"/>
+              </w:rPr>
+            </w:pPr>
+            <w:r>
+              <w:rPr>
+                <w:rFonts w:ascii="Times New Roman" w:hAnsi="Times New Roman" w:cs="Times New Roman"/>
+                <w:sz w:val="18"/>
+              </w:rPr>
+              <w:t>Second-last node is not identified correctly</w:t>
+            </w:r>
+          </w:p>
+        </w:tc>
+        <w:tc>
+          <w:tcPr>
+            <w:tcW w:w="2160" w:type="dxa"/>
+            <w:tcBorders>
+              <w:top w:val="single" w:sz="8" w:space="0" w:color="000000"/>
+              <w:left w:val="single" w:sz="8" w:space="0" w:color="000000"/>
+              <w:bottom w:val="single" w:sz="8" w:space="0" w:color="000000"/>
+              <w:right w:val="single" w:sz="8" w:space="0" w:color="000000"/>
+            </w:tcBorders>
+          </w:tcPr>
+          <w:p>
+            <w:pPr>
+              <w:rPr>
+                <w:rFonts w:ascii="Times New Roman" w:hAnsi="Times New Roman" w:cs="Times New Roman"/>
+              </w:rPr>
+            </w:pPr>
+            <w:r>
+              <w:rPr>
+                <w:rFonts w:ascii="Times New Roman" w:hAnsi="Times New Roman" w:cs="Times New Roman"/>
+                <w:sz w:val="18"/>
+              </w:rPr>
+              <w:t>Traverse until temp.next.next is None and set temp.next = None.</w:t>
+            </w:r>
+          </w:p>
+        </w:tc>
+      </w:tr>
+      <w:tr>
+        <w:tc>
+          <w:tcPr>
+            <w:tcW w:w="2160" w:type="dxa"/>
+            <w:tcBorders>
+              <w:top w:val="single" w:sz="8" w:space="0" w:color="000000"/>
+              <w:left w:val="single" w:sz="8" w:space="0" w:color="000000"/>
+              <w:bottom w:val="single" w:sz="8" w:space="0" w:color="000000"/>
+              <w:right w:val="single" w:sz="8" w:space="0" w:color="000000"/>
+            </w:tcBorders>
+          </w:tcPr>
+          <w:p>
+            <w:pPr>
+              <w:rPr>
+                <w:rFonts w:ascii="Times New Roman" w:hAnsi="Times New Roman" w:cs="Times New Roman"/>
+              </w:rPr>
+            </w:pPr>
+            <w:r>
+              <w:rPr>
+                <w:rFonts w:ascii="Times New Roman" w:hAnsi="Times New Roman" w:cs="Times New Roman"/>
+                <w:sz w:val="18"/>
+              </w:rPr>
+              <w:t>7. Delete from Index</w:t>
+            </w:r>
+          </w:p>
+        </w:tc>
+        <w:tc>
+          <w:tcPr>
+            <w:tcW w:w="2160" w:type="dxa"/>
+            <w:tcBorders>
+              <w:top w:val="single" w:sz="8" w:space="0" w:color="000000"/>
+              <w:left w:val="single" w:sz="8" w:space="0" w:color="000000"/>
+              <w:bottom w:val="single" w:sz="8" w:space="0" w:color="000000"/>
+              <w:right w:val="single" w:sz="8" w:space="0" w:color="000000"/>
+            </w:tcBorders>
+          </w:tcPr>
+          <w:p>
+            <w:pPr>
+              <w:rPr>
+                <w:rFonts w:ascii="Times New Roman" w:hAnsi="Times New Roman" w:cs="Times New Roman"/>
+              </w:rPr>
+            </w:pPr>
+            <w:r>
+              <w:rPr>
+                <w:rFonts w:ascii="Times New Roman" w:hAnsi="Times New Roman" w:cs="Times New Roman"/>
+                <w:sz w:val="18"/>
+              </w:rPr>
+              <w:t>Wrong node is deleted</w:t>
+            </w:r>
+          </w:p>
+        </w:tc>
+        <w:tc>
+          <w:tcPr>
+            <w:tcW w:w="2160" w:type="dxa"/>
+            <w:tcBorders>
+              <w:top w:val="single" w:sz="8" w:space="0" w:color="000000"/>
+              <w:left w:val="single" w:sz="8" w:space="0" w:color="000000"/>
+              <w:bottom w:val="single" w:sz="8" w:space="0" w:color="000000"/>
+              <w:right w:val="single" w:sz="8" w:space="0" w:color="000000"/>
+            </w:tcBorders>
+          </w:tcPr>
+          <w:p>
+            <w:pPr>
+              <w:rPr>
+                <w:rFonts w:ascii="Times New Roman" w:hAnsi="Times New Roman" w:cs="Times New Roman"/>
+              </w:rPr>
+            </w:pPr>
+            <w:r>
+              <w:rPr>
+                <w:rFonts w:ascii="Times New Roman" w:hAnsi="Times New Roman" w:cs="Times New Roman"/>
+                <w:sz w:val="18"/>
+              </w:rPr>
+              <w:t>Incorrect index or link modification</w:t>
+            </w:r>
+          </w:p>
+        </w:tc>
+        <w:tc>
+          <w:tcPr>
+            <w:tcW w:w="2160" w:type="dxa"/>
+            <w:tcBorders>
+              <w:top w:val="single" w:sz="8" w:space="0" w:color="000000"/>
+              <w:left w:val="single" w:sz="8" w:space="0" w:color="000000"/>
+              <w:bottom w:val="single" w:sz="8" w:space="0" w:color="000000"/>
+              <w:right w:val="single" w:sz="8" w:space="0" w:color="000000"/>
+            </w:tcBorders>
+          </w:tcPr>
+          <w:p>
+            <w:pPr>
+              <w:rPr>
+                <w:rFonts w:ascii="Times New Roman" w:hAnsi="Times New Roman" w:cs="Times New Roman"/>
+              </w:rPr>
+            </w:pPr>
+            <w:r>
+              <w:rPr>
+                <w:rFonts w:ascii="Times New Roman" w:hAnsi="Times New Roman" w:cs="Times New Roman"/>
+                <w:sz w:val="18"/>
+              </w:rPr>
+              <w:t>Traverse to index - 1 and update temp.next = temp.next.next.</w:t>
+            </w:r>
+          </w:p>
+        </w:tc>
+      </w:tr>
+      <w:tr>
+        <w:tc>
+          <w:tcPr>
+            <w:tcW w:w="2160" w:type="dxa"/>
+            <w:tcBorders>
+              <w:top w:val="single" w:sz="8" w:space="0" w:color="000000"/>
+              <w:left w:val="single" w:sz="8" w:space="0" w:color="000000"/>
+              <w:bottom w:val="single" w:sz="8" w:space="0" w:color="000000"/>
+              <w:right w:val="single" w:sz="8" w:space="0" w:color="000000"/>
+            </w:tcBorders>
+          </w:tcPr>
+          <w:p>
+            <w:pPr>
+              <w:rPr>
+                <w:rFonts w:ascii="Times New Roman" w:hAnsi="Times New Roman" w:cs="Times New Roman"/>
+              </w:rPr>
+            </w:pPr>
+            <w:r>
+              <w:rPr>
+                <w:rFonts w:ascii="Times New Roman" w:hAnsi="Times New Roman" w:cs="Times New Roman"/>
+                <w:sz w:val="18"/>
+              </w:rPr>
+              <w:t>8. Display</w:t>
+            </w:r>
+          </w:p>
+        </w:tc>
+        <w:tc>
+          <w:tcPr>
+            <w:tcW w:w="2160" w:type="dxa"/>
+            <w:tcBorders>
+              <w:top w:val="single" w:sz="8" w:space="0" w:color="000000"/>
+              <w:left w:val="single" w:sz="8" w:space="0" w:color="000000"/>
+              <w:bottom w:val="single" w:sz="8" w:space="0" w:color="000000"/>
+              <w:right w:val="single" w:sz="8" w:space="0" w:color="000000"/>
+            </w:tcBorders>
+          </w:tcPr>
+          <w:p>
+            <w:pPr>
+              <w:rPr>
+                <w:rFonts w:ascii="Times New Roman" w:hAnsi="Times New Roman" w:cs="Times New Roman"/>
+              </w:rPr>
+            </w:pPr>
+            <w:r>
+              <w:rPr>
+                <w:rFonts w:ascii="Times New Roman" w:hAnsi="Times New Roman" w:cs="Times New Roman"/>
+                <w:sz w:val="18"/>
+              </w:rPr>
+              <w:t>List elements are not displayed completely</w:t>
+            </w:r>
+          </w:p>
+        </w:tc>
+        <w:tc>
+          <w:tcPr>
+            <w:tcW w:w="2160" w:type="dxa"/>
+            <w:tcBorders>
+              <w:top w:val="single" w:sz="8" w:space="0" w:color="000000"/>
+              <w:left w:val="single" w:sz="8" w:space="0" w:color="000000"/>
+              <w:bottom w:val="single" w:sz="8" w:space="0" w:color="000000"/>
+              <w:right w:val="single" w:sz="8" w:space="0" w:color="000000"/>
+            </w:tcBorders>
+          </w:tcPr>
+          <w:p>
+            <w:pPr>
+              <w:rPr>
+                <w:rFonts w:ascii="Times New Roman" w:hAnsi="Times New Roman" w:cs="Times New Roman"/>
+              </w:rPr>
+            </w:pPr>
+            <w:r>
+              <w:rPr>
+                <w:rFonts w:ascii="Times New Roman" w:hAnsi="Times New Roman" w:cs="Times New Roman"/>
+                <w:sz w:val="18"/>
+              </w:rPr>
+              <w:t>temp is not updated during traversal</w:t>
+            </w:r>
+          </w:p>
+        </w:tc>
+        <w:tc>
+          <w:tcPr>
+            <w:tcW w:w="2160" w:type="dxa"/>
+            <w:tcBorders>
+              <w:top w:val="single" w:sz="8" w:space="0" w:color="000000"/>
+              <w:left w:val="single" w:sz="8" w:space="0" w:color="000000"/>
+              <w:bottom w:val="single" w:sz="8" w:space="0" w:color="000000"/>
+              <w:right w:val="single" w:sz="8" w:space="0" w:color="000000"/>
+            </w:tcBorders>
+          </w:tcPr>
+          <w:p>
+            <w:pPr>
+              <w:rPr>
+                <w:rFonts w:ascii="Times New Roman" w:hAnsi="Times New Roman" w:cs="Times New Roman"/>
+              </w:rPr>
+            </w:pPr>
+            <w:r>
+              <w:rPr>
+                <w:rFonts w:ascii="Times New Roman" w:hAnsi="Times New Roman" w:cs="Times New Roman"/>
+                <w:sz w:val="18"/>
+              </w:rPr>
+              <w:t>Use temp = temp.next until temp is None.</w:t>
+            </w:r>
+          </w:p>
+        </w:tc>
+      </w:tr>
+      <w:tr>
+        <w:tc>
+          <w:tcPr>
+            <w:tcW w:w="2160" w:type="dxa"/>
+            <w:tcBorders>
+              <w:top w:val="single" w:sz="8" w:space="0" w:color="000000"/>
+              <w:left w:val="single" w:sz="8" w:space="0" w:color="000000"/>
+              <w:bottom w:val="single" w:sz="8" w:space="0" w:color="000000"/>
+              <w:right w:val="single" w:sz="8" w:space="0" w:color="000000"/>
+            </w:tcBorders>
+          </w:tcPr>
+          <w:p>
+            <w:pPr>
+              <w:rPr>
+                <w:rFonts w:ascii="Times New Roman" w:hAnsi="Times New Roman" w:cs="Times New Roman"/>
+              </w:rPr>
+            </w:pPr>
+            <w:r>
+              <w:rPr>
+                <w:rFonts w:ascii="Times New Roman" w:hAnsi="Times New Roman" w:cs="Times New Roman"/>
+                <w:sz w:val="18"/>
+              </w:rPr>
+              <w:t>9. Search</w:t>
+            </w:r>
+          </w:p>
+        </w:tc>
+        <w:tc>
+          <w:tcPr>
+            <w:tcW w:w="2160" w:type="dxa"/>
+            <w:tcBorders>
+              <w:top w:val="single" w:sz="8" w:space="0" w:color="000000"/>
+              <w:left w:val="single" w:sz="8" w:space="0" w:color="000000"/>
+              <w:bottom w:val="single" w:sz="8" w:space="0" w:color="000000"/>
+              <w:right w:val="single" w:sz="8" w:space="0" w:color="000000"/>
+            </w:tcBorders>
+          </w:tcPr>
+          <w:p>
+            <w:pPr>
+              <w:rPr>
+                <w:rFonts w:ascii="Times New Roman" w:hAnsi="Times New Roman" w:cs="Times New Roman"/>
+              </w:rPr>
+            </w:pPr>
+            <w:r>
+              <w:rPr>
+                <w:rFonts w:ascii="Times New Roman" w:hAnsi="Times New Roman" w:cs="Times New Roman"/>
+                <w:sz w:val="18"/>
+              </w:rPr>
+              <w:t>Element is not found correctly</w:t>
+            </w:r>
+          </w:p>
+        </w:tc>
+        <w:tc>
+          <w:tcPr>
+            <w:tcW w:w="2160" w:type="dxa"/>
+            <w:tcBorders>
+              <w:top w:val="single" w:sz="8" w:space="0" w:color="000000"/>
+              <w:left w:val="single" w:sz="8" w:space="0" w:color="000000"/>
+              <w:bottom w:val="single" w:sz="8" w:space="0" w:color="000000"/>
+              <w:right w:val="single" w:sz="8" w:space="0" w:color="000000"/>
+            </w:tcBorders>
+          </w:tcPr>
+          <w:p>
+            <w:pPr>
+              <w:rPr>
+                <w:rFonts w:ascii="Times New Roman" w:hAnsi="Times New Roman" w:cs="Times New Roman"/>
+              </w:rPr>
+            </w:pPr>
+            <w:r>
+              <w:rPr>
+                <w:rFonts w:ascii="Times New Roman" w:hAnsi="Times New Roman" w:cs="Times New Roman"/>
+                <w:sz w:val="18"/>
+              </w:rPr>
+              <w:t>List is not traversed completely</w:t>
+            </w:r>
+          </w:p>
+        </w:tc>
+        <w:tc>
+          <w:tcPr>
+            <w:tcW w:w="2160" w:type="dxa"/>
+            <w:tcBorders>
+              <w:top w:val="single" w:sz="8" w:space="0" w:color="000000"/>
+              <w:left w:val="single" w:sz="8" w:space="0" w:color="000000"/>
+              <w:bottom w:val="single" w:sz="8" w:space="0" w:color="000000"/>
+              <w:right w:val="single" w:sz="8" w:space="0" w:color="000000"/>
+            </w:tcBorders>
+          </w:tcPr>
+          <w:p>
+            <w:pPr>
+              <w:rPr>
+                <w:rFonts w:ascii="Times New Roman" w:hAnsi="Times New Roman" w:cs="Times New Roman"/>
+              </w:rPr>
+            </w:pPr>
+            <w:r>
+              <w:rPr>
+                <w:rFonts w:ascii="Times New Roman" w:hAnsi="Times New Roman" w:cs="Times New Roman"/>
+                <w:sz w:val="18"/>
+              </w:rPr>
+              <w:t>Compare each node and update temp = temp.next.</w:t>
+            </w:r>
+          </w:p>
+        </w:tc>
+      </w:tr>
+      <w:tr>
+        <w:tc>
+          <w:tcPr>
+            <w:tcW w:w="2160" w:type="dxa"/>
+            <w:tcBorders>
+              <w:top w:val="single" w:sz="8" w:space="0" w:color="000000"/>
+              <w:left w:val="single" w:sz="8" w:space="0" w:color="000000"/>
+              <w:bottom w:val="single" w:sz="8" w:space="0" w:color="000000"/>
+              <w:right w:val="single" w:sz="8" w:space="0" w:color="000000"/>
+            </w:tcBorders>
+          </w:tcPr>
+          <w:p>
+            <w:pPr>
+              <w:rPr>
+                <w:rFonts w:ascii="Times New Roman" w:hAnsi="Times New Roman" w:cs="Times New Roman"/>
+              </w:rPr>
+            </w:pPr>
+            <w:r>
+              <w:rPr>
+                <w:rFonts w:ascii="Times New Roman" w:hAnsi="Times New Roman" w:cs="Times New Roman"/>
+                <w:sz w:val="18"/>
+              </w:rPr>
+              <w:t>10. Count Nodes</w:t>
+            </w:r>
+          </w:p>
+        </w:tc>
+        <w:tc>
+          <w:tcPr>
+            <w:tcW w:w="2160" w:type="dxa"/>
+            <w:tcBorders>
+              <w:top w:val="single" w:sz="8" w:space="0" w:color="000000"/>
+              <w:left w:val="single" w:sz="8" w:space="0" w:color="000000"/>
+              <w:bottom w:val="single" w:sz="8" w:space="0" w:color="000000"/>
+              <w:right w:val="single" w:sz="8" w:space="0" w:color="000000"/>
+            </w:tcBorders>
+          </w:tcPr>
+          <w:p>
+            <w:pPr>
+              <w:rPr>
+                <w:rFonts w:ascii="Times New Roman" w:hAnsi="Times New Roman" w:cs="Times New Roman"/>
+              </w:rPr>
+            </w:pPr>
+            <w:r>
+              <w:rPr>
+                <w:rFonts w:ascii="Times New Roman" w:hAnsi="Times New Roman" w:cs="Times New Roman"/>
+                <w:sz w:val="18"/>
+              </w:rPr>
+              <w:t>Incorrect number of nodes is displayed</w:t>
+            </w:r>
+          </w:p>
+        </w:tc>
+        <w:tc>
+          <w:tcPr>
+            <w:tcW w:w="2160" w:type="dxa"/>
+            <w:tcBorders>
+              <w:top w:val="single" w:sz="8" w:space="0" w:color="000000"/>
+              <w:left w:val="single" w:sz="8" w:space="0" w:color="000000"/>
+              <w:bottom w:val="single" w:sz="8" w:space="0" w:color="000000"/>
+              <w:right w:val="single" w:sz="8" w:space="0" w:color="000000"/>
+            </w:tcBorders>
+          </w:tcPr>
+          <w:p>
+            <w:pPr>
+              <w:rPr>
+                <w:rFonts w:ascii="Times New Roman" w:hAnsi="Times New Roman" w:cs="Times New Roman"/>
+              </w:rPr>
+            </w:pPr>
+            <w:r>
+              <w:rPr>
+                <w:rFonts w:ascii="Times New Roman" w:hAnsi="Times New Roman" w:cs="Times New Roman"/>
+                <w:sz w:val="18"/>
+              </w:rPr>
+              <w:t>Last node is skipped during counting</w:t>
+            </w:r>
+          </w:p>
+        </w:tc>
+        <w:tc>
+          <w:tcPr>
+            <w:tcW w:w="2160" w:type="dxa"/>
+            <w:tcBorders>
+              <w:top w:val="single" w:sz="8" w:space="0" w:color="000000"/>
+              <w:left w:val="single" w:sz="8" w:space="0" w:color="000000"/>
+              <w:bottom w:val="single" w:sz="8" w:space="0" w:color="000000"/>
+              <w:right w:val="single" w:sz="8" w:space="0" w:color="000000"/>
+            </w:tcBorders>
+          </w:tcPr>
+          <w:p>
+            <w:pPr>
+              <w:rPr>
+                <w:rFonts w:ascii="Times New Roman" w:hAnsi="Times New Roman" w:cs="Times New Roman"/>
+              </w:rPr>
+            </w:pPr>
+            <w:r>
+              <w:rPr>
+                <w:rFonts w:ascii="Times New Roman" w:hAnsi="Times New Roman" w:cs="Times New Roman"/>
+                <w:sz w:val="18"/>
+              </w:rPr>
+              <w:t>Use while temp is not None and increment count for every node.</w:t>
+            </w:r>
+          </w:p>
+        </w:tc>
+      </w:tr>
+    </w:tbl>
+    <w:p>
+      <w:pPr>
+        <w:rPr>
+          <w:rFonts w:ascii="Times New Roman" w:hAnsi="Times New Roman" w:cs="Times New Roman"/>
+        </w:rPr>
+      </w:pPr>
+    </w:p>
+    <w:p>
+      <w:pPr>
+        <w:jc w:val="center"/>
+        <w:rPr>
+          <w:rFonts w:ascii="Times New Roman" w:hAnsi="Times New Roman" w:cs="Times New Roman"/>
+          <w:b/>
+          <w:sz w:val="28"/>
+        </w:rPr>
+      </w:pPr>
+    </w:p>
+    <w:p>
+      <w:pPr>
+        <w:jc w:val="center"/>
+        <w:rPr>
+          <w:rFonts w:ascii="Times New Roman" w:hAnsi="Times New Roman" w:cs="Times New Roman"/>
+          <w:b/>
+          <w:sz w:val="28"/>
+        </w:rPr>
+      </w:pPr>
+    </w:p>
+    <w:p>
+      <w:pPr>
+        <w:jc w:val="center"/>
+        <w:rPr>
+          <w:rFonts w:ascii="Times New Roman" w:hAnsi="Times New Roman" w:cs="Times New Roman"/>
+          <w:b/>
+          <w:sz w:val="28"/>
+        </w:rPr>
+      </w:pPr>
+    </w:p>
+    <w:p>
+      <w:pPr>
+        <w:jc w:val="center"/>
+        <w:rPr>
+          <w:rFonts w:ascii="Times New Roman" w:hAnsi="Times New Roman" w:cs="Times New Roman"/>
+          <w:b/>
+          <w:sz w:val="28"/>
+        </w:rPr>
+      </w:pPr>
+    </w:p>
+    <w:p>
+      <w:pPr>
+        <w:jc w:val="center"/>
+        <w:rPr>
+          <w:rFonts w:ascii="Times New Roman" w:hAnsi="Times New Roman" w:cs="Times New Roman"/>
+        </w:rPr>
+      </w:pPr>
+      <w:r>
+        <w:rPr>
+          <w:rFonts w:ascii="Times New Roman" w:hAnsi="Times New Roman" w:cs="Times New Roman"/>
+          <w:b/>
+          <w:sz w:val="28"/>
+        </w:rPr>
+        <w:lastRenderedPageBreak/>
+        <w:t>TIME COMPLEXITY AND SPACE COMPLEXITY</w:t>
+      </w:r>
+    </w:p>
+    <w:tbl>
+      <w:tblPr>
+        <w:tblStyle w:val="TableGrid"/>
+        <w:tblW w:w="0" w:type="auto"/>
+        <w:tblLook w:val="04A0" w:firstRow="1" w:lastRow="0" w:firstColumn="1" w:lastColumn="0" w:noHBand="0" w:noVBand="1"/>
+      </w:tblPr>
+      <w:tblGrid>
+        <w:gridCol w:w="1440"/>
+        <w:gridCol w:w="1440"/>
+        <w:gridCol w:w="1440"/>
+        <w:gridCol w:w="1440"/>
+        <w:gridCol w:w="1440"/>
+        <w:gridCol w:w="1440"/>
+      </w:tblGrid>
+      <w:tr>
+        <w:tc>
+          <w:tcPr>
+            <w:tcW w:w="1440" w:type="dxa"/>
+            <w:tcBorders>
+              <w:top w:val="single" w:sz="8" w:space="0" w:color="000000"/>
+              <w:left w:val="single" w:sz="8" w:space="0" w:color="000000"/>
+              <w:bottom w:val="single" w:sz="8" w:space="0" w:color="000000"/>
+              <w:right w:val="single" w:sz="8" w:space="0" w:color="000000"/>
+            </w:tcBorders>
+          </w:tcPr>
+          <w:p>
+            <w:pPr>
+              <w:rPr>
+                <w:rFonts w:ascii="Times New Roman" w:hAnsi="Times New Roman" w:cs="Times New Roman"/>
+              </w:rPr>
+            </w:pPr>
+            <w:r>
+              <w:rPr>
+                <w:rFonts w:ascii="Times New Roman" w:hAnsi="Times New Roman" w:cs="Times New Roman"/>
+                <w:b/>
+                <w:sz w:val="16"/>
+              </w:rPr>
+              <w:t>PROGRAM</w:t>
+            </w:r>
+          </w:p>
+        </w:tc>
+        <w:tc>
+          <w:tcPr>
+            <w:tcW w:w="1440" w:type="dxa"/>
+            <w:tcBorders>
+              <w:top w:val="single" w:sz="8" w:space="0" w:color="000000"/>
+              <w:left w:val="single" w:sz="8" w:space="0" w:color="000000"/>
+              <w:bottom w:val="single" w:sz="8" w:space="0" w:color="000000"/>
+              <w:right w:val="single" w:sz="8" w:space="0" w:color="000000"/>
+            </w:tcBorders>
+          </w:tcPr>
+          <w:p>
+            <w:pPr>
+              <w:rPr>
+                <w:rFonts w:ascii="Times New Roman" w:hAnsi="Times New Roman" w:cs="Times New Roman"/>
+              </w:rPr>
+            </w:pPr>
+            <w:r>
+              <w:rPr>
+                <w:rFonts w:ascii="Times New Roman" w:hAnsi="Times New Roman" w:cs="Times New Roman"/>
+                <w:b/>
+                <w:sz w:val="16"/>
+              </w:rPr>
+              <w:t>BEST TIME</w:t>
+            </w:r>
+          </w:p>
+        </w:tc>
+        <w:tc>
+          <w:tcPr>
+            <w:tcW w:w="1440" w:type="dxa"/>
+            <w:tcBorders>
+              <w:top w:val="single" w:sz="8" w:space="0" w:color="000000"/>
+              <w:left w:val="single" w:sz="8" w:space="0" w:color="000000"/>
+              <w:bottom w:val="single" w:sz="8" w:space="0" w:color="000000"/>
+              <w:right w:val="single" w:sz="8" w:space="0" w:color="000000"/>
+            </w:tcBorders>
+          </w:tcPr>
+          <w:p>
+            <w:pPr>
+              <w:rPr>
+                <w:rFonts w:ascii="Times New Roman" w:hAnsi="Times New Roman" w:cs="Times New Roman"/>
+              </w:rPr>
+            </w:pPr>
+            <w:r>
+              <w:rPr>
+                <w:rFonts w:ascii="Times New Roman" w:hAnsi="Times New Roman" w:cs="Times New Roman"/>
+                <w:b/>
+                <w:sz w:val="16"/>
+              </w:rPr>
+              <w:t>AVERAGE TIME</w:t>
+            </w:r>
+          </w:p>
+        </w:tc>
+        <w:tc>
+          <w:tcPr>
+            <w:tcW w:w="1440" w:type="dxa"/>
+            <w:tcBorders>
+              <w:top w:val="single" w:sz="8" w:space="0" w:color="000000"/>
+              <w:left w:val="single" w:sz="8" w:space="0" w:color="000000"/>
+              <w:bottom w:val="single" w:sz="8" w:space="0" w:color="000000"/>
+              <w:right w:val="single" w:sz="8" w:space="0" w:color="000000"/>
+            </w:tcBorders>
+          </w:tcPr>
+          <w:p>
+            <w:pPr>
+              <w:rPr>
+                <w:rFonts w:ascii="Times New Roman" w:hAnsi="Times New Roman" w:cs="Times New Roman"/>
+              </w:rPr>
+            </w:pPr>
+            <w:r>
+              <w:rPr>
+                <w:rFonts w:ascii="Times New Roman" w:hAnsi="Times New Roman" w:cs="Times New Roman"/>
+                <w:b/>
+                <w:sz w:val="16"/>
+              </w:rPr>
+              <w:t>WORST TIME</w:t>
+            </w:r>
+          </w:p>
+        </w:tc>
+        <w:tc>
+          <w:tcPr>
+            <w:tcW w:w="1440" w:type="dxa"/>
+            <w:tcBorders>
+              <w:top w:val="single" w:sz="8" w:space="0" w:color="000000"/>
+              <w:left w:val="single" w:sz="8" w:space="0" w:color="000000"/>
+              <w:bottom w:val="single" w:sz="8" w:space="0" w:color="000000"/>
+              <w:right w:val="single" w:sz="8" w:space="0" w:color="000000"/>
+            </w:tcBorders>
+          </w:tcPr>
+          <w:p>
+            <w:pPr>
+              <w:rPr>
+                <w:rFonts w:ascii="Times New Roman" w:hAnsi="Times New Roman" w:cs="Times New Roman"/>
+              </w:rPr>
+            </w:pPr>
+            <w:r>
+              <w:rPr>
+                <w:rFonts w:ascii="Times New Roman" w:hAnsi="Times New Roman" w:cs="Times New Roman"/>
+                <w:b/>
+                <w:sz w:val="16"/>
+              </w:rPr>
+              <w:t>SPACE COMPLEXITY</w:t>
+            </w:r>
+          </w:p>
+        </w:tc>
+        <w:tc>
+          <w:tcPr>
+            <w:tcW w:w="1440" w:type="dxa"/>
+            <w:tcBorders>
+              <w:top w:val="single" w:sz="8" w:space="0" w:color="000000"/>
+              <w:left w:val="single" w:sz="8" w:space="0" w:color="000000"/>
+              <w:bottom w:val="single" w:sz="8" w:space="0" w:color="000000"/>
+              <w:right w:val="single" w:sz="8" w:space="0" w:color="000000"/>
+            </w:tcBorders>
+          </w:tcPr>
+          <w:p>
+            <w:pPr>
+              <w:rPr>
+                <w:rFonts w:ascii="Times New Roman" w:hAnsi="Times New Roman" w:cs="Times New Roman"/>
+              </w:rPr>
+            </w:pPr>
+            <w:r>
+              <w:rPr>
+                <w:rFonts w:ascii="Times New Roman" w:hAnsi="Times New Roman" w:cs="Times New Roman"/>
+                <w:b/>
+                <w:sz w:val="16"/>
+              </w:rPr>
+              <w:t>REASON</w:t>
+            </w:r>
+          </w:p>
+        </w:tc>
+      </w:tr>
+      <w:tr>
+        <w:tc>
+          <w:tcPr>
+            <w:tcW w:w="1440" w:type="dxa"/>
+            <w:tcBorders>
+              <w:top w:val="single" w:sz="8" w:space="0" w:color="000000"/>
+              <w:left w:val="single" w:sz="8" w:space="0" w:color="000000"/>
+              <w:bottom w:val="single" w:sz="8" w:space="0" w:color="000000"/>
+              <w:right w:val="single" w:sz="8" w:space="0" w:color="000000"/>
+            </w:tcBorders>
+          </w:tcPr>
+          <w:p>
+            <w:pPr>
+              <w:rPr>
+                <w:rFonts w:ascii="Times New Roman" w:hAnsi="Times New Roman" w:cs="Times New Roman"/>
+              </w:rPr>
+            </w:pPr>
+            <w:r>
+              <w:rPr>
+                <w:rFonts w:ascii="Times New Roman" w:hAnsi="Times New Roman" w:cs="Times New Roman"/>
+                <w:sz w:val="16"/>
+              </w:rPr>
+              <w:t>1. Create Linked List</w:t>
+            </w:r>
+          </w:p>
+        </w:tc>
+        <w:tc>
+          <w:tcPr>
+            <w:tcW w:w="1440" w:type="dxa"/>
+            <w:tcBorders>
+              <w:top w:val="single" w:sz="8" w:space="0" w:color="000000"/>
+              <w:left w:val="single" w:sz="8" w:space="0" w:color="000000"/>
+              <w:bottom w:val="single" w:sz="8" w:space="0" w:color="000000"/>
+              <w:right w:val="single" w:sz="8" w:space="0" w:color="000000"/>
+            </w:tcBorders>
+          </w:tcPr>
+          <w:p>
+            <w:pPr>
+              <w:rPr>
+                <w:rFonts w:ascii="Times New Roman" w:hAnsi="Times New Roman" w:cs="Times New Roman"/>
+              </w:rPr>
+            </w:pPr>
+            <w:r>
+              <w:rPr>
+                <w:rFonts w:ascii="Times New Roman" w:hAnsi="Times New Roman" w:cs="Times New Roman"/>
+                <w:sz w:val="16"/>
+              </w:rPr>
+              <w:t>O(n)</w:t>
+            </w:r>
+          </w:p>
+        </w:tc>
+        <w:tc>
+          <w:tcPr>
+            <w:tcW w:w="1440" w:type="dxa"/>
+            <w:tcBorders>
+              <w:top w:val="single" w:sz="8" w:space="0" w:color="000000"/>
+              <w:left w:val="single" w:sz="8" w:space="0" w:color="000000"/>
+              <w:bottom w:val="single" w:sz="8" w:space="0" w:color="000000"/>
+              <w:right w:val="single" w:sz="8" w:space="0" w:color="000000"/>
+            </w:tcBorders>
+          </w:tcPr>
+          <w:p>
+            <w:pPr>
+              <w:rPr>
+                <w:rFonts w:ascii="Times New Roman" w:hAnsi="Times New Roman" w:cs="Times New Roman"/>
+              </w:rPr>
+            </w:pPr>
+            <w:r>
+              <w:rPr>
+                <w:rFonts w:ascii="Times New Roman" w:hAnsi="Times New Roman" w:cs="Times New Roman"/>
+                <w:sz w:val="16"/>
+              </w:rPr>
+              <w:t>O(n²)</w:t>
+            </w:r>
+          </w:p>
+        </w:tc>
+        <w:tc>
+          <w:tcPr>
+            <w:tcW w:w="1440" w:type="dxa"/>
+            <w:tcBorders>
+              <w:top w:val="single" w:sz="8" w:space="0" w:color="000000"/>
+              <w:left w:val="single" w:sz="8" w:space="0" w:color="000000"/>
+              <w:bottom w:val="single" w:sz="8" w:space="0" w:color="000000"/>
+              <w:right w:val="single" w:sz="8" w:space="0" w:color="000000"/>
+            </w:tcBorders>
+          </w:tcPr>
+          <w:p>
+            <w:pPr>
+              <w:rPr>
+                <w:rFonts w:ascii="Times New Roman" w:hAnsi="Times New Roman" w:cs="Times New Roman"/>
+              </w:rPr>
+            </w:pPr>
+            <w:r>
+              <w:rPr>
+                <w:rFonts w:ascii="Times New Roman" w:hAnsi="Times New Roman" w:cs="Times New Roman"/>
+                <w:sz w:val="16"/>
+              </w:rPr>
+              <w:t>O(n²)</w:t>
+            </w:r>
+          </w:p>
+        </w:tc>
+        <w:tc>
+          <w:tcPr>
+            <w:tcW w:w="1440" w:type="dxa"/>
+            <w:tcBorders>
+              <w:top w:val="single" w:sz="8" w:space="0" w:color="000000"/>
+              <w:left w:val="single" w:sz="8" w:space="0" w:color="000000"/>
+              <w:bottom w:val="single" w:sz="8" w:space="0" w:color="000000"/>
+              <w:right w:val="single" w:sz="8" w:space="0" w:color="000000"/>
+            </w:tcBorders>
+          </w:tcPr>
+          <w:p>
+            <w:pPr>
+              <w:rPr>
+                <w:rFonts w:ascii="Times New Roman" w:hAnsi="Times New Roman" w:cs="Times New Roman"/>
+              </w:rPr>
+            </w:pPr>
+            <w:r>
+              <w:rPr>
+                <w:rFonts w:ascii="Times New Roman" w:hAnsi="Times New Roman" w:cs="Times New Roman"/>
+                <w:sz w:val="16"/>
+              </w:rPr>
+              <w:t>O(n)</w:t>
+            </w:r>
+          </w:p>
+        </w:tc>
+        <w:tc>
+          <w:tcPr>
+            <w:tcW w:w="1440" w:type="dxa"/>
+            <w:tcBorders>
+              <w:top w:val="single" w:sz="8" w:space="0" w:color="000000"/>
+              <w:left w:val="single" w:sz="8" w:space="0" w:color="000000"/>
+              <w:bottom w:val="single" w:sz="8" w:space="0" w:color="000000"/>
+              <w:right w:val="single" w:sz="8" w:space="0" w:color="000000"/>
+            </w:tcBorders>
+          </w:tcPr>
+          <w:p>
+            <w:pPr>
+              <w:rPr>
+                <w:rFonts w:ascii="Times New Roman" w:hAnsi="Times New Roman" w:cs="Times New Roman"/>
+              </w:rPr>
+            </w:pPr>
+            <w:r>
+              <w:rPr>
+                <w:rFonts w:ascii="Times New Roman" w:hAnsi="Times New Roman" w:cs="Times New Roman"/>
+                <w:sz w:val="16"/>
+              </w:rPr>
+              <w:t>Each node is created and connected. Traversing to the end for every insertion makes creation O(n²).</w:t>
+            </w:r>
+          </w:p>
+        </w:tc>
+      </w:tr>
+      <w:tr>
+        <w:tc>
+          <w:tcPr>
+            <w:tcW w:w="1440" w:type="dxa"/>
+            <w:tcBorders>
+              <w:top w:val="single" w:sz="8" w:space="0" w:color="000000"/>
+              <w:left w:val="single" w:sz="8" w:space="0" w:color="000000"/>
+              <w:bottom w:val="single" w:sz="8" w:space="0" w:color="000000"/>
+              <w:right w:val="single" w:sz="8" w:space="0" w:color="000000"/>
+            </w:tcBorders>
+          </w:tcPr>
+          <w:p>
+            <w:pPr>
+              <w:rPr>
+                <w:rFonts w:ascii="Times New Roman" w:hAnsi="Times New Roman" w:cs="Times New Roman"/>
+              </w:rPr>
+            </w:pPr>
+            <w:r>
+              <w:rPr>
+                <w:rFonts w:ascii="Times New Roman" w:hAnsi="Times New Roman" w:cs="Times New Roman"/>
+                <w:sz w:val="16"/>
+              </w:rPr>
+              <w:t>2. Insert at Beginning</w:t>
+            </w:r>
+          </w:p>
+        </w:tc>
+        <w:tc>
+          <w:tcPr>
+            <w:tcW w:w="1440" w:type="dxa"/>
+            <w:tcBorders>
+              <w:top w:val="single" w:sz="8" w:space="0" w:color="000000"/>
+              <w:left w:val="single" w:sz="8" w:space="0" w:color="000000"/>
+              <w:bottom w:val="single" w:sz="8" w:space="0" w:color="000000"/>
+              <w:right w:val="single" w:sz="8" w:space="0" w:color="000000"/>
+            </w:tcBorders>
+          </w:tcPr>
+          <w:p>
+            <w:pPr>
+              <w:rPr>
+                <w:rFonts w:ascii="Times New Roman" w:hAnsi="Times New Roman" w:cs="Times New Roman"/>
+              </w:rPr>
+            </w:pPr>
+            <w:r>
+              <w:rPr>
+                <w:rFonts w:ascii="Times New Roman" w:hAnsi="Times New Roman" w:cs="Times New Roman"/>
+                <w:sz w:val="16"/>
+              </w:rPr>
+              <w:t>O(1)</w:t>
+            </w:r>
+          </w:p>
+        </w:tc>
+        <w:tc>
+          <w:tcPr>
+            <w:tcW w:w="1440" w:type="dxa"/>
+            <w:tcBorders>
+              <w:top w:val="single" w:sz="8" w:space="0" w:color="000000"/>
+              <w:left w:val="single" w:sz="8" w:space="0" w:color="000000"/>
+              <w:bottom w:val="single" w:sz="8" w:space="0" w:color="000000"/>
+              <w:right w:val="single" w:sz="8" w:space="0" w:color="000000"/>
+            </w:tcBorders>
+          </w:tcPr>
+          <w:p>
+            <w:pPr>
+              <w:rPr>
+                <w:rFonts w:ascii="Times New Roman" w:hAnsi="Times New Roman" w:cs="Times New Roman"/>
+              </w:rPr>
+            </w:pPr>
+            <w:r>
+              <w:rPr>
+                <w:rFonts w:ascii="Times New Roman" w:hAnsi="Times New Roman" w:cs="Times New Roman"/>
+                <w:sz w:val="16"/>
+              </w:rPr>
+              <w:t>O(1)</w:t>
+            </w:r>
+          </w:p>
+        </w:tc>
+        <w:tc>
+          <w:tcPr>
+            <w:tcW w:w="1440" w:type="dxa"/>
+            <w:tcBorders>
+              <w:top w:val="single" w:sz="8" w:space="0" w:color="000000"/>
+              <w:left w:val="single" w:sz="8" w:space="0" w:color="000000"/>
+              <w:bottom w:val="single" w:sz="8" w:space="0" w:color="000000"/>
+              <w:right w:val="single" w:sz="8" w:space="0" w:color="000000"/>
+            </w:tcBorders>
+          </w:tcPr>
+          <w:p>
+            <w:pPr>
+              <w:rPr>
+                <w:rFonts w:ascii="Times New Roman" w:hAnsi="Times New Roman" w:cs="Times New Roman"/>
+              </w:rPr>
+            </w:pPr>
+            <w:r>
+              <w:rPr>
+                <w:rFonts w:ascii="Times New Roman" w:hAnsi="Times New Roman" w:cs="Times New Roman"/>
+                <w:sz w:val="16"/>
+              </w:rPr>
+              <w:t>O(1)</w:t>
+            </w:r>
+          </w:p>
+        </w:tc>
+        <w:tc>
+          <w:tcPr>
+            <w:tcW w:w="1440" w:type="dxa"/>
+            <w:tcBorders>
+              <w:top w:val="single" w:sz="8" w:space="0" w:color="000000"/>
+              <w:left w:val="single" w:sz="8" w:space="0" w:color="000000"/>
+              <w:bottom w:val="single" w:sz="8" w:space="0" w:color="000000"/>
+              <w:right w:val="single" w:sz="8" w:space="0" w:color="000000"/>
+            </w:tcBorders>
+          </w:tcPr>
+          <w:p>
+            <w:pPr>
+              <w:rPr>
+                <w:rFonts w:ascii="Times New Roman" w:hAnsi="Times New Roman" w:cs="Times New Roman"/>
+              </w:rPr>
+            </w:pPr>
+            <w:r>
+              <w:rPr>
+                <w:rFonts w:ascii="Times New Roman" w:hAnsi="Times New Roman" w:cs="Times New Roman"/>
+                <w:sz w:val="16"/>
+              </w:rPr>
+              <w:t>O(1)</w:t>
+            </w:r>
+          </w:p>
+        </w:tc>
+        <w:tc>
+          <w:tcPr>
+            <w:tcW w:w="1440" w:type="dxa"/>
+            <w:tcBorders>
+              <w:top w:val="single" w:sz="8" w:space="0" w:color="000000"/>
+              <w:left w:val="single" w:sz="8" w:space="0" w:color="000000"/>
+              <w:bottom w:val="single" w:sz="8" w:space="0" w:color="000000"/>
+              <w:right w:val="single" w:sz="8" w:space="0" w:color="000000"/>
+            </w:tcBorders>
+          </w:tcPr>
+          <w:p>
+            <w:pPr>
+              <w:rPr>
+                <w:rFonts w:ascii="Times New Roman" w:hAnsi="Times New Roman" w:cs="Times New Roman"/>
+              </w:rPr>
+            </w:pPr>
+            <w:r>
+              <w:rPr>
+                <w:rFonts w:ascii="Times New Roman" w:hAnsi="Times New Roman" w:cs="Times New Roman"/>
+                <w:sz w:val="16"/>
+              </w:rPr>
+              <w:t>A new node is directly connected to the current head.</w:t>
+            </w:r>
+          </w:p>
+        </w:tc>
+      </w:tr>
+      <w:tr>
+        <w:tc>
+          <w:tcPr>
+            <w:tcW w:w="1440" w:type="dxa"/>
+            <w:tcBorders>
+              <w:top w:val="single" w:sz="8" w:space="0" w:color="000000"/>
+              <w:left w:val="single" w:sz="8" w:space="0" w:color="000000"/>
+              <w:bottom w:val="single" w:sz="8" w:space="0" w:color="000000"/>
+              <w:right w:val="single" w:sz="8" w:space="0" w:color="000000"/>
+            </w:tcBorders>
+          </w:tcPr>
+          <w:p>
+            <w:pPr>
+              <w:rPr>
+                <w:rFonts w:ascii="Times New Roman" w:hAnsi="Times New Roman" w:cs="Times New Roman"/>
+              </w:rPr>
+            </w:pPr>
+            <w:r>
+              <w:rPr>
+                <w:rFonts w:ascii="Times New Roman" w:hAnsi="Times New Roman" w:cs="Times New Roman"/>
+                <w:sz w:val="16"/>
+              </w:rPr>
+              <w:t>3. Insert at End</w:t>
+            </w:r>
+          </w:p>
+        </w:tc>
+        <w:tc>
+          <w:tcPr>
+            <w:tcW w:w="1440" w:type="dxa"/>
+            <w:tcBorders>
+              <w:top w:val="single" w:sz="8" w:space="0" w:color="000000"/>
+              <w:left w:val="single" w:sz="8" w:space="0" w:color="000000"/>
+              <w:bottom w:val="single" w:sz="8" w:space="0" w:color="000000"/>
+              <w:right w:val="single" w:sz="8" w:space="0" w:color="000000"/>
+            </w:tcBorders>
+          </w:tcPr>
+          <w:p>
+            <w:pPr>
+              <w:rPr>
+                <w:rFonts w:ascii="Times New Roman" w:hAnsi="Times New Roman" w:cs="Times New Roman"/>
+              </w:rPr>
+            </w:pPr>
+            <w:r>
+              <w:rPr>
+                <w:rFonts w:ascii="Times New Roman" w:hAnsi="Times New Roman" w:cs="Times New Roman"/>
+                <w:sz w:val="16"/>
+              </w:rPr>
+              <w:t>O(n)</w:t>
+            </w:r>
+          </w:p>
+        </w:tc>
+        <w:tc>
+          <w:tcPr>
+            <w:tcW w:w="1440" w:type="dxa"/>
+            <w:tcBorders>
+              <w:top w:val="single" w:sz="8" w:space="0" w:color="000000"/>
+              <w:left w:val="single" w:sz="8" w:space="0" w:color="000000"/>
+              <w:bottom w:val="single" w:sz="8" w:space="0" w:color="000000"/>
+              <w:right w:val="single" w:sz="8" w:space="0" w:color="000000"/>
+            </w:tcBorders>
+          </w:tcPr>
+          <w:p>
+            <w:pPr>
+              <w:rPr>
+                <w:rFonts w:ascii="Times New Roman" w:hAnsi="Times New Roman" w:cs="Times New Roman"/>
+              </w:rPr>
+            </w:pPr>
+            <w:r>
+              <w:rPr>
+                <w:rFonts w:ascii="Times New Roman" w:hAnsi="Times New Roman" w:cs="Times New Roman"/>
+                <w:sz w:val="16"/>
+              </w:rPr>
+              <w:t>O(n)</w:t>
+            </w:r>
+          </w:p>
+        </w:tc>
+        <w:tc>
+          <w:tcPr>
+            <w:tcW w:w="1440" w:type="dxa"/>
+            <w:tcBorders>
+              <w:top w:val="single" w:sz="8" w:space="0" w:color="000000"/>
+              <w:left w:val="single" w:sz="8" w:space="0" w:color="000000"/>
+              <w:bottom w:val="single" w:sz="8" w:space="0" w:color="000000"/>
+              <w:right w:val="single" w:sz="8" w:space="0" w:color="000000"/>
+            </w:tcBorders>
+          </w:tcPr>
+          <w:p>
+            <w:pPr>
+              <w:rPr>
+                <w:rFonts w:ascii="Times New Roman" w:hAnsi="Times New Roman" w:cs="Times New Roman"/>
+              </w:rPr>
+            </w:pPr>
+            <w:r>
+              <w:rPr>
+                <w:rFonts w:ascii="Times New Roman" w:hAnsi="Times New Roman" w:cs="Times New Roman"/>
+                <w:sz w:val="16"/>
+              </w:rPr>
+              <w:t>O(n)</w:t>
+            </w:r>
+          </w:p>
+        </w:tc>
+        <w:tc>
+          <w:tcPr>
+            <w:tcW w:w="1440" w:type="dxa"/>
+            <w:tcBorders>
+              <w:top w:val="single" w:sz="8" w:space="0" w:color="000000"/>
+              <w:left w:val="single" w:sz="8" w:space="0" w:color="000000"/>
+              <w:bottom w:val="single" w:sz="8" w:space="0" w:color="000000"/>
+              <w:right w:val="single" w:sz="8" w:space="0" w:color="000000"/>
+            </w:tcBorders>
+          </w:tcPr>
+          <w:p>
+            <w:pPr>
+              <w:rPr>
+                <w:rFonts w:ascii="Times New Roman" w:hAnsi="Times New Roman" w:cs="Times New Roman"/>
+              </w:rPr>
+            </w:pPr>
+            <w:r>
+              <w:rPr>
+                <w:rFonts w:ascii="Times New Roman" w:hAnsi="Times New Roman" w:cs="Times New Roman"/>
+                <w:sz w:val="16"/>
+              </w:rPr>
+              <w:t>O(1)</w:t>
+            </w:r>
+          </w:p>
+        </w:tc>
+        <w:tc>
+          <w:tcPr>
+            <w:tcW w:w="1440" w:type="dxa"/>
+            <w:tcBorders>
+              <w:top w:val="single" w:sz="8" w:space="0" w:color="000000"/>
+              <w:left w:val="single" w:sz="8" w:space="0" w:color="000000"/>
+              <w:bottom w:val="single" w:sz="8" w:space="0" w:color="000000"/>
+              <w:right w:val="single" w:sz="8" w:space="0" w:color="000000"/>
+            </w:tcBorders>
+          </w:tcPr>
+          <w:p>
+            <w:pPr>
+              <w:rPr>
+                <w:rFonts w:ascii="Times New Roman" w:hAnsi="Times New Roman" w:cs="Times New Roman"/>
+              </w:rPr>
+            </w:pPr>
+            <w:r>
+              <w:rPr>
+                <w:rFonts w:ascii="Times New Roman" w:hAnsi="Times New Roman" w:cs="Times New Roman"/>
+                <w:sz w:val="16"/>
+              </w:rPr>
+              <w:t>The list is traversed until the last node before insertion.</w:t>
+            </w:r>
+          </w:p>
+        </w:tc>
+      </w:tr>
+      <w:tr>
+        <w:tc>
+          <w:tcPr>
+            <w:tcW w:w="1440" w:type="dxa"/>
+            <w:tcBorders>
+              <w:top w:val="single" w:sz="8" w:space="0" w:color="000000"/>
+              <w:left w:val="single" w:sz="8" w:space="0" w:color="000000"/>
+              <w:bottom w:val="single" w:sz="8" w:space="0" w:color="000000"/>
+              <w:right w:val="single" w:sz="8" w:space="0" w:color="000000"/>
+            </w:tcBorders>
+          </w:tcPr>
+          <w:p>
+            <w:pPr>
+              <w:rPr>
+                <w:rFonts w:ascii="Times New Roman" w:hAnsi="Times New Roman" w:cs="Times New Roman"/>
+              </w:rPr>
+            </w:pPr>
+            <w:r>
+              <w:rPr>
+                <w:rFonts w:ascii="Times New Roman" w:hAnsi="Times New Roman" w:cs="Times New Roman"/>
+                <w:sz w:val="16"/>
+              </w:rPr>
+              <w:t>4. Insert at Index</w:t>
+            </w:r>
+          </w:p>
+        </w:tc>
+        <w:tc>
+          <w:tcPr>
+            <w:tcW w:w="1440" w:type="dxa"/>
+            <w:tcBorders>
+              <w:top w:val="single" w:sz="8" w:space="0" w:color="000000"/>
+              <w:left w:val="single" w:sz="8" w:space="0" w:color="000000"/>
+              <w:bottom w:val="single" w:sz="8" w:space="0" w:color="000000"/>
+              <w:right w:val="single" w:sz="8" w:space="0" w:color="000000"/>
+            </w:tcBorders>
+          </w:tcPr>
+          <w:p>
+            <w:pPr>
+              <w:rPr>
+                <w:rFonts w:ascii="Times New Roman" w:hAnsi="Times New Roman" w:cs="Times New Roman"/>
+              </w:rPr>
+            </w:pPr>
+            <w:r>
+              <w:rPr>
+                <w:rFonts w:ascii="Times New Roman" w:hAnsi="Times New Roman" w:cs="Times New Roman"/>
+                <w:sz w:val="16"/>
+              </w:rPr>
+              <w:t>O(1)</w:t>
+            </w:r>
+          </w:p>
+        </w:tc>
+        <w:tc>
+          <w:tcPr>
+            <w:tcW w:w="1440" w:type="dxa"/>
+            <w:tcBorders>
+              <w:top w:val="single" w:sz="8" w:space="0" w:color="000000"/>
+              <w:left w:val="single" w:sz="8" w:space="0" w:color="000000"/>
+              <w:bottom w:val="single" w:sz="8" w:space="0" w:color="000000"/>
+              <w:right w:val="single" w:sz="8" w:space="0" w:color="000000"/>
+            </w:tcBorders>
+          </w:tcPr>
+          <w:p>
+            <w:pPr>
+              <w:rPr>
+                <w:rFonts w:ascii="Times New Roman" w:hAnsi="Times New Roman" w:cs="Times New Roman"/>
+              </w:rPr>
+            </w:pPr>
+            <w:r>
+              <w:rPr>
+                <w:rFonts w:ascii="Times New Roman" w:hAnsi="Times New Roman" w:cs="Times New Roman"/>
+                <w:sz w:val="16"/>
+              </w:rPr>
+              <w:t>O(n)</w:t>
+            </w:r>
+          </w:p>
+        </w:tc>
+        <w:tc>
+          <w:tcPr>
+            <w:tcW w:w="1440" w:type="dxa"/>
+            <w:tcBorders>
+              <w:top w:val="single" w:sz="8" w:space="0" w:color="000000"/>
+              <w:left w:val="single" w:sz="8" w:space="0" w:color="000000"/>
+              <w:bottom w:val="single" w:sz="8" w:space="0" w:color="000000"/>
+              <w:right w:val="single" w:sz="8" w:space="0" w:color="000000"/>
+            </w:tcBorders>
+          </w:tcPr>
+          <w:p>
+            <w:pPr>
+              <w:rPr>
+                <w:rFonts w:ascii="Times New Roman" w:hAnsi="Times New Roman" w:cs="Times New Roman"/>
+              </w:rPr>
+            </w:pPr>
+            <w:r>
+              <w:rPr>
+                <w:rFonts w:ascii="Times New Roman" w:hAnsi="Times New Roman" w:cs="Times New Roman"/>
+                <w:sz w:val="16"/>
+              </w:rPr>
+              <w:t>O(n)</w:t>
+            </w:r>
+          </w:p>
+        </w:tc>
+        <w:tc>
+          <w:tcPr>
+            <w:tcW w:w="1440" w:type="dxa"/>
+            <w:tcBorders>
+              <w:top w:val="single" w:sz="8" w:space="0" w:color="000000"/>
+              <w:left w:val="single" w:sz="8" w:space="0" w:color="000000"/>
+              <w:bottom w:val="single" w:sz="8" w:space="0" w:color="000000"/>
+              <w:right w:val="single" w:sz="8" w:space="0" w:color="000000"/>
+            </w:tcBorders>
+          </w:tcPr>
+          <w:p>
+            <w:pPr>
+              <w:rPr>
+                <w:rFonts w:ascii="Times New Roman" w:hAnsi="Times New Roman" w:cs="Times New Roman"/>
+              </w:rPr>
+            </w:pPr>
+            <w:r>
+              <w:rPr>
+                <w:rFonts w:ascii="Times New Roman" w:hAnsi="Times New Roman" w:cs="Times New Roman"/>
+                <w:sz w:val="16"/>
+              </w:rPr>
+              <w:t>O(1)</w:t>
+            </w:r>
+          </w:p>
+        </w:tc>
+        <w:tc>
+          <w:tcPr>
+            <w:tcW w:w="1440" w:type="dxa"/>
+            <w:tcBorders>
+              <w:top w:val="single" w:sz="8" w:space="0" w:color="000000"/>
+              <w:left w:val="single" w:sz="8" w:space="0" w:color="000000"/>
+              <w:bottom w:val="single" w:sz="8" w:space="0" w:color="000000"/>
+              <w:right w:val="single" w:sz="8" w:space="0" w:color="000000"/>
+            </w:tcBorders>
+          </w:tcPr>
+          <w:p>
+            <w:pPr>
+              <w:rPr>
+                <w:rFonts w:ascii="Times New Roman" w:hAnsi="Times New Roman" w:cs="Times New Roman"/>
+              </w:rPr>
+            </w:pPr>
+            <w:r>
+              <w:rPr>
+                <w:rFonts w:ascii="Times New Roman" w:hAnsi="Times New Roman" w:cs="Times New Roman"/>
+                <w:sz w:val="16"/>
+              </w:rPr>
+              <w:t>The list may need to be traversed up to the required index.</w:t>
+            </w:r>
+          </w:p>
+        </w:tc>
+      </w:tr>
+      <w:tr>
+        <w:tc>
+          <w:tcPr>
+            <w:tcW w:w="1440" w:type="dxa"/>
+            <w:tcBorders>
+              <w:top w:val="single" w:sz="8" w:space="0" w:color="000000"/>
+              <w:left w:val="single" w:sz="8" w:space="0" w:color="000000"/>
+              <w:bottom w:val="single" w:sz="8" w:space="0" w:color="000000"/>
+              <w:right w:val="single" w:sz="8" w:space="0" w:color="000000"/>
+            </w:tcBorders>
+          </w:tcPr>
+          <w:p>
+            <w:pPr>
+              <w:rPr>
+                <w:rFonts w:ascii="Times New Roman" w:hAnsi="Times New Roman" w:cs="Times New Roman"/>
+              </w:rPr>
+            </w:pPr>
+            <w:r>
+              <w:rPr>
+                <w:rFonts w:ascii="Times New Roman" w:hAnsi="Times New Roman" w:cs="Times New Roman"/>
+                <w:sz w:val="16"/>
+              </w:rPr>
+              <w:t>5. Delete from Beginning</w:t>
+            </w:r>
+          </w:p>
+        </w:tc>
+        <w:tc>
+          <w:tcPr>
+            <w:tcW w:w="1440" w:type="dxa"/>
+            <w:tcBorders>
+              <w:top w:val="single" w:sz="8" w:space="0" w:color="000000"/>
+              <w:left w:val="single" w:sz="8" w:space="0" w:color="000000"/>
+              <w:bottom w:val="single" w:sz="8" w:space="0" w:color="000000"/>
+              <w:right w:val="single" w:sz="8" w:space="0" w:color="000000"/>
+            </w:tcBorders>
+          </w:tcPr>
+          <w:p>
+            <w:pPr>
+              <w:rPr>
+                <w:rFonts w:ascii="Times New Roman" w:hAnsi="Times New Roman" w:cs="Times New Roman"/>
+              </w:rPr>
+            </w:pPr>
+            <w:r>
+              <w:rPr>
+                <w:rFonts w:ascii="Times New Roman" w:hAnsi="Times New Roman" w:cs="Times New Roman"/>
+                <w:sz w:val="16"/>
+              </w:rPr>
+              <w:t>O(1)</w:t>
+            </w:r>
+          </w:p>
+        </w:tc>
+        <w:tc>
+          <w:tcPr>
+            <w:tcW w:w="1440" w:type="dxa"/>
+            <w:tcBorders>
+              <w:top w:val="single" w:sz="8" w:space="0" w:color="000000"/>
+              <w:left w:val="single" w:sz="8" w:space="0" w:color="000000"/>
+              <w:bottom w:val="single" w:sz="8" w:space="0" w:color="000000"/>
+              <w:right w:val="single" w:sz="8" w:space="0" w:color="000000"/>
+            </w:tcBorders>
+          </w:tcPr>
+          <w:p>
+            <w:pPr>
+              <w:rPr>
+                <w:rFonts w:ascii="Times New Roman" w:hAnsi="Times New Roman" w:cs="Times New Roman"/>
+              </w:rPr>
+            </w:pPr>
+            <w:r>
+              <w:rPr>
+                <w:rFonts w:ascii="Times New Roman" w:hAnsi="Times New Roman" w:cs="Times New Roman"/>
+                <w:sz w:val="16"/>
+              </w:rPr>
+              <w:t>O(1)</w:t>
+            </w:r>
+          </w:p>
+        </w:tc>
+        <w:tc>
+          <w:tcPr>
+            <w:tcW w:w="1440" w:type="dxa"/>
+            <w:tcBorders>
+              <w:top w:val="single" w:sz="8" w:space="0" w:color="000000"/>
+              <w:left w:val="single" w:sz="8" w:space="0" w:color="000000"/>
+              <w:bottom w:val="single" w:sz="8" w:space="0" w:color="000000"/>
+              <w:right w:val="single" w:sz="8" w:space="0" w:color="000000"/>
+            </w:tcBorders>
+          </w:tcPr>
+          <w:p>
+            <w:pPr>
+              <w:rPr>
+                <w:rFonts w:ascii="Times New Roman" w:hAnsi="Times New Roman" w:cs="Times New Roman"/>
+              </w:rPr>
+            </w:pPr>
+            <w:r>
+              <w:rPr>
+                <w:rFonts w:ascii="Times New Roman" w:hAnsi="Times New Roman" w:cs="Times New Roman"/>
+                <w:sz w:val="16"/>
+              </w:rPr>
+              <w:t>O(1)</w:t>
+            </w:r>
+          </w:p>
+        </w:tc>
+        <w:tc>
+          <w:tcPr>
+            <w:tcW w:w="1440" w:type="dxa"/>
+            <w:tcBorders>
+              <w:top w:val="single" w:sz="8" w:space="0" w:color="000000"/>
+              <w:left w:val="single" w:sz="8" w:space="0" w:color="000000"/>
+              <w:bottom w:val="single" w:sz="8" w:space="0" w:color="000000"/>
+              <w:right w:val="single" w:sz="8" w:space="0" w:color="000000"/>
+            </w:tcBorders>
+          </w:tcPr>
+          <w:p>
+            <w:pPr>
+              <w:rPr>
+                <w:rFonts w:ascii="Times New Roman" w:hAnsi="Times New Roman" w:cs="Times New Roman"/>
+              </w:rPr>
+            </w:pPr>
+            <w:r>
+              <w:rPr>
+                <w:rFonts w:ascii="Times New Roman" w:hAnsi="Times New Roman" w:cs="Times New Roman"/>
+                <w:sz w:val="16"/>
+              </w:rPr>
+              <w:t>O(1)</w:t>
+            </w:r>
+          </w:p>
+        </w:tc>
+        <w:tc>
+          <w:tcPr>
+            <w:tcW w:w="1440" w:type="dxa"/>
+            <w:tcBorders>
+              <w:top w:val="single" w:sz="8" w:space="0" w:color="000000"/>
+              <w:left w:val="single" w:sz="8" w:space="0" w:color="000000"/>
+              <w:bottom w:val="single" w:sz="8" w:space="0" w:color="000000"/>
+              <w:right w:val="single" w:sz="8" w:space="0" w:color="000000"/>
+            </w:tcBorders>
+          </w:tcPr>
+          <w:p>
+            <w:pPr>
+              <w:rPr>
+                <w:rFonts w:ascii="Times New Roman" w:hAnsi="Times New Roman" w:cs="Times New Roman"/>
+              </w:rPr>
+            </w:pPr>
+            <w:r>
+              <w:rPr>
+                <w:rFonts w:ascii="Times New Roman" w:hAnsi="Times New Roman" w:cs="Times New Roman"/>
+                <w:sz w:val="16"/>
+              </w:rPr>
+              <w:t>Only the head pointer is moved to the next node.</w:t>
+            </w:r>
+          </w:p>
+        </w:tc>
+      </w:tr>
+      <w:tr>
+        <w:tc>
+          <w:tcPr>
+            <w:tcW w:w="1440" w:type="dxa"/>
+            <w:tcBorders>
+              <w:top w:val="single" w:sz="8" w:space="0" w:color="000000"/>
+              <w:left w:val="single" w:sz="8" w:space="0" w:color="000000"/>
+              <w:bottom w:val="single" w:sz="8" w:space="0" w:color="000000"/>
+              <w:right w:val="single" w:sz="8" w:space="0" w:color="000000"/>
+            </w:tcBorders>
+          </w:tcPr>
+          <w:p>
+            <w:pPr>
+              <w:rPr>
+                <w:rFonts w:ascii="Times New Roman" w:hAnsi="Times New Roman" w:cs="Times New Roman"/>
+              </w:rPr>
+            </w:pPr>
+            <w:r>
+              <w:rPr>
+                <w:rFonts w:ascii="Times New Roman" w:hAnsi="Times New Roman" w:cs="Times New Roman"/>
+                <w:sz w:val="16"/>
+              </w:rPr>
+              <w:t>6. Delete from End</w:t>
+            </w:r>
+          </w:p>
+        </w:tc>
+        <w:tc>
+          <w:tcPr>
+            <w:tcW w:w="1440" w:type="dxa"/>
+            <w:tcBorders>
+              <w:top w:val="single" w:sz="8" w:space="0" w:color="000000"/>
+              <w:left w:val="single" w:sz="8" w:space="0" w:color="000000"/>
+              <w:bottom w:val="single" w:sz="8" w:space="0" w:color="000000"/>
+              <w:right w:val="single" w:sz="8" w:space="0" w:color="000000"/>
+            </w:tcBorders>
+          </w:tcPr>
+          <w:p>
+            <w:pPr>
+              <w:rPr>
+                <w:rFonts w:ascii="Times New Roman" w:hAnsi="Times New Roman" w:cs="Times New Roman"/>
+              </w:rPr>
+            </w:pPr>
+            <w:r>
+              <w:rPr>
+                <w:rFonts w:ascii="Times New Roman" w:hAnsi="Times New Roman" w:cs="Times New Roman"/>
+                <w:sz w:val="16"/>
+              </w:rPr>
+              <w:t>O(n)</w:t>
+            </w:r>
+          </w:p>
+        </w:tc>
+        <w:tc>
+          <w:tcPr>
+            <w:tcW w:w="1440" w:type="dxa"/>
+            <w:tcBorders>
+              <w:top w:val="single" w:sz="8" w:space="0" w:color="000000"/>
+              <w:left w:val="single" w:sz="8" w:space="0" w:color="000000"/>
+              <w:bottom w:val="single" w:sz="8" w:space="0" w:color="000000"/>
+              <w:right w:val="single" w:sz="8" w:space="0" w:color="000000"/>
+            </w:tcBorders>
+          </w:tcPr>
+          <w:p>
+            <w:pPr>
+              <w:rPr>
+                <w:rFonts w:ascii="Times New Roman" w:hAnsi="Times New Roman" w:cs="Times New Roman"/>
+              </w:rPr>
+            </w:pPr>
+            <w:r>
+              <w:rPr>
+                <w:rFonts w:ascii="Times New Roman" w:hAnsi="Times New Roman" w:cs="Times New Roman"/>
+                <w:sz w:val="16"/>
+              </w:rPr>
+              <w:t>O(n)</w:t>
+            </w:r>
+          </w:p>
+        </w:tc>
+        <w:tc>
+          <w:tcPr>
+            <w:tcW w:w="1440" w:type="dxa"/>
+            <w:tcBorders>
+              <w:top w:val="single" w:sz="8" w:space="0" w:color="000000"/>
+              <w:left w:val="single" w:sz="8" w:space="0" w:color="000000"/>
+              <w:bottom w:val="single" w:sz="8" w:space="0" w:color="000000"/>
+              <w:right w:val="single" w:sz="8" w:space="0" w:color="000000"/>
+            </w:tcBorders>
+          </w:tcPr>
+          <w:p>
+            <w:pPr>
+              <w:rPr>
+                <w:rFonts w:ascii="Times New Roman" w:hAnsi="Times New Roman" w:cs="Times New Roman"/>
+              </w:rPr>
+            </w:pPr>
+            <w:r>
+              <w:rPr>
+                <w:rFonts w:ascii="Times New Roman" w:hAnsi="Times New Roman" w:cs="Times New Roman"/>
+                <w:sz w:val="16"/>
+              </w:rPr>
+              <w:t>O(n)</w:t>
+            </w:r>
+          </w:p>
+        </w:tc>
+        <w:tc>
+          <w:tcPr>
+            <w:tcW w:w="1440" w:type="dxa"/>
+            <w:tcBorders>
+              <w:top w:val="single" w:sz="8" w:space="0" w:color="000000"/>
+              <w:left w:val="single" w:sz="8" w:space="0" w:color="000000"/>
+              <w:bottom w:val="single" w:sz="8" w:space="0" w:color="000000"/>
+              <w:right w:val="single" w:sz="8" w:space="0" w:color="000000"/>
+            </w:tcBorders>
+          </w:tcPr>
+          <w:p>
+            <w:pPr>
+              <w:rPr>
+                <w:rFonts w:ascii="Times New Roman" w:hAnsi="Times New Roman" w:cs="Times New Roman"/>
+              </w:rPr>
+            </w:pPr>
+            <w:r>
+              <w:rPr>
+                <w:rFonts w:ascii="Times New Roman" w:hAnsi="Times New Roman" w:cs="Times New Roman"/>
+                <w:sz w:val="16"/>
+              </w:rPr>
+              <w:t>O(1)</w:t>
+            </w:r>
+          </w:p>
+        </w:tc>
+        <w:tc>
+          <w:tcPr>
+            <w:tcW w:w="1440" w:type="dxa"/>
+            <w:tcBorders>
+              <w:top w:val="single" w:sz="8" w:space="0" w:color="000000"/>
+              <w:left w:val="single" w:sz="8" w:space="0" w:color="000000"/>
+              <w:bottom w:val="single" w:sz="8" w:space="0" w:color="000000"/>
+              <w:right w:val="single" w:sz="8" w:space="0" w:color="000000"/>
+            </w:tcBorders>
+          </w:tcPr>
+          <w:p>
+            <w:pPr>
+              <w:rPr>
+                <w:rFonts w:ascii="Times New Roman" w:hAnsi="Times New Roman" w:cs="Times New Roman"/>
+              </w:rPr>
+            </w:pPr>
+            <w:r>
+              <w:rPr>
+                <w:rFonts w:ascii="Times New Roman" w:hAnsi="Times New Roman" w:cs="Times New Roman"/>
+                <w:sz w:val="16"/>
+              </w:rPr>
+              <w:t>The list must be traversed to find the second-last node.</w:t>
+            </w:r>
+          </w:p>
+        </w:tc>
+      </w:tr>
+      <w:tr>
+        <w:tc>
+          <w:tcPr>
+            <w:tcW w:w="1440" w:type="dxa"/>
+            <w:tcBorders>
+              <w:top w:val="single" w:sz="8" w:space="0" w:color="000000"/>
+              <w:left w:val="single" w:sz="8" w:space="0" w:color="000000"/>
+              <w:bottom w:val="single" w:sz="8" w:space="0" w:color="000000"/>
+              <w:right w:val="single" w:sz="8" w:space="0" w:color="000000"/>
+            </w:tcBorders>
+          </w:tcPr>
+          <w:p>
+            <w:pPr>
+              <w:rPr>
+                <w:rFonts w:ascii="Times New Roman" w:hAnsi="Times New Roman" w:cs="Times New Roman"/>
+              </w:rPr>
+            </w:pPr>
+            <w:r>
+              <w:rPr>
+                <w:rFonts w:ascii="Times New Roman" w:hAnsi="Times New Roman" w:cs="Times New Roman"/>
+                <w:sz w:val="16"/>
+              </w:rPr>
+              <w:t>7. Delete from Index</w:t>
+            </w:r>
+          </w:p>
+        </w:tc>
+        <w:tc>
+          <w:tcPr>
+            <w:tcW w:w="1440" w:type="dxa"/>
+            <w:tcBorders>
+              <w:top w:val="single" w:sz="8" w:space="0" w:color="000000"/>
+              <w:left w:val="single" w:sz="8" w:space="0" w:color="000000"/>
+              <w:bottom w:val="single" w:sz="8" w:space="0" w:color="000000"/>
+              <w:right w:val="single" w:sz="8" w:space="0" w:color="000000"/>
+            </w:tcBorders>
+          </w:tcPr>
+          <w:p>
+            <w:pPr>
+              <w:rPr>
+                <w:rFonts w:ascii="Times New Roman" w:hAnsi="Times New Roman" w:cs="Times New Roman"/>
+              </w:rPr>
+            </w:pPr>
+            <w:r>
+              <w:rPr>
+                <w:rFonts w:ascii="Times New Roman" w:hAnsi="Times New Roman" w:cs="Times New Roman"/>
+                <w:sz w:val="16"/>
+              </w:rPr>
+              <w:t>O(1)</w:t>
+            </w:r>
+          </w:p>
+        </w:tc>
+        <w:tc>
+          <w:tcPr>
+            <w:tcW w:w="1440" w:type="dxa"/>
+            <w:tcBorders>
+              <w:top w:val="single" w:sz="8" w:space="0" w:color="000000"/>
+              <w:left w:val="single" w:sz="8" w:space="0" w:color="000000"/>
+              <w:bottom w:val="single" w:sz="8" w:space="0" w:color="000000"/>
+              <w:right w:val="single" w:sz="8" w:space="0" w:color="000000"/>
+            </w:tcBorders>
+          </w:tcPr>
+          <w:p>
+            <w:pPr>
+              <w:rPr>
+                <w:rFonts w:ascii="Times New Roman" w:hAnsi="Times New Roman" w:cs="Times New Roman"/>
+              </w:rPr>
+            </w:pPr>
+            <w:r>
+              <w:rPr>
+                <w:rFonts w:ascii="Times New Roman" w:hAnsi="Times New Roman" w:cs="Times New Roman"/>
+                <w:sz w:val="16"/>
+              </w:rPr>
+              <w:t>O(n)</w:t>
+            </w:r>
+          </w:p>
+        </w:tc>
+        <w:tc>
+          <w:tcPr>
+            <w:tcW w:w="1440" w:type="dxa"/>
+            <w:tcBorders>
+              <w:top w:val="single" w:sz="8" w:space="0" w:color="000000"/>
+              <w:left w:val="single" w:sz="8" w:space="0" w:color="000000"/>
+              <w:bottom w:val="single" w:sz="8" w:space="0" w:color="000000"/>
+              <w:right w:val="single" w:sz="8" w:space="0" w:color="000000"/>
+            </w:tcBorders>
+          </w:tcPr>
+          <w:p>
+            <w:pPr>
+              <w:rPr>
+                <w:rFonts w:ascii="Times New Roman" w:hAnsi="Times New Roman" w:cs="Times New Roman"/>
+              </w:rPr>
+            </w:pPr>
+            <w:r>
+              <w:rPr>
+                <w:rFonts w:ascii="Times New Roman" w:hAnsi="Times New Roman" w:cs="Times New Roman"/>
+                <w:sz w:val="16"/>
+              </w:rPr>
+              <w:t>O(n)</w:t>
+            </w:r>
+          </w:p>
+        </w:tc>
+        <w:tc>
+          <w:tcPr>
+            <w:tcW w:w="1440" w:type="dxa"/>
+            <w:tcBorders>
+              <w:top w:val="single" w:sz="8" w:space="0" w:color="000000"/>
+              <w:left w:val="single" w:sz="8" w:space="0" w:color="000000"/>
+              <w:bottom w:val="single" w:sz="8" w:space="0" w:color="000000"/>
+              <w:right w:val="single" w:sz="8" w:space="0" w:color="000000"/>
+            </w:tcBorders>
+          </w:tcPr>
+          <w:p>
+            <w:pPr>
+              <w:rPr>
+                <w:rFonts w:ascii="Times New Roman" w:hAnsi="Times New Roman" w:cs="Times New Roman"/>
+              </w:rPr>
+            </w:pPr>
+            <w:r>
+              <w:rPr>
+                <w:rFonts w:ascii="Times New Roman" w:hAnsi="Times New Roman" w:cs="Times New Roman"/>
+                <w:sz w:val="16"/>
+              </w:rPr>
+              <w:t>O(1)</w:t>
+            </w:r>
+          </w:p>
+        </w:tc>
+        <w:tc>
+          <w:tcPr>
+            <w:tcW w:w="1440" w:type="dxa"/>
+            <w:tcBorders>
+              <w:top w:val="single" w:sz="8" w:space="0" w:color="000000"/>
+              <w:left w:val="single" w:sz="8" w:space="0" w:color="000000"/>
+              <w:bottom w:val="single" w:sz="8" w:space="0" w:color="000000"/>
+              <w:right w:val="single" w:sz="8" w:space="0" w:color="000000"/>
+            </w:tcBorders>
+          </w:tcPr>
+          <w:p>
+            <w:pPr>
+              <w:rPr>
+                <w:rFonts w:ascii="Times New Roman" w:hAnsi="Times New Roman" w:cs="Times New Roman"/>
+              </w:rPr>
+            </w:pPr>
+            <w:r>
+              <w:rPr>
+                <w:rFonts w:ascii="Times New Roman" w:hAnsi="Times New Roman" w:cs="Times New Roman"/>
+                <w:sz w:val="16"/>
+              </w:rPr>
+              <w:t>Traversal may be required to reach the node before the specified index.</w:t>
+            </w:r>
+          </w:p>
+        </w:tc>
+      </w:tr>
+      <w:tr>
+        <w:tc>
+          <w:tcPr>
+            <w:tcW w:w="1440" w:type="dxa"/>
+            <w:tcBorders>
+              <w:top w:val="single" w:sz="8" w:space="0" w:color="000000"/>
+              <w:left w:val="single" w:sz="8" w:space="0" w:color="000000"/>
+              <w:bottom w:val="single" w:sz="8" w:space="0" w:color="000000"/>
+              <w:right w:val="single" w:sz="8" w:space="0" w:color="000000"/>
+            </w:tcBorders>
+          </w:tcPr>
+          <w:p>
+            <w:pPr>
+              <w:rPr>
+                <w:rFonts w:ascii="Times New Roman" w:hAnsi="Times New Roman" w:cs="Times New Roman"/>
+              </w:rPr>
+            </w:pPr>
+            <w:r>
+              <w:rPr>
+                <w:rFonts w:ascii="Times New Roman" w:hAnsi="Times New Roman" w:cs="Times New Roman"/>
+                <w:sz w:val="16"/>
+              </w:rPr>
+              <w:t>8. Display</w:t>
+            </w:r>
+          </w:p>
+        </w:tc>
+        <w:tc>
+          <w:tcPr>
+            <w:tcW w:w="1440" w:type="dxa"/>
+            <w:tcBorders>
+              <w:top w:val="single" w:sz="8" w:space="0" w:color="000000"/>
+              <w:left w:val="single" w:sz="8" w:space="0" w:color="000000"/>
+              <w:bottom w:val="single" w:sz="8" w:space="0" w:color="000000"/>
+              <w:right w:val="single" w:sz="8" w:space="0" w:color="000000"/>
+            </w:tcBorders>
+          </w:tcPr>
+          <w:p>
+            <w:pPr>
+              <w:rPr>
+                <w:rFonts w:ascii="Times New Roman" w:hAnsi="Times New Roman" w:cs="Times New Roman"/>
+              </w:rPr>
+            </w:pPr>
+            <w:r>
+              <w:rPr>
+                <w:rFonts w:ascii="Times New Roman" w:hAnsi="Times New Roman" w:cs="Times New Roman"/>
+                <w:sz w:val="16"/>
+              </w:rPr>
+              <w:t>O(n)</w:t>
+            </w:r>
+          </w:p>
+        </w:tc>
+        <w:tc>
+          <w:tcPr>
+            <w:tcW w:w="1440" w:type="dxa"/>
+            <w:tcBorders>
+              <w:top w:val="single" w:sz="8" w:space="0" w:color="000000"/>
+              <w:left w:val="single" w:sz="8" w:space="0" w:color="000000"/>
+              <w:bottom w:val="single" w:sz="8" w:space="0" w:color="000000"/>
+              <w:right w:val="single" w:sz="8" w:space="0" w:color="000000"/>
+            </w:tcBorders>
+          </w:tcPr>
+          <w:p>
+            <w:pPr>
+              <w:rPr>
+                <w:rFonts w:ascii="Times New Roman" w:hAnsi="Times New Roman" w:cs="Times New Roman"/>
+              </w:rPr>
+            </w:pPr>
+            <w:r>
+              <w:rPr>
+                <w:rFonts w:ascii="Times New Roman" w:hAnsi="Times New Roman" w:cs="Times New Roman"/>
+                <w:sz w:val="16"/>
+              </w:rPr>
+              <w:t>O(n)</w:t>
+            </w:r>
+          </w:p>
+        </w:tc>
+        <w:tc>
+          <w:tcPr>
+            <w:tcW w:w="1440" w:type="dxa"/>
+            <w:tcBorders>
+              <w:top w:val="single" w:sz="8" w:space="0" w:color="000000"/>
+              <w:left w:val="single" w:sz="8" w:space="0" w:color="000000"/>
+              <w:bottom w:val="single" w:sz="8" w:space="0" w:color="000000"/>
+              <w:right w:val="single" w:sz="8" w:space="0" w:color="000000"/>
+            </w:tcBorders>
+          </w:tcPr>
+          <w:p>
+            <w:pPr>
+              <w:rPr>
+                <w:rFonts w:ascii="Times New Roman" w:hAnsi="Times New Roman" w:cs="Times New Roman"/>
+              </w:rPr>
+            </w:pPr>
+            <w:r>
+              <w:rPr>
+                <w:rFonts w:ascii="Times New Roman" w:hAnsi="Times New Roman" w:cs="Times New Roman"/>
+                <w:sz w:val="16"/>
+              </w:rPr>
+              <w:t>O(n)</w:t>
+            </w:r>
+          </w:p>
+        </w:tc>
+        <w:tc>
+          <w:tcPr>
+            <w:tcW w:w="1440" w:type="dxa"/>
+            <w:tcBorders>
+              <w:top w:val="single" w:sz="8" w:space="0" w:color="000000"/>
+              <w:left w:val="single" w:sz="8" w:space="0" w:color="000000"/>
+              <w:bottom w:val="single" w:sz="8" w:space="0" w:color="000000"/>
+              <w:right w:val="single" w:sz="8" w:space="0" w:color="000000"/>
+            </w:tcBorders>
+          </w:tcPr>
+          <w:p>
+            <w:pPr>
+              <w:rPr>
+                <w:rFonts w:ascii="Times New Roman" w:hAnsi="Times New Roman" w:cs="Times New Roman"/>
+              </w:rPr>
+            </w:pPr>
+            <w:r>
+              <w:rPr>
+                <w:rFonts w:ascii="Times New Roman" w:hAnsi="Times New Roman" w:cs="Times New Roman"/>
+                <w:sz w:val="16"/>
+              </w:rPr>
+              <w:t>O(1)</w:t>
+            </w:r>
+          </w:p>
+        </w:tc>
+        <w:tc>
+          <w:tcPr>
+            <w:tcW w:w="1440" w:type="dxa"/>
+            <w:tcBorders>
+              <w:top w:val="single" w:sz="8" w:space="0" w:color="000000"/>
+              <w:left w:val="single" w:sz="8" w:space="0" w:color="000000"/>
+              <w:bottom w:val="single" w:sz="8" w:space="0" w:color="000000"/>
+              <w:right w:val="single" w:sz="8" w:space="0" w:color="000000"/>
+            </w:tcBorders>
+          </w:tcPr>
+          <w:p>
+            <w:pPr>
+              <w:rPr>
+                <w:rFonts w:ascii="Times New Roman" w:hAnsi="Times New Roman" w:cs="Times New Roman"/>
+              </w:rPr>
+            </w:pPr>
+            <w:r>
+              <w:rPr>
+                <w:rFonts w:ascii="Times New Roman" w:hAnsi="Times New Roman" w:cs="Times New Roman"/>
+                <w:sz w:val="16"/>
+              </w:rPr>
+              <w:t>Every node is visited once to display its data.</w:t>
+            </w:r>
+          </w:p>
+        </w:tc>
+      </w:tr>
+      <w:tr>
+        <w:tc>
+          <w:tcPr>
+            <w:tcW w:w="1440" w:type="dxa"/>
+            <w:tcBorders>
+              <w:top w:val="single" w:sz="8" w:space="0" w:color="000000"/>
+              <w:left w:val="single" w:sz="8" w:space="0" w:color="000000"/>
+              <w:bottom w:val="single" w:sz="8" w:space="0" w:color="000000"/>
+              <w:right w:val="single" w:sz="8" w:space="0" w:color="000000"/>
+            </w:tcBorders>
+          </w:tcPr>
+          <w:p>
+            <w:pPr>
+              <w:rPr>
+                <w:rFonts w:ascii="Times New Roman" w:hAnsi="Times New Roman" w:cs="Times New Roman"/>
+              </w:rPr>
+            </w:pPr>
+            <w:r>
+              <w:rPr>
+                <w:rFonts w:ascii="Times New Roman" w:hAnsi="Times New Roman" w:cs="Times New Roman"/>
+                <w:sz w:val="16"/>
+              </w:rPr>
+              <w:t>9. Search</w:t>
+            </w:r>
+          </w:p>
+        </w:tc>
+        <w:tc>
+          <w:tcPr>
+            <w:tcW w:w="1440" w:type="dxa"/>
+            <w:tcBorders>
+              <w:top w:val="single" w:sz="8" w:space="0" w:color="000000"/>
+              <w:left w:val="single" w:sz="8" w:space="0" w:color="000000"/>
+              <w:bottom w:val="single" w:sz="8" w:space="0" w:color="000000"/>
+              <w:right w:val="single" w:sz="8" w:space="0" w:color="000000"/>
+            </w:tcBorders>
+          </w:tcPr>
+          <w:p>
+            <w:pPr>
+              <w:rPr>
+                <w:rFonts w:ascii="Times New Roman" w:hAnsi="Times New Roman" w:cs="Times New Roman"/>
+              </w:rPr>
+            </w:pPr>
+            <w:r>
+              <w:rPr>
+                <w:rFonts w:ascii="Times New Roman" w:hAnsi="Times New Roman" w:cs="Times New Roman"/>
+                <w:sz w:val="16"/>
+              </w:rPr>
+              <w:t>O(1)</w:t>
+            </w:r>
+          </w:p>
+        </w:tc>
+        <w:tc>
+          <w:tcPr>
+            <w:tcW w:w="1440" w:type="dxa"/>
+            <w:tcBorders>
+              <w:top w:val="single" w:sz="8" w:space="0" w:color="000000"/>
+              <w:left w:val="single" w:sz="8" w:space="0" w:color="000000"/>
+              <w:bottom w:val="single" w:sz="8" w:space="0" w:color="000000"/>
+              <w:right w:val="single" w:sz="8" w:space="0" w:color="000000"/>
+            </w:tcBorders>
+          </w:tcPr>
+          <w:p>
+            <w:pPr>
+              <w:rPr>
+                <w:rFonts w:ascii="Times New Roman" w:hAnsi="Times New Roman" w:cs="Times New Roman"/>
+              </w:rPr>
+            </w:pPr>
+            <w:r>
+              <w:rPr>
+                <w:rFonts w:ascii="Times New Roman" w:hAnsi="Times New Roman" w:cs="Times New Roman"/>
+                <w:sz w:val="16"/>
+              </w:rPr>
+              <w:t>O(n)</w:t>
+            </w:r>
+          </w:p>
+        </w:tc>
+        <w:tc>
+          <w:tcPr>
+            <w:tcW w:w="1440" w:type="dxa"/>
+            <w:tcBorders>
+              <w:top w:val="single" w:sz="8" w:space="0" w:color="000000"/>
+              <w:left w:val="single" w:sz="8" w:space="0" w:color="000000"/>
+              <w:bottom w:val="single" w:sz="8" w:space="0" w:color="000000"/>
+              <w:right w:val="single" w:sz="8" w:space="0" w:color="000000"/>
+            </w:tcBorders>
+          </w:tcPr>
+          <w:p>
+            <w:pPr>
+              <w:rPr>
+                <w:rFonts w:ascii="Times New Roman" w:hAnsi="Times New Roman" w:cs="Times New Roman"/>
+              </w:rPr>
+            </w:pPr>
+            <w:r>
+              <w:rPr>
+                <w:rFonts w:ascii="Times New Roman" w:hAnsi="Times New Roman" w:cs="Times New Roman"/>
+                <w:sz w:val="16"/>
+              </w:rPr>
+              <w:t>O(n)</w:t>
+            </w:r>
+          </w:p>
+        </w:tc>
+        <w:tc>
+          <w:tcPr>
+            <w:tcW w:w="1440" w:type="dxa"/>
+            <w:tcBorders>
+              <w:top w:val="single" w:sz="8" w:space="0" w:color="000000"/>
+              <w:left w:val="single" w:sz="8" w:space="0" w:color="000000"/>
+              <w:bottom w:val="single" w:sz="8" w:space="0" w:color="000000"/>
+              <w:right w:val="single" w:sz="8" w:space="0" w:color="000000"/>
+            </w:tcBorders>
+          </w:tcPr>
+          <w:p>
+            <w:pPr>
+              <w:rPr>
+                <w:rFonts w:ascii="Times New Roman" w:hAnsi="Times New Roman" w:cs="Times New Roman"/>
+              </w:rPr>
+            </w:pPr>
+            <w:r>
+              <w:rPr>
+                <w:rFonts w:ascii="Times New Roman" w:hAnsi="Times New Roman" w:cs="Times New Roman"/>
+                <w:sz w:val="16"/>
+              </w:rPr>
+              <w:t>O(1)</w:t>
+            </w:r>
+          </w:p>
+        </w:tc>
+        <w:tc>
+          <w:tcPr>
+            <w:tcW w:w="1440" w:type="dxa"/>
+            <w:tcBorders>
+              <w:top w:val="single" w:sz="8" w:space="0" w:color="000000"/>
+              <w:left w:val="single" w:sz="8" w:space="0" w:color="000000"/>
+              <w:bottom w:val="single" w:sz="8" w:space="0" w:color="000000"/>
+              <w:right w:val="single" w:sz="8" w:space="0" w:color="000000"/>
+            </w:tcBorders>
+          </w:tcPr>
+          <w:p>
+            <w:pPr>
+              <w:rPr>
+                <w:rFonts w:ascii="Times New Roman" w:hAnsi="Times New Roman" w:cs="Times New Roman"/>
+              </w:rPr>
+            </w:pPr>
+            <w:r>
+              <w:rPr>
+                <w:rFonts w:ascii="Times New Roman" w:hAnsi="Times New Roman" w:cs="Times New Roman"/>
+                <w:sz w:val="16"/>
+              </w:rPr>
+              <w:t>The element may be found at the first node or require checking the entire list.</w:t>
+            </w:r>
+          </w:p>
+        </w:tc>
+      </w:tr>
+      <w:tr>
+        <w:tc>
+          <w:tcPr>
+            <w:tcW w:w="1440" w:type="dxa"/>
+            <w:tcBorders>
+              <w:top w:val="single" w:sz="8" w:space="0" w:color="000000"/>
+              <w:left w:val="single" w:sz="8" w:space="0" w:color="000000"/>
+              <w:bottom w:val="single" w:sz="8" w:space="0" w:color="000000"/>
+              <w:right w:val="single" w:sz="8" w:space="0" w:color="000000"/>
+            </w:tcBorders>
+          </w:tcPr>
+          <w:p>
+            <w:pPr>
+              <w:rPr>
+                <w:rFonts w:ascii="Times New Roman" w:hAnsi="Times New Roman" w:cs="Times New Roman"/>
+              </w:rPr>
+            </w:pPr>
+            <w:r>
+              <w:rPr>
+                <w:rFonts w:ascii="Times New Roman" w:hAnsi="Times New Roman" w:cs="Times New Roman"/>
+                <w:sz w:val="16"/>
+              </w:rPr>
+              <w:t>10. Count Nodes</w:t>
+            </w:r>
+          </w:p>
+        </w:tc>
+        <w:tc>
+          <w:tcPr>
+            <w:tcW w:w="1440" w:type="dxa"/>
+            <w:tcBorders>
+              <w:top w:val="single" w:sz="8" w:space="0" w:color="000000"/>
+              <w:left w:val="single" w:sz="8" w:space="0" w:color="000000"/>
+              <w:bottom w:val="single" w:sz="8" w:space="0" w:color="000000"/>
+              <w:right w:val="single" w:sz="8" w:space="0" w:color="000000"/>
+            </w:tcBorders>
+          </w:tcPr>
+          <w:p>
+            <w:pPr>
+              <w:rPr>
+                <w:rFonts w:ascii="Times New Roman" w:hAnsi="Times New Roman" w:cs="Times New Roman"/>
+              </w:rPr>
+            </w:pPr>
+            <w:r>
+              <w:rPr>
+                <w:rFonts w:ascii="Times New Roman" w:hAnsi="Times New Roman" w:cs="Times New Roman"/>
+                <w:sz w:val="16"/>
+              </w:rPr>
+              <w:t>O(n)</w:t>
+            </w:r>
+          </w:p>
+        </w:tc>
+        <w:tc>
+          <w:tcPr>
+            <w:tcW w:w="1440" w:type="dxa"/>
+            <w:tcBorders>
+              <w:top w:val="single" w:sz="8" w:space="0" w:color="000000"/>
+              <w:left w:val="single" w:sz="8" w:space="0" w:color="000000"/>
+              <w:bottom w:val="single" w:sz="8" w:space="0" w:color="000000"/>
+              <w:right w:val="single" w:sz="8" w:space="0" w:color="000000"/>
+            </w:tcBorders>
+          </w:tcPr>
+          <w:p>
+            <w:pPr>
+              <w:rPr>
+                <w:rFonts w:ascii="Times New Roman" w:hAnsi="Times New Roman" w:cs="Times New Roman"/>
+              </w:rPr>
+            </w:pPr>
+            <w:r>
+              <w:rPr>
+                <w:rFonts w:ascii="Times New Roman" w:hAnsi="Times New Roman" w:cs="Times New Roman"/>
+                <w:sz w:val="16"/>
+              </w:rPr>
+              <w:t>O(n)</w:t>
+            </w:r>
+          </w:p>
+        </w:tc>
+        <w:tc>
+          <w:tcPr>
+            <w:tcW w:w="1440" w:type="dxa"/>
+            <w:tcBorders>
+              <w:top w:val="single" w:sz="8" w:space="0" w:color="000000"/>
+              <w:left w:val="single" w:sz="8" w:space="0" w:color="000000"/>
+              <w:bottom w:val="single" w:sz="8" w:space="0" w:color="000000"/>
+              <w:right w:val="single" w:sz="8" w:space="0" w:color="000000"/>
+            </w:tcBorders>
+          </w:tcPr>
+          <w:p>
+            <w:pPr>
+              <w:rPr>
+                <w:rFonts w:ascii="Times New Roman" w:hAnsi="Times New Roman" w:cs="Times New Roman"/>
+              </w:rPr>
+            </w:pPr>
+            <w:r>
+              <w:rPr>
+                <w:rFonts w:ascii="Times New Roman" w:hAnsi="Times New Roman" w:cs="Times New Roman"/>
+                <w:sz w:val="16"/>
+              </w:rPr>
+              <w:t>O(n)</w:t>
+            </w:r>
+          </w:p>
+        </w:tc>
+        <w:tc>
+          <w:tcPr>
+            <w:tcW w:w="1440" w:type="dxa"/>
+            <w:tcBorders>
+              <w:top w:val="single" w:sz="8" w:space="0" w:color="000000"/>
+              <w:left w:val="single" w:sz="8" w:space="0" w:color="000000"/>
+              <w:bottom w:val="single" w:sz="8" w:space="0" w:color="000000"/>
+              <w:right w:val="single" w:sz="8" w:space="0" w:color="000000"/>
+            </w:tcBorders>
+          </w:tcPr>
+          <w:p>
+            <w:pPr>
+              <w:rPr>
+                <w:rFonts w:ascii="Times New Roman" w:hAnsi="Times New Roman" w:cs="Times New Roman"/>
+              </w:rPr>
+            </w:pPr>
+            <w:r>
+              <w:rPr>
+                <w:rFonts w:ascii="Times New Roman" w:hAnsi="Times New Roman" w:cs="Times New Roman"/>
+                <w:sz w:val="16"/>
+              </w:rPr>
+              <w:t>O(1)</w:t>
+            </w:r>
+          </w:p>
+        </w:tc>
+        <w:tc>
+          <w:tcPr>
+            <w:tcW w:w="1440" w:type="dxa"/>
+            <w:tcBorders>
+              <w:top w:val="single" w:sz="8" w:space="0" w:color="000000"/>
+              <w:left w:val="single" w:sz="8" w:space="0" w:color="000000"/>
+              <w:bottom w:val="single" w:sz="8" w:space="0" w:color="000000"/>
+              <w:right w:val="single" w:sz="8" w:space="0" w:color="000000"/>
+            </w:tcBorders>
+          </w:tcPr>
+          <w:p>
+            <w:pPr>
+              <w:rPr>
+                <w:rFonts w:ascii="Times New Roman" w:hAnsi="Times New Roman" w:cs="Times New Roman"/>
+              </w:rPr>
+            </w:pPr>
+            <w:r>
+              <w:rPr>
+                <w:rFonts w:ascii="Times New Roman" w:hAnsi="Times New Roman" w:cs="Times New Roman"/>
+                <w:sz w:val="16"/>
+              </w:rPr>
+              <w:t>Every node is visited once to calculate the total count.</w:t>
+            </w:r>
+          </w:p>
+        </w:tc>
+      </w:tr>
+    </w:tbl>
+    <w:p>
+      <w:pPr>
+        <w:rPr>
+          <w:rFonts w:ascii="Times New Roman" w:hAnsi="Times New Roman" w:cs="Times New Roman"/>
+        </w:rPr>
+      </w:pPr>
+    </w:p>
+    <w:p>
+      <w:pPr>
+        <w:rPr>
+          <w:rFonts w:ascii="Times New Roman" w:hAnsi="Times New Roman" w:cs="Times New Roman"/>
+          <w:sz w:val="32"/>
+          <w:szCs w:val="32"/>
+          <w:lang w:val="en-US"/>
+        </w:rPr>
+      </w:pPr>
+    </w:p>
+    <w:p>
+      <w:pPr>
+        <w:rPr>
+          <w:rFonts w:ascii="Times New Roman" w:hAnsi="Times New Roman" w:cs="Times New Roman"/>
+          <w:sz w:val="32"/>
+          <w:szCs w:val="32"/>
           <w:lang w:val="en-US"/>
         </w:rPr>
       </w:pPr>
     </w:p>
     <w:sectPr>
-      <w:headerReference w:type="even" r:id="rId33"/>
-      <w:headerReference w:type="default" r:id="rId34"/>
-      <w:footerReference w:type="even" r:id="rId35"/>
-      <w:footerReference w:type="default" r:id="rId36"/>
-      <w:headerReference w:type="first" r:id="rId37"/>
-      <w:footerReference w:type="first" r:id="rId38"/>
+      <w:headerReference w:type="even" r:id="rId45"/>
+      <w:headerReference w:type="default" r:id="rId46"/>
+      <w:footerReference w:type="even" r:id="rId47"/>
+      <w:footerReference w:type="default" r:id="rId48"/>
+      <w:headerReference w:type="first" r:id="rId49"/>
+      <w:footerReference w:type="first" r:id="rId50"/>
       <w:pgSz w:w="11906" w:h="16838"/>
       <w:pgMar w:top="1440" w:right="1440" w:bottom="1440" w:left="1440" w:header="708" w:footer="708" w:gutter="0"/>
       <w:pgBorders w:offsetFrom="page">
@@ -13357,7 +17793,7 @@
 </file>
 
 <file path=word/endnotes.xml><?xml version="1.0" encoding="utf-8"?>
-<w:endnotes xmlns:wpc="http://schemas.microsoft.com/office/word/2010/wordprocessingCanvas" xmlns:cx="http://schemas.microsoft.com/office/drawing/2014/chartex" xmlns:cx1="http://schemas.microsoft.com/office/drawing/2015/9/8/chartex" xmlns:cx2="http://schemas.microsoft.com/office/drawing/2015/10/21/chartex" xmlns:cx3="http://schemas.microsoft.com/office/drawing/2016/5/9/chartex" xmlns:cx4="http://schemas.microsoft.com/office/drawing/2016/5/10/chartex" xmlns:cx5="http://schemas.microsoft.com/office/drawing/2016/5/11/chartex" xmlns:cx6="http://schemas.microsoft.com/office/drawing/2016/5/12/chartex" xmlns:cx7="http://schemas.microsoft.com/office/drawing/2016/5/13/chartex" xmlns:cx8="http://schemas.microsoft.com/office/drawing/2016/5/14/chartex" xmlns:mc="http://schemas.openxmlformats.org/markup-compatibility/2006" xmlns:aink="http://schemas.microsoft.com/office/drawing/2016/ink" xmlns:am3d="http://schemas.microsoft.com/office/drawing/2017/model3d" xmlns:o="urn:schemas-microsoft-com:office:office" xmlns:oel="http://schemas.microsoft.com/office/2019/extlst" xmlns:r="http://schemas.openxmlformats.org/officeDocument/2006/relationships" xmlns:m="http://schemas.openxmlformats.org/officeDocument/2006/math" xmlns:v="urn:schemas-microsoft-com:vml" xmlns:wp14="http://schemas.microsoft.com/office/word/2010/wordprocessingDrawing" xmlns:wp="http://schemas.openxmlformats.org/drawingml/2006/wordprocessingDrawing" xmlns:w10="urn:schemas-microsoft-com:office:word" xmlns:w="http://schemas.openxmlformats.org/wordprocessingml/2006/main" xmlns:w14="http://schemas.microsoft.com/office/word/2010/wordml" xmlns:w15="http://schemas.microsoft.com/office/word/2012/wordml" xmlns:w16cei="http://schemas.microsoft.com/office/word/2026/wordml/cei" xmlns:w16cex="http://schemas.microsoft.com/office/word/2018/wordml/cex" xmlns:w16cid="http://schemas.microsoft.com/office/word/2016/wordml/cid" xmlns:w16="http://schemas.microsoft.com/office/word/2018/wordml" xmlns:w16du="http://schemas.microsoft.com/office/word/2023/wordml/word16du" xmlns:w16sdtdh="http://schemas.microsoft.com/office/word/2020/wordml/sdtdatahash" xmlns:w16sdtfl="http://schemas.microsoft.com/office/word/2024/wordml/sdtformatlock" xmlns:w16se="http://schemas.microsoft.com/office/word/2015/wordml/symex" xmlns:wpg="http://schemas.microsoft.com/office/word/2010/wordprocessingGroup" xmlns:wpi="http://schemas.microsoft.com/office/word/2010/wordprocessingInk" xmlns:wne="http://schemas.microsoft.com/office/word/2006/wordml" xmlns:wps="http://schemas.microsoft.com/office/word/2010/wordprocessingShape" mc:Ignorable="w14 w15 w16se w16cid w16 w16cex w16sdtdh w16sdtfl w16du wp14">
+<w:endnotes xmlns:wpc="http://schemas.microsoft.com/office/word/2010/wordprocessingCanvas" xmlns:cx="http://schemas.microsoft.com/office/drawing/2014/chartex" xmlns:cx1="http://schemas.microsoft.com/office/drawing/2015/9/8/chartex" xmlns:cx2="http://schemas.microsoft.com/office/drawing/2015/10/21/chartex" xmlns:cx3="http://schemas.microsoft.com/office/drawing/2016/5/9/chartex" xmlns:cx4="http://schemas.microsoft.com/office/drawing/2016/5/10/chartex" xmlns:cx5="http://schemas.microsoft.com/office/drawing/2016/5/11/chartex" xmlns:cx6="http://schemas.microsoft.com/office/drawing/2016/5/12/chartex" xmlns:cx7="http://schemas.microsoft.com/office/drawing/2016/5/13/chartex" xmlns:cx8="http://schemas.microsoft.com/office/drawing/2016/5/14/chartex" xmlns:mc="http://schemas.openxmlformats.org/markup-compatibility/2006" xmlns:aink="http://schemas.microsoft.com/office/drawing/2016/ink" xmlns:am3d="http://schemas.microsoft.com/office/drawing/2017/model3d" xmlns:o="urn:schemas-microsoft-com:office:office" xmlns:oel="http://schemas.microsoft.com/office/2019/extlst" xmlns:r="http://schemas.openxmlformats.org/officeDocument/2006/relationships" xmlns:m="http://schemas.openxmlformats.org/officeDocument/2006/math" xmlns:v="urn:schemas-microsoft-com:vml" xmlns:wp14="http://schemas.microsoft.com/office/word/2010/wordprocessingDrawing" xmlns:wp="http://schemas.openxmlformats.org/drawingml/2006/wordprocessingDrawing" xmlns:w10="urn:schemas-microsoft-com:office:word" xmlns:w="http://schemas.openxmlformats.org/wordprocessingml/2006/main" xmlns:w14="http://schemas.microsoft.com/office/word/2010/wordml" xmlns:w15="http://schemas.microsoft.com/office/word/2012/wordml" xmlns:w16cex="http://schemas.microsoft.com/office/word/2018/wordml/cex" xmlns:w16cid="http://schemas.microsoft.com/office/word/2016/wordml/cid" xmlns:w16="http://schemas.microsoft.com/office/word/2018/wordml" xmlns:w16du="http://schemas.microsoft.com/office/word/2023/wordml/word16du" xmlns:w16sdtdh="http://schemas.microsoft.com/office/word/2020/wordml/sdtdatahash" xmlns:w16sdtfl="http://schemas.microsoft.com/office/word/2024/wordml/sdtformatlock" xmlns:w16se="http://schemas.microsoft.com/office/word/2015/wordml/symex" xmlns:wpg="http://schemas.microsoft.com/office/word/2010/wordprocessingGroup" xmlns:wpi="http://schemas.microsoft.com/office/word/2010/wordprocessingInk" xmlns:wne="http://schemas.microsoft.com/office/word/2006/wordml" xmlns:wps="http://schemas.microsoft.com/office/word/2010/wordprocessingShape" mc:Ignorable="w14 w15 w16se w16cid w16 w16cex w16sdtdh w16sdtfl w16du wp14">
   <w:endnote w:type="separator" w:id="-1">
     <w:p>
       <w:pPr>
@@ -13382,7 +17818,7 @@
 </file>
 
 <file path=word/footer1.xml><?xml version="1.0" encoding="utf-8"?>
-<w:ftr xmlns:wpc="http://schemas.microsoft.com/office/word/2010/wordprocessingCanvas" xmlns:cx="http://schemas.microsoft.com/office/drawing/2014/chartex" xmlns:cx1="http://schemas.microsoft.com/office/drawing/2015/9/8/chartex" xmlns:cx2="http://schemas.microsoft.com/office/drawing/2015/10/21/chartex" xmlns:cx3="http://schemas.microsoft.com/office/drawing/2016/5/9/chartex" xmlns:cx4="http://schemas.microsoft.com/office/drawing/2016/5/10/chartex" xmlns:cx5="http://schemas.microsoft.com/office/drawing/2016/5/11/chartex" xmlns:cx6="http://schemas.microsoft.com/office/drawing/2016/5/12/chartex" xmlns:cx7="http://schemas.microsoft.com/office/drawing/2016/5/13/chartex" xmlns:cx8="http://schemas.microsoft.com/office/drawing/2016/5/14/chartex" xmlns:mc="http://schemas.openxmlformats.org/markup-compatibility/2006" xmlns:aink="http://schemas.microsoft.com/office/drawing/2016/ink" xmlns:am3d="http://schemas.microsoft.com/office/drawing/2017/model3d" xmlns:o="urn:schemas-microsoft-com:office:office" xmlns:oel="http://schemas.microsoft.com/office/2019/extlst" xmlns:r="http://schemas.openxmlformats.org/officeDocument/2006/relationships" xmlns:m="http://schemas.openxmlformats.org/officeDocument/2006/math" xmlns:v="urn:schemas-microsoft-com:vml" xmlns:wp14="http://schemas.microsoft.com/office/word/2010/wordprocessingDrawing" xmlns:wp="http://schemas.openxmlformats.org/drawingml/2006/wordprocessingDrawing" xmlns:w10="urn:schemas-microsoft-com:office:word" xmlns:w="http://schemas.openxmlformats.org/wordprocessingml/2006/main" xmlns:w14="http://schemas.microsoft.com/office/word/2010/wordml" xmlns:w15="http://schemas.microsoft.com/office/word/2012/wordml" xmlns:w16cei="http://schemas.microsoft.com/office/word/2026/wordml/cei" xmlns:w16cex="http://schemas.microsoft.com/office/word/2018/wordml/cex" xmlns:w16cid="http://schemas.microsoft.com/office/word/2016/wordml/cid" xmlns:w16="http://schemas.microsoft.com/office/word/2018/wordml" xmlns:w16du="http://schemas.microsoft.com/office/word/2023/wordml/word16du" xmlns:w16sdtdh="http://schemas.microsoft.com/office/word/2020/wordml/sdtdatahash" xmlns:w16sdtfl="http://schemas.microsoft.com/office/word/2024/wordml/sdtformatlock" xmlns:w16se="http://schemas.microsoft.com/office/word/2015/wordml/symex" xmlns:wpg="http://schemas.microsoft.com/office/word/2010/wordprocessingGroup" xmlns:wpi="http://schemas.microsoft.com/office/word/2010/wordprocessingInk" xmlns:wne="http://schemas.microsoft.com/office/word/2006/wordml" xmlns:wps="http://schemas.microsoft.com/office/word/2010/wordprocessingShape" mc:Ignorable="w14 w15 w16se w16cid w16 w16cex w16sdtdh w16sdtfl w16du wp14">
+<w:ftr xmlns:wpc="http://schemas.microsoft.com/office/word/2010/wordprocessingCanvas" xmlns:cx="http://schemas.microsoft.com/office/drawing/2014/chartex" xmlns:cx1="http://schemas.microsoft.com/office/drawing/2015/9/8/chartex" xmlns:cx2="http://schemas.microsoft.com/office/drawing/2015/10/21/chartex" xmlns:cx3="http://schemas.microsoft.com/office/drawing/2016/5/9/chartex" xmlns:cx4="http://schemas.microsoft.com/office/drawing/2016/5/10/chartex" xmlns:cx5="http://schemas.microsoft.com/office/drawing/2016/5/11/chartex" xmlns:cx6="http://schemas.microsoft.com/office/drawing/2016/5/12/chartex" xmlns:cx7="http://schemas.microsoft.com/office/drawing/2016/5/13/chartex" xmlns:cx8="http://schemas.microsoft.com/office/drawing/2016/5/14/chartex" xmlns:mc="http://schemas.openxmlformats.org/markup-compatibility/2006" xmlns:aink="http://schemas.microsoft.com/office/drawing/2016/ink" xmlns:am3d="http://schemas.microsoft.com/office/drawing/2017/model3d" xmlns:o="urn:schemas-microsoft-com:office:office" xmlns:oel="http://schemas.microsoft.com/office/2019/extlst" xmlns:r="http://schemas.openxmlformats.org/officeDocument/2006/relationships" xmlns:m="http://schemas.openxmlformats.org/officeDocument/2006/math" xmlns:v="urn:schemas-microsoft-com:vml" xmlns:wp14="http://schemas.microsoft.com/office/word/2010/wordprocessingDrawing" xmlns:wp="http://schemas.openxmlformats.org/drawingml/2006/wordprocessingDrawing" xmlns:w10="urn:schemas-microsoft-com:office:word" xmlns:w="http://schemas.openxmlformats.org/wordprocessingml/2006/main" xmlns:w14="http://schemas.microsoft.com/office/word/2010/wordml" xmlns:w15="http://schemas.microsoft.com/office/word/2012/wordml" xmlns:w16cex="http://schemas.microsoft.com/office/word/2018/wordml/cex" xmlns:w16cid="http://schemas.microsoft.com/office/word/2016/wordml/cid" xmlns:w16="http://schemas.microsoft.com/office/word/2018/wordml" xmlns:w16du="http://schemas.microsoft.com/office/word/2023/wordml/word16du" xmlns:w16sdtdh="http://schemas.microsoft.com/office/word/2020/wordml/sdtdatahash" xmlns:w16sdtfl="http://schemas.microsoft.com/office/word/2024/wordml/sdtformatlock" xmlns:w16se="http://schemas.microsoft.com/office/word/2015/wordml/symex" xmlns:wpg="http://schemas.microsoft.com/office/word/2010/wordprocessingGroup" xmlns:wpi="http://schemas.microsoft.com/office/word/2010/wordprocessingInk" xmlns:wne="http://schemas.microsoft.com/office/word/2006/wordml" xmlns:wps="http://schemas.microsoft.com/office/word/2010/wordprocessingShape" mc:Ignorable="w14 w15 w16se w16cid w16 w16cex w16sdtdh w16sdtfl w16du wp14">
   <w:p>
     <w:pPr>
       <w:pStyle w:val="Footer"/>
@@ -13392,7 +17828,7 @@
 </file>
 
 <file path=word/footer2.xml><?xml version="1.0" encoding="utf-8"?>
-<w:ftr xmlns:wpc="http://schemas.microsoft.com/office/word/2010/wordprocessingCanvas" xmlns:cx="http://schemas.microsoft.com/office/drawing/2014/chartex" xmlns:cx1="http://schemas.microsoft.com/office/drawing/2015/9/8/chartex" xmlns:cx2="http://schemas.microsoft.com/office/drawing/2015/10/21/chartex" xmlns:cx3="http://schemas.microsoft.com/office/drawing/2016/5/9/chartex" xmlns:cx4="http://schemas.microsoft.com/office/drawing/2016/5/10/chartex" xmlns:cx5="http://schemas.microsoft.com/office/drawing/2016/5/11/chartex" xmlns:cx6="http://schemas.microsoft.com/office/drawing/2016/5/12/chartex" xmlns:cx7="http://schemas.microsoft.com/office/drawing/2016/5/13/chartex" xmlns:cx8="http://schemas.microsoft.com/office/drawing/2016/5/14/chartex" xmlns:mc="http://schemas.openxmlformats.org/markup-compatibility/2006" xmlns:aink="http://schemas.microsoft.com/office/drawing/2016/ink" xmlns:am3d="http://schemas.microsoft.com/office/drawing/2017/model3d" xmlns:o="urn:schemas-microsoft-com:office:office" xmlns:oel="http://schemas.microsoft.com/office/2019/extlst" xmlns:r="http://schemas.openxmlformats.org/officeDocument/2006/relationships" xmlns:m="http://schemas.openxmlformats.org/officeDocument/2006/math" xmlns:v="urn:schemas-microsoft-com:vml" xmlns:wp14="http://schemas.microsoft.com/office/word/2010/wordprocessingDrawing" xmlns:wp="http://schemas.openxmlformats.org/drawingml/2006/wordprocessingDrawing" xmlns:w10="urn:schemas-microsoft-com:office:word" xmlns:w="http://schemas.openxmlformats.org/wordprocessingml/2006/main" xmlns:w14="http://schemas.microsoft.com/office/word/2010/wordml" xmlns:w15="http://schemas.microsoft.com/office/word/2012/wordml" xmlns:w16cei="http://schemas.microsoft.com/office/word/2026/wordml/cei" xmlns:w16cex="http://schemas.microsoft.com/office/word/2018/wordml/cex" xmlns:w16cid="http://schemas.microsoft.com/office/word/2016/wordml/cid" xmlns:w16="http://schemas.microsoft.com/office/word/2018/wordml" xmlns:w16du="http://schemas.microsoft.com/office/word/2023/wordml/word16du" xmlns:w16sdtdh="http://schemas.microsoft.com/office/word/2020/wordml/sdtdatahash" xmlns:w16sdtfl="http://schemas.microsoft.com/office/word/2024/wordml/sdtformatlock" xmlns:w16se="http://schemas.microsoft.com/office/word/2015/wordml/symex" xmlns:wpg="http://schemas.microsoft.com/office/word/2010/wordprocessingGroup" xmlns:wpi="http://schemas.microsoft.com/office/word/2010/wordprocessingInk" xmlns:wne="http://schemas.microsoft.com/office/word/2006/wordml" xmlns:wps="http://schemas.microsoft.com/office/word/2010/wordprocessingShape" mc:Ignorable="w14 w15 w16se w16cid w16 w16cex w16sdtdh w16sdtfl w16du wp14">
+<w:ftr xmlns:wpc="http://schemas.microsoft.com/office/word/2010/wordprocessingCanvas" xmlns:cx="http://schemas.microsoft.com/office/drawing/2014/chartex" xmlns:cx1="http://schemas.microsoft.com/office/drawing/2015/9/8/chartex" xmlns:cx2="http://schemas.microsoft.com/office/drawing/2015/10/21/chartex" xmlns:cx3="http://schemas.microsoft.com/office/drawing/2016/5/9/chartex" xmlns:cx4="http://schemas.microsoft.com/office/drawing/2016/5/10/chartex" xmlns:cx5="http://schemas.microsoft.com/office/drawing/2016/5/11/chartex" xmlns:cx6="http://schemas.microsoft.com/office/drawing/2016/5/12/chartex" xmlns:cx7="http://schemas.microsoft.com/office/drawing/2016/5/13/chartex" xmlns:cx8="http://schemas.microsoft.com/office/drawing/2016/5/14/chartex" xmlns:mc="http://schemas.openxmlformats.org/markup-compatibility/2006" xmlns:aink="http://schemas.microsoft.com/office/drawing/2016/ink" xmlns:am3d="http://schemas.microsoft.com/office/drawing/2017/model3d" xmlns:o="urn:schemas-microsoft-com:office:office" xmlns:oel="http://schemas.microsoft.com/office/2019/extlst" xmlns:r="http://schemas.openxmlformats.org/officeDocument/2006/relationships" xmlns:m="http://schemas.openxmlformats.org/officeDocument/2006/math" xmlns:v="urn:schemas-microsoft-com:vml" xmlns:wp14="http://schemas.microsoft.com/office/word/2010/wordprocessingDrawing" xmlns:wp="http://schemas.openxmlformats.org/drawingml/2006/wordprocessingDrawing" xmlns:w10="urn:schemas-microsoft-com:office:word" xmlns:w="http://schemas.openxmlformats.org/wordprocessingml/2006/main" xmlns:w14="http://schemas.microsoft.com/office/word/2010/wordml" xmlns:w15="http://schemas.microsoft.com/office/word/2012/wordml" xmlns:w16cex="http://schemas.microsoft.com/office/word/2018/wordml/cex" xmlns:w16cid="http://schemas.microsoft.com/office/word/2016/wordml/cid" xmlns:w16="http://schemas.microsoft.com/office/word/2018/wordml" xmlns:w16du="http://schemas.microsoft.com/office/word/2023/wordml/word16du" xmlns:w16sdtdh="http://schemas.microsoft.com/office/word/2020/wordml/sdtdatahash" xmlns:w16sdtfl="http://schemas.microsoft.com/office/word/2024/wordml/sdtformatlock" xmlns:w16se="http://schemas.microsoft.com/office/word/2015/wordml/symex" xmlns:wpg="http://schemas.microsoft.com/office/word/2010/wordprocessingGroup" xmlns:wpi="http://schemas.microsoft.com/office/word/2010/wordprocessingInk" xmlns:wne="http://schemas.microsoft.com/office/word/2006/wordml" xmlns:wps="http://schemas.microsoft.com/office/word/2010/wordprocessingShape" mc:Ignorable="w14 w15 w16se w16cid w16 w16cex w16sdtdh w16sdtfl w16du wp14">
   <w:sdt>
     <w:sdtPr>
       <w:id w:val="-923640862"/>
@@ -13470,7 +17906,7 @@
 </file>
 
 <file path=word/footer3.xml><?xml version="1.0" encoding="utf-8"?>
-<w:ftr xmlns:wpc="http://schemas.microsoft.com/office/word/2010/wordprocessingCanvas" xmlns:cx="http://schemas.microsoft.com/office/drawing/2014/chartex" xmlns:cx1="http://schemas.microsoft.com/office/drawing/2015/9/8/chartex" xmlns:cx2="http://schemas.microsoft.com/office/drawing/2015/10/21/chartex" xmlns:cx3="http://schemas.microsoft.com/office/drawing/2016/5/9/chartex" xmlns:cx4="http://schemas.microsoft.com/office/drawing/2016/5/10/chartex" xmlns:cx5="http://schemas.microsoft.com/office/drawing/2016/5/11/chartex" xmlns:cx6="http://schemas.microsoft.com/office/drawing/2016/5/12/chartex" xmlns:cx7="http://schemas.microsoft.com/office/drawing/2016/5/13/chartex" xmlns:cx8="http://schemas.microsoft.com/office/drawing/2016/5/14/chartex" xmlns:mc="http://schemas.openxmlformats.org/markup-compatibility/2006" xmlns:aink="http://schemas.microsoft.com/office/drawing/2016/ink" xmlns:am3d="http://schemas.microsoft.com/office/drawing/2017/model3d" xmlns:o="urn:schemas-microsoft-com:office:office" xmlns:oel="http://schemas.microsoft.com/office/2019/extlst" xmlns:r="http://schemas.openxmlformats.org/officeDocument/2006/relationships" xmlns:m="http://schemas.openxmlformats.org/officeDocument/2006/math" xmlns:v="urn:schemas-microsoft-com:vml" xmlns:wp14="http://schemas.microsoft.com/office/word/2010/wordprocessingDrawing" xmlns:wp="http://schemas.openxmlformats.org/drawingml/2006/wordprocessingDrawing" xmlns:w10="urn:schemas-microsoft-com:office:word" xmlns:w="http://schemas.openxmlformats.org/wordprocessingml/2006/main" xmlns:w14="http://schemas.microsoft.com/office/word/2010/wordml" xmlns:w15="http://schemas.microsoft.com/office/word/2012/wordml" xmlns:w16cei="http://schemas.microsoft.com/office/word/2026/wordml/cei" xmlns:w16cex="http://schemas.microsoft.com/office/word/2018/wordml/cex" xmlns:w16cid="http://schemas.microsoft.com/office/word/2016/wordml/cid" xmlns:w16="http://schemas.microsoft.com/office/word/2018/wordml" xmlns:w16du="http://schemas.microsoft.com/office/word/2023/wordml/word16du" xmlns:w16sdtdh="http://schemas.microsoft.com/office/word/2020/wordml/sdtdatahash" xmlns:w16sdtfl="http://schemas.microsoft.com/office/word/2024/wordml/sdtformatlock" xmlns:w16se="http://schemas.microsoft.com/office/word/2015/wordml/symex" xmlns:wpg="http://schemas.microsoft.com/office/word/2010/wordprocessingGroup" xmlns:wpi="http://schemas.microsoft.com/office/word/2010/wordprocessingInk" xmlns:wne="http://schemas.microsoft.com/office/word/2006/wordml" xmlns:wps="http://schemas.microsoft.com/office/word/2010/wordprocessingShape" mc:Ignorable="w14 w15 w16se w16cid w16 w16cex w16sdtdh w16sdtfl w16du wp14">
+<w:ftr xmlns:wpc="http://schemas.microsoft.com/office/word/2010/wordprocessingCanvas" xmlns:cx="http://schemas.microsoft.com/office/drawing/2014/chartex" xmlns:cx1="http://schemas.microsoft.com/office/drawing/2015/9/8/chartex" xmlns:cx2="http://schemas.microsoft.com/office/drawing/2015/10/21/chartex" xmlns:cx3="http://schemas.microsoft.com/office/drawing/2016/5/9/chartex" xmlns:cx4="http://schemas.microsoft.com/office/drawing/2016/5/10/chartex" xmlns:cx5="http://schemas.microsoft.com/office/drawing/2016/5/11/chartex" xmlns:cx6="http://schemas.microsoft.com/office/drawing/2016/5/12/chartex" xmlns:cx7="http://schemas.microsoft.com/office/drawing/2016/5/13/chartex" xmlns:cx8="http://schemas.microsoft.com/office/drawing/2016/5/14/chartex" xmlns:mc="http://schemas.openxmlformats.org/markup-compatibility/2006" xmlns:aink="http://schemas.microsoft.com/office/drawing/2016/ink" xmlns:am3d="http://schemas.microsoft.com/office/drawing/2017/model3d" xmlns:o="urn:schemas-microsoft-com:office:office" xmlns:oel="http://schemas.microsoft.com/office/2019/extlst" xmlns:r="http://schemas.openxmlformats.org/officeDocument/2006/relationships" xmlns:m="http://schemas.openxmlformats.org/officeDocument/2006/math" xmlns:v="urn:schemas-microsoft-com:vml" xmlns:wp14="http://schemas.microsoft.com/office/word/2010/wordprocessingDrawing" xmlns:wp="http://schemas.openxmlformats.org/drawingml/2006/wordprocessingDrawing" xmlns:w10="urn:schemas-microsoft-com:office:word" xmlns:w="http://schemas.openxmlformats.org/wordprocessingml/2006/main" xmlns:w14="http://schemas.microsoft.com/office/word/2010/wordml" xmlns:w15="http://schemas.microsoft.com/office/word/2012/wordml" xmlns:w16cex="http://schemas.microsoft.com/office/word/2018/wordml/cex" xmlns:w16cid="http://schemas.microsoft.com/office/word/2016/wordml/cid" xmlns:w16="http://schemas.microsoft.com/office/word/2018/wordml" xmlns:w16du="http://schemas.microsoft.com/office/word/2023/wordml/word16du" xmlns:w16sdtdh="http://schemas.microsoft.com/office/word/2020/wordml/sdtdatahash" xmlns:w16sdtfl="http://schemas.microsoft.com/office/word/2024/wordml/sdtformatlock" xmlns:w16se="http://schemas.microsoft.com/office/word/2015/wordml/symex" xmlns:wpg="http://schemas.microsoft.com/office/word/2010/wordprocessingGroup" xmlns:wpi="http://schemas.microsoft.com/office/word/2010/wordprocessingInk" xmlns:wne="http://schemas.microsoft.com/office/word/2006/wordml" xmlns:wps="http://schemas.microsoft.com/office/word/2010/wordprocessingShape" mc:Ignorable="w14 w15 w16se w16cid w16 w16cex w16sdtdh w16sdtfl w16du wp14">
   <w:p>
     <w:pPr>
       <w:pStyle w:val="Footer"/>
@@ -13480,7 +17916,7 @@
 </file>
 
 <file path=word/footnotes.xml><?xml version="1.0" encoding="utf-8"?>
-<w:footnotes xmlns:wpc="http://schemas.microsoft.com/office/word/2010/wordprocessingCanvas" xmlns:cx="http://schemas.microsoft.com/office/drawing/2014/chartex" xmlns:cx1="http://schemas.microsoft.com/office/drawing/2015/9/8/chartex" xmlns:cx2="http://schemas.microsoft.com/office/drawing/2015/10/21/chartex" xmlns:cx3="http://schemas.microsoft.com/office/drawing/2016/5/9/chartex" xmlns:cx4="http://schemas.microsoft.com/office/drawing/2016/5/10/chartex" xmlns:cx5="http://schemas.microsoft.com/office/drawing/2016/5/11/chartex" xmlns:cx6="http://schemas.microsoft.com/office/drawing/2016/5/12/chartex" xmlns:cx7="http://schemas.microsoft.com/office/drawing/2016/5/13/chartex" xmlns:cx8="http://schemas.microsoft.com/office/drawing/2016/5/14/chartex" xmlns:mc="http://schemas.openxmlformats.org/markup-compatibility/2006" xmlns:aink="http://schemas.microsoft.com/office/drawing/2016/ink" xmlns:am3d="http://schemas.microsoft.com/office/drawing/2017/model3d" xmlns:o="urn:schemas-microsoft-com:office:office" xmlns:oel="http://schemas.microsoft.com/office/2019/extlst" xmlns:r="http://schemas.openxmlformats.org/officeDocument/2006/relationships" xmlns:m="http://schemas.openxmlformats.org/officeDocument/2006/math" xmlns:v="urn:schemas-microsoft-com:vml" xmlns:wp14="http://schemas.microsoft.com/office/word/2010/wordprocessingDrawing" xmlns:wp="http://schemas.openxmlformats.org/drawingml/2006/wordprocessingDrawing" xmlns:w10="urn:schemas-microsoft-com:office:word" xmlns:w="http://schemas.openxmlformats.org/wordprocessingml/2006/main" xmlns:w14="http://schemas.microsoft.com/office/word/2010/wordml" xmlns:w15="http://schemas.microsoft.com/office/word/2012/wordml" xmlns:w16cei="http://schemas.microsoft.com/office/word/2026/wordml/cei" xmlns:w16cex="http://schemas.microsoft.com/office/word/2018/wordml/cex" xmlns:w16cid="http://schemas.microsoft.com/office/word/2016/wordml/cid" xmlns:w16="http://schemas.microsoft.com/office/word/2018/wordml" xmlns:w16du="http://schemas.microsoft.com/office/word/2023/wordml/word16du" xmlns:w16sdtdh="http://schemas.microsoft.com/office/word/2020/wordml/sdtdatahash" xmlns:w16sdtfl="http://schemas.microsoft.com/office/word/2024/wordml/sdtformatlock" xmlns:w16se="http://schemas.microsoft.com/office/word/2015/wordml/symex" xmlns:wpg="http://schemas.microsoft.com/office/word/2010/wordprocessingGroup" xmlns:wpi="http://schemas.microsoft.com/office/word/2010/wordprocessingInk" xmlns:wne="http://schemas.microsoft.com/office/word/2006/wordml" xmlns:wps="http://schemas.microsoft.com/office/word/2010/wordprocessingShape" mc:Ignorable="w14 w15 w16se w16cid w16 w16cex w16sdtdh w16sdtfl w16du wp14">
+<w:footnotes xmlns:wpc="http://schemas.microsoft.com/office/word/2010/wordprocessingCanvas" xmlns:cx="http://schemas.microsoft.com/office/drawing/2014/chartex" xmlns:cx1="http://schemas.microsoft.com/office/drawing/2015/9/8/chartex" xmlns:cx2="http://schemas.microsoft.com/office/drawing/2015/10/21/chartex" xmlns:cx3="http://schemas.microsoft.com/office/drawing/2016/5/9/chartex" xmlns:cx4="http://schemas.microsoft.com/office/drawing/2016/5/10/chartex" xmlns:cx5="http://schemas.microsoft.com/office/drawing/2016/5/11/chartex" xmlns:cx6="http://schemas.microsoft.com/office/drawing/2016/5/12/chartex" xmlns:cx7="http://schemas.microsoft.com/office/drawing/2016/5/13/chartex" xmlns:cx8="http://schemas.microsoft.com/office/drawing/2016/5/14/chartex" xmlns:mc="http://schemas.openxmlformats.org/markup-compatibility/2006" xmlns:aink="http://schemas.microsoft.com/office/drawing/2016/ink" xmlns:am3d="http://schemas.microsoft.com/office/drawing/2017/model3d" xmlns:o="urn:schemas-microsoft-com:office:office" xmlns:oel="http://schemas.microsoft.com/office/2019/extlst" xmlns:r="http://schemas.openxmlformats.org/officeDocument/2006/relationships" xmlns:m="http://schemas.openxmlformats.org/officeDocument/2006/math" xmlns:v="urn:schemas-microsoft-com:vml" xmlns:wp14="http://schemas.microsoft.com/office/word/2010/wordprocessingDrawing" xmlns:wp="http://schemas.openxmlformats.org/drawingml/2006/wordprocessingDrawing" xmlns:w10="urn:schemas-microsoft-com:office:word" xmlns:w="http://schemas.openxmlformats.org/wordprocessingml/2006/main" xmlns:w14="http://schemas.microsoft.com/office/word/2010/wordml" xmlns:w15="http://schemas.microsoft.com/office/word/2012/wordml" xmlns:w16cex="http://schemas.microsoft.com/office/word/2018/wordml/cex" xmlns:w16cid="http://schemas.microsoft.com/office/word/2016/wordml/cid" xmlns:w16="http://schemas.microsoft.com/office/word/2018/wordml" xmlns:w16du="http://schemas.microsoft.com/office/word/2023/wordml/word16du" xmlns:w16sdtdh="http://schemas.microsoft.com/office/word/2020/wordml/sdtdatahash" xmlns:w16sdtfl="http://schemas.microsoft.com/office/word/2024/wordml/sdtformatlock" xmlns:w16se="http://schemas.microsoft.com/office/word/2015/wordml/symex" xmlns:wpg="http://schemas.microsoft.com/office/word/2010/wordprocessingGroup" xmlns:wpi="http://schemas.microsoft.com/office/word/2010/wordprocessingInk" xmlns:wne="http://schemas.microsoft.com/office/word/2006/wordml" xmlns:wps="http://schemas.microsoft.com/office/word/2010/wordprocessingShape" mc:Ignorable="w14 w15 w16se w16cid w16 w16cex w16sdtdh w16sdtfl w16du wp14">
   <w:footnote w:type="separator" w:id="-1">
     <w:p>
       <w:pPr>
@@ -13505,7 +17941,7 @@
 </file>
 
 <file path=word/header1.xml><?xml version="1.0" encoding="utf-8"?>
-<w:hdr xmlns:wpc="http://schemas.microsoft.com/office/word/2010/wordprocessingCanvas" xmlns:cx="http://schemas.microsoft.com/office/drawing/2014/chartex" xmlns:cx1="http://schemas.microsoft.com/office/drawing/2015/9/8/chartex" xmlns:cx2="http://schemas.microsoft.com/office/drawing/2015/10/21/chartex" xmlns:cx3="http://schemas.microsoft.com/office/drawing/2016/5/9/chartex" xmlns:cx4="http://schemas.microsoft.com/office/drawing/2016/5/10/chartex" xmlns:cx5="http://schemas.microsoft.com/office/drawing/2016/5/11/chartex" xmlns:cx6="http://schemas.microsoft.com/office/drawing/2016/5/12/chartex" xmlns:cx7="http://schemas.microsoft.com/office/drawing/2016/5/13/chartex" xmlns:cx8="http://schemas.microsoft.com/office/drawing/2016/5/14/chartex" xmlns:mc="http://schemas.openxmlformats.org/markup-compatibility/2006" xmlns:aink="http://schemas.microsoft.com/office/drawing/2016/ink" xmlns:am3d="http://schemas.microsoft.com/office/drawing/2017/model3d" xmlns:o="urn:schemas-microsoft-com:office:office" xmlns:oel="http://schemas.microsoft.com/office/2019/extlst" xmlns:r="http://schemas.openxmlformats.org/officeDocument/2006/relationships" xmlns:m="http://schemas.openxmlformats.org/officeDocument/2006/math" xmlns:v="urn:schemas-microsoft-com:vml" xmlns:wp14="http://schemas.microsoft.com/office/word/2010/wordprocessingDrawing" xmlns:wp="http://schemas.openxmlformats.org/drawingml/2006/wordprocessingDrawing" xmlns:w10="urn:schemas-microsoft-com:office:word" xmlns:w="http://schemas.openxmlformats.org/wordprocessingml/2006/main" xmlns:w14="http://schemas.microsoft.com/office/word/2010/wordml" xmlns:w15="http://schemas.microsoft.com/office/word/2012/wordml" xmlns:w16cei="http://schemas.microsoft.com/office/word/2026/wordml/cei" xmlns:w16cex="http://schemas.microsoft.com/office/word/2018/wordml/cex" xmlns:w16cid="http://schemas.microsoft.com/office/word/2016/wordml/cid" xmlns:w16="http://schemas.microsoft.com/office/word/2018/wordml" xmlns:w16du="http://schemas.microsoft.com/office/word/2023/wordml/word16du" xmlns:w16sdtdh="http://schemas.microsoft.com/office/word/2020/wordml/sdtdatahash" xmlns:w16sdtfl="http://schemas.microsoft.com/office/word/2024/wordml/sdtformatlock" xmlns:w16se="http://schemas.microsoft.com/office/word/2015/wordml/symex" xmlns:wpg="http://schemas.microsoft.com/office/word/2010/wordprocessingGroup" xmlns:wpi="http://schemas.microsoft.com/office/word/2010/wordprocessingInk" xmlns:wne="http://schemas.microsoft.com/office/word/2006/wordml" xmlns:wps="http://schemas.microsoft.com/office/word/2010/wordprocessingShape" mc:Ignorable="w14 w15 w16se w16cid w16 w16cex w16sdtdh w16sdtfl w16du wp14">
+<w:hdr xmlns:wpc="http://schemas.microsoft.com/office/word/2010/wordprocessingCanvas" xmlns:cx="http://schemas.microsoft.com/office/drawing/2014/chartex" xmlns:cx1="http://schemas.microsoft.com/office/drawing/2015/9/8/chartex" xmlns:cx2="http://schemas.microsoft.com/office/drawing/2015/10/21/chartex" xmlns:cx3="http://schemas.microsoft.com/office/drawing/2016/5/9/chartex" xmlns:cx4="http://schemas.microsoft.com/office/drawing/2016/5/10/chartex" xmlns:cx5="http://schemas.microsoft.com/office/drawing/2016/5/11/chartex" xmlns:cx6="http://schemas.microsoft.com/office/drawing/2016/5/12/chartex" xmlns:cx7="http://schemas.microsoft.com/office/drawing/2016/5/13/chartex" xmlns:cx8="http://schemas.microsoft.com/office/drawing/2016/5/14/chartex" xmlns:mc="http://schemas.openxmlformats.org/markup-compatibility/2006" xmlns:aink="http://schemas.microsoft.com/office/drawing/2016/ink" xmlns:am3d="http://schemas.microsoft.com/office/drawing/2017/model3d" xmlns:o="urn:schemas-microsoft-com:office:office" xmlns:oel="http://schemas.microsoft.com/office/2019/extlst" xmlns:r="http://schemas.openxmlformats.org/officeDocument/2006/relationships" xmlns:m="http://schemas.openxmlformats.org/officeDocument/2006/math" xmlns:v="urn:schemas-microsoft-com:vml" xmlns:wp14="http://schemas.microsoft.com/office/word/2010/wordprocessingDrawing" xmlns:wp="http://schemas.openxmlformats.org/drawingml/2006/wordprocessingDrawing" xmlns:w10="urn:schemas-microsoft-com:office:word" xmlns:w="http://schemas.openxmlformats.org/wordprocessingml/2006/main" xmlns:w14="http://schemas.microsoft.com/office/word/2010/wordml" xmlns:w15="http://schemas.microsoft.com/office/word/2012/wordml" xmlns:w16cex="http://schemas.microsoft.com/office/word/2018/wordml/cex" xmlns:w16cid="http://schemas.microsoft.com/office/word/2016/wordml/cid" xmlns:w16="http://schemas.microsoft.com/office/word/2018/wordml" xmlns:w16du="http://schemas.microsoft.com/office/word/2023/wordml/word16du" xmlns:w16sdtdh="http://schemas.microsoft.com/office/word/2020/wordml/sdtdatahash" xmlns:w16sdtfl="http://schemas.microsoft.com/office/word/2024/wordml/sdtformatlock" xmlns:w16se="http://schemas.microsoft.com/office/word/2015/wordml/symex" xmlns:wpg="http://schemas.microsoft.com/office/word/2010/wordprocessingGroup" xmlns:wpi="http://schemas.microsoft.com/office/word/2010/wordprocessingInk" xmlns:wne="http://schemas.microsoft.com/office/word/2006/wordml" xmlns:wps="http://schemas.microsoft.com/office/word/2010/wordprocessingShape" mc:Ignorable="w14 w15 w16se w16cid w16 w16cex w16sdtdh w16sdtfl w16du wp14">
   <w:p>
     <w:pPr>
       <w:pStyle w:val="Header"/>
@@ -13515,7 +17951,7 @@
 </file>
 
 <file path=word/header2.xml><?xml version="1.0" encoding="utf-8"?>
-<w:hdr xmlns:wpc="http://schemas.microsoft.com/office/word/2010/wordprocessingCanvas" xmlns:cx="http://schemas.microsoft.com/office/drawing/2014/chartex" xmlns:cx1="http://schemas.microsoft.com/office/drawing/2015/9/8/chartex" xmlns:cx2="http://schemas.microsoft.com/office/drawing/2015/10/21/chartex" xmlns:cx3="http://schemas.microsoft.com/office/drawing/2016/5/9/chartex" xmlns:cx4="http://schemas.microsoft.com/office/drawing/2016/5/10/chartex" xmlns:cx5="http://schemas.microsoft.com/office/drawing/2016/5/11/chartex" xmlns:cx6="http://schemas.microsoft.com/office/drawing/2016/5/12/chartex" xmlns:cx7="http://schemas.microsoft.com/office/drawing/2016/5/13/chartex" xmlns:cx8="http://schemas.microsoft.com/office/drawing/2016/5/14/chartex" xmlns:mc="http://schemas.openxmlformats.org/markup-compatibility/2006" xmlns:aink="http://schemas.microsoft.com/office/drawing/2016/ink" xmlns:am3d="http://schemas.microsoft.com/office/drawing/2017/model3d" xmlns:o="urn:schemas-microsoft-com:office:office" xmlns:oel="http://schemas.microsoft.com/office/2019/extlst" xmlns:r="http://schemas.openxmlformats.org/officeDocument/2006/relationships" xmlns:m="http://schemas.openxmlformats.org/officeDocument/2006/math" xmlns:v="urn:schemas-microsoft-com:vml" xmlns:wp14="http://schemas.microsoft.com/office/word/2010/wordprocessingDrawing" xmlns:wp="http://schemas.openxmlformats.org/drawingml/2006/wordprocessingDrawing" xmlns:w10="urn:schemas-microsoft-com:office:word" xmlns:w="http://schemas.openxmlformats.org/wordprocessingml/2006/main" xmlns:w14="http://schemas.microsoft.com/office/word/2010/wordml" xmlns:w15="http://schemas.microsoft.com/office/word/2012/wordml" xmlns:w16cei="http://schemas.microsoft.com/office/word/2026/wordml/cei" xmlns:w16cex="http://schemas.microsoft.com/office/word/2018/wordml/cex" xmlns:w16cid="http://schemas.microsoft.com/office/word/2016/wordml/cid" xmlns:w16="http://schemas.microsoft.com/office/word/2018/wordml" xmlns:w16du="http://schemas.microsoft.com/office/word/2023/wordml/word16du" xmlns:w16sdtdh="http://schemas.microsoft.com/office/word/2020/wordml/sdtdatahash" xmlns:w16sdtfl="http://schemas.microsoft.com/office/word/2024/wordml/sdtformatlock" xmlns:w16se="http://schemas.microsoft.com/office/word/2015/wordml/symex" xmlns:wpg="http://schemas.microsoft.com/office/word/2010/wordprocessingGroup" xmlns:wpi="http://schemas.microsoft.com/office/word/2010/wordprocessingInk" xmlns:wne="http://schemas.microsoft.com/office/word/2006/wordml" xmlns:wps="http://schemas.microsoft.com/office/word/2010/wordprocessingShape" mc:Ignorable="w14 w15 w16se w16cid w16 w16cex w16sdtdh w16sdtfl w16du wp14">
+<w:hdr xmlns:wpc="http://schemas.microsoft.com/office/word/2010/wordprocessingCanvas" xmlns:cx="http://schemas.microsoft.com/office/drawing/2014/chartex" xmlns:cx1="http://schemas.microsoft.com/office/drawing/2015/9/8/chartex" xmlns:cx2="http://schemas.microsoft.com/office/drawing/2015/10/21/chartex" xmlns:cx3="http://schemas.microsoft.com/office/drawing/2016/5/9/chartex" xmlns:cx4="http://schemas.microsoft.com/office/drawing/2016/5/10/chartex" xmlns:cx5="http://schemas.microsoft.com/office/drawing/2016/5/11/chartex" xmlns:cx6="http://schemas.microsoft.com/office/drawing/2016/5/12/chartex" xmlns:cx7="http://schemas.microsoft.com/office/drawing/2016/5/13/chartex" xmlns:cx8="http://schemas.microsoft.com/office/drawing/2016/5/14/chartex" xmlns:mc="http://schemas.openxmlformats.org/markup-compatibility/2006" xmlns:aink="http://schemas.microsoft.com/office/drawing/2016/ink" xmlns:am3d="http://schemas.microsoft.com/office/drawing/2017/model3d" xmlns:o="urn:schemas-microsoft-com:office:office" xmlns:oel="http://schemas.microsoft.com/office/2019/extlst" xmlns:r="http://schemas.openxmlformats.org/officeDocument/2006/relationships" xmlns:m="http://schemas.openxmlformats.org/officeDocument/2006/math" xmlns:v="urn:schemas-microsoft-com:vml" xmlns:wp14="http://schemas.microsoft.com/office/word/2010/wordprocessingDrawing" xmlns:wp="http://schemas.openxmlformats.org/drawingml/2006/wordprocessingDrawing" xmlns:w10="urn:schemas-microsoft-com:office:word" xmlns:w="http://schemas.openxmlformats.org/wordprocessingml/2006/main" xmlns:w14="http://schemas.microsoft.com/office/word/2010/wordml" xmlns:w15="http://schemas.microsoft.com/office/word/2012/wordml" xmlns:w16cex="http://schemas.microsoft.com/office/word/2018/wordml/cex" xmlns:w16cid="http://schemas.microsoft.com/office/word/2016/wordml/cid" xmlns:w16="http://schemas.microsoft.com/office/word/2018/wordml" xmlns:w16du="http://schemas.microsoft.com/office/word/2023/wordml/word16du" xmlns:w16sdtdh="http://schemas.microsoft.com/office/word/2020/wordml/sdtdatahash" xmlns:w16sdtfl="http://schemas.microsoft.com/office/word/2024/wordml/sdtformatlock" xmlns:w16se="http://schemas.microsoft.com/office/word/2015/wordml/symex" xmlns:wpg="http://schemas.microsoft.com/office/word/2010/wordprocessingGroup" xmlns:wpi="http://schemas.microsoft.com/office/word/2010/wordprocessingInk" xmlns:wne="http://schemas.microsoft.com/office/word/2006/wordml" xmlns:wps="http://schemas.microsoft.com/office/word/2010/wordprocessingShape" mc:Ignorable="w14 w15 w16se w16cid w16 w16cex w16sdtdh w16sdtfl w16du wp14">
   <w:p>
     <w:pPr>
       <w:pStyle w:val="Header"/>
@@ -13525,7 +17961,7 @@
 </file>
 
 <file path=word/header3.xml><?xml version="1.0" encoding="utf-8"?>
-<w:hdr xmlns:wpc="http://schemas.microsoft.com/office/word/2010/wordprocessingCanvas" xmlns:cx="http://schemas.microsoft.com/office/drawing/2014/chartex" xmlns:cx1="http://schemas.microsoft.com/office/drawing/2015/9/8/chartex" xmlns:cx2="http://schemas.microsoft.com/office/drawing/2015/10/21/chartex" xmlns:cx3="http://schemas.microsoft.com/office/drawing/2016/5/9/chartex" xmlns:cx4="http://schemas.microsoft.com/office/drawing/2016/5/10/chartex" xmlns:cx5="http://schemas.microsoft.com/office/drawing/2016/5/11/chartex" xmlns:cx6="http://schemas.microsoft.com/office/drawing/2016/5/12/chartex" xmlns:cx7="http://schemas.microsoft.com/office/drawing/2016/5/13/chartex" xmlns:cx8="http://schemas.microsoft.com/office/drawing/2016/5/14/chartex" xmlns:mc="http://schemas.openxmlformats.org/markup-compatibility/2006" xmlns:aink="http://schemas.microsoft.com/office/drawing/2016/ink" xmlns:am3d="http://schemas.microsoft.com/office/drawing/2017/model3d" xmlns:o="urn:schemas-microsoft-com:office:office" xmlns:oel="http://schemas.microsoft.com/office/2019/extlst" xmlns:r="http://schemas.openxmlformats.org/officeDocument/2006/relationships" xmlns:m="http://schemas.openxmlformats.org/officeDocument/2006/math" xmlns:v="urn:schemas-microsoft-com:vml" xmlns:wp14="http://schemas.microsoft.com/office/word/2010/wordprocessingDrawing" xmlns:wp="http://schemas.openxmlformats.org/drawingml/2006/wordprocessingDrawing" xmlns:w10="urn:schemas-microsoft-com:office:word" xmlns:w="http://schemas.openxmlformats.org/wordprocessingml/2006/main" xmlns:w14="http://schemas.microsoft.com/office/word/2010/wordml" xmlns:w15="http://schemas.microsoft.com/office/word/2012/wordml" xmlns:w16cei="http://schemas.microsoft.com/office/word/2026/wordml/cei" xmlns:w16cex="http://schemas.microsoft.com/office/word/2018/wordml/cex" xmlns:w16cid="http://schemas.microsoft.com/office/word/2016/wordml/cid" xmlns:w16="http://schemas.microsoft.com/office/word/2018/wordml" xmlns:w16du="http://schemas.microsoft.com/office/word/2023/wordml/word16du" xmlns:w16sdtdh="http://schemas.microsoft.com/office/word/2020/wordml/sdtdatahash" xmlns:w16sdtfl="http://schemas.microsoft.com/office/word/2024/wordml/sdtformatlock" xmlns:w16se="http://schemas.microsoft.com/office/word/2015/wordml/symex" xmlns:wpg="http://schemas.microsoft.com/office/word/2010/wordprocessingGroup" xmlns:wpi="http://schemas.microsoft.com/office/word/2010/wordprocessingInk" xmlns:wne="http://schemas.microsoft.com/office/word/2006/wordml" xmlns:wps="http://schemas.microsoft.com/office/word/2010/wordprocessingShape" mc:Ignorable="w14 w15 w16se w16cid w16 w16cex w16sdtdh w16sdtfl w16du wp14">
+<w:hdr xmlns:wpc="http://schemas.microsoft.com/office/word/2010/wordprocessingCanvas" xmlns:cx="http://schemas.microsoft.com/office/drawing/2014/chartex" xmlns:cx1="http://schemas.microsoft.com/office/drawing/2015/9/8/chartex" xmlns:cx2="http://schemas.microsoft.com/office/drawing/2015/10/21/chartex" xmlns:cx3="http://schemas.microsoft.com/office/drawing/2016/5/9/chartex" xmlns:cx4="http://schemas.microsoft.com/office/drawing/2016/5/10/chartex" xmlns:cx5="http://schemas.microsoft.com/office/drawing/2016/5/11/chartex" xmlns:cx6="http://schemas.microsoft.com/office/drawing/2016/5/12/chartex" xmlns:cx7="http://schemas.microsoft.com/office/drawing/2016/5/13/chartex" xmlns:cx8="http://schemas.microsoft.com/office/drawing/2016/5/14/chartex" xmlns:mc="http://schemas.openxmlformats.org/markup-compatibility/2006" xmlns:aink="http://schemas.microsoft.com/office/drawing/2016/ink" xmlns:am3d="http://schemas.microsoft.com/office/drawing/2017/model3d" xmlns:o="urn:schemas-microsoft-com:office:office" xmlns:oel="http://schemas.microsoft.com/office/2019/extlst" xmlns:r="http://schemas.openxmlformats.org/officeDocument/2006/relationships" xmlns:m="http://schemas.openxmlformats.org/officeDocument/2006/math" xmlns:v="urn:schemas-microsoft-com:vml" xmlns:wp14="http://schemas.microsoft.com/office/word/2010/wordprocessingDrawing" xmlns:wp="http://schemas.openxmlformats.org/drawingml/2006/wordprocessingDrawing" xmlns:w10="urn:schemas-microsoft-com:office:word" xmlns:w="http://schemas.openxmlformats.org/wordprocessingml/2006/main" xmlns:w14="http://schemas.microsoft.com/office/word/2010/wordml" xmlns:w15="http://schemas.microsoft.com/office/word/2012/wordml" xmlns:w16cex="http://schemas.microsoft.com/office/word/2018/wordml/cex" xmlns:w16cid="http://schemas.microsoft.com/office/word/2016/wordml/cid" xmlns:w16="http://schemas.microsoft.com/office/word/2018/wordml" xmlns:w16du="http://schemas.microsoft.com/office/word/2023/wordml/word16du" xmlns:w16sdtdh="http://schemas.microsoft.com/office/word/2020/wordml/sdtdatahash" xmlns:w16sdtfl="http://schemas.microsoft.com/office/word/2024/wordml/sdtformatlock" xmlns:w16se="http://schemas.microsoft.com/office/word/2015/wordml/symex" xmlns:wpg="http://schemas.microsoft.com/office/word/2010/wordprocessingGroup" xmlns:wpi="http://schemas.microsoft.com/office/word/2010/wordprocessingInk" xmlns:wne="http://schemas.microsoft.com/office/word/2006/wordml" xmlns:wps="http://schemas.microsoft.com/office/word/2010/wordprocessingShape" mc:Ignorable="w14 w15 w16se w16cid w16 w16cex w16sdtdh w16sdtfl w16du wp14">
   <w:p>
     <w:pPr>
       <w:pStyle w:val="Header"/>
@@ -13535,7 +17971,7 @@
 </file>
 
 <file path=word/numbering.xml><?xml version="1.0" encoding="utf-8"?>
-<w:numbering xmlns:wpc="http://schemas.microsoft.com/office/word/2010/wordprocessingCanvas" xmlns:cx="http://schemas.microsoft.com/office/drawing/2014/chartex" xmlns:cx1="http://schemas.microsoft.com/office/drawing/2015/9/8/chartex" xmlns:cx2="http://schemas.microsoft.com/office/drawing/2015/10/21/chartex" xmlns:cx3="http://schemas.microsoft.com/office/drawing/2016/5/9/chartex" xmlns:cx4="http://schemas.microsoft.com/office/drawing/2016/5/10/chartex" xmlns:cx5="http://schemas.microsoft.com/office/drawing/2016/5/11/chartex" xmlns:cx6="http://schemas.microsoft.com/office/drawing/2016/5/12/chartex" xmlns:cx7="http://schemas.microsoft.com/office/drawing/2016/5/13/chartex" xmlns:cx8="http://schemas.microsoft.com/office/drawing/2016/5/14/chartex" xmlns:mc="http://schemas.openxmlformats.org/markup-compatibility/2006" xmlns:aink="http://schemas.microsoft.com/office/drawing/2016/ink" xmlns:am3d="http://schemas.microsoft.com/office/drawing/2017/model3d" xmlns:o="urn:schemas-microsoft-com:office:office" xmlns:oel="http://schemas.microsoft.com/office/2019/extlst" xmlns:r="http://schemas.openxmlformats.org/officeDocument/2006/relationships" xmlns:m="http://schemas.openxmlformats.org/officeDocument/2006/math" xmlns:v="urn:schemas-microsoft-com:vml" xmlns:wp14="http://schemas.microsoft.com/office/word/2010/wordprocessingDrawing" xmlns:wp="http://schemas.openxmlformats.org/drawingml/2006/wordprocessingDrawing" xmlns:w10="urn:schemas-microsoft-com:office:word" xmlns:w="http://schemas.openxmlformats.org/wordprocessingml/2006/main" xmlns:w14="http://schemas.microsoft.com/office/word/2010/wordml" xmlns:w15="http://schemas.microsoft.com/office/word/2012/wordml" xmlns:w16cei="http://schemas.microsoft.com/office/word/2026/wordml/cei" xmlns:w16cex="http://schemas.microsoft.com/office/word/2018/wordml/cex" xmlns:w16cid="http://schemas.microsoft.com/office/word/2016/wordml/cid" xmlns:w16="http://schemas.microsoft.com/office/word/2018/wordml" xmlns:w16du="http://schemas.microsoft.com/office/word/2023/wordml/word16du" xmlns:w16sdtdh="http://schemas.microsoft.com/office/word/2020/wordml/sdtdatahash" xmlns:w16sdtfl="http://schemas.microsoft.com/office/word/2024/wordml/sdtformatlock" xmlns:w16se="http://schemas.microsoft.com/office/word/2015/wordml/symex" xmlns:wpg="http://schemas.microsoft.com/office/word/2010/wordprocessingGroup" xmlns:wpi="http://schemas.microsoft.com/office/word/2010/wordprocessingInk" xmlns:wne="http://schemas.microsoft.com/office/word/2006/wordml" xmlns:wps="http://schemas.microsoft.com/office/word/2010/wordprocessingShape" mc:Ignorable="w14 w15 w16se w16cid w16 w16cex w16sdtdh w16sdtfl w16du wp14">
+<w:numbering xmlns:wpc="http://schemas.microsoft.com/office/word/2010/wordprocessingCanvas" xmlns:cx="http://schemas.microsoft.com/office/drawing/2014/chartex" xmlns:cx1="http://schemas.microsoft.com/office/drawing/2015/9/8/chartex" xmlns:cx2="http://schemas.microsoft.com/office/drawing/2015/10/21/chartex" xmlns:cx3="http://schemas.microsoft.com/office/drawing/2016/5/9/chartex" xmlns:cx4="http://schemas.microsoft.com/office/drawing/2016/5/10/chartex" xmlns:cx5="http://schemas.microsoft.com/office/drawing/2016/5/11/chartex" xmlns:cx6="http://schemas.microsoft.com/office/drawing/2016/5/12/chartex" xmlns:cx7="http://schemas.microsoft.com/office/drawing/2016/5/13/chartex" xmlns:cx8="http://schemas.microsoft.com/office/drawing/2016/5/14/chartex" xmlns:mc="http://schemas.openxmlformats.org/markup-compatibility/2006" xmlns:aink="http://schemas.microsoft.com/office/drawing/2016/ink" xmlns:am3d="http://schemas.microsoft.com/office/drawing/2017/model3d" xmlns:o="urn:schemas-microsoft-com:office:office" xmlns:oel="http://schemas.microsoft.com/office/2019/extlst" xmlns:r="http://schemas.openxmlformats.org/officeDocument/2006/relationships" xmlns:m="http://schemas.openxmlformats.org/officeDocument/2006/math" xmlns:v="urn:schemas-microsoft-com:vml" xmlns:wp14="http://schemas.microsoft.com/office/word/2010/wordprocessingDrawing" xmlns:wp="http://schemas.openxmlformats.org/drawingml/2006/wordprocessingDrawing" xmlns:w10="urn:schemas-microsoft-com:office:word" xmlns:w="http://schemas.openxmlformats.org/wordprocessingml/2006/main" xmlns:w14="http://schemas.microsoft.com/office/word/2010/wordml" xmlns:w15="http://schemas.microsoft.com/office/word/2012/wordml" xmlns:w16cex="http://schemas.microsoft.com/office/word/2018/wordml/cex" xmlns:w16cid="http://schemas.microsoft.com/office/word/2016/wordml/cid" xmlns:w16="http://schemas.microsoft.com/office/word/2018/wordml" xmlns:w16du="http://schemas.microsoft.com/office/word/2023/wordml/word16du" xmlns:w16sdtdh="http://schemas.microsoft.com/office/word/2020/wordml/sdtdatahash" xmlns:w16sdtfl="http://schemas.microsoft.com/office/word/2024/wordml/sdtformatlock" xmlns:w16se="http://schemas.microsoft.com/office/word/2015/wordml/symex" xmlns:wpg="http://schemas.microsoft.com/office/word/2010/wordprocessingGroup" xmlns:wpi="http://schemas.microsoft.com/office/word/2010/wordprocessingInk" xmlns:wne="http://schemas.microsoft.com/office/word/2006/wordml" xmlns:wps="http://schemas.microsoft.com/office/word/2010/wordprocessingShape" mc:Ignorable="w14 w15 w16se w16cid w16 w16cex w16sdtdh w16sdtfl w16du wp14">
   <w:abstractNum w:abstractNumId="0" w15:restartNumberingAfterBreak="0">
     <w:nsid w:val="2B884E22"/>
     <w:multiLevelType w:val="hybridMultilevel"/>
@@ -13622,8 +18058,160 @@
       </w:pPr>
     </w:lvl>
   </w:abstractNum>
+  <w:abstractNum w:abstractNumId="1" w15:restartNumberingAfterBreak="0">
+    <w:nsid w:val="64C828AD"/>
+    <w:multiLevelType w:val="multilevel"/>
+    <w:tmpl w:val="540A8AF0"/>
+    <w:lvl w:ilvl="0">
+      <w:start w:val="1"/>
+      <w:numFmt w:val="bullet"/>
+      <w:lvlText w:val=""/>
+      <w:lvlJc w:val="left"/>
+      <w:pPr>
+        <w:tabs>
+          <w:tab w:val="num" w:pos="720"/>
+        </w:tabs>
+        <w:ind w:left="720" w:hanging="360"/>
+      </w:pPr>
+      <w:rPr>
+        <w:rFonts w:ascii="Symbol" w:hAnsi="Symbol" w:hint="default"/>
+        <w:sz w:val="20"/>
+      </w:rPr>
+    </w:lvl>
+    <w:lvl w:ilvl="1" w:tentative="1">
+      <w:start w:val="1"/>
+      <w:numFmt w:val="bullet"/>
+      <w:lvlText w:val="o"/>
+      <w:lvlJc w:val="left"/>
+      <w:pPr>
+        <w:tabs>
+          <w:tab w:val="num" w:pos="1440"/>
+        </w:tabs>
+        <w:ind w:left="1440" w:hanging="360"/>
+      </w:pPr>
+      <w:rPr>
+        <w:rFonts w:ascii="Courier New" w:hAnsi="Courier New" w:hint="default"/>
+        <w:sz w:val="20"/>
+      </w:rPr>
+    </w:lvl>
+    <w:lvl w:ilvl="2" w:tentative="1">
+      <w:start w:val="1"/>
+      <w:numFmt w:val="bullet"/>
+      <w:lvlText w:val=""/>
+      <w:lvlJc w:val="left"/>
+      <w:pPr>
+        <w:tabs>
+          <w:tab w:val="num" w:pos="2160"/>
+        </w:tabs>
+        <w:ind w:left="2160" w:hanging="360"/>
+      </w:pPr>
+      <w:rPr>
+        <w:rFonts w:ascii="Wingdings" w:hAnsi="Wingdings" w:hint="default"/>
+        <w:sz w:val="20"/>
+      </w:rPr>
+    </w:lvl>
+    <w:lvl w:ilvl="3" w:tentative="1">
+      <w:start w:val="1"/>
+      <w:numFmt w:val="bullet"/>
+      <w:lvlText w:val=""/>
+      <w:lvlJc w:val="left"/>
+      <w:pPr>
+        <w:tabs>
+          <w:tab w:val="num" w:pos="2880"/>
+        </w:tabs>
+        <w:ind w:left="2880" w:hanging="360"/>
+      </w:pPr>
+      <w:rPr>
+        <w:rFonts w:ascii="Wingdings" w:hAnsi="Wingdings" w:hint="default"/>
+        <w:sz w:val="20"/>
+      </w:rPr>
+    </w:lvl>
+    <w:lvl w:ilvl="4" w:tentative="1">
+      <w:start w:val="1"/>
+      <w:numFmt w:val="bullet"/>
+      <w:lvlText w:val=""/>
+      <w:lvlJc w:val="left"/>
+      <w:pPr>
+        <w:tabs>
+          <w:tab w:val="num" w:pos="3600"/>
+        </w:tabs>
+        <w:ind w:left="3600" w:hanging="360"/>
+      </w:pPr>
+      <w:rPr>
+        <w:rFonts w:ascii="Wingdings" w:hAnsi="Wingdings" w:hint="default"/>
+        <w:sz w:val="20"/>
+      </w:rPr>
+    </w:lvl>
+    <w:lvl w:ilvl="5" w:tentative="1">
+      <w:start w:val="1"/>
+      <w:numFmt w:val="bullet"/>
+      <w:lvlText w:val=""/>
+      <w:lvlJc w:val="left"/>
+      <w:pPr>
+        <w:tabs>
+          <w:tab w:val="num" w:pos="4320"/>
+        </w:tabs>
+        <w:ind w:left="4320" w:hanging="360"/>
+      </w:pPr>
+      <w:rPr>
+        <w:rFonts w:ascii="Wingdings" w:hAnsi="Wingdings" w:hint="default"/>
+        <w:sz w:val="20"/>
+      </w:rPr>
+    </w:lvl>
+    <w:lvl w:ilvl="6" w:tentative="1">
+      <w:start w:val="1"/>
+      <w:numFmt w:val="bullet"/>
+      <w:lvlText w:val=""/>
+      <w:lvlJc w:val="left"/>
+      <w:pPr>
+        <w:tabs>
+          <w:tab w:val="num" w:pos="5040"/>
+        </w:tabs>
+        <w:ind w:left="5040" w:hanging="360"/>
+      </w:pPr>
+      <w:rPr>
+        <w:rFonts w:ascii="Wingdings" w:hAnsi="Wingdings" w:hint="default"/>
+        <w:sz w:val="20"/>
+      </w:rPr>
+    </w:lvl>
+    <w:lvl w:ilvl="7" w:tentative="1">
+      <w:start w:val="1"/>
+      <w:numFmt w:val="bullet"/>
+      <w:lvlText w:val=""/>
+      <w:lvlJc w:val="left"/>
+      <w:pPr>
+        <w:tabs>
+          <w:tab w:val="num" w:pos="5760"/>
+        </w:tabs>
+        <w:ind w:left="5760" w:hanging="360"/>
+      </w:pPr>
+      <w:rPr>
+        <w:rFonts w:ascii="Wingdings" w:hAnsi="Wingdings" w:hint="default"/>
+        <w:sz w:val="20"/>
+      </w:rPr>
+    </w:lvl>
+    <w:lvl w:ilvl="8" w:tentative="1">
+      <w:start w:val="1"/>
+      <w:numFmt w:val="bullet"/>
+      <w:lvlText w:val=""/>
+      <w:lvlJc w:val="left"/>
+      <w:pPr>
+        <w:tabs>
+          <w:tab w:val="num" w:pos="6480"/>
+        </w:tabs>
+        <w:ind w:left="6480" w:hanging="360"/>
+      </w:pPr>
+      <w:rPr>
+        <w:rFonts w:ascii="Wingdings" w:hAnsi="Wingdings" w:hint="default"/>
+        <w:sz w:val="20"/>
+      </w:rPr>
+    </w:lvl>
+  </w:abstractNum>
   <w:num w:numId="1" w16cid:durableId="1184126025">
     <w:abstractNumId w:val="0"/>
+  </w:num>
+  <w:num w:numId="2" w16cid:durableId="1022586726">
+    <w:abstractNumId w:val="1"/>
   </w:num>
 </w:numbering>
 </file>
@@ -13802,7 +18390,7 @@
     <w:lsdException w:name="Table Web 2" w:semiHidden="1" w:unhideWhenUsed="1"/>
     <w:lsdException w:name="Table Web 3" w:semiHidden="1" w:unhideWhenUsed="1"/>
     <w:lsdException w:name="Balloon Text" w:semiHidden="1" w:unhideWhenUsed="1"/>
-    <w:lsdException w:name="Table Grid" w:uiPriority="39"/>
+    <w:lsdException w:name="Table Grid" w:uiPriority="59"/>
     <w:lsdException w:name="Table Theme" w:semiHidden="1" w:unhideWhenUsed="1"/>
     <w:lsdException w:name="Placeholder Text" w:semiHidden="1"/>
     <w:lsdException w:name="No Spacing" w:uiPriority="1" w:qFormat="1"/>
@@ -14028,7 +18616,7 @@
   <w:style w:type="paragraph" w:default="1" w:styleId="Normal">
     <w:name w:val="Normal"/>
     <w:qFormat/>
-    <w:rsid w:val="00BB4634"/>
+    <w:rsid w:val="00B10B70"/>
   </w:style>
   <w:style w:type="paragraph" w:styleId="Heading1">
     <w:name w:val="heading 1"/>
@@ -14231,7 +18819,6 @@
   <w:style w:type="character" w:default="1" w:styleId="DefaultParagraphFont">
     <w:name w:val="Default Paragraph Font"/>
     <w:uiPriority w:val="1"/>
-    <w:semiHidden/>
     <w:unhideWhenUsed/>
   </w:style>
   <w:style w:type="table" w:default="1" w:styleId="TableNormal">
@@ -14547,7 +19134,7 @@
   <w:style w:type="table" w:styleId="TableGrid">
     <w:name w:val="Table Grid"/>
     <w:basedOn w:val="TableNormal"/>
-    <w:uiPriority w:val="39"/>
+    <w:uiPriority w:val="59"/>
     <w:rsid w:val="00441E71"/>
     <w:pPr>
       <w:spacing w:after="0" w:line="240" w:lineRule="auto"/>
